--- a/docs/08-spring-boot-backend-architecture.docx
+++ b/docs/08-spring-boot-backend-architecture.docx
@@ -10439,6 +10439,130 @@
       </w:r>
     </w:p>
     <w:p>
+      <w:pPr/>
+      <w:r>
+        <w:t>17. Media Aggregate</w:t>
+      </w:r>
+    </w:p>
+    <w:p>
+      <w:pPr/>
+      <w:r>
+        <w:t>Media metadata is stored separately from physical files.</w:t>
+      </w:r>
+    </w:p>
+    <w:p>
+      <w:pPr/>
+      <w:r>
+        <w:t>Current PHOTO model:</w:t>
+      </w:r>
+    </w:p>
+    <w:p>
+      <w:pPr/>
+      <w:r>
+        <w:t>MediaFile</w:t>
+      </w:r>
+    </w:p>
+    <w:p>
+      <w:pPr/>
+      <w:r>
+        <w:t>id</w:t>
+      </w:r>
+    </w:p>
+    <w:p>
+      <w:pPr/>
+      <w:r>
+        <w:t>memoryId</w:t>
+      </w:r>
+    </w:p>
+    <w:p>
+      <w:pPr/>
+      <w:r>
+        <w:t>type</w:t>
+      </w:r>
+    </w:p>
+    <w:p>
+      <w:pPr/>
+      <w:r>
+        <w:t>displayStorageKey</w:t>
+      </w:r>
+    </w:p>
+    <w:p>
+      <w:pPr/>
+      <w:r>
+        <w:t>displayFileSize</w:t>
+      </w:r>
+    </w:p>
+    <w:p>
+      <w:pPr/>
+      <w:r>
+        <w:t>thumbnailStorageKey</w:t>
+      </w:r>
+    </w:p>
+    <w:p>
+      <w:pPr/>
+      <w:r>
+        <w:t>thumbnailFileSize</w:t>
+      </w:r>
+    </w:p>
+    <w:p>
+      <w:pPr/>
+      <w:r>
+        <w:t>mimeType</w:t>
+      </w:r>
+    </w:p>
+    <w:p>
+      <w:pPr/>
+      <w:r>
+        <w:t>createdAt</w:t>
+      </w:r>
+    </w:p>
+    <w:p>
+      <w:pPr/>
+      <w:r>
+        <w:t>One logical PHOTO has two permanent representations: DISPLAY and THUMBNAIL.</w:t>
+      </w:r>
+    </w:p>
+    <w:p>
+      <w:pPr/>
+      <w:r>
+        <w:t>No permanent ORIGINAL representation is stored in MVP.</w:t>
+      </w:r>
+    </w:p>
+    <w:p>
+      <w:pPr/>
+      <w:r>
+        <w:t>Physical files are stored in private MinIO through StorageService.</w:t>
+      </w:r>
+    </w:p>
+    <w:p>
+      <w:pPr/>
+      <w:r>
+        <w:t>The database stores only metadata. Repositories never upload or download binary content.</w:t>
+      </w:r>
+    </w:p>
+    <w:p>
+      <w:pPr>
+        <w:spacing w:after="0" w:line="240" w:lineRule="auto"/>
+        <w:rPr>
+          <w:rFonts w:ascii="Times New Roman" w:eastAsia="Times New Roman" w:hAnsi="Times New Roman" w:cs="Times New Roman"/>
+          <w:sz w:val="24"/>
+          <w:szCs w:val="24"/>
+          <w:lang w:eastAsia="ru-RU"/>
+        </w:rPr>
+      </w:pPr>
+      <w:r>
+        <w:rPr>
+          <w:rFonts w:ascii="Times New Roman" w:eastAsia="Times New Roman" w:hAnsi="Times New Roman" w:cs="Times New Roman"/>
+          <w:sz w:val="24"/>
+          <w:szCs w:val="24"/>
+          <w:lang w:eastAsia="ru-RU"/>
+        </w:rPr>
+        <w:pict w14:anchorId="06B25C3F">
+          <v:rect id="_x0000_i1155" style="width:0;height:1.5pt" o:hralign="center" o:hrstd="t" o:hr="t" fillcolor="#a0a0a0" stroked="f"/>
+        </w:pict>
+      </w:r>
+    </w:p>
+    <w:p>
       <w:pPr>
         <w:spacing w:before="100" w:beforeAutospacing="1" w:after="100" w:afterAutospacing="1" w:line="240" w:lineRule="auto"/>
         <w:outlineLvl w:val="0"/>
@@ -10462,46 +10586,47 @@
           <w:szCs w:val="48"/>
           <w:lang w:val="en-US" w:eastAsia="ru-RU"/>
         </w:rPr>
-        <w:t>17. Media Aggregate</w:t>
-      </w:r>
-    </w:p>
-    <w:p>
-      <w:pPr>
-        <w:spacing w:before="100" w:beforeAutospacing="1" w:after="100" w:afterAutospacing="1" w:line="240" w:lineRule="auto"/>
-        <w:rPr>
-          <w:rFonts w:ascii="Times New Roman" w:eastAsia="Times New Roman" w:hAnsi="Times New Roman" w:cs="Times New Roman"/>
-          <w:sz w:val="24"/>
-          <w:szCs w:val="24"/>
-          <w:lang w:val="en-US" w:eastAsia="ru-RU"/>
-        </w:rPr>
-      </w:pPr>
-      <w:r>
-        <w:rPr>
-          <w:rFonts w:ascii="Times New Roman" w:eastAsia="Times New Roman" w:hAnsi="Times New Roman" w:cs="Times New Roman"/>
-          <w:sz w:val="24"/>
-          <w:szCs w:val="24"/>
-          <w:lang w:val="en-US" w:eastAsia="ru-RU"/>
-        </w:rPr>
-        <w:t>Media metadata is stored separately from physical files.</w:t>
-      </w:r>
-    </w:p>
-    <w:p>
-      <w:pPr>
-        <w:spacing w:before="100" w:beforeAutospacing="1" w:after="100" w:afterAutospacing="1" w:line="240" w:lineRule="auto"/>
-        <w:rPr>
-          <w:rFonts w:ascii="Times New Roman" w:eastAsia="Times New Roman" w:hAnsi="Times New Roman" w:cs="Times New Roman"/>
-          <w:sz w:val="24"/>
-          <w:szCs w:val="24"/>
-          <w:lang w:val="en-US" w:eastAsia="ru-RU"/>
-        </w:rPr>
-      </w:pPr>
-      <w:r>
-        <w:rPr>
-          <w:rFonts w:ascii="Times New Roman" w:eastAsia="Times New Roman" w:hAnsi="Times New Roman" w:cs="Times New Roman"/>
-          <w:sz w:val="24"/>
-          <w:szCs w:val="24"/>
-          <w:lang w:val="en-US" w:eastAsia="ru-RU"/>
-        </w:rPr>
+        <w:t>18. Invite Aggregate</w:t>
+      </w:r>
+    </w:p>
+    <w:p>
+      <w:pPr>
+        <w:spacing w:before="100" w:beforeAutospacing="1" w:after="100" w:afterAutospacing="1" w:line="240" w:lineRule="auto"/>
+        <w:rPr>
+          <w:rFonts w:ascii="Times New Roman" w:eastAsia="Times New Roman" w:hAnsi="Times New Roman" w:cs="Times New Roman"/>
+          <w:sz w:val="24"/>
+          <w:szCs w:val="24"/>
+          <w:lang w:val="en-US" w:eastAsia="ru-RU"/>
+        </w:rPr>
+      </w:pPr>
+      <w:r>
+        <w:rPr>
+          <w:rFonts w:ascii="Times New Roman" w:eastAsia="Times New Roman" w:hAnsi="Times New Roman" w:cs="Times New Roman"/>
+          <w:sz w:val="24"/>
+          <w:szCs w:val="24"/>
+          <w:lang w:val="en-US" w:eastAsia="ru-RU"/>
+        </w:rPr>
+        <w:t>Invitations are persisted independently from Stories.</w:t>
+      </w:r>
+    </w:p>
+    <w:p>
+      <w:pPr>
+        <w:spacing w:before="100" w:beforeAutospacing="1" w:after="100" w:afterAutospacing="1" w:line="240" w:lineRule="auto"/>
+        <w:rPr>
+          <w:rFonts w:ascii="Times New Roman" w:eastAsia="Times New Roman" w:hAnsi="Times New Roman" w:cs="Times New Roman"/>
+          <w:sz w:val="24"/>
+          <w:szCs w:val="24"/>
+          <w:lang w:val="en-US" w:eastAsia="ru-RU"/>
+        </w:rPr>
+      </w:pPr>
+      <w:r>
+        <w:rPr>
+          <w:rFonts w:ascii="Times New Roman" w:eastAsia="Times New Roman" w:hAnsi="Times New Roman" w:cs="Times New Roman"/>
+          <w:sz w:val="24"/>
+          <w:szCs w:val="24"/>
+          <w:lang w:val="en-US" w:eastAsia="ru-RU"/>
+        </w:rPr>
+        <w:lastRenderedPageBreak/>
         <w:t>Current model:</w:t>
       </w:r>
     </w:p>
@@ -10540,7 +10665,7 @@
           <w:szCs w:val="20"/>
           <w:lang w:val="en-US" w:eastAsia="ru-RU"/>
         </w:rPr>
-        <w:t>MediaFile</w:t>
+        <w:t>Invite</w:t>
       </w:r>
     </w:p>
     <w:p>
@@ -10645,159 +10770,83 @@
           <w:szCs w:val="20"/>
           <w:lang w:val="en-US" w:eastAsia="ru-RU"/>
         </w:rPr>
-        <w:t>memoryId</w:t>
-      </w:r>
-    </w:p>
-    <w:p>
-      <w:pPr>
-        <w:tabs>
-          <w:tab w:val="left" w:pos="916"/>
-          <w:tab w:val="left" w:pos="1832"/>
-          <w:tab w:val="left" w:pos="2748"/>
-          <w:tab w:val="left" w:pos="3664"/>
-          <w:tab w:val="left" w:pos="4580"/>
-          <w:tab w:val="left" w:pos="5496"/>
-          <w:tab w:val="left" w:pos="6412"/>
-          <w:tab w:val="left" w:pos="7328"/>
-          <w:tab w:val="left" w:pos="8244"/>
-          <w:tab w:val="left" w:pos="9160"/>
-          <w:tab w:val="left" w:pos="10076"/>
-          <w:tab w:val="left" w:pos="10992"/>
-          <w:tab w:val="left" w:pos="11908"/>
-          <w:tab w:val="left" w:pos="12824"/>
-          <w:tab w:val="left" w:pos="13740"/>
-          <w:tab w:val="left" w:pos="14656"/>
-        </w:tabs>
-        <w:spacing w:after="0" w:line="240" w:lineRule="auto"/>
-        <w:rPr>
-          <w:rFonts w:ascii="Courier New" w:eastAsia="Times New Roman" w:hAnsi="Courier New" w:cs="Courier New"/>
-          <w:sz w:val="20"/>
-          <w:szCs w:val="20"/>
-          <w:lang w:val="en-US" w:eastAsia="ru-RU"/>
-        </w:rPr>
-      </w:pPr>
-      <w:r>
-        <w:rPr>
-          <w:rFonts w:ascii="Courier New" w:eastAsia="Times New Roman" w:hAnsi="Courier New" w:cs="Courier New"/>
-          <w:sz w:val="20"/>
-          <w:szCs w:val="20"/>
-          <w:lang w:val="en-US" w:eastAsia="ru-RU"/>
-        </w:rPr>
-        <w:t>type</w:t>
-      </w:r>
-    </w:p>
-    <w:p>
-      <w:pPr>
-        <w:tabs>
-          <w:tab w:val="left" w:pos="916"/>
-          <w:tab w:val="left" w:pos="1832"/>
-          <w:tab w:val="left" w:pos="2748"/>
-          <w:tab w:val="left" w:pos="3664"/>
-          <w:tab w:val="left" w:pos="4580"/>
-          <w:tab w:val="left" w:pos="5496"/>
-          <w:tab w:val="left" w:pos="6412"/>
-          <w:tab w:val="left" w:pos="7328"/>
-          <w:tab w:val="left" w:pos="8244"/>
-          <w:tab w:val="left" w:pos="9160"/>
-          <w:tab w:val="left" w:pos="10076"/>
-          <w:tab w:val="left" w:pos="10992"/>
-          <w:tab w:val="left" w:pos="11908"/>
-          <w:tab w:val="left" w:pos="12824"/>
-          <w:tab w:val="left" w:pos="13740"/>
-          <w:tab w:val="left" w:pos="14656"/>
-        </w:tabs>
-        <w:spacing w:after="0" w:line="240" w:lineRule="auto"/>
-        <w:rPr>
-          <w:rFonts w:ascii="Courier New" w:eastAsia="Times New Roman" w:hAnsi="Courier New" w:cs="Courier New"/>
-          <w:sz w:val="20"/>
-          <w:szCs w:val="20"/>
-          <w:lang w:val="en-US" w:eastAsia="ru-RU"/>
-        </w:rPr>
-      </w:pPr>
-      <w:r>
-        <w:rPr>
-          <w:rFonts w:ascii="Courier New" w:eastAsia="Times New Roman" w:hAnsi="Courier New" w:cs="Courier New"/>
-          <w:sz w:val="20"/>
-          <w:szCs w:val="20"/>
-          <w:lang w:val="en-US" w:eastAsia="ru-RU"/>
-        </w:rPr>
-        <w:t>fileSize</w:t>
-      </w:r>
-    </w:p>
-    <w:p>
-      <w:pPr>
-        <w:tabs>
-          <w:tab w:val="left" w:pos="916"/>
-          <w:tab w:val="left" w:pos="1832"/>
-          <w:tab w:val="left" w:pos="2748"/>
-          <w:tab w:val="left" w:pos="3664"/>
-          <w:tab w:val="left" w:pos="4580"/>
-          <w:tab w:val="left" w:pos="5496"/>
-          <w:tab w:val="left" w:pos="6412"/>
-          <w:tab w:val="left" w:pos="7328"/>
-          <w:tab w:val="left" w:pos="8244"/>
-          <w:tab w:val="left" w:pos="9160"/>
-          <w:tab w:val="left" w:pos="10076"/>
-          <w:tab w:val="left" w:pos="10992"/>
-          <w:tab w:val="left" w:pos="11908"/>
-          <w:tab w:val="left" w:pos="12824"/>
-          <w:tab w:val="left" w:pos="13740"/>
-          <w:tab w:val="left" w:pos="14656"/>
-        </w:tabs>
-        <w:spacing w:after="0" w:line="240" w:lineRule="auto"/>
-        <w:rPr>
-          <w:rFonts w:ascii="Courier New" w:eastAsia="Times New Roman" w:hAnsi="Courier New" w:cs="Courier New"/>
-          <w:sz w:val="20"/>
-          <w:szCs w:val="20"/>
-          <w:lang w:val="en-US" w:eastAsia="ru-RU"/>
-        </w:rPr>
-      </w:pPr>
-      <w:r>
-        <w:rPr>
-          <w:rFonts w:ascii="Courier New" w:eastAsia="Times New Roman" w:hAnsi="Courier New" w:cs="Courier New"/>
-          <w:sz w:val="20"/>
-          <w:szCs w:val="20"/>
-          <w:lang w:val="en-US" w:eastAsia="ru-RU"/>
-        </w:rPr>
-        <w:t>mimeType</w:t>
-      </w:r>
-    </w:p>
-    <w:p>
-      <w:pPr>
-        <w:tabs>
-          <w:tab w:val="left" w:pos="916"/>
-          <w:tab w:val="left" w:pos="1832"/>
-          <w:tab w:val="left" w:pos="2748"/>
-          <w:tab w:val="left" w:pos="3664"/>
-          <w:tab w:val="left" w:pos="4580"/>
-          <w:tab w:val="left" w:pos="5496"/>
-          <w:tab w:val="left" w:pos="6412"/>
-          <w:tab w:val="left" w:pos="7328"/>
-          <w:tab w:val="left" w:pos="8244"/>
-          <w:tab w:val="left" w:pos="9160"/>
-          <w:tab w:val="left" w:pos="10076"/>
-          <w:tab w:val="left" w:pos="10992"/>
-          <w:tab w:val="left" w:pos="11908"/>
-          <w:tab w:val="left" w:pos="12824"/>
-          <w:tab w:val="left" w:pos="13740"/>
-          <w:tab w:val="left" w:pos="14656"/>
-        </w:tabs>
-        <w:spacing w:after="0" w:line="240" w:lineRule="auto"/>
-        <w:rPr>
-          <w:rFonts w:ascii="Courier New" w:eastAsia="Times New Roman" w:hAnsi="Courier New" w:cs="Courier New"/>
-          <w:sz w:val="20"/>
-          <w:szCs w:val="20"/>
-          <w:lang w:val="en-US" w:eastAsia="ru-RU"/>
-        </w:rPr>
-      </w:pPr>
-      <w:r>
-        <w:rPr>
-          <w:rFonts w:ascii="Courier New" w:eastAsia="Times New Roman" w:hAnsi="Courier New" w:cs="Courier New"/>
-          <w:sz w:val="20"/>
-          <w:szCs w:val="20"/>
-          <w:lang w:val="en-US" w:eastAsia="ru-RU"/>
-        </w:rPr>
-        <w:t>storageKey</w:t>
+        <w:t>storyId</w:t>
+      </w:r>
+    </w:p>
+    <w:p>
+      <w:pPr>
+        <w:tabs>
+          <w:tab w:val="left" w:pos="916"/>
+          <w:tab w:val="left" w:pos="1832"/>
+          <w:tab w:val="left" w:pos="2748"/>
+          <w:tab w:val="left" w:pos="3664"/>
+          <w:tab w:val="left" w:pos="4580"/>
+          <w:tab w:val="left" w:pos="5496"/>
+          <w:tab w:val="left" w:pos="6412"/>
+          <w:tab w:val="left" w:pos="7328"/>
+          <w:tab w:val="left" w:pos="8244"/>
+          <w:tab w:val="left" w:pos="9160"/>
+          <w:tab w:val="left" w:pos="10076"/>
+          <w:tab w:val="left" w:pos="10992"/>
+          <w:tab w:val="left" w:pos="11908"/>
+          <w:tab w:val="left" w:pos="12824"/>
+          <w:tab w:val="left" w:pos="13740"/>
+          <w:tab w:val="left" w:pos="14656"/>
+        </w:tabs>
+        <w:spacing w:after="0" w:line="240" w:lineRule="auto"/>
+        <w:rPr>
+          <w:rFonts w:ascii="Courier New" w:eastAsia="Times New Roman" w:hAnsi="Courier New" w:cs="Courier New"/>
+          <w:sz w:val="20"/>
+          <w:szCs w:val="20"/>
+          <w:lang w:val="en-US" w:eastAsia="ru-RU"/>
+        </w:rPr>
+      </w:pPr>
+      <w:r>
+        <w:rPr>
+          <w:rFonts w:ascii="Courier New" w:eastAsia="Times New Roman" w:hAnsi="Courier New" w:cs="Courier New"/>
+          <w:sz w:val="20"/>
+          <w:szCs w:val="20"/>
+          <w:lang w:val="en-US" w:eastAsia="ru-RU"/>
+        </w:rPr>
+        <w:t>tokenHash</w:t>
+      </w:r>
+    </w:p>
+    <w:p>
+      <w:pPr>
+        <w:tabs>
+          <w:tab w:val="left" w:pos="916"/>
+          <w:tab w:val="left" w:pos="1832"/>
+          <w:tab w:val="left" w:pos="2748"/>
+          <w:tab w:val="left" w:pos="3664"/>
+          <w:tab w:val="left" w:pos="4580"/>
+          <w:tab w:val="left" w:pos="5496"/>
+          <w:tab w:val="left" w:pos="6412"/>
+          <w:tab w:val="left" w:pos="7328"/>
+          <w:tab w:val="left" w:pos="8244"/>
+          <w:tab w:val="left" w:pos="9160"/>
+          <w:tab w:val="left" w:pos="10076"/>
+          <w:tab w:val="left" w:pos="10992"/>
+          <w:tab w:val="left" w:pos="11908"/>
+          <w:tab w:val="left" w:pos="12824"/>
+          <w:tab w:val="left" w:pos="13740"/>
+          <w:tab w:val="left" w:pos="14656"/>
+        </w:tabs>
+        <w:spacing w:after="0" w:line="240" w:lineRule="auto"/>
+        <w:rPr>
+          <w:rFonts w:ascii="Courier New" w:eastAsia="Times New Roman" w:hAnsi="Courier New" w:cs="Courier New"/>
+          <w:sz w:val="20"/>
+          <w:szCs w:val="20"/>
+          <w:lang w:val="en-US" w:eastAsia="ru-RU"/>
+        </w:rPr>
+      </w:pPr>
+      <w:r>
+        <w:rPr>
+          <w:rFonts w:ascii="Courier New" w:eastAsia="Times New Roman" w:hAnsi="Courier New" w:cs="Courier New"/>
+          <w:sz w:val="20"/>
+          <w:szCs w:val="20"/>
+          <w:lang w:val="en-US" w:eastAsia="ru-RU"/>
+        </w:rPr>
+        <w:t>createdBy</w:t>
       </w:r>
     </w:p>
     <w:p>
@@ -10840,83 +10889,159 @@
     </w:p>
     <w:p>
       <w:pPr>
-        <w:spacing w:before="100" w:beforeAutospacing="1" w:after="100" w:afterAutospacing="1" w:line="240" w:lineRule="auto"/>
-        <w:rPr>
-          <w:rFonts w:ascii="Times New Roman" w:eastAsia="Times New Roman" w:hAnsi="Times New Roman" w:cs="Times New Roman"/>
-          <w:sz w:val="24"/>
-          <w:szCs w:val="24"/>
-          <w:lang w:val="en-US" w:eastAsia="ru-RU"/>
-        </w:rPr>
-      </w:pPr>
-      <w:r>
-        <w:rPr>
-          <w:rFonts w:ascii="Times New Roman" w:eastAsia="Times New Roman" w:hAnsi="Times New Roman" w:cs="Times New Roman"/>
-          <w:sz w:val="24"/>
-          <w:szCs w:val="24"/>
-          <w:lang w:val="en-US" w:eastAsia="ru-RU"/>
-        </w:rPr>
-        <w:t>Physical files are stored in MinIO.</w:t>
-      </w:r>
-    </w:p>
-    <w:p>
-      <w:pPr>
-        <w:spacing w:before="100" w:beforeAutospacing="1" w:after="100" w:afterAutospacing="1" w:line="240" w:lineRule="auto"/>
-        <w:rPr>
-          <w:rFonts w:ascii="Times New Roman" w:eastAsia="Times New Roman" w:hAnsi="Times New Roman" w:cs="Times New Roman"/>
-          <w:sz w:val="24"/>
-          <w:szCs w:val="24"/>
-          <w:lang w:val="en-US" w:eastAsia="ru-RU"/>
-        </w:rPr>
-      </w:pPr>
-      <w:r>
-        <w:rPr>
-          <w:rFonts w:ascii="Times New Roman" w:eastAsia="Times New Roman" w:hAnsi="Times New Roman" w:cs="Times New Roman"/>
-          <w:sz w:val="24"/>
-          <w:szCs w:val="24"/>
-          <w:lang w:val="en-US" w:eastAsia="ru-RU"/>
-        </w:rPr>
-        <w:t>The database stores only metadata.</w:t>
-      </w:r>
-    </w:p>
-    <w:p>
-      <w:pPr>
-        <w:spacing w:before="100" w:beforeAutospacing="1" w:after="100" w:afterAutospacing="1" w:line="240" w:lineRule="auto"/>
-        <w:rPr>
-          <w:rFonts w:ascii="Times New Roman" w:eastAsia="Times New Roman" w:hAnsi="Times New Roman" w:cs="Times New Roman"/>
-          <w:sz w:val="24"/>
-          <w:szCs w:val="24"/>
-          <w:lang w:val="en-US" w:eastAsia="ru-RU"/>
-        </w:rPr>
-      </w:pPr>
-      <w:r>
-        <w:rPr>
-          <w:rFonts w:ascii="Times New Roman" w:eastAsia="Times New Roman" w:hAnsi="Times New Roman" w:cs="Times New Roman"/>
-          <w:sz w:val="24"/>
-          <w:szCs w:val="24"/>
-          <w:lang w:val="en-US" w:eastAsia="ru-RU"/>
-        </w:rPr>
-        <w:t>Repositories never upload or download binary content.</w:t>
-      </w:r>
-    </w:p>
-    <w:p>
-      <w:pPr>
-        <w:spacing w:after="0" w:line="240" w:lineRule="auto"/>
-        <w:rPr>
-          <w:rFonts w:ascii="Times New Roman" w:eastAsia="Times New Roman" w:hAnsi="Times New Roman" w:cs="Times New Roman"/>
-          <w:sz w:val="24"/>
-          <w:szCs w:val="24"/>
-          <w:lang w:eastAsia="ru-RU"/>
-        </w:rPr>
-      </w:pPr>
-      <w:r>
-        <w:rPr>
-          <w:rFonts w:ascii="Times New Roman" w:eastAsia="Times New Roman" w:hAnsi="Times New Roman" w:cs="Times New Roman"/>
-          <w:sz w:val="24"/>
-          <w:szCs w:val="24"/>
-          <w:lang w:eastAsia="ru-RU"/>
-        </w:rPr>
-        <w:pict w14:anchorId="06B25C3F">
-          <v:rect id="_x0000_i1155" style="width:0;height:1.5pt" o:hralign="center" o:hrstd="t" o:hr="t" fillcolor="#a0a0a0" stroked="f"/>
+        <w:tabs>
+          <w:tab w:val="left" w:pos="916"/>
+          <w:tab w:val="left" w:pos="1832"/>
+          <w:tab w:val="left" w:pos="2748"/>
+          <w:tab w:val="left" w:pos="3664"/>
+          <w:tab w:val="left" w:pos="4580"/>
+          <w:tab w:val="left" w:pos="5496"/>
+          <w:tab w:val="left" w:pos="6412"/>
+          <w:tab w:val="left" w:pos="7328"/>
+          <w:tab w:val="left" w:pos="8244"/>
+          <w:tab w:val="left" w:pos="9160"/>
+          <w:tab w:val="left" w:pos="10076"/>
+          <w:tab w:val="left" w:pos="10992"/>
+          <w:tab w:val="left" w:pos="11908"/>
+          <w:tab w:val="left" w:pos="12824"/>
+          <w:tab w:val="left" w:pos="13740"/>
+          <w:tab w:val="left" w:pos="14656"/>
+        </w:tabs>
+        <w:spacing w:after="0" w:line="240" w:lineRule="auto"/>
+        <w:rPr>
+          <w:rFonts w:ascii="Courier New" w:eastAsia="Times New Roman" w:hAnsi="Courier New" w:cs="Courier New"/>
+          <w:sz w:val="20"/>
+          <w:szCs w:val="20"/>
+          <w:lang w:val="en-US" w:eastAsia="ru-RU"/>
+        </w:rPr>
+      </w:pPr>
+      <w:r>
+        <w:rPr>
+          <w:rFonts w:ascii="Courier New" w:eastAsia="Times New Roman" w:hAnsi="Courier New" w:cs="Courier New"/>
+          <w:sz w:val="20"/>
+          <w:szCs w:val="20"/>
+          <w:lang w:val="en-US" w:eastAsia="ru-RU"/>
+        </w:rPr>
+        <w:t>expiresAt</w:t>
+      </w:r>
+    </w:p>
+    <w:p>
+      <w:pPr>
+        <w:tabs>
+          <w:tab w:val="left" w:pos="916"/>
+          <w:tab w:val="left" w:pos="1832"/>
+          <w:tab w:val="left" w:pos="2748"/>
+          <w:tab w:val="left" w:pos="3664"/>
+          <w:tab w:val="left" w:pos="4580"/>
+          <w:tab w:val="left" w:pos="5496"/>
+          <w:tab w:val="left" w:pos="6412"/>
+          <w:tab w:val="left" w:pos="7328"/>
+          <w:tab w:val="left" w:pos="8244"/>
+          <w:tab w:val="left" w:pos="9160"/>
+          <w:tab w:val="left" w:pos="10076"/>
+          <w:tab w:val="left" w:pos="10992"/>
+          <w:tab w:val="left" w:pos="11908"/>
+          <w:tab w:val="left" w:pos="12824"/>
+          <w:tab w:val="left" w:pos="13740"/>
+          <w:tab w:val="left" w:pos="14656"/>
+        </w:tabs>
+        <w:spacing w:after="0" w:line="240" w:lineRule="auto"/>
+        <w:rPr>
+          <w:rFonts w:ascii="Courier New" w:eastAsia="Times New Roman" w:hAnsi="Courier New" w:cs="Courier New"/>
+          <w:sz w:val="20"/>
+          <w:szCs w:val="20"/>
+          <w:lang w:val="en-US" w:eastAsia="ru-RU"/>
+        </w:rPr>
+      </w:pPr>
+      <w:r>
+        <w:rPr>
+          <w:rFonts w:ascii="Courier New" w:eastAsia="Times New Roman" w:hAnsi="Courier New" w:cs="Courier New"/>
+          <w:sz w:val="20"/>
+          <w:szCs w:val="20"/>
+          <w:lang w:val="en-US" w:eastAsia="ru-RU"/>
+        </w:rPr>
+        <w:t>usedAt</w:t>
+      </w:r>
+    </w:p>
+    <w:p>
+      <w:pPr>
+        <w:spacing w:before="100" w:beforeAutospacing="1" w:after="100" w:afterAutospacing="1" w:line="240" w:lineRule="auto"/>
+        <w:rPr>
+          <w:rFonts w:ascii="Times New Roman" w:eastAsia="Times New Roman" w:hAnsi="Times New Roman" w:cs="Times New Roman"/>
+          <w:sz w:val="24"/>
+          <w:szCs w:val="24"/>
+          <w:lang w:val="en-US" w:eastAsia="ru-RU"/>
+        </w:rPr>
+      </w:pPr>
+      <w:r>
+        <w:rPr>
+          <w:rFonts w:ascii="Times New Roman" w:eastAsia="Times New Roman" w:hAnsi="Times New Roman" w:cs="Times New Roman"/>
+          <w:sz w:val="24"/>
+          <w:szCs w:val="24"/>
+          <w:lang w:val="en-US" w:eastAsia="ru-RU"/>
+        </w:rPr>
+        <w:t>Only the hashed token is stored.</w:t>
+      </w:r>
+    </w:p>
+    <w:p>
+      <w:pPr>
+        <w:spacing w:before="100" w:beforeAutospacing="1" w:after="100" w:afterAutospacing="1" w:line="240" w:lineRule="auto"/>
+        <w:rPr>
+          <w:rFonts w:ascii="Times New Roman" w:eastAsia="Times New Roman" w:hAnsi="Times New Roman" w:cs="Times New Roman"/>
+          <w:sz w:val="24"/>
+          <w:szCs w:val="24"/>
+          <w:lang w:val="en-US" w:eastAsia="ru-RU"/>
+        </w:rPr>
+      </w:pPr>
+      <w:r>
+        <w:rPr>
+          <w:rFonts w:ascii="Times New Roman" w:eastAsia="Times New Roman" w:hAnsi="Times New Roman" w:cs="Times New Roman"/>
+          <w:sz w:val="24"/>
+          <w:szCs w:val="24"/>
+          <w:lang w:val="en-US" w:eastAsia="ru-RU"/>
+        </w:rPr>
+        <w:t>Raw invitation tokens exist only during generation and are never persisted.</w:t>
+      </w:r>
+    </w:p>
+    <w:p>
+      <w:pPr>
+        <w:spacing w:before="100" w:beforeAutospacing="1" w:after="100" w:afterAutospacing="1" w:line="240" w:lineRule="auto"/>
+        <w:rPr>
+          <w:rFonts w:ascii="Times New Roman" w:eastAsia="Times New Roman" w:hAnsi="Times New Roman" w:cs="Times New Roman"/>
+          <w:sz w:val="24"/>
+          <w:szCs w:val="24"/>
+          <w:lang w:val="en-US" w:eastAsia="ru-RU"/>
+        </w:rPr>
+      </w:pPr>
+      <w:r>
+        <w:rPr>
+          <w:rFonts w:ascii="Times New Roman" w:eastAsia="Times New Roman" w:hAnsi="Times New Roman" w:cs="Times New Roman"/>
+          <w:sz w:val="24"/>
+          <w:szCs w:val="24"/>
+          <w:lang w:val="en-US" w:eastAsia="ru-RU"/>
+        </w:rPr>
+        <w:t>Invite repositories never generate or hash tokens.</w:t>
+      </w:r>
+    </w:p>
+    <w:p>
+      <w:pPr>
+        <w:spacing w:after="0" w:line="240" w:lineRule="auto"/>
+        <w:rPr>
+          <w:rFonts w:ascii="Times New Roman" w:eastAsia="Times New Roman" w:hAnsi="Times New Roman" w:cs="Times New Roman"/>
+          <w:sz w:val="24"/>
+          <w:szCs w:val="24"/>
+          <w:lang w:eastAsia="ru-RU"/>
+        </w:rPr>
+      </w:pPr>
+      <w:r>
+        <w:rPr>
+          <w:rFonts w:ascii="Times New Roman" w:eastAsia="Times New Roman" w:hAnsi="Times New Roman" w:cs="Times New Roman"/>
+          <w:sz w:val="24"/>
+          <w:szCs w:val="24"/>
+          <w:lang w:eastAsia="ru-RU"/>
+        </w:rPr>
+        <w:pict w14:anchorId="03897E02">
+          <v:rect id="_x0000_i1156" style="width:0;height:1.5pt" o:hralign="center" o:hrstd="t" o:hr="t" fillcolor="#a0a0a0" stroked="f"/>
         </w:pict>
       </w:r>
     </w:p>
@@ -10944,47 +11069,46 @@
           <w:szCs w:val="48"/>
           <w:lang w:val="en-US" w:eastAsia="ru-RU"/>
         </w:rPr>
-        <w:t>18. Invite Aggregate</w:t>
-      </w:r>
-    </w:p>
-    <w:p>
-      <w:pPr>
-        <w:spacing w:before="100" w:beforeAutospacing="1" w:after="100" w:afterAutospacing="1" w:line="240" w:lineRule="auto"/>
-        <w:rPr>
-          <w:rFonts w:ascii="Times New Roman" w:eastAsia="Times New Roman" w:hAnsi="Times New Roman" w:cs="Times New Roman"/>
-          <w:sz w:val="24"/>
-          <w:szCs w:val="24"/>
-          <w:lang w:val="en-US" w:eastAsia="ru-RU"/>
-        </w:rPr>
-      </w:pPr>
-      <w:r>
-        <w:rPr>
-          <w:rFonts w:ascii="Times New Roman" w:eastAsia="Times New Roman" w:hAnsi="Times New Roman" w:cs="Times New Roman"/>
-          <w:sz w:val="24"/>
-          <w:szCs w:val="24"/>
-          <w:lang w:val="en-US" w:eastAsia="ru-RU"/>
-        </w:rPr>
-        <w:t>Invitations are persisted independently from Stories.</w:t>
-      </w:r>
-    </w:p>
-    <w:p>
-      <w:pPr>
-        <w:spacing w:before="100" w:beforeAutospacing="1" w:after="100" w:afterAutospacing="1" w:line="240" w:lineRule="auto"/>
-        <w:rPr>
-          <w:rFonts w:ascii="Times New Roman" w:eastAsia="Times New Roman" w:hAnsi="Times New Roman" w:cs="Times New Roman"/>
-          <w:sz w:val="24"/>
-          <w:szCs w:val="24"/>
-          <w:lang w:val="en-US" w:eastAsia="ru-RU"/>
-        </w:rPr>
-      </w:pPr>
-      <w:r>
-        <w:rPr>
-          <w:rFonts w:ascii="Times New Roman" w:eastAsia="Times New Roman" w:hAnsi="Times New Roman" w:cs="Times New Roman"/>
-          <w:sz w:val="24"/>
-          <w:szCs w:val="24"/>
-          <w:lang w:val="en-US" w:eastAsia="ru-RU"/>
-        </w:rPr>
-        <w:lastRenderedPageBreak/>
+        <w:t>19. Refresh Token Aggregate</w:t>
+      </w:r>
+    </w:p>
+    <w:p>
+      <w:pPr>
+        <w:spacing w:before="100" w:beforeAutospacing="1" w:after="100" w:afterAutospacing="1" w:line="240" w:lineRule="auto"/>
+        <w:rPr>
+          <w:rFonts w:ascii="Times New Roman" w:eastAsia="Times New Roman" w:hAnsi="Times New Roman" w:cs="Times New Roman"/>
+          <w:sz w:val="24"/>
+          <w:szCs w:val="24"/>
+          <w:lang w:val="en-US" w:eastAsia="ru-RU"/>
+        </w:rPr>
+      </w:pPr>
+      <w:r>
+        <w:rPr>
+          <w:rFonts w:ascii="Times New Roman" w:eastAsia="Times New Roman" w:hAnsi="Times New Roman" w:cs="Times New Roman"/>
+          <w:sz w:val="24"/>
+          <w:szCs w:val="24"/>
+          <w:lang w:val="en-US" w:eastAsia="ru-RU"/>
+        </w:rPr>
+        <w:t>Refresh Tokens belong to the Authentication module.</w:t>
+      </w:r>
+    </w:p>
+    <w:p>
+      <w:pPr>
+        <w:spacing w:before="100" w:beforeAutospacing="1" w:after="100" w:afterAutospacing="1" w:line="240" w:lineRule="auto"/>
+        <w:rPr>
+          <w:rFonts w:ascii="Times New Roman" w:eastAsia="Times New Roman" w:hAnsi="Times New Roman" w:cs="Times New Roman"/>
+          <w:sz w:val="24"/>
+          <w:szCs w:val="24"/>
+          <w:lang w:val="en-US" w:eastAsia="ru-RU"/>
+        </w:rPr>
+      </w:pPr>
+      <w:r>
+        <w:rPr>
+          <w:rFonts w:ascii="Times New Roman" w:eastAsia="Times New Roman" w:hAnsi="Times New Roman" w:cs="Times New Roman"/>
+          <w:sz w:val="24"/>
+          <w:szCs w:val="24"/>
+          <w:lang w:val="en-US" w:eastAsia="ru-RU"/>
+        </w:rPr>
         <w:t>Current model:</w:t>
       </w:r>
     </w:p>
@@ -11023,7 +11147,7 @@
           <w:szCs w:val="20"/>
           <w:lang w:val="en-US" w:eastAsia="ru-RU"/>
         </w:rPr>
-        <w:t>Invite</w:t>
+        <w:t>RefreshToken</w:t>
       </w:r>
     </w:p>
     <w:p>
@@ -11128,7 +11252,7 @@
           <w:szCs w:val="20"/>
           <w:lang w:val="en-US" w:eastAsia="ru-RU"/>
         </w:rPr>
-        <w:t>storyId</w:t>
+        <w:t>userId</w:t>
       </w:r>
     </w:p>
     <w:p>
@@ -11204,44 +11328,6 @@
           <w:szCs w:val="20"/>
           <w:lang w:val="en-US" w:eastAsia="ru-RU"/>
         </w:rPr>
-        <w:t>createdBy</w:t>
-      </w:r>
-    </w:p>
-    <w:p>
-      <w:pPr>
-        <w:tabs>
-          <w:tab w:val="left" w:pos="916"/>
-          <w:tab w:val="left" w:pos="1832"/>
-          <w:tab w:val="left" w:pos="2748"/>
-          <w:tab w:val="left" w:pos="3664"/>
-          <w:tab w:val="left" w:pos="4580"/>
-          <w:tab w:val="left" w:pos="5496"/>
-          <w:tab w:val="left" w:pos="6412"/>
-          <w:tab w:val="left" w:pos="7328"/>
-          <w:tab w:val="left" w:pos="8244"/>
-          <w:tab w:val="left" w:pos="9160"/>
-          <w:tab w:val="left" w:pos="10076"/>
-          <w:tab w:val="left" w:pos="10992"/>
-          <w:tab w:val="left" w:pos="11908"/>
-          <w:tab w:val="left" w:pos="12824"/>
-          <w:tab w:val="left" w:pos="13740"/>
-          <w:tab w:val="left" w:pos="14656"/>
-        </w:tabs>
-        <w:spacing w:after="0" w:line="240" w:lineRule="auto"/>
-        <w:rPr>
-          <w:rFonts w:ascii="Courier New" w:eastAsia="Times New Roman" w:hAnsi="Courier New" w:cs="Courier New"/>
-          <w:sz w:val="20"/>
-          <w:szCs w:val="20"/>
-          <w:lang w:val="en-US" w:eastAsia="ru-RU"/>
-        </w:rPr>
-      </w:pPr>
-      <w:r>
-        <w:rPr>
-          <w:rFonts w:ascii="Courier New" w:eastAsia="Times New Roman" w:hAnsi="Courier New" w:cs="Courier New"/>
-          <w:sz w:val="20"/>
-          <w:szCs w:val="20"/>
-          <w:lang w:val="en-US" w:eastAsia="ru-RU"/>
-        </w:rPr>
         <w:t>createdAt</w:t>
       </w:r>
     </w:p>
@@ -11318,88 +11404,88 @@
           <w:szCs w:val="20"/>
           <w:lang w:val="en-US" w:eastAsia="ru-RU"/>
         </w:rPr>
-        <w:t>usedAt</w:t>
-      </w:r>
-    </w:p>
-    <w:p>
-      <w:pPr>
-        <w:spacing w:before="100" w:beforeAutospacing="1" w:after="100" w:afterAutospacing="1" w:line="240" w:lineRule="auto"/>
-        <w:rPr>
-          <w:rFonts w:ascii="Times New Roman" w:eastAsia="Times New Roman" w:hAnsi="Times New Roman" w:cs="Times New Roman"/>
-          <w:sz w:val="24"/>
-          <w:szCs w:val="24"/>
-          <w:lang w:val="en-US" w:eastAsia="ru-RU"/>
-        </w:rPr>
-      </w:pPr>
-      <w:r>
-        <w:rPr>
-          <w:rFonts w:ascii="Times New Roman" w:eastAsia="Times New Roman" w:hAnsi="Times New Roman" w:cs="Times New Roman"/>
-          <w:sz w:val="24"/>
-          <w:szCs w:val="24"/>
-          <w:lang w:val="en-US" w:eastAsia="ru-RU"/>
-        </w:rPr>
-        <w:t>Only the hashed token is stored.</w:t>
-      </w:r>
-    </w:p>
-    <w:p>
-      <w:pPr>
-        <w:spacing w:before="100" w:beforeAutospacing="1" w:after="100" w:afterAutospacing="1" w:line="240" w:lineRule="auto"/>
-        <w:rPr>
-          <w:rFonts w:ascii="Times New Roman" w:eastAsia="Times New Roman" w:hAnsi="Times New Roman" w:cs="Times New Roman"/>
-          <w:sz w:val="24"/>
-          <w:szCs w:val="24"/>
-          <w:lang w:val="en-US" w:eastAsia="ru-RU"/>
-        </w:rPr>
-      </w:pPr>
-      <w:r>
-        <w:rPr>
-          <w:rFonts w:ascii="Times New Roman" w:eastAsia="Times New Roman" w:hAnsi="Times New Roman" w:cs="Times New Roman"/>
-          <w:sz w:val="24"/>
-          <w:szCs w:val="24"/>
-          <w:lang w:val="en-US" w:eastAsia="ru-RU"/>
-        </w:rPr>
-        <w:t>Raw invitation tokens exist only during generation and are never persisted.</w:t>
-      </w:r>
-    </w:p>
-    <w:p>
-      <w:pPr>
-        <w:spacing w:before="100" w:beforeAutospacing="1" w:after="100" w:afterAutospacing="1" w:line="240" w:lineRule="auto"/>
-        <w:rPr>
-          <w:rFonts w:ascii="Times New Roman" w:eastAsia="Times New Roman" w:hAnsi="Times New Roman" w:cs="Times New Roman"/>
-          <w:sz w:val="24"/>
-          <w:szCs w:val="24"/>
-          <w:lang w:val="en-US" w:eastAsia="ru-RU"/>
-        </w:rPr>
-      </w:pPr>
-      <w:r>
-        <w:rPr>
-          <w:rFonts w:ascii="Times New Roman" w:eastAsia="Times New Roman" w:hAnsi="Times New Roman" w:cs="Times New Roman"/>
-          <w:sz w:val="24"/>
-          <w:szCs w:val="24"/>
-          <w:lang w:val="en-US" w:eastAsia="ru-RU"/>
-        </w:rPr>
-        <w:t>Invite repositories never generate or hash tokens.</w:t>
-      </w:r>
-    </w:p>
-    <w:p>
-      <w:pPr>
-        <w:spacing w:after="0" w:line="240" w:lineRule="auto"/>
-        <w:rPr>
-          <w:rFonts w:ascii="Times New Roman" w:eastAsia="Times New Roman" w:hAnsi="Times New Roman" w:cs="Times New Roman"/>
-          <w:sz w:val="24"/>
-          <w:szCs w:val="24"/>
-          <w:lang w:eastAsia="ru-RU"/>
-        </w:rPr>
-      </w:pPr>
-      <w:r>
-        <w:rPr>
-          <w:rFonts w:ascii="Times New Roman" w:eastAsia="Times New Roman" w:hAnsi="Times New Roman" w:cs="Times New Roman"/>
-          <w:sz w:val="24"/>
-          <w:szCs w:val="24"/>
-          <w:lang w:eastAsia="ru-RU"/>
-        </w:rPr>
-        <w:pict w14:anchorId="03897E02">
-          <v:rect id="_x0000_i1156" style="width:0;height:1.5pt" o:hralign="center" o:hrstd="t" o:hr="t" fillcolor="#a0a0a0" stroked="f"/>
+        <w:t>revokedAt</w:t>
+      </w:r>
+    </w:p>
+    <w:p>
+      <w:pPr>
+        <w:spacing w:before="100" w:beforeAutospacing="1" w:after="100" w:afterAutospacing="1" w:line="240" w:lineRule="auto"/>
+        <w:rPr>
+          <w:rFonts w:ascii="Times New Roman" w:eastAsia="Times New Roman" w:hAnsi="Times New Roman" w:cs="Times New Roman"/>
+          <w:sz w:val="24"/>
+          <w:szCs w:val="24"/>
+          <w:lang w:val="en-US" w:eastAsia="ru-RU"/>
+        </w:rPr>
+      </w:pPr>
+      <w:r>
+        <w:rPr>
+          <w:rFonts w:ascii="Times New Roman" w:eastAsia="Times New Roman" w:hAnsi="Times New Roman" w:cs="Times New Roman"/>
+          <w:sz w:val="24"/>
+          <w:szCs w:val="24"/>
+          <w:lang w:val="en-US" w:eastAsia="ru-RU"/>
+        </w:rPr>
+        <w:t>Only hashed refresh tokens are stored.</w:t>
+      </w:r>
+    </w:p>
+    <w:p>
+      <w:pPr>
+        <w:spacing w:before="100" w:beforeAutospacing="1" w:after="100" w:afterAutospacing="1" w:line="240" w:lineRule="auto"/>
+        <w:rPr>
+          <w:rFonts w:ascii="Times New Roman" w:eastAsia="Times New Roman" w:hAnsi="Times New Roman" w:cs="Times New Roman"/>
+          <w:sz w:val="24"/>
+          <w:szCs w:val="24"/>
+          <w:lang w:val="en-US" w:eastAsia="ru-RU"/>
+        </w:rPr>
+      </w:pPr>
+      <w:r>
+        <w:rPr>
+          <w:rFonts w:ascii="Times New Roman" w:eastAsia="Times New Roman" w:hAnsi="Times New Roman" w:cs="Times New Roman"/>
+          <w:sz w:val="24"/>
+          <w:szCs w:val="24"/>
+          <w:lang w:val="en-US" w:eastAsia="ru-RU"/>
+        </w:rPr>
+        <w:t>Repositories never create JWTs or perform token rotation.</w:t>
+      </w:r>
+    </w:p>
+    <w:p>
+      <w:pPr>
+        <w:spacing w:before="100" w:beforeAutospacing="1" w:after="100" w:afterAutospacing="1" w:line="240" w:lineRule="auto"/>
+        <w:rPr>
+          <w:rFonts w:ascii="Times New Roman" w:eastAsia="Times New Roman" w:hAnsi="Times New Roman" w:cs="Times New Roman"/>
+          <w:sz w:val="24"/>
+          <w:szCs w:val="24"/>
+          <w:lang w:val="en-US" w:eastAsia="ru-RU"/>
+        </w:rPr>
+      </w:pPr>
+      <w:r>
+        <w:rPr>
+          <w:rFonts w:ascii="Times New Roman" w:eastAsia="Times New Roman" w:hAnsi="Times New Roman" w:cs="Times New Roman"/>
+          <w:sz w:val="24"/>
+          <w:szCs w:val="24"/>
+          <w:lang w:val="en-US" w:eastAsia="ru-RU"/>
+        </w:rPr>
+        <w:t>Authentication logic belongs to future Application Services.</w:t>
+      </w:r>
+    </w:p>
+    <w:p>
+      <w:pPr>
+        <w:spacing w:after="0" w:line="240" w:lineRule="auto"/>
+        <w:rPr>
+          <w:rFonts w:ascii="Times New Roman" w:eastAsia="Times New Roman" w:hAnsi="Times New Roman" w:cs="Times New Roman"/>
+          <w:sz w:val="24"/>
+          <w:szCs w:val="24"/>
+          <w:lang w:eastAsia="ru-RU"/>
+        </w:rPr>
+      </w:pPr>
+      <w:r>
+        <w:rPr>
+          <w:rFonts w:ascii="Times New Roman" w:eastAsia="Times New Roman" w:hAnsi="Times New Roman" w:cs="Times New Roman"/>
+          <w:sz w:val="24"/>
+          <w:szCs w:val="24"/>
+          <w:lang w:eastAsia="ru-RU"/>
+        </w:rPr>
+        <w:pict w14:anchorId="4CB3D124">
+          <v:rect id="_x0000_i1157" style="width:0;height:1.5pt" o:hralign="center" o:hrstd="t" o:hr="t" fillcolor="#a0a0a0" stroked="f"/>
         </w:pict>
       </w:r>
     </w:p>
@@ -11427,423 +11513,615 @@
           <w:szCs w:val="48"/>
           <w:lang w:val="en-US" w:eastAsia="ru-RU"/>
         </w:rPr>
-        <w:t>19. Refresh Token Aggregate</w:t>
-      </w:r>
-    </w:p>
-    <w:p>
-      <w:pPr>
-        <w:spacing w:before="100" w:beforeAutospacing="1" w:after="100" w:afterAutospacing="1" w:line="240" w:lineRule="auto"/>
-        <w:rPr>
-          <w:rFonts w:ascii="Times New Roman" w:eastAsia="Times New Roman" w:hAnsi="Times New Roman" w:cs="Times New Roman"/>
-          <w:sz w:val="24"/>
-          <w:szCs w:val="24"/>
-          <w:lang w:val="en-US" w:eastAsia="ru-RU"/>
-        </w:rPr>
-      </w:pPr>
-      <w:r>
-        <w:rPr>
-          <w:rFonts w:ascii="Times New Roman" w:eastAsia="Times New Roman" w:hAnsi="Times New Roman" w:cs="Times New Roman"/>
-          <w:sz w:val="24"/>
-          <w:szCs w:val="24"/>
-          <w:lang w:val="en-US" w:eastAsia="ru-RU"/>
-        </w:rPr>
-        <w:t>Refresh Tokens belong to the Authentication module.</w:t>
-      </w:r>
-    </w:p>
-    <w:p>
-      <w:pPr>
-        <w:spacing w:before="100" w:beforeAutospacing="1" w:after="100" w:afterAutospacing="1" w:line="240" w:lineRule="auto"/>
-        <w:rPr>
-          <w:rFonts w:ascii="Times New Roman" w:eastAsia="Times New Roman" w:hAnsi="Times New Roman" w:cs="Times New Roman"/>
-          <w:sz w:val="24"/>
-          <w:szCs w:val="24"/>
-          <w:lang w:val="en-US" w:eastAsia="ru-RU"/>
-        </w:rPr>
-      </w:pPr>
-      <w:r>
-        <w:rPr>
-          <w:rFonts w:ascii="Times New Roman" w:eastAsia="Times New Roman" w:hAnsi="Times New Roman" w:cs="Times New Roman"/>
-          <w:sz w:val="24"/>
-          <w:szCs w:val="24"/>
-          <w:lang w:val="en-US" w:eastAsia="ru-RU"/>
-        </w:rPr>
-        <w:t>Current model:</w:t>
-      </w:r>
-    </w:p>
-    <w:p>
-      <w:pPr>
-        <w:tabs>
-          <w:tab w:val="left" w:pos="916"/>
-          <w:tab w:val="left" w:pos="1832"/>
-          <w:tab w:val="left" w:pos="2748"/>
-          <w:tab w:val="left" w:pos="3664"/>
-          <w:tab w:val="left" w:pos="4580"/>
-          <w:tab w:val="left" w:pos="5496"/>
-          <w:tab w:val="left" w:pos="6412"/>
-          <w:tab w:val="left" w:pos="7328"/>
-          <w:tab w:val="left" w:pos="8244"/>
-          <w:tab w:val="left" w:pos="9160"/>
-          <w:tab w:val="left" w:pos="10076"/>
-          <w:tab w:val="left" w:pos="10992"/>
-          <w:tab w:val="left" w:pos="11908"/>
-          <w:tab w:val="left" w:pos="12824"/>
-          <w:tab w:val="left" w:pos="13740"/>
-          <w:tab w:val="left" w:pos="14656"/>
-        </w:tabs>
-        <w:spacing w:after="0" w:line="240" w:lineRule="auto"/>
-        <w:rPr>
-          <w:rFonts w:ascii="Courier New" w:eastAsia="Times New Roman" w:hAnsi="Courier New" w:cs="Courier New"/>
-          <w:sz w:val="20"/>
-          <w:szCs w:val="20"/>
-          <w:lang w:val="en-US" w:eastAsia="ru-RU"/>
-        </w:rPr>
-      </w:pPr>
-      <w:r>
-        <w:rPr>
-          <w:rFonts w:ascii="Courier New" w:eastAsia="Times New Roman" w:hAnsi="Courier New" w:cs="Courier New"/>
-          <w:sz w:val="20"/>
-          <w:szCs w:val="20"/>
-          <w:lang w:val="en-US" w:eastAsia="ru-RU"/>
-        </w:rPr>
-        <w:t>RefreshToken</w:t>
-      </w:r>
-    </w:p>
-    <w:p>
-      <w:pPr>
-        <w:tabs>
-          <w:tab w:val="left" w:pos="916"/>
-          <w:tab w:val="left" w:pos="1832"/>
-          <w:tab w:val="left" w:pos="2748"/>
-          <w:tab w:val="left" w:pos="3664"/>
-          <w:tab w:val="left" w:pos="4580"/>
-          <w:tab w:val="left" w:pos="5496"/>
-          <w:tab w:val="left" w:pos="6412"/>
-          <w:tab w:val="left" w:pos="7328"/>
-          <w:tab w:val="left" w:pos="8244"/>
-          <w:tab w:val="left" w:pos="9160"/>
-          <w:tab w:val="left" w:pos="10076"/>
-          <w:tab w:val="left" w:pos="10992"/>
-          <w:tab w:val="left" w:pos="11908"/>
-          <w:tab w:val="left" w:pos="12824"/>
-          <w:tab w:val="left" w:pos="13740"/>
-          <w:tab w:val="left" w:pos="14656"/>
-        </w:tabs>
-        <w:spacing w:after="0" w:line="240" w:lineRule="auto"/>
-        <w:rPr>
-          <w:rFonts w:ascii="Courier New" w:eastAsia="Times New Roman" w:hAnsi="Courier New" w:cs="Courier New"/>
-          <w:sz w:val="20"/>
-          <w:szCs w:val="20"/>
-          <w:lang w:val="en-US" w:eastAsia="ru-RU"/>
-        </w:rPr>
-      </w:pPr>
-    </w:p>
-    <w:p>
-      <w:pPr>
-        <w:tabs>
-          <w:tab w:val="left" w:pos="916"/>
-          <w:tab w:val="left" w:pos="1832"/>
-          <w:tab w:val="left" w:pos="2748"/>
-          <w:tab w:val="left" w:pos="3664"/>
-          <w:tab w:val="left" w:pos="4580"/>
-          <w:tab w:val="left" w:pos="5496"/>
-          <w:tab w:val="left" w:pos="6412"/>
-          <w:tab w:val="left" w:pos="7328"/>
-          <w:tab w:val="left" w:pos="8244"/>
-          <w:tab w:val="left" w:pos="9160"/>
-          <w:tab w:val="left" w:pos="10076"/>
-          <w:tab w:val="left" w:pos="10992"/>
-          <w:tab w:val="left" w:pos="11908"/>
-          <w:tab w:val="left" w:pos="12824"/>
-          <w:tab w:val="left" w:pos="13740"/>
-          <w:tab w:val="left" w:pos="14656"/>
-        </w:tabs>
-        <w:spacing w:after="0" w:line="240" w:lineRule="auto"/>
-        <w:rPr>
-          <w:rFonts w:ascii="Courier New" w:eastAsia="Times New Roman" w:hAnsi="Courier New" w:cs="Courier New"/>
-          <w:sz w:val="20"/>
-          <w:szCs w:val="20"/>
-          <w:lang w:val="en-US" w:eastAsia="ru-RU"/>
-        </w:rPr>
-      </w:pPr>
-      <w:r>
-        <w:rPr>
-          <w:rFonts w:ascii="Courier New" w:eastAsia="Times New Roman" w:hAnsi="Courier New" w:cs="Courier New"/>
-          <w:sz w:val="20"/>
-          <w:szCs w:val="20"/>
-          <w:lang w:val="en-US" w:eastAsia="ru-RU"/>
-        </w:rPr>
-        <w:t>id</w:t>
-      </w:r>
-    </w:p>
-    <w:p>
-      <w:pPr>
-        <w:tabs>
-          <w:tab w:val="left" w:pos="916"/>
-          <w:tab w:val="left" w:pos="1832"/>
-          <w:tab w:val="left" w:pos="2748"/>
-          <w:tab w:val="left" w:pos="3664"/>
-          <w:tab w:val="left" w:pos="4580"/>
-          <w:tab w:val="left" w:pos="5496"/>
-          <w:tab w:val="left" w:pos="6412"/>
-          <w:tab w:val="left" w:pos="7328"/>
-          <w:tab w:val="left" w:pos="8244"/>
-          <w:tab w:val="left" w:pos="9160"/>
-          <w:tab w:val="left" w:pos="10076"/>
-          <w:tab w:val="left" w:pos="10992"/>
-          <w:tab w:val="left" w:pos="11908"/>
-          <w:tab w:val="left" w:pos="12824"/>
-          <w:tab w:val="left" w:pos="13740"/>
-          <w:tab w:val="left" w:pos="14656"/>
-        </w:tabs>
-        <w:spacing w:after="0" w:line="240" w:lineRule="auto"/>
-        <w:rPr>
-          <w:rFonts w:ascii="Courier New" w:eastAsia="Times New Roman" w:hAnsi="Courier New" w:cs="Courier New"/>
-          <w:sz w:val="20"/>
-          <w:szCs w:val="20"/>
-          <w:lang w:val="en-US" w:eastAsia="ru-RU"/>
-        </w:rPr>
-      </w:pPr>
-      <w:r>
-        <w:rPr>
-          <w:rFonts w:ascii="Courier New" w:eastAsia="Times New Roman" w:hAnsi="Courier New" w:cs="Courier New"/>
-          <w:sz w:val="20"/>
-          <w:szCs w:val="20"/>
-          <w:lang w:val="en-US" w:eastAsia="ru-RU"/>
-        </w:rPr>
-        <w:t>userId</w:t>
-      </w:r>
-    </w:p>
-    <w:p>
-      <w:pPr>
-        <w:tabs>
-          <w:tab w:val="left" w:pos="916"/>
-          <w:tab w:val="left" w:pos="1832"/>
-          <w:tab w:val="left" w:pos="2748"/>
-          <w:tab w:val="left" w:pos="3664"/>
-          <w:tab w:val="left" w:pos="4580"/>
-          <w:tab w:val="left" w:pos="5496"/>
-          <w:tab w:val="left" w:pos="6412"/>
-          <w:tab w:val="left" w:pos="7328"/>
-          <w:tab w:val="left" w:pos="8244"/>
-          <w:tab w:val="left" w:pos="9160"/>
-          <w:tab w:val="left" w:pos="10076"/>
-          <w:tab w:val="left" w:pos="10992"/>
-          <w:tab w:val="left" w:pos="11908"/>
-          <w:tab w:val="left" w:pos="12824"/>
-          <w:tab w:val="left" w:pos="13740"/>
-          <w:tab w:val="left" w:pos="14656"/>
-        </w:tabs>
-        <w:spacing w:after="0" w:line="240" w:lineRule="auto"/>
-        <w:rPr>
-          <w:rFonts w:ascii="Courier New" w:eastAsia="Times New Roman" w:hAnsi="Courier New" w:cs="Courier New"/>
-          <w:sz w:val="20"/>
-          <w:szCs w:val="20"/>
-          <w:lang w:val="en-US" w:eastAsia="ru-RU"/>
-        </w:rPr>
-      </w:pPr>
-      <w:r>
-        <w:rPr>
-          <w:rFonts w:ascii="Courier New" w:eastAsia="Times New Roman" w:hAnsi="Courier New" w:cs="Courier New"/>
-          <w:sz w:val="20"/>
-          <w:szCs w:val="20"/>
-          <w:lang w:val="en-US" w:eastAsia="ru-RU"/>
-        </w:rPr>
-        <w:t>tokenHash</w:t>
-      </w:r>
-    </w:p>
-    <w:p>
-      <w:pPr>
-        <w:tabs>
-          <w:tab w:val="left" w:pos="916"/>
-          <w:tab w:val="left" w:pos="1832"/>
-          <w:tab w:val="left" w:pos="2748"/>
-          <w:tab w:val="left" w:pos="3664"/>
-          <w:tab w:val="left" w:pos="4580"/>
-          <w:tab w:val="left" w:pos="5496"/>
-          <w:tab w:val="left" w:pos="6412"/>
-          <w:tab w:val="left" w:pos="7328"/>
-          <w:tab w:val="left" w:pos="8244"/>
-          <w:tab w:val="left" w:pos="9160"/>
-          <w:tab w:val="left" w:pos="10076"/>
-          <w:tab w:val="left" w:pos="10992"/>
-          <w:tab w:val="left" w:pos="11908"/>
-          <w:tab w:val="left" w:pos="12824"/>
-          <w:tab w:val="left" w:pos="13740"/>
-          <w:tab w:val="left" w:pos="14656"/>
-        </w:tabs>
-        <w:spacing w:after="0" w:line="240" w:lineRule="auto"/>
-        <w:rPr>
-          <w:rFonts w:ascii="Courier New" w:eastAsia="Times New Roman" w:hAnsi="Courier New" w:cs="Courier New"/>
-          <w:sz w:val="20"/>
-          <w:szCs w:val="20"/>
-          <w:lang w:val="en-US" w:eastAsia="ru-RU"/>
-        </w:rPr>
-      </w:pPr>
-      <w:r>
-        <w:rPr>
-          <w:rFonts w:ascii="Courier New" w:eastAsia="Times New Roman" w:hAnsi="Courier New" w:cs="Courier New"/>
-          <w:sz w:val="20"/>
-          <w:szCs w:val="20"/>
-          <w:lang w:val="en-US" w:eastAsia="ru-RU"/>
-        </w:rPr>
-        <w:t>createdAt</w:t>
-      </w:r>
-    </w:p>
-    <w:p>
-      <w:pPr>
-        <w:tabs>
-          <w:tab w:val="left" w:pos="916"/>
-          <w:tab w:val="left" w:pos="1832"/>
-          <w:tab w:val="left" w:pos="2748"/>
-          <w:tab w:val="left" w:pos="3664"/>
-          <w:tab w:val="left" w:pos="4580"/>
-          <w:tab w:val="left" w:pos="5496"/>
-          <w:tab w:val="left" w:pos="6412"/>
-          <w:tab w:val="left" w:pos="7328"/>
-          <w:tab w:val="left" w:pos="8244"/>
-          <w:tab w:val="left" w:pos="9160"/>
-          <w:tab w:val="left" w:pos="10076"/>
-          <w:tab w:val="left" w:pos="10992"/>
-          <w:tab w:val="left" w:pos="11908"/>
-          <w:tab w:val="left" w:pos="12824"/>
-          <w:tab w:val="left" w:pos="13740"/>
-          <w:tab w:val="left" w:pos="14656"/>
-        </w:tabs>
-        <w:spacing w:after="0" w:line="240" w:lineRule="auto"/>
-        <w:rPr>
-          <w:rFonts w:ascii="Courier New" w:eastAsia="Times New Roman" w:hAnsi="Courier New" w:cs="Courier New"/>
-          <w:sz w:val="20"/>
-          <w:szCs w:val="20"/>
-          <w:lang w:val="en-US" w:eastAsia="ru-RU"/>
-        </w:rPr>
-      </w:pPr>
-      <w:r>
-        <w:rPr>
-          <w:rFonts w:ascii="Courier New" w:eastAsia="Times New Roman" w:hAnsi="Courier New" w:cs="Courier New"/>
-          <w:sz w:val="20"/>
-          <w:szCs w:val="20"/>
-          <w:lang w:val="en-US" w:eastAsia="ru-RU"/>
-        </w:rPr>
-        <w:t>expiresAt</w:t>
-      </w:r>
-    </w:p>
-    <w:p>
-      <w:pPr>
-        <w:tabs>
-          <w:tab w:val="left" w:pos="916"/>
-          <w:tab w:val="left" w:pos="1832"/>
-          <w:tab w:val="left" w:pos="2748"/>
-          <w:tab w:val="left" w:pos="3664"/>
-          <w:tab w:val="left" w:pos="4580"/>
-          <w:tab w:val="left" w:pos="5496"/>
-          <w:tab w:val="left" w:pos="6412"/>
-          <w:tab w:val="left" w:pos="7328"/>
-          <w:tab w:val="left" w:pos="8244"/>
-          <w:tab w:val="left" w:pos="9160"/>
-          <w:tab w:val="left" w:pos="10076"/>
-          <w:tab w:val="left" w:pos="10992"/>
-          <w:tab w:val="left" w:pos="11908"/>
-          <w:tab w:val="left" w:pos="12824"/>
-          <w:tab w:val="left" w:pos="13740"/>
-          <w:tab w:val="left" w:pos="14656"/>
-        </w:tabs>
-        <w:spacing w:after="0" w:line="240" w:lineRule="auto"/>
-        <w:rPr>
-          <w:rFonts w:ascii="Courier New" w:eastAsia="Times New Roman" w:hAnsi="Courier New" w:cs="Courier New"/>
-          <w:sz w:val="20"/>
-          <w:szCs w:val="20"/>
-          <w:lang w:val="en-US" w:eastAsia="ru-RU"/>
-        </w:rPr>
-      </w:pPr>
-      <w:r>
-        <w:rPr>
-          <w:rFonts w:ascii="Courier New" w:eastAsia="Times New Roman" w:hAnsi="Courier New" w:cs="Courier New"/>
-          <w:sz w:val="20"/>
-          <w:szCs w:val="20"/>
-          <w:lang w:val="en-US" w:eastAsia="ru-RU"/>
-        </w:rPr>
-        <w:t>revokedAt</w:t>
-      </w:r>
-    </w:p>
-    <w:p>
-      <w:pPr>
-        <w:spacing w:before="100" w:beforeAutospacing="1" w:after="100" w:afterAutospacing="1" w:line="240" w:lineRule="auto"/>
-        <w:rPr>
-          <w:rFonts w:ascii="Times New Roman" w:eastAsia="Times New Roman" w:hAnsi="Times New Roman" w:cs="Times New Roman"/>
-          <w:sz w:val="24"/>
-          <w:szCs w:val="24"/>
-          <w:lang w:val="en-US" w:eastAsia="ru-RU"/>
-        </w:rPr>
-      </w:pPr>
-      <w:r>
-        <w:rPr>
-          <w:rFonts w:ascii="Times New Roman" w:eastAsia="Times New Roman" w:hAnsi="Times New Roman" w:cs="Times New Roman"/>
-          <w:sz w:val="24"/>
-          <w:szCs w:val="24"/>
-          <w:lang w:val="en-US" w:eastAsia="ru-RU"/>
-        </w:rPr>
-        <w:t>Only hashed refresh tokens are stored.</w:t>
-      </w:r>
-    </w:p>
-    <w:p>
-      <w:pPr>
-        <w:spacing w:before="100" w:beforeAutospacing="1" w:after="100" w:afterAutospacing="1" w:line="240" w:lineRule="auto"/>
-        <w:rPr>
-          <w:rFonts w:ascii="Times New Roman" w:eastAsia="Times New Roman" w:hAnsi="Times New Roman" w:cs="Times New Roman"/>
-          <w:sz w:val="24"/>
-          <w:szCs w:val="24"/>
-          <w:lang w:val="en-US" w:eastAsia="ru-RU"/>
-        </w:rPr>
-      </w:pPr>
-      <w:r>
-        <w:rPr>
-          <w:rFonts w:ascii="Times New Roman" w:eastAsia="Times New Roman" w:hAnsi="Times New Roman" w:cs="Times New Roman"/>
-          <w:sz w:val="24"/>
-          <w:szCs w:val="24"/>
-          <w:lang w:val="en-US" w:eastAsia="ru-RU"/>
-        </w:rPr>
-        <w:t>Repositories never create JWTs or perform token rotation.</w:t>
-      </w:r>
-    </w:p>
-    <w:p>
-      <w:pPr>
-        <w:spacing w:before="100" w:beforeAutospacing="1" w:after="100" w:afterAutospacing="1" w:line="240" w:lineRule="auto"/>
-        <w:rPr>
-          <w:rFonts w:ascii="Times New Roman" w:eastAsia="Times New Roman" w:hAnsi="Times New Roman" w:cs="Times New Roman"/>
-          <w:sz w:val="24"/>
-          <w:szCs w:val="24"/>
-          <w:lang w:val="en-US" w:eastAsia="ru-RU"/>
-        </w:rPr>
-      </w:pPr>
-      <w:r>
-        <w:rPr>
-          <w:rFonts w:ascii="Times New Roman" w:eastAsia="Times New Roman" w:hAnsi="Times New Roman" w:cs="Times New Roman"/>
-          <w:sz w:val="24"/>
-          <w:szCs w:val="24"/>
-          <w:lang w:val="en-US" w:eastAsia="ru-RU"/>
-        </w:rPr>
-        <w:t>Authentication logic belongs to future Application Services.</w:t>
-      </w:r>
-    </w:p>
-    <w:p>
-      <w:pPr>
-        <w:spacing w:after="0" w:line="240" w:lineRule="auto"/>
-        <w:rPr>
-          <w:rFonts w:ascii="Times New Roman" w:eastAsia="Times New Roman" w:hAnsi="Times New Roman" w:cs="Times New Roman"/>
-          <w:sz w:val="24"/>
-          <w:szCs w:val="24"/>
-          <w:lang w:eastAsia="ru-RU"/>
-        </w:rPr>
-      </w:pPr>
-      <w:r>
-        <w:rPr>
-          <w:rFonts w:ascii="Times New Roman" w:eastAsia="Times New Roman" w:hAnsi="Times New Roman" w:cs="Times New Roman"/>
-          <w:sz w:val="24"/>
-          <w:szCs w:val="24"/>
-          <w:lang w:eastAsia="ru-RU"/>
-        </w:rPr>
-        <w:pict w14:anchorId="4CB3D124">
-          <v:rect id="_x0000_i1157" style="width:0;height:1.5pt" o:hralign="center" o:hrstd="t" o:hr="t" fillcolor="#a0a0a0" stroked="f"/>
+        <w:t>20. Flyway</w:t>
+      </w:r>
+    </w:p>
+    <w:p>
+      <w:pPr>
+        <w:spacing w:before="100" w:beforeAutospacing="1" w:after="100" w:afterAutospacing="1" w:line="240" w:lineRule="auto"/>
+        <w:rPr>
+          <w:rFonts w:ascii="Times New Roman" w:eastAsia="Times New Roman" w:hAnsi="Times New Roman" w:cs="Times New Roman"/>
+          <w:sz w:val="24"/>
+          <w:szCs w:val="24"/>
+          <w:lang w:val="en-US" w:eastAsia="ru-RU"/>
+        </w:rPr>
+      </w:pPr>
+      <w:r>
+        <w:rPr>
+          <w:rFonts w:ascii="Times New Roman" w:eastAsia="Times New Roman" w:hAnsi="Times New Roman" w:cs="Times New Roman"/>
+          <w:sz w:val="24"/>
+          <w:szCs w:val="24"/>
+          <w:lang w:val="en-US" w:eastAsia="ru-RU"/>
+        </w:rPr>
+        <w:t>Database schema changes are versioned using Flyway.</w:t>
+      </w:r>
+    </w:p>
+    <w:p>
+      <w:pPr>
+        <w:spacing w:before="100" w:beforeAutospacing="1" w:after="100" w:afterAutospacing="1" w:line="240" w:lineRule="auto"/>
+        <w:rPr>
+          <w:rFonts w:ascii="Times New Roman" w:eastAsia="Times New Roman" w:hAnsi="Times New Roman" w:cs="Times New Roman"/>
+          <w:sz w:val="24"/>
+          <w:szCs w:val="24"/>
+          <w:lang w:val="en-US" w:eastAsia="ru-RU"/>
+        </w:rPr>
+      </w:pPr>
+      <w:r>
+        <w:rPr>
+          <w:rFonts w:ascii="Times New Roman" w:eastAsia="Times New Roman" w:hAnsi="Times New Roman" w:cs="Times New Roman"/>
+          <w:sz w:val="24"/>
+          <w:szCs w:val="24"/>
+          <w:lang w:val="en-US" w:eastAsia="ru-RU"/>
+        </w:rPr>
+        <w:t>Current migrations:</w:t>
+      </w:r>
+    </w:p>
+    <w:p>
+      <w:pPr>
+        <w:tabs>
+          <w:tab w:val="left" w:pos="916"/>
+          <w:tab w:val="left" w:pos="1832"/>
+          <w:tab w:val="left" w:pos="2748"/>
+          <w:tab w:val="left" w:pos="3664"/>
+          <w:tab w:val="left" w:pos="4580"/>
+          <w:tab w:val="left" w:pos="5496"/>
+          <w:tab w:val="left" w:pos="6412"/>
+          <w:tab w:val="left" w:pos="7328"/>
+          <w:tab w:val="left" w:pos="8244"/>
+          <w:tab w:val="left" w:pos="9160"/>
+          <w:tab w:val="left" w:pos="10076"/>
+          <w:tab w:val="left" w:pos="10992"/>
+          <w:tab w:val="left" w:pos="11908"/>
+          <w:tab w:val="left" w:pos="12824"/>
+          <w:tab w:val="left" w:pos="13740"/>
+          <w:tab w:val="left" w:pos="14656"/>
+        </w:tabs>
+        <w:spacing w:after="0" w:line="240" w:lineRule="auto"/>
+        <w:rPr>
+          <w:rFonts w:ascii="Courier New" w:eastAsia="Times New Roman" w:hAnsi="Courier New" w:cs="Courier New"/>
+          <w:sz w:val="20"/>
+          <w:szCs w:val="20"/>
+          <w:lang w:val="en-US" w:eastAsia="ru-RU"/>
+        </w:rPr>
+      </w:pPr>
+      <w:r>
+        <w:rPr>
+          <w:rFonts w:ascii="Courier New" w:eastAsia="Times New Roman" w:hAnsi="Courier New" w:cs="Courier New"/>
+          <w:sz w:val="20"/>
+          <w:szCs w:val="20"/>
+          <w:lang w:val="en-US" w:eastAsia="ru-RU"/>
+        </w:rPr>
+        <w:t>V1__initialize_database.sql</w:t>
+      </w:r>
+    </w:p>
+    <w:p>
+      <w:pPr>
+        <w:tabs>
+          <w:tab w:val="left" w:pos="916"/>
+          <w:tab w:val="left" w:pos="1832"/>
+          <w:tab w:val="left" w:pos="2748"/>
+          <w:tab w:val="left" w:pos="3664"/>
+          <w:tab w:val="left" w:pos="4580"/>
+          <w:tab w:val="left" w:pos="5496"/>
+          <w:tab w:val="left" w:pos="6412"/>
+          <w:tab w:val="left" w:pos="7328"/>
+          <w:tab w:val="left" w:pos="8244"/>
+          <w:tab w:val="left" w:pos="9160"/>
+          <w:tab w:val="left" w:pos="10076"/>
+          <w:tab w:val="left" w:pos="10992"/>
+          <w:tab w:val="left" w:pos="11908"/>
+          <w:tab w:val="left" w:pos="12824"/>
+          <w:tab w:val="left" w:pos="13740"/>
+          <w:tab w:val="left" w:pos="14656"/>
+        </w:tabs>
+        <w:spacing w:after="0" w:line="240" w:lineRule="auto"/>
+        <w:rPr>
+          <w:rFonts w:ascii="Courier New" w:eastAsia="Times New Roman" w:hAnsi="Courier New" w:cs="Courier New"/>
+          <w:sz w:val="20"/>
+          <w:szCs w:val="20"/>
+          <w:lang w:val="en-US" w:eastAsia="ru-RU"/>
+        </w:rPr>
+      </w:pPr>
+    </w:p>
+    <w:p>
+      <w:pPr>
+        <w:tabs>
+          <w:tab w:val="left" w:pos="916"/>
+          <w:tab w:val="left" w:pos="1832"/>
+          <w:tab w:val="left" w:pos="2748"/>
+          <w:tab w:val="left" w:pos="3664"/>
+          <w:tab w:val="left" w:pos="4580"/>
+          <w:tab w:val="left" w:pos="5496"/>
+          <w:tab w:val="left" w:pos="6412"/>
+          <w:tab w:val="left" w:pos="7328"/>
+          <w:tab w:val="left" w:pos="8244"/>
+          <w:tab w:val="left" w:pos="9160"/>
+          <w:tab w:val="left" w:pos="10076"/>
+          <w:tab w:val="left" w:pos="10992"/>
+          <w:tab w:val="left" w:pos="11908"/>
+          <w:tab w:val="left" w:pos="12824"/>
+          <w:tab w:val="left" w:pos="13740"/>
+          <w:tab w:val="left" w:pos="14656"/>
+        </w:tabs>
+        <w:spacing w:after="0" w:line="240" w:lineRule="auto"/>
+        <w:rPr>
+          <w:rFonts w:ascii="Courier New" w:eastAsia="Times New Roman" w:hAnsi="Courier New" w:cs="Courier New"/>
+          <w:sz w:val="20"/>
+          <w:szCs w:val="20"/>
+          <w:lang w:val="en-US" w:eastAsia="ru-RU"/>
+        </w:rPr>
+      </w:pPr>
+      <w:r>
+        <w:rPr>
+          <w:rFonts w:ascii="Courier New" w:eastAsia="Times New Roman" w:hAnsi="Courier New" w:cs="Courier New"/>
+          <w:sz w:val="20"/>
+          <w:szCs w:val="20"/>
+          <w:lang w:val="en-US" w:eastAsia="ru-RU"/>
+        </w:rPr>
+        <w:t>V2__create_users.sql</w:t>
+      </w:r>
+    </w:p>
+    <w:p>
+      <w:pPr>
+        <w:tabs>
+          <w:tab w:val="left" w:pos="916"/>
+          <w:tab w:val="left" w:pos="1832"/>
+          <w:tab w:val="left" w:pos="2748"/>
+          <w:tab w:val="left" w:pos="3664"/>
+          <w:tab w:val="left" w:pos="4580"/>
+          <w:tab w:val="left" w:pos="5496"/>
+          <w:tab w:val="left" w:pos="6412"/>
+          <w:tab w:val="left" w:pos="7328"/>
+          <w:tab w:val="left" w:pos="8244"/>
+          <w:tab w:val="left" w:pos="9160"/>
+          <w:tab w:val="left" w:pos="10076"/>
+          <w:tab w:val="left" w:pos="10992"/>
+          <w:tab w:val="left" w:pos="11908"/>
+          <w:tab w:val="left" w:pos="12824"/>
+          <w:tab w:val="left" w:pos="13740"/>
+          <w:tab w:val="left" w:pos="14656"/>
+        </w:tabs>
+        <w:spacing w:after="0" w:line="240" w:lineRule="auto"/>
+        <w:rPr>
+          <w:rFonts w:ascii="Courier New" w:eastAsia="Times New Roman" w:hAnsi="Courier New" w:cs="Courier New"/>
+          <w:sz w:val="20"/>
+          <w:szCs w:val="20"/>
+          <w:lang w:val="en-US" w:eastAsia="ru-RU"/>
+        </w:rPr>
+      </w:pPr>
+    </w:p>
+    <w:p>
+      <w:pPr>
+        <w:tabs>
+          <w:tab w:val="left" w:pos="916"/>
+          <w:tab w:val="left" w:pos="1832"/>
+          <w:tab w:val="left" w:pos="2748"/>
+          <w:tab w:val="left" w:pos="3664"/>
+          <w:tab w:val="left" w:pos="4580"/>
+          <w:tab w:val="left" w:pos="5496"/>
+          <w:tab w:val="left" w:pos="6412"/>
+          <w:tab w:val="left" w:pos="7328"/>
+          <w:tab w:val="left" w:pos="8244"/>
+          <w:tab w:val="left" w:pos="9160"/>
+          <w:tab w:val="left" w:pos="10076"/>
+          <w:tab w:val="left" w:pos="10992"/>
+          <w:tab w:val="left" w:pos="11908"/>
+          <w:tab w:val="left" w:pos="12824"/>
+          <w:tab w:val="left" w:pos="13740"/>
+          <w:tab w:val="left" w:pos="14656"/>
+        </w:tabs>
+        <w:spacing w:after="0" w:line="240" w:lineRule="auto"/>
+        <w:rPr>
+          <w:rFonts w:ascii="Courier New" w:eastAsia="Times New Roman" w:hAnsi="Courier New" w:cs="Courier New"/>
+          <w:sz w:val="20"/>
+          <w:szCs w:val="20"/>
+          <w:lang w:val="en-US" w:eastAsia="ru-RU"/>
+        </w:rPr>
+      </w:pPr>
+      <w:r>
+        <w:rPr>
+          <w:rFonts w:ascii="Courier New" w:eastAsia="Times New Roman" w:hAnsi="Courier New" w:cs="Courier New"/>
+          <w:sz w:val="20"/>
+          <w:szCs w:val="20"/>
+          <w:lang w:val="en-US" w:eastAsia="ru-RU"/>
+        </w:rPr>
+        <w:t>V3__create_stories.sql</w:t>
+      </w:r>
+    </w:p>
+    <w:p>
+      <w:pPr>
+        <w:tabs>
+          <w:tab w:val="left" w:pos="916"/>
+          <w:tab w:val="left" w:pos="1832"/>
+          <w:tab w:val="left" w:pos="2748"/>
+          <w:tab w:val="left" w:pos="3664"/>
+          <w:tab w:val="left" w:pos="4580"/>
+          <w:tab w:val="left" w:pos="5496"/>
+          <w:tab w:val="left" w:pos="6412"/>
+          <w:tab w:val="left" w:pos="7328"/>
+          <w:tab w:val="left" w:pos="8244"/>
+          <w:tab w:val="left" w:pos="9160"/>
+          <w:tab w:val="left" w:pos="10076"/>
+          <w:tab w:val="left" w:pos="10992"/>
+          <w:tab w:val="left" w:pos="11908"/>
+          <w:tab w:val="left" w:pos="12824"/>
+          <w:tab w:val="left" w:pos="13740"/>
+          <w:tab w:val="left" w:pos="14656"/>
+        </w:tabs>
+        <w:spacing w:after="0" w:line="240" w:lineRule="auto"/>
+        <w:rPr>
+          <w:rFonts w:ascii="Courier New" w:eastAsia="Times New Roman" w:hAnsi="Courier New" w:cs="Courier New"/>
+          <w:sz w:val="20"/>
+          <w:szCs w:val="20"/>
+          <w:lang w:val="en-US" w:eastAsia="ru-RU"/>
+        </w:rPr>
+      </w:pPr>
+    </w:p>
+    <w:p>
+      <w:pPr>
+        <w:tabs>
+          <w:tab w:val="left" w:pos="916"/>
+          <w:tab w:val="left" w:pos="1832"/>
+          <w:tab w:val="left" w:pos="2748"/>
+          <w:tab w:val="left" w:pos="3664"/>
+          <w:tab w:val="left" w:pos="4580"/>
+          <w:tab w:val="left" w:pos="5496"/>
+          <w:tab w:val="left" w:pos="6412"/>
+          <w:tab w:val="left" w:pos="7328"/>
+          <w:tab w:val="left" w:pos="8244"/>
+          <w:tab w:val="left" w:pos="9160"/>
+          <w:tab w:val="left" w:pos="10076"/>
+          <w:tab w:val="left" w:pos="10992"/>
+          <w:tab w:val="left" w:pos="11908"/>
+          <w:tab w:val="left" w:pos="12824"/>
+          <w:tab w:val="left" w:pos="13740"/>
+          <w:tab w:val="left" w:pos="14656"/>
+        </w:tabs>
+        <w:spacing w:after="0" w:line="240" w:lineRule="auto"/>
+        <w:rPr>
+          <w:rFonts w:ascii="Courier New" w:eastAsia="Times New Roman" w:hAnsi="Courier New" w:cs="Courier New"/>
+          <w:sz w:val="20"/>
+          <w:szCs w:val="20"/>
+          <w:lang w:val="en-US" w:eastAsia="ru-RU"/>
+        </w:rPr>
+      </w:pPr>
+      <w:r>
+        <w:rPr>
+          <w:rFonts w:ascii="Courier New" w:eastAsia="Times New Roman" w:hAnsi="Courier New" w:cs="Courier New"/>
+          <w:sz w:val="20"/>
+          <w:szCs w:val="20"/>
+          <w:lang w:val="en-US" w:eastAsia="ru-RU"/>
+        </w:rPr>
+        <w:t>V4__create_story_participants.sql</w:t>
+      </w:r>
+    </w:p>
+    <w:p>
+      <w:pPr>
+        <w:tabs>
+          <w:tab w:val="left" w:pos="916"/>
+          <w:tab w:val="left" w:pos="1832"/>
+          <w:tab w:val="left" w:pos="2748"/>
+          <w:tab w:val="left" w:pos="3664"/>
+          <w:tab w:val="left" w:pos="4580"/>
+          <w:tab w:val="left" w:pos="5496"/>
+          <w:tab w:val="left" w:pos="6412"/>
+          <w:tab w:val="left" w:pos="7328"/>
+          <w:tab w:val="left" w:pos="8244"/>
+          <w:tab w:val="left" w:pos="9160"/>
+          <w:tab w:val="left" w:pos="10076"/>
+          <w:tab w:val="left" w:pos="10992"/>
+          <w:tab w:val="left" w:pos="11908"/>
+          <w:tab w:val="left" w:pos="12824"/>
+          <w:tab w:val="left" w:pos="13740"/>
+          <w:tab w:val="left" w:pos="14656"/>
+        </w:tabs>
+        <w:spacing w:after="0" w:line="240" w:lineRule="auto"/>
+        <w:rPr>
+          <w:rFonts w:ascii="Courier New" w:eastAsia="Times New Roman" w:hAnsi="Courier New" w:cs="Courier New"/>
+          <w:sz w:val="20"/>
+          <w:szCs w:val="20"/>
+          <w:lang w:val="en-US" w:eastAsia="ru-RU"/>
+        </w:rPr>
+      </w:pPr>
+    </w:p>
+    <w:p>
+      <w:pPr>
+        <w:tabs>
+          <w:tab w:val="left" w:pos="916"/>
+          <w:tab w:val="left" w:pos="1832"/>
+          <w:tab w:val="left" w:pos="2748"/>
+          <w:tab w:val="left" w:pos="3664"/>
+          <w:tab w:val="left" w:pos="4580"/>
+          <w:tab w:val="left" w:pos="5496"/>
+          <w:tab w:val="left" w:pos="6412"/>
+          <w:tab w:val="left" w:pos="7328"/>
+          <w:tab w:val="left" w:pos="8244"/>
+          <w:tab w:val="left" w:pos="9160"/>
+          <w:tab w:val="left" w:pos="10076"/>
+          <w:tab w:val="left" w:pos="10992"/>
+          <w:tab w:val="left" w:pos="11908"/>
+          <w:tab w:val="left" w:pos="12824"/>
+          <w:tab w:val="left" w:pos="13740"/>
+          <w:tab w:val="left" w:pos="14656"/>
+        </w:tabs>
+        <w:spacing w:after="0" w:line="240" w:lineRule="auto"/>
+        <w:rPr>
+          <w:rFonts w:ascii="Courier New" w:eastAsia="Times New Roman" w:hAnsi="Courier New" w:cs="Courier New"/>
+          <w:sz w:val="20"/>
+          <w:szCs w:val="20"/>
+          <w:lang w:val="en-US" w:eastAsia="ru-RU"/>
+        </w:rPr>
+      </w:pPr>
+      <w:r>
+        <w:rPr>
+          <w:rFonts w:ascii="Courier New" w:eastAsia="Times New Roman" w:hAnsi="Courier New" w:cs="Courier New"/>
+          <w:sz w:val="20"/>
+          <w:szCs w:val="20"/>
+          <w:lang w:val="en-US" w:eastAsia="ru-RU"/>
+        </w:rPr>
+        <w:t>V5__create_memories.sql</w:t>
+      </w:r>
+    </w:p>
+    <w:p>
+      <w:pPr>
+        <w:tabs>
+          <w:tab w:val="left" w:pos="916"/>
+          <w:tab w:val="left" w:pos="1832"/>
+          <w:tab w:val="left" w:pos="2748"/>
+          <w:tab w:val="left" w:pos="3664"/>
+          <w:tab w:val="left" w:pos="4580"/>
+          <w:tab w:val="left" w:pos="5496"/>
+          <w:tab w:val="left" w:pos="6412"/>
+          <w:tab w:val="left" w:pos="7328"/>
+          <w:tab w:val="left" w:pos="8244"/>
+          <w:tab w:val="left" w:pos="9160"/>
+          <w:tab w:val="left" w:pos="10076"/>
+          <w:tab w:val="left" w:pos="10992"/>
+          <w:tab w:val="left" w:pos="11908"/>
+          <w:tab w:val="left" w:pos="12824"/>
+          <w:tab w:val="left" w:pos="13740"/>
+          <w:tab w:val="left" w:pos="14656"/>
+        </w:tabs>
+        <w:spacing w:after="0" w:line="240" w:lineRule="auto"/>
+        <w:rPr>
+          <w:rFonts w:ascii="Courier New" w:eastAsia="Times New Roman" w:hAnsi="Courier New" w:cs="Courier New"/>
+          <w:sz w:val="20"/>
+          <w:szCs w:val="20"/>
+          <w:lang w:val="en-US" w:eastAsia="ru-RU"/>
+        </w:rPr>
+      </w:pPr>
+    </w:p>
+    <w:p>
+      <w:pPr>
+        <w:tabs>
+          <w:tab w:val="left" w:pos="916"/>
+          <w:tab w:val="left" w:pos="1832"/>
+          <w:tab w:val="left" w:pos="2748"/>
+          <w:tab w:val="left" w:pos="3664"/>
+          <w:tab w:val="left" w:pos="4580"/>
+          <w:tab w:val="left" w:pos="5496"/>
+          <w:tab w:val="left" w:pos="6412"/>
+          <w:tab w:val="left" w:pos="7328"/>
+          <w:tab w:val="left" w:pos="8244"/>
+          <w:tab w:val="left" w:pos="9160"/>
+          <w:tab w:val="left" w:pos="10076"/>
+          <w:tab w:val="left" w:pos="10992"/>
+          <w:tab w:val="left" w:pos="11908"/>
+          <w:tab w:val="left" w:pos="12824"/>
+          <w:tab w:val="left" w:pos="13740"/>
+          <w:tab w:val="left" w:pos="14656"/>
+        </w:tabs>
+        <w:spacing w:after="0" w:line="240" w:lineRule="auto"/>
+        <w:rPr>
+          <w:rFonts w:ascii="Courier New" w:eastAsia="Times New Roman" w:hAnsi="Courier New" w:cs="Courier New"/>
+          <w:sz w:val="20"/>
+          <w:szCs w:val="20"/>
+          <w:lang w:val="en-US" w:eastAsia="ru-RU"/>
+        </w:rPr>
+      </w:pPr>
+      <w:r>
+        <w:rPr>
+          <w:rFonts w:ascii="Courier New" w:eastAsia="Times New Roman" w:hAnsi="Courier New" w:cs="Courier New"/>
+          <w:sz w:val="20"/>
+          <w:szCs w:val="20"/>
+          <w:lang w:val="en-US" w:eastAsia="ru-RU"/>
+        </w:rPr>
+        <w:t>V6__create_media_files.sql</w:t>
+      </w:r>
+    </w:p>
+    <w:p>
+      <w:pPr>
+        <w:tabs>
+          <w:tab w:val="left" w:pos="916"/>
+          <w:tab w:val="left" w:pos="1832"/>
+          <w:tab w:val="left" w:pos="2748"/>
+          <w:tab w:val="left" w:pos="3664"/>
+          <w:tab w:val="left" w:pos="4580"/>
+          <w:tab w:val="left" w:pos="5496"/>
+          <w:tab w:val="left" w:pos="6412"/>
+          <w:tab w:val="left" w:pos="7328"/>
+          <w:tab w:val="left" w:pos="8244"/>
+          <w:tab w:val="left" w:pos="9160"/>
+          <w:tab w:val="left" w:pos="10076"/>
+          <w:tab w:val="left" w:pos="10992"/>
+          <w:tab w:val="left" w:pos="11908"/>
+          <w:tab w:val="left" w:pos="12824"/>
+          <w:tab w:val="left" w:pos="13740"/>
+          <w:tab w:val="left" w:pos="14656"/>
+        </w:tabs>
+        <w:spacing w:after="0" w:line="240" w:lineRule="auto"/>
+        <w:rPr>
+          <w:rFonts w:ascii="Courier New" w:eastAsia="Times New Roman" w:hAnsi="Courier New" w:cs="Courier New"/>
+          <w:sz w:val="20"/>
+          <w:szCs w:val="20"/>
+          <w:lang w:val="en-US" w:eastAsia="ru-RU"/>
+        </w:rPr>
+      </w:pPr>
+    </w:p>
+    <w:p>
+      <w:pPr>
+        <w:tabs>
+          <w:tab w:val="left" w:pos="916"/>
+          <w:tab w:val="left" w:pos="1832"/>
+          <w:tab w:val="left" w:pos="2748"/>
+          <w:tab w:val="left" w:pos="3664"/>
+          <w:tab w:val="left" w:pos="4580"/>
+          <w:tab w:val="left" w:pos="5496"/>
+          <w:tab w:val="left" w:pos="6412"/>
+          <w:tab w:val="left" w:pos="7328"/>
+          <w:tab w:val="left" w:pos="8244"/>
+          <w:tab w:val="left" w:pos="9160"/>
+          <w:tab w:val="left" w:pos="10076"/>
+          <w:tab w:val="left" w:pos="10992"/>
+          <w:tab w:val="left" w:pos="11908"/>
+          <w:tab w:val="left" w:pos="12824"/>
+          <w:tab w:val="left" w:pos="13740"/>
+          <w:tab w:val="left" w:pos="14656"/>
+        </w:tabs>
+        <w:spacing w:after="0" w:line="240" w:lineRule="auto"/>
+        <w:rPr>
+          <w:rFonts w:ascii="Courier New" w:eastAsia="Times New Roman" w:hAnsi="Courier New" w:cs="Courier New"/>
+          <w:sz w:val="20"/>
+          <w:szCs w:val="20"/>
+          <w:lang w:val="en-US" w:eastAsia="ru-RU"/>
+        </w:rPr>
+      </w:pPr>
+      <w:r>
+        <w:rPr>
+          <w:rFonts w:ascii="Courier New" w:eastAsia="Times New Roman" w:hAnsi="Courier New" w:cs="Courier New"/>
+          <w:sz w:val="20"/>
+          <w:szCs w:val="20"/>
+          <w:lang w:val="en-US" w:eastAsia="ru-RU"/>
+        </w:rPr>
+        <w:t>V7__create_invites.sql</w:t>
+      </w:r>
+    </w:p>
+    <w:p>
+      <w:pPr>
+        <w:tabs>
+          <w:tab w:val="left" w:pos="916"/>
+          <w:tab w:val="left" w:pos="1832"/>
+          <w:tab w:val="left" w:pos="2748"/>
+          <w:tab w:val="left" w:pos="3664"/>
+          <w:tab w:val="left" w:pos="4580"/>
+          <w:tab w:val="left" w:pos="5496"/>
+          <w:tab w:val="left" w:pos="6412"/>
+          <w:tab w:val="left" w:pos="7328"/>
+          <w:tab w:val="left" w:pos="8244"/>
+          <w:tab w:val="left" w:pos="9160"/>
+          <w:tab w:val="left" w:pos="10076"/>
+          <w:tab w:val="left" w:pos="10992"/>
+          <w:tab w:val="left" w:pos="11908"/>
+          <w:tab w:val="left" w:pos="12824"/>
+          <w:tab w:val="left" w:pos="13740"/>
+          <w:tab w:val="left" w:pos="14656"/>
+        </w:tabs>
+        <w:spacing w:after="0" w:line="240" w:lineRule="auto"/>
+        <w:rPr>
+          <w:rFonts w:ascii="Courier New" w:eastAsia="Times New Roman" w:hAnsi="Courier New" w:cs="Courier New"/>
+          <w:sz w:val="20"/>
+          <w:szCs w:val="20"/>
+          <w:lang w:val="en-US" w:eastAsia="ru-RU"/>
+        </w:rPr>
+      </w:pPr>
+    </w:p>
+    <w:p>
+      <w:pPr>
+        <w:tabs>
+          <w:tab w:val="left" w:pos="916"/>
+          <w:tab w:val="left" w:pos="1832"/>
+          <w:tab w:val="left" w:pos="2748"/>
+          <w:tab w:val="left" w:pos="3664"/>
+          <w:tab w:val="left" w:pos="4580"/>
+          <w:tab w:val="left" w:pos="5496"/>
+          <w:tab w:val="left" w:pos="6412"/>
+          <w:tab w:val="left" w:pos="7328"/>
+          <w:tab w:val="left" w:pos="8244"/>
+          <w:tab w:val="left" w:pos="9160"/>
+          <w:tab w:val="left" w:pos="10076"/>
+          <w:tab w:val="left" w:pos="10992"/>
+          <w:tab w:val="left" w:pos="11908"/>
+          <w:tab w:val="left" w:pos="12824"/>
+          <w:tab w:val="left" w:pos="13740"/>
+          <w:tab w:val="left" w:pos="14656"/>
+        </w:tabs>
+        <w:spacing w:after="0" w:line="240" w:lineRule="auto"/>
+        <w:rPr>
+          <w:rFonts w:ascii="Courier New" w:eastAsia="Times New Roman" w:hAnsi="Courier New" w:cs="Courier New"/>
+          <w:sz w:val="20"/>
+          <w:szCs w:val="20"/>
+          <w:lang w:val="en-US" w:eastAsia="ru-RU"/>
+        </w:rPr>
+      </w:pPr>
+      <w:r>
+        <w:rPr>
+          <w:rFonts w:ascii="Courier New" w:eastAsia="Times New Roman" w:hAnsi="Courier New" w:cs="Courier New"/>
+          <w:sz w:val="20"/>
+          <w:szCs w:val="20"/>
+          <w:lang w:val="en-US" w:eastAsia="ru-RU"/>
+        </w:rPr>
+        <w:t>V8__create_refresh_tokens.sql</w:t>
+      </w:r>
+    </w:p>
+    <w:p>
+      <w:pPr>
+        <w:spacing w:before="100" w:beforeAutospacing="1" w:after="100" w:afterAutospacing="1" w:line="240" w:lineRule="auto"/>
+        <w:rPr>
+          <w:rFonts w:ascii="Times New Roman" w:eastAsia="Times New Roman" w:hAnsi="Times New Roman" w:cs="Times New Roman"/>
+          <w:sz w:val="24"/>
+          <w:szCs w:val="24"/>
+          <w:lang w:val="en-US" w:eastAsia="ru-RU"/>
+        </w:rPr>
+      </w:pPr>
+      <w:r>
+        <w:rPr>
+          <w:rFonts w:ascii="Times New Roman" w:eastAsia="Times New Roman" w:hAnsi="Times New Roman" w:cs="Times New Roman"/>
+          <w:sz w:val="24"/>
+          <w:szCs w:val="24"/>
+          <w:lang w:val="en-US" w:eastAsia="ru-RU"/>
+        </w:rPr>
+        <w:t>Existing migrations are immutable.</w:t>
+      </w:r>
+    </w:p>
+    <w:p>
+      <w:pPr>
+        <w:spacing w:before="100" w:beforeAutospacing="1" w:after="100" w:afterAutospacing="1" w:line="240" w:lineRule="auto"/>
+        <w:rPr>
+          <w:rFonts w:ascii="Times New Roman" w:eastAsia="Times New Roman" w:hAnsi="Times New Roman" w:cs="Times New Roman"/>
+          <w:sz w:val="24"/>
+          <w:szCs w:val="24"/>
+          <w:lang w:val="en-US" w:eastAsia="ru-RU"/>
+        </w:rPr>
+      </w:pPr>
+      <w:r>
+        <w:rPr>
+          <w:rFonts w:ascii="Times New Roman" w:eastAsia="Times New Roman" w:hAnsi="Times New Roman" w:cs="Times New Roman"/>
+          <w:sz w:val="24"/>
+          <w:szCs w:val="24"/>
+          <w:lang w:val="en-US" w:eastAsia="ru-RU"/>
+        </w:rPr>
+        <w:t>Schema evolution is performed only by creating new migration files.</w:t>
+      </w:r>
+    </w:p>
+    <w:p>
+      <w:pPr>
+        <w:spacing w:after="0" w:line="240" w:lineRule="auto"/>
+        <w:rPr>
+          <w:rFonts w:ascii="Times New Roman" w:eastAsia="Times New Roman" w:hAnsi="Times New Roman" w:cs="Times New Roman"/>
+          <w:sz w:val="24"/>
+          <w:szCs w:val="24"/>
+          <w:lang w:eastAsia="ru-RU"/>
+        </w:rPr>
+      </w:pPr>
+      <w:r>
+        <w:rPr>
+          <w:rFonts w:ascii="Times New Roman" w:eastAsia="Times New Roman" w:hAnsi="Times New Roman" w:cs="Times New Roman"/>
+          <w:sz w:val="24"/>
+          <w:szCs w:val="24"/>
+          <w:lang w:eastAsia="ru-RU"/>
+        </w:rPr>
+        <w:pict w14:anchorId="296B37AF">
+          <v:rect id="_x0000_i1158" style="width:0;height:1.5pt" o:hralign="center" o:hrstd="t" o:hr="t" fillcolor="#a0a0a0" stroked="f"/>
         </w:pict>
       </w:r>
     </w:p>
@@ -11871,642 +12149,6 @@
           <w:szCs w:val="48"/>
           <w:lang w:val="en-US" w:eastAsia="ru-RU"/>
         </w:rPr>
-        <w:t>20. Flyway</w:t>
-      </w:r>
-    </w:p>
-    <w:p>
-      <w:pPr>
-        <w:spacing w:before="100" w:beforeAutospacing="1" w:after="100" w:afterAutospacing="1" w:line="240" w:lineRule="auto"/>
-        <w:rPr>
-          <w:rFonts w:ascii="Times New Roman" w:eastAsia="Times New Roman" w:hAnsi="Times New Roman" w:cs="Times New Roman"/>
-          <w:sz w:val="24"/>
-          <w:szCs w:val="24"/>
-          <w:lang w:val="en-US" w:eastAsia="ru-RU"/>
-        </w:rPr>
-      </w:pPr>
-      <w:r>
-        <w:rPr>
-          <w:rFonts w:ascii="Times New Roman" w:eastAsia="Times New Roman" w:hAnsi="Times New Roman" w:cs="Times New Roman"/>
-          <w:sz w:val="24"/>
-          <w:szCs w:val="24"/>
-          <w:lang w:val="en-US" w:eastAsia="ru-RU"/>
-        </w:rPr>
-        <w:t>Database schema changes are versioned using Flyway.</w:t>
-      </w:r>
-    </w:p>
-    <w:p>
-      <w:pPr>
-        <w:spacing w:before="100" w:beforeAutospacing="1" w:after="100" w:afterAutospacing="1" w:line="240" w:lineRule="auto"/>
-        <w:rPr>
-          <w:rFonts w:ascii="Times New Roman" w:eastAsia="Times New Roman" w:hAnsi="Times New Roman" w:cs="Times New Roman"/>
-          <w:sz w:val="24"/>
-          <w:szCs w:val="24"/>
-          <w:lang w:val="en-US" w:eastAsia="ru-RU"/>
-        </w:rPr>
-      </w:pPr>
-      <w:r>
-        <w:rPr>
-          <w:rFonts w:ascii="Times New Roman" w:eastAsia="Times New Roman" w:hAnsi="Times New Roman" w:cs="Times New Roman"/>
-          <w:sz w:val="24"/>
-          <w:szCs w:val="24"/>
-          <w:lang w:val="en-US" w:eastAsia="ru-RU"/>
-        </w:rPr>
-        <w:t>Current migrations:</w:t>
-      </w:r>
-    </w:p>
-    <w:p>
-      <w:pPr>
-        <w:tabs>
-          <w:tab w:val="left" w:pos="916"/>
-          <w:tab w:val="left" w:pos="1832"/>
-          <w:tab w:val="left" w:pos="2748"/>
-          <w:tab w:val="left" w:pos="3664"/>
-          <w:tab w:val="left" w:pos="4580"/>
-          <w:tab w:val="left" w:pos="5496"/>
-          <w:tab w:val="left" w:pos="6412"/>
-          <w:tab w:val="left" w:pos="7328"/>
-          <w:tab w:val="left" w:pos="8244"/>
-          <w:tab w:val="left" w:pos="9160"/>
-          <w:tab w:val="left" w:pos="10076"/>
-          <w:tab w:val="left" w:pos="10992"/>
-          <w:tab w:val="left" w:pos="11908"/>
-          <w:tab w:val="left" w:pos="12824"/>
-          <w:tab w:val="left" w:pos="13740"/>
-          <w:tab w:val="left" w:pos="14656"/>
-        </w:tabs>
-        <w:spacing w:after="0" w:line="240" w:lineRule="auto"/>
-        <w:rPr>
-          <w:rFonts w:ascii="Courier New" w:eastAsia="Times New Roman" w:hAnsi="Courier New" w:cs="Courier New"/>
-          <w:sz w:val="20"/>
-          <w:szCs w:val="20"/>
-          <w:lang w:val="en-US" w:eastAsia="ru-RU"/>
-        </w:rPr>
-      </w:pPr>
-      <w:r>
-        <w:rPr>
-          <w:rFonts w:ascii="Courier New" w:eastAsia="Times New Roman" w:hAnsi="Courier New" w:cs="Courier New"/>
-          <w:sz w:val="20"/>
-          <w:szCs w:val="20"/>
-          <w:lang w:val="en-US" w:eastAsia="ru-RU"/>
-        </w:rPr>
-        <w:t>V1__initialize_database.sql</w:t>
-      </w:r>
-    </w:p>
-    <w:p>
-      <w:pPr>
-        <w:tabs>
-          <w:tab w:val="left" w:pos="916"/>
-          <w:tab w:val="left" w:pos="1832"/>
-          <w:tab w:val="left" w:pos="2748"/>
-          <w:tab w:val="left" w:pos="3664"/>
-          <w:tab w:val="left" w:pos="4580"/>
-          <w:tab w:val="left" w:pos="5496"/>
-          <w:tab w:val="left" w:pos="6412"/>
-          <w:tab w:val="left" w:pos="7328"/>
-          <w:tab w:val="left" w:pos="8244"/>
-          <w:tab w:val="left" w:pos="9160"/>
-          <w:tab w:val="left" w:pos="10076"/>
-          <w:tab w:val="left" w:pos="10992"/>
-          <w:tab w:val="left" w:pos="11908"/>
-          <w:tab w:val="left" w:pos="12824"/>
-          <w:tab w:val="left" w:pos="13740"/>
-          <w:tab w:val="left" w:pos="14656"/>
-        </w:tabs>
-        <w:spacing w:after="0" w:line="240" w:lineRule="auto"/>
-        <w:rPr>
-          <w:rFonts w:ascii="Courier New" w:eastAsia="Times New Roman" w:hAnsi="Courier New" w:cs="Courier New"/>
-          <w:sz w:val="20"/>
-          <w:szCs w:val="20"/>
-          <w:lang w:val="en-US" w:eastAsia="ru-RU"/>
-        </w:rPr>
-      </w:pPr>
-    </w:p>
-    <w:p>
-      <w:pPr>
-        <w:tabs>
-          <w:tab w:val="left" w:pos="916"/>
-          <w:tab w:val="left" w:pos="1832"/>
-          <w:tab w:val="left" w:pos="2748"/>
-          <w:tab w:val="left" w:pos="3664"/>
-          <w:tab w:val="left" w:pos="4580"/>
-          <w:tab w:val="left" w:pos="5496"/>
-          <w:tab w:val="left" w:pos="6412"/>
-          <w:tab w:val="left" w:pos="7328"/>
-          <w:tab w:val="left" w:pos="8244"/>
-          <w:tab w:val="left" w:pos="9160"/>
-          <w:tab w:val="left" w:pos="10076"/>
-          <w:tab w:val="left" w:pos="10992"/>
-          <w:tab w:val="left" w:pos="11908"/>
-          <w:tab w:val="left" w:pos="12824"/>
-          <w:tab w:val="left" w:pos="13740"/>
-          <w:tab w:val="left" w:pos="14656"/>
-        </w:tabs>
-        <w:spacing w:after="0" w:line="240" w:lineRule="auto"/>
-        <w:rPr>
-          <w:rFonts w:ascii="Courier New" w:eastAsia="Times New Roman" w:hAnsi="Courier New" w:cs="Courier New"/>
-          <w:sz w:val="20"/>
-          <w:szCs w:val="20"/>
-          <w:lang w:val="en-US" w:eastAsia="ru-RU"/>
-        </w:rPr>
-      </w:pPr>
-      <w:r>
-        <w:rPr>
-          <w:rFonts w:ascii="Courier New" w:eastAsia="Times New Roman" w:hAnsi="Courier New" w:cs="Courier New"/>
-          <w:sz w:val="20"/>
-          <w:szCs w:val="20"/>
-          <w:lang w:val="en-US" w:eastAsia="ru-RU"/>
-        </w:rPr>
-        <w:t>V2__create_users.sql</w:t>
-      </w:r>
-    </w:p>
-    <w:p>
-      <w:pPr>
-        <w:tabs>
-          <w:tab w:val="left" w:pos="916"/>
-          <w:tab w:val="left" w:pos="1832"/>
-          <w:tab w:val="left" w:pos="2748"/>
-          <w:tab w:val="left" w:pos="3664"/>
-          <w:tab w:val="left" w:pos="4580"/>
-          <w:tab w:val="left" w:pos="5496"/>
-          <w:tab w:val="left" w:pos="6412"/>
-          <w:tab w:val="left" w:pos="7328"/>
-          <w:tab w:val="left" w:pos="8244"/>
-          <w:tab w:val="left" w:pos="9160"/>
-          <w:tab w:val="left" w:pos="10076"/>
-          <w:tab w:val="left" w:pos="10992"/>
-          <w:tab w:val="left" w:pos="11908"/>
-          <w:tab w:val="left" w:pos="12824"/>
-          <w:tab w:val="left" w:pos="13740"/>
-          <w:tab w:val="left" w:pos="14656"/>
-        </w:tabs>
-        <w:spacing w:after="0" w:line="240" w:lineRule="auto"/>
-        <w:rPr>
-          <w:rFonts w:ascii="Courier New" w:eastAsia="Times New Roman" w:hAnsi="Courier New" w:cs="Courier New"/>
-          <w:sz w:val="20"/>
-          <w:szCs w:val="20"/>
-          <w:lang w:val="en-US" w:eastAsia="ru-RU"/>
-        </w:rPr>
-      </w:pPr>
-    </w:p>
-    <w:p>
-      <w:pPr>
-        <w:tabs>
-          <w:tab w:val="left" w:pos="916"/>
-          <w:tab w:val="left" w:pos="1832"/>
-          <w:tab w:val="left" w:pos="2748"/>
-          <w:tab w:val="left" w:pos="3664"/>
-          <w:tab w:val="left" w:pos="4580"/>
-          <w:tab w:val="left" w:pos="5496"/>
-          <w:tab w:val="left" w:pos="6412"/>
-          <w:tab w:val="left" w:pos="7328"/>
-          <w:tab w:val="left" w:pos="8244"/>
-          <w:tab w:val="left" w:pos="9160"/>
-          <w:tab w:val="left" w:pos="10076"/>
-          <w:tab w:val="left" w:pos="10992"/>
-          <w:tab w:val="left" w:pos="11908"/>
-          <w:tab w:val="left" w:pos="12824"/>
-          <w:tab w:val="left" w:pos="13740"/>
-          <w:tab w:val="left" w:pos="14656"/>
-        </w:tabs>
-        <w:spacing w:after="0" w:line="240" w:lineRule="auto"/>
-        <w:rPr>
-          <w:rFonts w:ascii="Courier New" w:eastAsia="Times New Roman" w:hAnsi="Courier New" w:cs="Courier New"/>
-          <w:sz w:val="20"/>
-          <w:szCs w:val="20"/>
-          <w:lang w:val="en-US" w:eastAsia="ru-RU"/>
-        </w:rPr>
-      </w:pPr>
-      <w:r>
-        <w:rPr>
-          <w:rFonts w:ascii="Courier New" w:eastAsia="Times New Roman" w:hAnsi="Courier New" w:cs="Courier New"/>
-          <w:sz w:val="20"/>
-          <w:szCs w:val="20"/>
-          <w:lang w:val="en-US" w:eastAsia="ru-RU"/>
-        </w:rPr>
-        <w:t>V3__create_stories.sql</w:t>
-      </w:r>
-    </w:p>
-    <w:p>
-      <w:pPr>
-        <w:tabs>
-          <w:tab w:val="left" w:pos="916"/>
-          <w:tab w:val="left" w:pos="1832"/>
-          <w:tab w:val="left" w:pos="2748"/>
-          <w:tab w:val="left" w:pos="3664"/>
-          <w:tab w:val="left" w:pos="4580"/>
-          <w:tab w:val="left" w:pos="5496"/>
-          <w:tab w:val="left" w:pos="6412"/>
-          <w:tab w:val="left" w:pos="7328"/>
-          <w:tab w:val="left" w:pos="8244"/>
-          <w:tab w:val="left" w:pos="9160"/>
-          <w:tab w:val="left" w:pos="10076"/>
-          <w:tab w:val="left" w:pos="10992"/>
-          <w:tab w:val="left" w:pos="11908"/>
-          <w:tab w:val="left" w:pos="12824"/>
-          <w:tab w:val="left" w:pos="13740"/>
-          <w:tab w:val="left" w:pos="14656"/>
-        </w:tabs>
-        <w:spacing w:after="0" w:line="240" w:lineRule="auto"/>
-        <w:rPr>
-          <w:rFonts w:ascii="Courier New" w:eastAsia="Times New Roman" w:hAnsi="Courier New" w:cs="Courier New"/>
-          <w:sz w:val="20"/>
-          <w:szCs w:val="20"/>
-          <w:lang w:val="en-US" w:eastAsia="ru-RU"/>
-        </w:rPr>
-      </w:pPr>
-    </w:p>
-    <w:p>
-      <w:pPr>
-        <w:tabs>
-          <w:tab w:val="left" w:pos="916"/>
-          <w:tab w:val="left" w:pos="1832"/>
-          <w:tab w:val="left" w:pos="2748"/>
-          <w:tab w:val="left" w:pos="3664"/>
-          <w:tab w:val="left" w:pos="4580"/>
-          <w:tab w:val="left" w:pos="5496"/>
-          <w:tab w:val="left" w:pos="6412"/>
-          <w:tab w:val="left" w:pos="7328"/>
-          <w:tab w:val="left" w:pos="8244"/>
-          <w:tab w:val="left" w:pos="9160"/>
-          <w:tab w:val="left" w:pos="10076"/>
-          <w:tab w:val="left" w:pos="10992"/>
-          <w:tab w:val="left" w:pos="11908"/>
-          <w:tab w:val="left" w:pos="12824"/>
-          <w:tab w:val="left" w:pos="13740"/>
-          <w:tab w:val="left" w:pos="14656"/>
-        </w:tabs>
-        <w:spacing w:after="0" w:line="240" w:lineRule="auto"/>
-        <w:rPr>
-          <w:rFonts w:ascii="Courier New" w:eastAsia="Times New Roman" w:hAnsi="Courier New" w:cs="Courier New"/>
-          <w:sz w:val="20"/>
-          <w:szCs w:val="20"/>
-          <w:lang w:val="en-US" w:eastAsia="ru-RU"/>
-        </w:rPr>
-      </w:pPr>
-      <w:r>
-        <w:rPr>
-          <w:rFonts w:ascii="Courier New" w:eastAsia="Times New Roman" w:hAnsi="Courier New" w:cs="Courier New"/>
-          <w:sz w:val="20"/>
-          <w:szCs w:val="20"/>
-          <w:lang w:val="en-US" w:eastAsia="ru-RU"/>
-        </w:rPr>
-        <w:t>V4__create_story_participants.sql</w:t>
-      </w:r>
-    </w:p>
-    <w:p>
-      <w:pPr>
-        <w:tabs>
-          <w:tab w:val="left" w:pos="916"/>
-          <w:tab w:val="left" w:pos="1832"/>
-          <w:tab w:val="left" w:pos="2748"/>
-          <w:tab w:val="left" w:pos="3664"/>
-          <w:tab w:val="left" w:pos="4580"/>
-          <w:tab w:val="left" w:pos="5496"/>
-          <w:tab w:val="left" w:pos="6412"/>
-          <w:tab w:val="left" w:pos="7328"/>
-          <w:tab w:val="left" w:pos="8244"/>
-          <w:tab w:val="left" w:pos="9160"/>
-          <w:tab w:val="left" w:pos="10076"/>
-          <w:tab w:val="left" w:pos="10992"/>
-          <w:tab w:val="left" w:pos="11908"/>
-          <w:tab w:val="left" w:pos="12824"/>
-          <w:tab w:val="left" w:pos="13740"/>
-          <w:tab w:val="left" w:pos="14656"/>
-        </w:tabs>
-        <w:spacing w:after="0" w:line="240" w:lineRule="auto"/>
-        <w:rPr>
-          <w:rFonts w:ascii="Courier New" w:eastAsia="Times New Roman" w:hAnsi="Courier New" w:cs="Courier New"/>
-          <w:sz w:val="20"/>
-          <w:szCs w:val="20"/>
-          <w:lang w:val="en-US" w:eastAsia="ru-RU"/>
-        </w:rPr>
-      </w:pPr>
-    </w:p>
-    <w:p>
-      <w:pPr>
-        <w:tabs>
-          <w:tab w:val="left" w:pos="916"/>
-          <w:tab w:val="left" w:pos="1832"/>
-          <w:tab w:val="left" w:pos="2748"/>
-          <w:tab w:val="left" w:pos="3664"/>
-          <w:tab w:val="left" w:pos="4580"/>
-          <w:tab w:val="left" w:pos="5496"/>
-          <w:tab w:val="left" w:pos="6412"/>
-          <w:tab w:val="left" w:pos="7328"/>
-          <w:tab w:val="left" w:pos="8244"/>
-          <w:tab w:val="left" w:pos="9160"/>
-          <w:tab w:val="left" w:pos="10076"/>
-          <w:tab w:val="left" w:pos="10992"/>
-          <w:tab w:val="left" w:pos="11908"/>
-          <w:tab w:val="left" w:pos="12824"/>
-          <w:tab w:val="left" w:pos="13740"/>
-          <w:tab w:val="left" w:pos="14656"/>
-        </w:tabs>
-        <w:spacing w:after="0" w:line="240" w:lineRule="auto"/>
-        <w:rPr>
-          <w:rFonts w:ascii="Courier New" w:eastAsia="Times New Roman" w:hAnsi="Courier New" w:cs="Courier New"/>
-          <w:sz w:val="20"/>
-          <w:szCs w:val="20"/>
-          <w:lang w:val="en-US" w:eastAsia="ru-RU"/>
-        </w:rPr>
-      </w:pPr>
-      <w:r>
-        <w:rPr>
-          <w:rFonts w:ascii="Courier New" w:eastAsia="Times New Roman" w:hAnsi="Courier New" w:cs="Courier New"/>
-          <w:sz w:val="20"/>
-          <w:szCs w:val="20"/>
-          <w:lang w:val="en-US" w:eastAsia="ru-RU"/>
-        </w:rPr>
-        <w:t>V5__create_memories.sql</w:t>
-      </w:r>
-    </w:p>
-    <w:p>
-      <w:pPr>
-        <w:tabs>
-          <w:tab w:val="left" w:pos="916"/>
-          <w:tab w:val="left" w:pos="1832"/>
-          <w:tab w:val="left" w:pos="2748"/>
-          <w:tab w:val="left" w:pos="3664"/>
-          <w:tab w:val="left" w:pos="4580"/>
-          <w:tab w:val="left" w:pos="5496"/>
-          <w:tab w:val="left" w:pos="6412"/>
-          <w:tab w:val="left" w:pos="7328"/>
-          <w:tab w:val="left" w:pos="8244"/>
-          <w:tab w:val="left" w:pos="9160"/>
-          <w:tab w:val="left" w:pos="10076"/>
-          <w:tab w:val="left" w:pos="10992"/>
-          <w:tab w:val="left" w:pos="11908"/>
-          <w:tab w:val="left" w:pos="12824"/>
-          <w:tab w:val="left" w:pos="13740"/>
-          <w:tab w:val="left" w:pos="14656"/>
-        </w:tabs>
-        <w:spacing w:after="0" w:line="240" w:lineRule="auto"/>
-        <w:rPr>
-          <w:rFonts w:ascii="Courier New" w:eastAsia="Times New Roman" w:hAnsi="Courier New" w:cs="Courier New"/>
-          <w:sz w:val="20"/>
-          <w:szCs w:val="20"/>
-          <w:lang w:val="en-US" w:eastAsia="ru-RU"/>
-        </w:rPr>
-      </w:pPr>
-    </w:p>
-    <w:p>
-      <w:pPr>
-        <w:tabs>
-          <w:tab w:val="left" w:pos="916"/>
-          <w:tab w:val="left" w:pos="1832"/>
-          <w:tab w:val="left" w:pos="2748"/>
-          <w:tab w:val="left" w:pos="3664"/>
-          <w:tab w:val="left" w:pos="4580"/>
-          <w:tab w:val="left" w:pos="5496"/>
-          <w:tab w:val="left" w:pos="6412"/>
-          <w:tab w:val="left" w:pos="7328"/>
-          <w:tab w:val="left" w:pos="8244"/>
-          <w:tab w:val="left" w:pos="9160"/>
-          <w:tab w:val="left" w:pos="10076"/>
-          <w:tab w:val="left" w:pos="10992"/>
-          <w:tab w:val="left" w:pos="11908"/>
-          <w:tab w:val="left" w:pos="12824"/>
-          <w:tab w:val="left" w:pos="13740"/>
-          <w:tab w:val="left" w:pos="14656"/>
-        </w:tabs>
-        <w:spacing w:after="0" w:line="240" w:lineRule="auto"/>
-        <w:rPr>
-          <w:rFonts w:ascii="Courier New" w:eastAsia="Times New Roman" w:hAnsi="Courier New" w:cs="Courier New"/>
-          <w:sz w:val="20"/>
-          <w:szCs w:val="20"/>
-          <w:lang w:val="en-US" w:eastAsia="ru-RU"/>
-        </w:rPr>
-      </w:pPr>
-      <w:r>
-        <w:rPr>
-          <w:rFonts w:ascii="Courier New" w:eastAsia="Times New Roman" w:hAnsi="Courier New" w:cs="Courier New"/>
-          <w:sz w:val="20"/>
-          <w:szCs w:val="20"/>
-          <w:lang w:val="en-US" w:eastAsia="ru-RU"/>
-        </w:rPr>
-        <w:t>V6__create_media_files.sql</w:t>
-      </w:r>
-    </w:p>
-    <w:p>
-      <w:pPr>
-        <w:tabs>
-          <w:tab w:val="left" w:pos="916"/>
-          <w:tab w:val="left" w:pos="1832"/>
-          <w:tab w:val="left" w:pos="2748"/>
-          <w:tab w:val="left" w:pos="3664"/>
-          <w:tab w:val="left" w:pos="4580"/>
-          <w:tab w:val="left" w:pos="5496"/>
-          <w:tab w:val="left" w:pos="6412"/>
-          <w:tab w:val="left" w:pos="7328"/>
-          <w:tab w:val="left" w:pos="8244"/>
-          <w:tab w:val="left" w:pos="9160"/>
-          <w:tab w:val="left" w:pos="10076"/>
-          <w:tab w:val="left" w:pos="10992"/>
-          <w:tab w:val="left" w:pos="11908"/>
-          <w:tab w:val="left" w:pos="12824"/>
-          <w:tab w:val="left" w:pos="13740"/>
-          <w:tab w:val="left" w:pos="14656"/>
-        </w:tabs>
-        <w:spacing w:after="0" w:line="240" w:lineRule="auto"/>
-        <w:rPr>
-          <w:rFonts w:ascii="Courier New" w:eastAsia="Times New Roman" w:hAnsi="Courier New" w:cs="Courier New"/>
-          <w:sz w:val="20"/>
-          <w:szCs w:val="20"/>
-          <w:lang w:val="en-US" w:eastAsia="ru-RU"/>
-        </w:rPr>
-      </w:pPr>
-    </w:p>
-    <w:p>
-      <w:pPr>
-        <w:tabs>
-          <w:tab w:val="left" w:pos="916"/>
-          <w:tab w:val="left" w:pos="1832"/>
-          <w:tab w:val="left" w:pos="2748"/>
-          <w:tab w:val="left" w:pos="3664"/>
-          <w:tab w:val="left" w:pos="4580"/>
-          <w:tab w:val="left" w:pos="5496"/>
-          <w:tab w:val="left" w:pos="6412"/>
-          <w:tab w:val="left" w:pos="7328"/>
-          <w:tab w:val="left" w:pos="8244"/>
-          <w:tab w:val="left" w:pos="9160"/>
-          <w:tab w:val="left" w:pos="10076"/>
-          <w:tab w:val="left" w:pos="10992"/>
-          <w:tab w:val="left" w:pos="11908"/>
-          <w:tab w:val="left" w:pos="12824"/>
-          <w:tab w:val="left" w:pos="13740"/>
-          <w:tab w:val="left" w:pos="14656"/>
-        </w:tabs>
-        <w:spacing w:after="0" w:line="240" w:lineRule="auto"/>
-        <w:rPr>
-          <w:rFonts w:ascii="Courier New" w:eastAsia="Times New Roman" w:hAnsi="Courier New" w:cs="Courier New"/>
-          <w:sz w:val="20"/>
-          <w:szCs w:val="20"/>
-          <w:lang w:val="en-US" w:eastAsia="ru-RU"/>
-        </w:rPr>
-      </w:pPr>
-      <w:r>
-        <w:rPr>
-          <w:rFonts w:ascii="Courier New" w:eastAsia="Times New Roman" w:hAnsi="Courier New" w:cs="Courier New"/>
-          <w:sz w:val="20"/>
-          <w:szCs w:val="20"/>
-          <w:lang w:val="en-US" w:eastAsia="ru-RU"/>
-        </w:rPr>
-        <w:t>V7__create_invites.sql</w:t>
-      </w:r>
-    </w:p>
-    <w:p>
-      <w:pPr>
-        <w:tabs>
-          <w:tab w:val="left" w:pos="916"/>
-          <w:tab w:val="left" w:pos="1832"/>
-          <w:tab w:val="left" w:pos="2748"/>
-          <w:tab w:val="left" w:pos="3664"/>
-          <w:tab w:val="left" w:pos="4580"/>
-          <w:tab w:val="left" w:pos="5496"/>
-          <w:tab w:val="left" w:pos="6412"/>
-          <w:tab w:val="left" w:pos="7328"/>
-          <w:tab w:val="left" w:pos="8244"/>
-          <w:tab w:val="left" w:pos="9160"/>
-          <w:tab w:val="left" w:pos="10076"/>
-          <w:tab w:val="left" w:pos="10992"/>
-          <w:tab w:val="left" w:pos="11908"/>
-          <w:tab w:val="left" w:pos="12824"/>
-          <w:tab w:val="left" w:pos="13740"/>
-          <w:tab w:val="left" w:pos="14656"/>
-        </w:tabs>
-        <w:spacing w:after="0" w:line="240" w:lineRule="auto"/>
-        <w:rPr>
-          <w:rFonts w:ascii="Courier New" w:eastAsia="Times New Roman" w:hAnsi="Courier New" w:cs="Courier New"/>
-          <w:sz w:val="20"/>
-          <w:szCs w:val="20"/>
-          <w:lang w:val="en-US" w:eastAsia="ru-RU"/>
-        </w:rPr>
-      </w:pPr>
-    </w:p>
-    <w:p>
-      <w:pPr>
-        <w:tabs>
-          <w:tab w:val="left" w:pos="916"/>
-          <w:tab w:val="left" w:pos="1832"/>
-          <w:tab w:val="left" w:pos="2748"/>
-          <w:tab w:val="left" w:pos="3664"/>
-          <w:tab w:val="left" w:pos="4580"/>
-          <w:tab w:val="left" w:pos="5496"/>
-          <w:tab w:val="left" w:pos="6412"/>
-          <w:tab w:val="left" w:pos="7328"/>
-          <w:tab w:val="left" w:pos="8244"/>
-          <w:tab w:val="left" w:pos="9160"/>
-          <w:tab w:val="left" w:pos="10076"/>
-          <w:tab w:val="left" w:pos="10992"/>
-          <w:tab w:val="left" w:pos="11908"/>
-          <w:tab w:val="left" w:pos="12824"/>
-          <w:tab w:val="left" w:pos="13740"/>
-          <w:tab w:val="left" w:pos="14656"/>
-        </w:tabs>
-        <w:spacing w:after="0" w:line="240" w:lineRule="auto"/>
-        <w:rPr>
-          <w:rFonts w:ascii="Courier New" w:eastAsia="Times New Roman" w:hAnsi="Courier New" w:cs="Courier New"/>
-          <w:sz w:val="20"/>
-          <w:szCs w:val="20"/>
-          <w:lang w:val="en-US" w:eastAsia="ru-RU"/>
-        </w:rPr>
-      </w:pPr>
-      <w:r>
-        <w:rPr>
-          <w:rFonts w:ascii="Courier New" w:eastAsia="Times New Roman" w:hAnsi="Courier New" w:cs="Courier New"/>
-          <w:sz w:val="20"/>
-          <w:szCs w:val="20"/>
-          <w:lang w:val="en-US" w:eastAsia="ru-RU"/>
-        </w:rPr>
-        <w:t>V8__create_refresh_tokens.sql</w:t>
-      </w:r>
-    </w:p>
-    <w:p>
-      <w:pPr>
-        <w:spacing w:before="100" w:beforeAutospacing="1" w:after="100" w:afterAutospacing="1" w:line="240" w:lineRule="auto"/>
-        <w:rPr>
-          <w:rFonts w:ascii="Times New Roman" w:eastAsia="Times New Roman" w:hAnsi="Times New Roman" w:cs="Times New Roman"/>
-          <w:sz w:val="24"/>
-          <w:szCs w:val="24"/>
-          <w:lang w:val="en-US" w:eastAsia="ru-RU"/>
-        </w:rPr>
-      </w:pPr>
-      <w:r>
-        <w:rPr>
-          <w:rFonts w:ascii="Times New Roman" w:eastAsia="Times New Roman" w:hAnsi="Times New Roman" w:cs="Times New Roman"/>
-          <w:sz w:val="24"/>
-          <w:szCs w:val="24"/>
-          <w:lang w:val="en-US" w:eastAsia="ru-RU"/>
-        </w:rPr>
-        <w:t>Existing migrations are immutable.</w:t>
-      </w:r>
-    </w:p>
-    <w:p>
-      <w:pPr>
-        <w:spacing w:before="100" w:beforeAutospacing="1" w:after="100" w:afterAutospacing="1" w:line="240" w:lineRule="auto"/>
-        <w:rPr>
-          <w:rFonts w:ascii="Times New Roman" w:eastAsia="Times New Roman" w:hAnsi="Times New Roman" w:cs="Times New Roman"/>
-          <w:sz w:val="24"/>
-          <w:szCs w:val="24"/>
-          <w:lang w:val="en-US" w:eastAsia="ru-RU"/>
-        </w:rPr>
-      </w:pPr>
-      <w:r>
-        <w:rPr>
-          <w:rFonts w:ascii="Times New Roman" w:eastAsia="Times New Roman" w:hAnsi="Times New Roman" w:cs="Times New Roman"/>
-          <w:sz w:val="24"/>
-          <w:szCs w:val="24"/>
-          <w:lang w:val="en-US" w:eastAsia="ru-RU"/>
-        </w:rPr>
-        <w:t>Schema evolution is performed only by creating new migration files.</w:t>
-      </w:r>
-    </w:p>
-    <w:p>
-      <w:pPr>
-        <w:spacing w:after="0" w:line="240" w:lineRule="auto"/>
-        <w:rPr>
-          <w:rFonts w:ascii="Times New Roman" w:eastAsia="Times New Roman" w:hAnsi="Times New Roman" w:cs="Times New Roman"/>
-          <w:sz w:val="24"/>
-          <w:szCs w:val="24"/>
-          <w:lang w:eastAsia="ru-RU"/>
-        </w:rPr>
-      </w:pPr>
-      <w:r>
-        <w:rPr>
-          <w:rFonts w:ascii="Times New Roman" w:eastAsia="Times New Roman" w:hAnsi="Times New Roman" w:cs="Times New Roman"/>
-          <w:sz w:val="24"/>
-          <w:szCs w:val="24"/>
-          <w:lang w:eastAsia="ru-RU"/>
-        </w:rPr>
-        <w:pict w14:anchorId="296B37AF">
-          <v:rect id="_x0000_i1158" style="width:0;height:1.5pt" o:hralign="center" o:hrstd="t" o:hr="t" fillcolor="#a0a0a0" stroked="f"/>
-        </w:pict>
-      </w:r>
-    </w:p>
-    <w:p>
-      <w:pPr>
-        <w:spacing w:before="100" w:beforeAutospacing="1" w:after="100" w:afterAutospacing="1" w:line="240" w:lineRule="auto"/>
-        <w:outlineLvl w:val="0"/>
-        <w:rPr>
-          <w:rFonts w:ascii="Times New Roman" w:eastAsia="Times New Roman" w:hAnsi="Times New Roman" w:cs="Times New Roman"/>
-          <w:b/>
-          <w:bCs/>
-          <w:kern w:val="36"/>
-          <w:sz w:val="48"/>
-          <w:szCs w:val="48"/>
-          <w:lang w:val="en-US" w:eastAsia="ru-RU"/>
-        </w:rPr>
-      </w:pPr>
-      <w:r>
-        <w:rPr>
-          <w:rFonts w:ascii="Times New Roman" w:eastAsia="Times New Roman" w:hAnsi="Times New Roman" w:cs="Times New Roman"/>
-          <w:b/>
-          <w:bCs/>
-          <w:kern w:val="36"/>
-          <w:sz w:val="48"/>
-          <w:szCs w:val="48"/>
-          <w:lang w:val="en-US" w:eastAsia="ru-RU"/>
-        </w:rPr>
         <w:t>21. PostgreSQL</w:t>
       </w:r>
     </w:p>
@@ -12691,282 +12333,51 @@
       </w:r>
     </w:p>
     <w:p>
-      <w:pPr>
-        <w:spacing w:before="100" w:beforeAutospacing="1" w:after="100" w:afterAutospacing="1" w:line="240" w:lineRule="auto"/>
-        <w:rPr>
-          <w:rFonts w:ascii="Times New Roman" w:eastAsia="Times New Roman" w:hAnsi="Times New Roman" w:cs="Times New Roman"/>
-          <w:sz w:val="24"/>
-          <w:szCs w:val="24"/>
-          <w:lang w:val="en-US" w:eastAsia="ru-RU"/>
-        </w:rPr>
-      </w:pPr>
-      <w:r>
-        <w:rPr>
-          <w:rFonts w:ascii="Times New Roman" w:eastAsia="Times New Roman" w:hAnsi="Times New Roman" w:cs="Times New Roman"/>
-          <w:sz w:val="24"/>
-          <w:szCs w:val="24"/>
-          <w:lang w:val="en-US" w:eastAsia="ru-RU"/>
-        </w:rPr>
-        <w:t>Triggers, stored procedures and database-generated business behaviour are avoided.</w:t>
-      </w:r>
-    </w:p>
-    <w:p>
-      <w:pPr>
-        <w:spacing w:after="0" w:line="240" w:lineRule="auto"/>
-        <w:rPr>
-          <w:rFonts w:ascii="Times New Roman" w:eastAsia="Times New Roman" w:hAnsi="Times New Roman" w:cs="Times New Roman"/>
-          <w:sz w:val="24"/>
-          <w:szCs w:val="24"/>
-          <w:lang w:eastAsia="ru-RU"/>
-        </w:rPr>
-      </w:pPr>
-      <w:r>
-        <w:rPr>
-          <w:rFonts w:ascii="Times New Roman" w:eastAsia="Times New Roman" w:hAnsi="Times New Roman" w:cs="Times New Roman"/>
-          <w:sz w:val="24"/>
-          <w:szCs w:val="24"/>
-          <w:lang w:eastAsia="ru-RU"/>
-        </w:rPr>
-        <w:pict w14:anchorId="1143F3BE">
-          <v:rect id="_x0000_i1159" style="width:0;height:1.5pt" o:hralign="center" o:hrstd="t" o:hr="t" fillcolor="#a0a0a0" stroked="f"/>
-        </w:pict>
-      </w:r>
-    </w:p>
-    <w:p>
-      <w:pPr>
-        <w:spacing w:before="100" w:beforeAutospacing="1" w:after="100" w:afterAutospacing="1" w:line="240" w:lineRule="auto"/>
-        <w:outlineLvl w:val="0"/>
-        <w:rPr>
-          <w:rFonts w:ascii="Times New Roman" w:eastAsia="Times New Roman" w:hAnsi="Times New Roman" w:cs="Times New Roman"/>
-          <w:b/>
-          <w:bCs/>
-          <w:kern w:val="36"/>
-          <w:sz w:val="48"/>
-          <w:szCs w:val="48"/>
-          <w:lang w:val="en-US" w:eastAsia="ru-RU"/>
-        </w:rPr>
-      </w:pPr>
-      <w:r>
-        <w:rPr>
-          <w:rFonts w:ascii="Times New Roman" w:eastAsia="Times New Roman" w:hAnsi="Times New Roman" w:cs="Times New Roman"/>
-          <w:b/>
-          <w:bCs/>
-          <w:kern w:val="36"/>
-          <w:sz w:val="48"/>
-          <w:szCs w:val="48"/>
-          <w:lang w:val="en-US" w:eastAsia="ru-RU"/>
-        </w:rPr>
+      <w:pPr/>
+      <w:r>
         <w:t>22. MinIO</w:t>
       </w:r>
     </w:p>
     <w:p>
-      <w:pPr>
-        <w:spacing w:before="100" w:beforeAutospacing="1" w:after="100" w:afterAutospacing="1" w:line="240" w:lineRule="auto"/>
-        <w:rPr>
-          <w:rFonts w:ascii="Times New Roman" w:eastAsia="Times New Roman" w:hAnsi="Times New Roman" w:cs="Times New Roman"/>
-          <w:sz w:val="24"/>
-          <w:szCs w:val="24"/>
-          <w:lang w:val="en-US" w:eastAsia="ru-RU"/>
-        </w:rPr>
-      </w:pPr>
-      <w:r>
-        <w:rPr>
-          <w:rFonts w:ascii="Times New Roman" w:eastAsia="Times New Roman" w:hAnsi="Times New Roman" w:cs="Times New Roman"/>
-          <w:sz w:val="24"/>
-          <w:szCs w:val="24"/>
-          <w:lang w:val="en-US" w:eastAsia="ru-RU"/>
-        </w:rPr>
-        <w:t>MinIO is used for object storage.</w:t>
-      </w:r>
-    </w:p>
-    <w:p>
-      <w:pPr>
-        <w:spacing w:before="100" w:beforeAutospacing="1" w:after="100" w:afterAutospacing="1" w:line="240" w:lineRule="auto"/>
-        <w:rPr>
-          <w:rFonts w:ascii="Times New Roman" w:eastAsia="Times New Roman" w:hAnsi="Times New Roman" w:cs="Times New Roman"/>
-          <w:sz w:val="24"/>
-          <w:szCs w:val="24"/>
-          <w:lang w:eastAsia="ru-RU"/>
-        </w:rPr>
-      </w:pPr>
-      <w:r>
-        <w:rPr>
-          <w:rFonts w:ascii="Times New Roman" w:eastAsia="Times New Roman" w:hAnsi="Times New Roman" w:cs="Times New Roman"/>
-          <w:sz w:val="24"/>
-          <w:szCs w:val="24"/>
-          <w:lang w:eastAsia="ru-RU"/>
-        </w:rPr>
-        <w:t>Stored objects include:</w:t>
-      </w:r>
-    </w:p>
-    <w:p>
-      <w:pPr>
-        <w:numPr>
-          <w:ilvl w:val="0"/>
-          <w:numId w:val="24"/>
-        </w:numPr>
-        <w:spacing w:before="100" w:beforeAutospacing="1" w:after="100" w:afterAutospacing="1" w:line="240" w:lineRule="auto"/>
-        <w:rPr>
-          <w:rFonts w:ascii="Times New Roman" w:eastAsia="Times New Roman" w:hAnsi="Times New Roman" w:cs="Times New Roman"/>
-          <w:sz w:val="24"/>
-          <w:szCs w:val="24"/>
-          <w:lang w:eastAsia="ru-RU"/>
-        </w:rPr>
-      </w:pPr>
-      <w:r>
-        <w:rPr>
-          <w:rFonts w:ascii="Times New Roman" w:eastAsia="Times New Roman" w:hAnsi="Times New Roman" w:cs="Times New Roman"/>
-          <w:sz w:val="24"/>
-          <w:szCs w:val="24"/>
-          <w:lang w:eastAsia="ru-RU"/>
-        </w:rPr>
-        <w:t>photographs;</w:t>
-      </w:r>
-    </w:p>
-    <w:p>
-      <w:pPr>
-        <w:numPr>
-          <w:ilvl w:val="0"/>
-          <w:numId w:val="24"/>
-        </w:numPr>
-        <w:spacing w:before="100" w:beforeAutospacing="1" w:after="100" w:afterAutospacing="1" w:line="240" w:lineRule="auto"/>
-        <w:rPr>
-          <w:rFonts w:ascii="Times New Roman" w:eastAsia="Times New Roman" w:hAnsi="Times New Roman" w:cs="Times New Roman"/>
-          <w:sz w:val="24"/>
-          <w:szCs w:val="24"/>
-          <w:lang w:eastAsia="ru-RU"/>
-        </w:rPr>
-      </w:pPr>
-      <w:r>
-        <w:rPr>
-          <w:rFonts w:ascii="Times New Roman" w:eastAsia="Times New Roman" w:hAnsi="Times New Roman" w:cs="Times New Roman"/>
-          <w:sz w:val="24"/>
-          <w:szCs w:val="24"/>
-          <w:lang w:eastAsia="ru-RU"/>
-        </w:rPr>
-        <w:t>voice recordings;</w:t>
-      </w:r>
-    </w:p>
-    <w:p>
-      <w:pPr>
-        <w:numPr>
-          <w:ilvl w:val="0"/>
-          <w:numId w:val="24"/>
-        </w:numPr>
-        <w:spacing w:before="100" w:beforeAutospacing="1" w:after="100" w:afterAutospacing="1" w:line="240" w:lineRule="auto"/>
-        <w:rPr>
-          <w:rFonts w:ascii="Times New Roman" w:eastAsia="Times New Roman" w:hAnsi="Times New Roman" w:cs="Times New Roman"/>
-          <w:sz w:val="24"/>
-          <w:szCs w:val="24"/>
-          <w:lang w:eastAsia="ru-RU"/>
-        </w:rPr>
-      </w:pPr>
-      <w:r>
-        <w:rPr>
-          <w:rFonts w:ascii="Times New Roman" w:eastAsia="Times New Roman" w:hAnsi="Times New Roman" w:cs="Times New Roman"/>
-          <w:sz w:val="24"/>
-          <w:szCs w:val="24"/>
-          <w:lang w:eastAsia="ru-RU"/>
-        </w:rPr>
-        <w:t>videos.</w:t>
-      </w:r>
-    </w:p>
-    <w:p>
-      <w:pPr>
-        <w:spacing w:before="100" w:beforeAutospacing="1" w:after="100" w:afterAutospacing="1" w:line="240" w:lineRule="auto"/>
-        <w:rPr>
-          <w:rFonts w:ascii="Times New Roman" w:eastAsia="Times New Roman" w:hAnsi="Times New Roman" w:cs="Times New Roman"/>
-          <w:sz w:val="24"/>
-          <w:szCs w:val="24"/>
-          <w:lang w:val="en-US" w:eastAsia="ru-RU"/>
-        </w:rPr>
-      </w:pPr>
-      <w:r>
-        <w:rPr>
-          <w:rFonts w:ascii="Times New Roman" w:eastAsia="Times New Roman" w:hAnsi="Times New Roman" w:cs="Times New Roman"/>
-          <w:sz w:val="24"/>
-          <w:szCs w:val="24"/>
-          <w:lang w:val="en-US" w:eastAsia="ru-RU"/>
-        </w:rPr>
-        <w:t>The database stores only object metadata.</w:t>
-      </w:r>
-    </w:p>
-    <w:p>
-      <w:pPr>
-        <w:spacing w:before="100" w:beforeAutospacing="1" w:after="100" w:afterAutospacing="1" w:line="240" w:lineRule="auto"/>
-        <w:rPr>
-          <w:rFonts w:ascii="Times New Roman" w:eastAsia="Times New Roman" w:hAnsi="Times New Roman" w:cs="Times New Roman"/>
-          <w:sz w:val="24"/>
-          <w:szCs w:val="24"/>
-          <w:lang w:val="en-US" w:eastAsia="ru-RU"/>
-        </w:rPr>
-      </w:pPr>
-      <w:r>
-        <w:rPr>
-          <w:rFonts w:ascii="Times New Roman" w:eastAsia="Times New Roman" w:hAnsi="Times New Roman" w:cs="Times New Roman"/>
-          <w:sz w:val="24"/>
-          <w:szCs w:val="24"/>
-          <w:lang w:val="en-US" w:eastAsia="ru-RU"/>
-        </w:rPr>
-        <w:t>The object storage key is persisted as:</w:t>
-      </w:r>
-    </w:p>
-    <w:p>
-      <w:pPr>
-        <w:tabs>
-          <w:tab w:val="left" w:pos="916"/>
-          <w:tab w:val="left" w:pos="1832"/>
-          <w:tab w:val="left" w:pos="2748"/>
-          <w:tab w:val="left" w:pos="3664"/>
-          <w:tab w:val="left" w:pos="4580"/>
-          <w:tab w:val="left" w:pos="5496"/>
-          <w:tab w:val="left" w:pos="6412"/>
-          <w:tab w:val="left" w:pos="7328"/>
-          <w:tab w:val="left" w:pos="8244"/>
-          <w:tab w:val="left" w:pos="9160"/>
-          <w:tab w:val="left" w:pos="10076"/>
-          <w:tab w:val="left" w:pos="10992"/>
-          <w:tab w:val="left" w:pos="11908"/>
-          <w:tab w:val="left" w:pos="12824"/>
-          <w:tab w:val="left" w:pos="13740"/>
-          <w:tab w:val="left" w:pos="14656"/>
-        </w:tabs>
-        <w:spacing w:after="0" w:line="240" w:lineRule="auto"/>
-        <w:rPr>
-          <w:rFonts w:ascii="Courier New" w:eastAsia="Times New Roman" w:hAnsi="Courier New" w:cs="Courier New"/>
-          <w:sz w:val="20"/>
-          <w:szCs w:val="20"/>
-          <w:lang w:val="en-US" w:eastAsia="ru-RU"/>
-        </w:rPr>
-      </w:pPr>
-      <w:r>
-        <w:rPr>
-          <w:rFonts w:ascii="Courier New" w:eastAsia="Times New Roman" w:hAnsi="Courier New" w:cs="Courier New"/>
-          <w:sz w:val="20"/>
-          <w:szCs w:val="20"/>
-          <w:lang w:val="en-US" w:eastAsia="ru-RU"/>
-        </w:rPr>
-        <w:t>storageKey</w:t>
-      </w:r>
-    </w:p>
-    <w:p>
-      <w:pPr>
-        <w:spacing w:before="100" w:beforeAutospacing="1" w:after="100" w:afterAutospacing="1" w:line="240" w:lineRule="auto"/>
-        <w:rPr>
-          <w:rFonts w:ascii="Times New Roman" w:eastAsia="Times New Roman" w:hAnsi="Times New Roman" w:cs="Times New Roman"/>
-          <w:sz w:val="24"/>
-          <w:szCs w:val="24"/>
-          <w:lang w:val="en-US" w:eastAsia="ru-RU"/>
-        </w:rPr>
-      </w:pPr>
-      <w:r>
-        <w:rPr>
-          <w:rFonts w:ascii="Times New Roman" w:eastAsia="Times New Roman" w:hAnsi="Times New Roman" w:cs="Times New Roman"/>
-          <w:sz w:val="24"/>
-          <w:szCs w:val="24"/>
-          <w:lang w:val="en-US" w:eastAsia="ru-RU"/>
-        </w:rPr>
-        <w:t>No public URLs or signed URLs are stored.</w:t>
+      <w:pPr/>
+      <w:r>
+        <w:t>MinIO is used as private object storage behind the provider-neutral StorageService abstraction.</w:t>
+      </w:r>
+    </w:p>
+    <w:p>
+      <w:pPr/>
+      <w:r>
+        <w:t>Current stored PHOTO objects are backend-generated JPEG representations:</w:t>
+      </w:r>
+    </w:p>
+    <w:p>
+      <w:pPr/>
+      <w:r>
+        <w:t>media/{mediaId}/display</w:t>
+      </w:r>
+    </w:p>
+    <w:p>
+      <w:pPr/>
+      <w:r>
+        <w:t>media/{mediaId}/thumbnail</w:t>
+      </w:r>
+    </w:p>
+    <w:p>
+      <w:pPr/>
+      <w:r>
+        <w:t>MinIO-specific types are isolated in media.storage.minio.</w:t>
+      </w:r>
+    </w:p>
+    <w:p>
+      <w:pPr/>
+      <w:r>
+        <w:t>Application/domain layers depend on StorageService, StorageKey, StoredObject and StorageObjectWrite, not on MinIO APIs.</w:t>
+      </w:r>
+    </w:p>
+    <w:p>
+      <w:pPr/>
+      <w:r>
+        <w:t>No public URLs, signed URLs, bucket names or storage keys are exposed through REST or Flutter domain models.</w:t>
       </w:r>
     </w:p>
     <w:p>

--- a/docs/08-spring-boot-backend-architecture.docx
+++ b/docs/08-spring-boot-backend-architecture.docx
@@ -20,7 +20,7 @@
           <w:lang w:eastAsia="ru-RU"/>
         </w:rPr>
         <w:pict w14:anchorId="1218D6B3">
-          <v:rect id="_x0000_i1121" style="width:0;height:1.5pt" o:hralign="center" o:hrstd="t" o:hr="t" fillcolor="#a0a0a0" stroked="f"/>
+          <v:rect id="_x0000_i1025" style="width:0;height:1.5pt" o:hralign="center" o:hrstd="t" o:hr="t" fillcolor="#a0a0a0" stroked="f"/>
         </w:pict>
       </w:r>
     </w:p>
@@ -314,7 +314,7 @@
           <w:lang w:eastAsia="ru-RU"/>
         </w:rPr>
         <w:pict w14:anchorId="5DF14C38">
-          <v:rect id="_x0000_i1122" style="width:0;height:1.5pt" o:hralign="center" o:hrstd="t" o:hr="t" fillcolor="#a0a0a0" stroked="f"/>
+          <v:rect id="_x0000_i1026" style="width:0;height:1.5pt" o:hralign="center" o:hrstd="t" o:hr="t" fillcolor="#a0a0a0" stroked="f"/>
         </w:pict>
       </w:r>
     </w:p>
@@ -787,7 +787,7 @@
           <w:lang w:eastAsia="ru-RU"/>
         </w:rPr>
         <w:pict w14:anchorId="0D05ED38">
-          <v:rect id="_x0000_i1123" style="width:0;height:1.5pt" o:hralign="center" o:hrstd="t" o:hr="t" fillcolor="#a0a0a0" stroked="f"/>
+          <v:rect id="_x0000_i1027" style="width:0;height:1.5pt" o:hralign="center" o:hrstd="t" o:hr="t" fillcolor="#a0a0a0" stroked="f"/>
         </w:pict>
       </w:r>
     </w:p>
@@ -1637,7 +1637,7 @@
           <w:lang w:eastAsia="ru-RU"/>
         </w:rPr>
         <w:pict w14:anchorId="376A2DE6">
-          <v:rect id="_x0000_i1124" style="width:0;height:1.5pt" o:hralign="center" o:hrstd="t" o:hr="t" fillcolor="#a0a0a0" stroked="f"/>
+          <v:rect id="_x0000_i1028" style="width:0;height:1.5pt" o:hralign="center" o:hrstd="t" o:hr="t" fillcolor="#a0a0a0" stroked="f"/>
         </w:pict>
       </w:r>
     </w:p>
@@ -3307,6 +3307,539 @@
     </w:p>
     <w:p>
       <w:pPr>
+        <w:spacing w:before="100" w:beforeAutospacing="1" w:after="100" w:afterAutospacing="1" w:line="240" w:lineRule="auto"/>
+        <w:rPr>
+          <w:rFonts w:ascii="Times New Roman" w:eastAsia="Times New Roman" w:hAnsi="Times New Roman" w:cs="Times New Roman"/>
+          <w:sz w:val="24"/>
+          <w:szCs w:val="24"/>
+          <w:lang w:val="en-US" w:eastAsia="ru-RU"/>
+        </w:rPr>
+      </w:pPr>
+    </w:p>
+    <w:p>
+      <w:pPr>
+        <w:spacing w:before="100" w:beforeAutospacing="1" w:after="100" w:afterAutospacing="1" w:line="240" w:lineRule="auto"/>
+        <w:rPr>
+          <w:rFonts w:ascii="Times New Roman" w:eastAsia="Times New Roman" w:hAnsi="Times New Roman" w:cs="Times New Roman"/>
+          <w:sz w:val="24"/>
+          <w:szCs w:val="24"/>
+          <w:lang w:val="en-US" w:eastAsia="ru-RU"/>
+        </w:rPr>
+      </w:pPr>
+      <w:r>
+        <w:rPr>
+          <w:rFonts w:ascii="Times New Roman" w:eastAsia="Times New Roman" w:hAnsi="Times New Roman" w:cs="Times New Roman"/>
+          <w:sz w:val="24"/>
+          <w:szCs w:val="24"/>
+          <w:lang w:val="en-US" w:eastAsia="ru-RU"/>
+        </w:rPr>
+        <w:t>Memory command/domain persistence and Memory read projection are separated.</w:t>
+      </w:r>
+    </w:p>
+    <w:p>
+      <w:pPr>
+        <w:spacing w:before="100" w:beforeAutospacing="1" w:after="100" w:afterAutospacing="1" w:line="240" w:lineRule="auto"/>
+        <w:rPr>
+          <w:rFonts w:ascii="Times New Roman" w:eastAsia="Times New Roman" w:hAnsi="Times New Roman" w:cs="Times New Roman"/>
+          <w:sz w:val="24"/>
+          <w:szCs w:val="24"/>
+          <w:lang w:val="en-US" w:eastAsia="ru-RU"/>
+        </w:rPr>
+      </w:pPr>
+    </w:p>
+    <w:p>
+      <w:pPr>
+        <w:spacing w:before="100" w:beforeAutospacing="1" w:after="100" w:afterAutospacing="1" w:line="240" w:lineRule="auto"/>
+        <w:rPr>
+          <w:rFonts w:ascii="Times New Roman" w:eastAsia="Times New Roman" w:hAnsi="Times New Roman" w:cs="Times New Roman"/>
+          <w:sz w:val="24"/>
+          <w:szCs w:val="24"/>
+          <w:lang w:val="en-US" w:eastAsia="ru-RU"/>
+        </w:rPr>
+      </w:pPr>
+      <w:r>
+        <w:rPr>
+          <w:rFonts w:ascii="Times New Roman" w:eastAsia="Times New Roman" w:hAnsi="Times New Roman" w:cs="Times New Roman"/>
+          <w:sz w:val="24"/>
+          <w:szCs w:val="24"/>
+          <w:lang w:val="en-US" w:eastAsia="ru-RU"/>
+        </w:rPr>
+        <w:t>MemoryRepository</w:t>
+      </w:r>
+    </w:p>
+    <w:p>
+      <w:pPr>
+        <w:spacing w:before="100" w:beforeAutospacing="1" w:after="100" w:afterAutospacing="1" w:line="240" w:lineRule="auto"/>
+        <w:rPr>
+          <w:rFonts w:ascii="Times New Roman" w:eastAsia="Times New Roman" w:hAnsi="Times New Roman" w:cs="Times New Roman"/>
+          <w:sz w:val="24"/>
+          <w:szCs w:val="24"/>
+          <w:lang w:val="en-US" w:eastAsia="ru-RU"/>
+        </w:rPr>
+      </w:pPr>
+      <w:r>
+        <w:rPr>
+          <w:rFonts w:ascii="Times New Roman" w:eastAsia="Times New Roman" w:hAnsi="Times New Roman" w:cs="Times New Roman"/>
+          <w:sz w:val="24"/>
+          <w:szCs w:val="24"/>
+          <w:lang w:val="en-US" w:eastAsia="ru-RU"/>
+        </w:rPr>
+        <w:t>→ domain/write persistence</w:t>
+      </w:r>
+    </w:p>
+    <w:p>
+      <w:pPr>
+        <w:spacing w:before="100" w:beforeAutospacing="1" w:after="100" w:afterAutospacing="1" w:line="240" w:lineRule="auto"/>
+        <w:rPr>
+          <w:rFonts w:ascii="Times New Roman" w:eastAsia="Times New Roman" w:hAnsi="Times New Roman" w:cs="Times New Roman"/>
+          <w:sz w:val="24"/>
+          <w:szCs w:val="24"/>
+          <w:lang w:val="en-US" w:eastAsia="ru-RU"/>
+        </w:rPr>
+      </w:pPr>
+    </w:p>
+    <w:p>
+      <w:pPr>
+        <w:spacing w:before="100" w:beforeAutospacing="1" w:after="100" w:afterAutospacing="1" w:line="240" w:lineRule="auto"/>
+        <w:rPr>
+          <w:rFonts w:ascii="Times New Roman" w:eastAsia="Times New Roman" w:hAnsi="Times New Roman" w:cs="Times New Roman"/>
+          <w:sz w:val="24"/>
+          <w:szCs w:val="24"/>
+          <w:lang w:val="en-US" w:eastAsia="ru-RU"/>
+        </w:rPr>
+      </w:pPr>
+      <w:r>
+        <w:rPr>
+          <w:rFonts w:ascii="Times New Roman" w:eastAsia="Times New Roman" w:hAnsi="Times New Roman" w:cs="Times New Roman"/>
+          <w:sz w:val="24"/>
+          <w:szCs w:val="24"/>
+          <w:lang w:val="en-US" w:eastAsia="ru-RU"/>
+        </w:rPr>
+        <w:t>MemoryReadRepository</w:t>
+      </w:r>
+    </w:p>
+    <w:p>
+      <w:pPr>
+        <w:spacing w:before="100" w:beforeAutospacing="1" w:after="100" w:afterAutospacing="1" w:line="240" w:lineRule="auto"/>
+        <w:rPr>
+          <w:rFonts w:ascii="Times New Roman" w:eastAsia="Times New Roman" w:hAnsi="Times New Roman" w:cs="Times New Roman"/>
+          <w:sz w:val="24"/>
+          <w:szCs w:val="24"/>
+          <w:lang w:val="en-US" w:eastAsia="ru-RU"/>
+        </w:rPr>
+      </w:pPr>
+      <w:r>
+        <w:rPr>
+          <w:rFonts w:ascii="Times New Roman" w:eastAsia="Times New Roman" w:hAnsi="Times New Roman" w:cs="Times New Roman"/>
+          <w:sz w:val="24"/>
+          <w:szCs w:val="24"/>
+          <w:lang w:val="en-US" w:eastAsia="ru-RU"/>
+        </w:rPr>
+        <w:t>→ authorized read projection</w:t>
+      </w:r>
+    </w:p>
+    <w:p>
+      <w:pPr>
+        <w:spacing w:before="100" w:beforeAutospacing="1" w:after="100" w:afterAutospacing="1" w:line="240" w:lineRule="auto"/>
+        <w:rPr>
+          <w:rFonts w:ascii="Times New Roman" w:eastAsia="Times New Roman" w:hAnsi="Times New Roman" w:cs="Times New Roman"/>
+          <w:sz w:val="24"/>
+          <w:szCs w:val="24"/>
+          <w:lang w:val="en-US" w:eastAsia="ru-RU"/>
+        </w:rPr>
+      </w:pPr>
+    </w:p>
+    <w:p>
+      <w:pPr>
+        <w:spacing w:before="100" w:beforeAutospacing="1" w:after="100" w:afterAutospacing="1" w:line="240" w:lineRule="auto"/>
+        <w:rPr>
+          <w:rFonts w:ascii="Times New Roman" w:eastAsia="Times New Roman" w:hAnsi="Times New Roman" w:cs="Times New Roman"/>
+          <w:sz w:val="24"/>
+          <w:szCs w:val="24"/>
+          <w:lang w:val="en-US" w:eastAsia="ru-RU"/>
+        </w:rPr>
+      </w:pPr>
+      <w:r>
+        <w:rPr>
+          <w:rFonts w:ascii="Times New Roman" w:eastAsia="Times New Roman" w:hAnsi="Times New Roman" w:cs="Times New Roman"/>
+          <w:sz w:val="24"/>
+          <w:szCs w:val="24"/>
+          <w:lang w:val="en-US" w:eastAsia="ru-RU"/>
+        </w:rPr>
+        <w:t>MemoryReadRepository returns MemoryReadModel:</w:t>
+      </w:r>
+    </w:p>
+    <w:p>
+      <w:pPr>
+        <w:spacing w:before="100" w:beforeAutospacing="1" w:after="100" w:afterAutospacing="1" w:line="240" w:lineRule="auto"/>
+        <w:rPr>
+          <w:rFonts w:ascii="Times New Roman" w:eastAsia="Times New Roman" w:hAnsi="Times New Roman" w:cs="Times New Roman"/>
+          <w:sz w:val="24"/>
+          <w:szCs w:val="24"/>
+          <w:lang w:val="en-US" w:eastAsia="ru-RU"/>
+        </w:rPr>
+      </w:pPr>
+    </w:p>
+    <w:p>
+      <w:pPr>
+        <w:spacing w:before="100" w:beforeAutospacing="1" w:after="100" w:afterAutospacing="1" w:line="240" w:lineRule="auto"/>
+        <w:rPr>
+          <w:rFonts w:ascii="Times New Roman" w:eastAsia="Times New Roman" w:hAnsi="Times New Roman" w:cs="Times New Roman"/>
+          <w:sz w:val="24"/>
+          <w:szCs w:val="24"/>
+          <w:lang w:val="en-US" w:eastAsia="ru-RU"/>
+        </w:rPr>
+      </w:pPr>
+      <w:r>
+        <w:rPr>
+          <w:rFonts w:ascii="Times New Roman" w:eastAsia="Times New Roman" w:hAnsi="Times New Roman" w:cs="Times New Roman"/>
+          <w:sz w:val="24"/>
+          <w:szCs w:val="24"/>
+          <w:lang w:val="en-US" w:eastAsia="ru-RU"/>
+        </w:rPr>
+        <w:t>Memory</w:t>
+      </w:r>
+    </w:p>
+    <w:p>
+      <w:pPr>
+        <w:spacing w:before="100" w:beforeAutospacing="1" w:after="100" w:afterAutospacing="1" w:line="240" w:lineRule="auto"/>
+        <w:rPr>
+          <w:rFonts w:ascii="Times New Roman" w:eastAsia="Times New Roman" w:hAnsi="Times New Roman" w:cs="Times New Roman"/>
+          <w:sz w:val="24"/>
+          <w:szCs w:val="24"/>
+          <w:lang w:val="en-US" w:eastAsia="ru-RU"/>
+        </w:rPr>
+      </w:pPr>
+      <w:r>
+        <w:rPr>
+          <w:rFonts w:ascii="Times New Roman" w:eastAsia="Times New Roman" w:hAnsi="Times New Roman" w:cs="Times New Roman"/>
+          <w:sz w:val="24"/>
+          <w:szCs w:val="24"/>
+          <w:lang w:val="en-US" w:eastAsia="ru-RU"/>
+        </w:rPr>
+        <w:t>+</w:t>
+      </w:r>
+    </w:p>
+    <w:p>
+      <w:pPr>
+        <w:spacing w:before="100" w:beforeAutospacing="1" w:after="100" w:afterAutospacing="1" w:line="240" w:lineRule="auto"/>
+        <w:rPr>
+          <w:rFonts w:ascii="Times New Roman" w:eastAsia="Times New Roman" w:hAnsi="Times New Roman" w:cs="Times New Roman"/>
+          <w:sz w:val="24"/>
+          <w:szCs w:val="24"/>
+          <w:lang w:val="en-US" w:eastAsia="ru-RU"/>
+        </w:rPr>
+      </w:pPr>
+      <w:r>
+        <w:rPr>
+          <w:rFonts w:ascii="Times New Roman" w:eastAsia="Times New Roman" w:hAnsi="Times New Roman" w:cs="Times New Roman"/>
+          <w:sz w:val="24"/>
+          <w:szCs w:val="24"/>
+          <w:lang w:val="en-US" w:eastAsia="ru-RU"/>
+        </w:rPr>
+        <w:t>optional MemoryPreviewPhoto</w:t>
+      </w:r>
+    </w:p>
+    <w:p>
+      <w:pPr>
+        <w:spacing w:before="100" w:beforeAutospacing="1" w:after="100" w:afterAutospacing="1" w:line="240" w:lineRule="auto"/>
+        <w:rPr>
+          <w:rFonts w:ascii="Times New Roman" w:eastAsia="Times New Roman" w:hAnsi="Times New Roman" w:cs="Times New Roman"/>
+          <w:sz w:val="24"/>
+          <w:szCs w:val="24"/>
+          <w:lang w:val="en-US" w:eastAsia="ru-RU"/>
+        </w:rPr>
+      </w:pPr>
+    </w:p>
+    <w:p>
+      <w:pPr>
+        <w:spacing w:before="100" w:beforeAutospacing="1" w:after="100" w:afterAutospacing="1" w:line="240" w:lineRule="auto"/>
+        <w:rPr>
+          <w:rFonts w:ascii="Times New Roman" w:eastAsia="Times New Roman" w:hAnsi="Times New Roman" w:cs="Times New Roman"/>
+          <w:sz w:val="24"/>
+          <w:szCs w:val="24"/>
+          <w:lang w:val="en-US" w:eastAsia="ru-RU"/>
+        </w:rPr>
+      </w:pPr>
+      <w:r>
+        <w:rPr>
+          <w:rFonts w:ascii="Times New Roman" w:eastAsia="Times New Roman" w:hAnsi="Times New Roman" w:cs="Times New Roman"/>
+          <w:sz w:val="24"/>
+          <w:szCs w:val="24"/>
+          <w:lang w:val="en-US" w:eastAsia="ru-RU"/>
+        </w:rPr>
+        <w:t>JdbcMemoryReadRepository selects the preview PHOTO as part of the</w:t>
+      </w:r>
+    </w:p>
+    <w:p>
+      <w:pPr>
+        <w:spacing w:before="100" w:beforeAutospacing="1" w:after="100" w:afterAutospacing="1" w:line="240" w:lineRule="auto"/>
+        <w:rPr>
+          <w:rFonts w:ascii="Times New Roman" w:eastAsia="Times New Roman" w:hAnsi="Times New Roman" w:cs="Times New Roman"/>
+          <w:sz w:val="24"/>
+          <w:szCs w:val="24"/>
+          <w:lang w:val="en-US" w:eastAsia="ru-RU"/>
+        </w:rPr>
+      </w:pPr>
+      <w:r>
+        <w:rPr>
+          <w:rFonts w:ascii="Times New Roman" w:eastAsia="Times New Roman" w:hAnsi="Times New Roman" w:cs="Times New Roman"/>
+          <w:sz w:val="24"/>
+          <w:szCs w:val="24"/>
+          <w:lang w:val="en-US" w:eastAsia="ru-RU"/>
+        </w:rPr>
+        <w:t>Memory read query.</w:t>
+      </w:r>
+    </w:p>
+    <w:p>
+      <w:pPr>
+        <w:spacing w:before="100" w:beforeAutospacing="1" w:after="100" w:afterAutospacing="1" w:line="240" w:lineRule="auto"/>
+        <w:rPr>
+          <w:rFonts w:ascii="Times New Roman" w:eastAsia="Times New Roman" w:hAnsi="Times New Roman" w:cs="Times New Roman"/>
+          <w:sz w:val="24"/>
+          <w:szCs w:val="24"/>
+          <w:lang w:val="en-US" w:eastAsia="ru-RU"/>
+        </w:rPr>
+      </w:pPr>
+    </w:p>
+    <w:p>
+      <w:pPr>
+        <w:spacing w:before="100" w:beforeAutospacing="1" w:after="100" w:afterAutospacing="1" w:line="240" w:lineRule="auto"/>
+        <w:rPr>
+          <w:rFonts w:ascii="Times New Roman" w:eastAsia="Times New Roman" w:hAnsi="Times New Roman" w:cs="Times New Roman"/>
+          <w:sz w:val="24"/>
+          <w:szCs w:val="24"/>
+          <w:lang w:val="en-US" w:eastAsia="ru-RU"/>
+        </w:rPr>
+      </w:pPr>
+      <w:r>
+        <w:rPr>
+          <w:rFonts w:ascii="Times New Roman" w:eastAsia="Times New Roman" w:hAnsi="Times New Roman" w:cs="Times New Roman"/>
+          <w:sz w:val="24"/>
+          <w:szCs w:val="24"/>
+          <w:lang w:val="en-US" w:eastAsia="ru-RU"/>
+        </w:rPr>
+        <w:t>The current implementation uses a LEFT JOIN LATERAL with:</w:t>
+      </w:r>
+    </w:p>
+    <w:p>
+      <w:pPr>
+        <w:spacing w:before="100" w:beforeAutospacing="1" w:after="100" w:afterAutospacing="1" w:line="240" w:lineRule="auto"/>
+        <w:rPr>
+          <w:rFonts w:ascii="Times New Roman" w:eastAsia="Times New Roman" w:hAnsi="Times New Roman" w:cs="Times New Roman"/>
+          <w:sz w:val="24"/>
+          <w:szCs w:val="24"/>
+          <w:lang w:val="en-US" w:eastAsia="ru-RU"/>
+        </w:rPr>
+      </w:pPr>
+    </w:p>
+    <w:p>
+      <w:pPr>
+        <w:spacing w:before="100" w:beforeAutospacing="1" w:after="100" w:afterAutospacing="1" w:line="240" w:lineRule="auto"/>
+        <w:rPr>
+          <w:rFonts w:ascii="Times New Roman" w:eastAsia="Times New Roman" w:hAnsi="Times New Roman" w:cs="Times New Roman"/>
+          <w:sz w:val="24"/>
+          <w:szCs w:val="24"/>
+          <w:lang w:val="en-US" w:eastAsia="ru-RU"/>
+        </w:rPr>
+      </w:pPr>
+      <w:r>
+        <w:rPr>
+          <w:rFonts w:ascii="Times New Roman" w:eastAsia="Times New Roman" w:hAnsi="Times New Roman" w:cs="Times New Roman"/>
+          <w:sz w:val="24"/>
+          <w:szCs w:val="24"/>
+          <w:lang w:val="en-US" w:eastAsia="ru-RU"/>
+        </w:rPr>
+        <w:lastRenderedPageBreak/>
+        <w:t>media_type = PHOTO</w:t>
+      </w:r>
+    </w:p>
+    <w:p>
+      <w:pPr>
+        <w:spacing w:before="100" w:beforeAutospacing="1" w:after="100" w:afterAutospacing="1" w:line="240" w:lineRule="auto"/>
+        <w:rPr>
+          <w:rFonts w:ascii="Times New Roman" w:eastAsia="Times New Roman" w:hAnsi="Times New Roman" w:cs="Times New Roman"/>
+          <w:sz w:val="24"/>
+          <w:szCs w:val="24"/>
+          <w:lang w:val="en-US" w:eastAsia="ru-RU"/>
+        </w:rPr>
+      </w:pPr>
+      <w:r>
+        <w:rPr>
+          <w:rFonts w:ascii="Times New Roman" w:eastAsia="Times New Roman" w:hAnsi="Times New Roman" w:cs="Times New Roman"/>
+          <w:sz w:val="24"/>
+          <w:szCs w:val="24"/>
+          <w:lang w:val="en-US" w:eastAsia="ru-RU"/>
+        </w:rPr>
+        <w:t>ORDER BY created_at ASC, id ASC</w:t>
+      </w:r>
+    </w:p>
+    <w:p>
+      <w:pPr>
+        <w:spacing w:before="100" w:beforeAutospacing="1" w:after="100" w:afterAutospacing="1" w:line="240" w:lineRule="auto"/>
+        <w:rPr>
+          <w:rFonts w:ascii="Times New Roman" w:eastAsia="Times New Roman" w:hAnsi="Times New Roman" w:cs="Times New Roman"/>
+          <w:sz w:val="24"/>
+          <w:szCs w:val="24"/>
+          <w:lang w:val="en-US" w:eastAsia="ru-RU"/>
+        </w:rPr>
+      </w:pPr>
+      <w:r>
+        <w:rPr>
+          <w:rFonts w:ascii="Times New Roman" w:eastAsia="Times New Roman" w:hAnsi="Times New Roman" w:cs="Times New Roman"/>
+          <w:sz w:val="24"/>
+          <w:szCs w:val="24"/>
+          <w:lang w:val="en-US" w:eastAsia="ru-RU"/>
+        </w:rPr>
+        <w:t>LIMIT 1</w:t>
+      </w:r>
+    </w:p>
+    <w:p>
+      <w:pPr>
+        <w:spacing w:before="100" w:beforeAutospacing="1" w:after="100" w:afterAutospacing="1" w:line="240" w:lineRule="auto"/>
+        <w:rPr>
+          <w:rFonts w:ascii="Times New Roman" w:eastAsia="Times New Roman" w:hAnsi="Times New Roman" w:cs="Times New Roman"/>
+          <w:sz w:val="24"/>
+          <w:szCs w:val="24"/>
+          <w:lang w:val="en-US" w:eastAsia="ru-RU"/>
+        </w:rPr>
+      </w:pPr>
+    </w:p>
+    <w:p>
+      <w:pPr>
+        <w:spacing w:before="100" w:beforeAutospacing="1" w:after="100" w:afterAutospacing="1" w:line="240" w:lineRule="auto"/>
+        <w:rPr>
+          <w:rFonts w:ascii="Times New Roman" w:eastAsia="Times New Roman" w:hAnsi="Times New Roman" w:cs="Times New Roman"/>
+          <w:sz w:val="24"/>
+          <w:szCs w:val="24"/>
+          <w:lang w:val="en-US" w:eastAsia="ru-RU"/>
+        </w:rPr>
+      </w:pPr>
+      <w:r>
+        <w:rPr>
+          <w:rFonts w:ascii="Times New Roman" w:eastAsia="Times New Roman" w:hAnsi="Times New Roman" w:cs="Times New Roman"/>
+          <w:sz w:val="24"/>
+          <w:szCs w:val="24"/>
+          <w:lang w:val="en-US" w:eastAsia="ru-RU"/>
+        </w:rPr>
+        <w:t>This avoids N+1 Media metadata queries when loading Story Memories.</w:t>
+      </w:r>
+    </w:p>
+    <w:p>
+      <w:pPr>
+        <w:spacing w:before="100" w:beforeAutospacing="1" w:after="100" w:afterAutospacing="1" w:line="240" w:lineRule="auto"/>
+        <w:rPr>
+          <w:rFonts w:ascii="Times New Roman" w:eastAsia="Times New Roman" w:hAnsi="Times New Roman" w:cs="Times New Roman"/>
+          <w:sz w:val="24"/>
+          <w:szCs w:val="24"/>
+          <w:lang w:val="en-US" w:eastAsia="ru-RU"/>
+        </w:rPr>
+      </w:pPr>
+    </w:p>
+    <w:p>
+      <w:pPr>
+        <w:spacing w:before="100" w:beforeAutospacing="1" w:after="100" w:afterAutospacing="1" w:line="240" w:lineRule="auto"/>
+        <w:rPr>
+          <w:rFonts w:ascii="Times New Roman" w:eastAsia="Times New Roman" w:hAnsi="Times New Roman" w:cs="Times New Roman"/>
+          <w:sz w:val="24"/>
+          <w:szCs w:val="24"/>
+          <w:lang w:val="en-US" w:eastAsia="ru-RU"/>
+        </w:rPr>
+      </w:pPr>
+      <w:r>
+        <w:rPr>
+          <w:rFonts w:ascii="Times New Roman" w:eastAsia="Times New Roman" w:hAnsi="Times New Roman" w:cs="Times New Roman"/>
+          <w:sz w:val="24"/>
+          <w:szCs w:val="24"/>
+          <w:lang w:val="en-US" w:eastAsia="ru-RU"/>
+        </w:rPr>
+        <w:t>Memory domain and MemoryRepository remain media-preview agnostic.</w:t>
+      </w:r>
+    </w:p>
+    <w:p>
+      <w:pPr>
+        <w:spacing w:before="100" w:beforeAutospacing="1" w:after="100" w:afterAutospacing="1" w:line="240" w:lineRule="auto"/>
+        <w:rPr>
+          <w:rFonts w:ascii="Times New Roman" w:eastAsia="Times New Roman" w:hAnsi="Times New Roman" w:cs="Times New Roman"/>
+          <w:sz w:val="24"/>
+          <w:szCs w:val="24"/>
+          <w:lang w:val="en-US" w:eastAsia="ru-RU"/>
+        </w:rPr>
+      </w:pPr>
+    </w:p>
+    <w:p>
+      <w:pPr>
+        <w:spacing w:before="100" w:beforeAutospacing="1" w:after="100" w:afterAutospacing="1" w:line="240" w:lineRule="auto"/>
+        <w:rPr>
+          <w:rFonts w:ascii="Times New Roman" w:eastAsia="Times New Roman" w:hAnsi="Times New Roman" w:cs="Times New Roman"/>
+          <w:sz w:val="24"/>
+          <w:szCs w:val="24"/>
+          <w:lang w:val="en-US" w:eastAsia="ru-RU"/>
+        </w:rPr>
+      </w:pPr>
+      <w:r>
+        <w:rPr>
+          <w:rFonts w:ascii="Times New Roman" w:eastAsia="Times New Roman" w:hAnsi="Times New Roman" w:cs="Times New Roman"/>
+          <w:sz w:val="24"/>
+          <w:szCs w:val="24"/>
+          <w:lang w:val="en-US" w:eastAsia="ru-RU"/>
+        </w:rPr>
+        <w:t>The API layer converts MemoryPreviewPhoto.mediaId into the</w:t>
+      </w:r>
+    </w:p>
+    <w:p>
+      <w:pPr>
+        <w:spacing w:before="100" w:beforeAutospacing="1" w:after="100" w:afterAutospacing="1" w:line="240" w:lineRule="auto"/>
+        <w:rPr>
+          <w:rFonts w:ascii="Times New Roman" w:eastAsia="Times New Roman" w:hAnsi="Times New Roman" w:cs="Times New Roman"/>
+          <w:sz w:val="24"/>
+          <w:szCs w:val="24"/>
+          <w:lang w:val="en-US" w:eastAsia="ru-RU"/>
+        </w:rPr>
+      </w:pPr>
+      <w:r>
+        <w:rPr>
+          <w:rFonts w:ascii="Times New Roman" w:eastAsia="Times New Roman" w:hAnsi="Times New Roman" w:cs="Times New Roman"/>
+          <w:sz w:val="24"/>
+          <w:szCs w:val="24"/>
+          <w:lang w:val="en-US" w:eastAsia="ru-RU"/>
+        </w:rPr>
+        <w:t>backend-relative thumbnail endpoint.</w:t>
+      </w:r>
+    </w:p>
+    <w:p>
+      <w:pPr>
+        <w:spacing w:before="100" w:beforeAutospacing="1" w:after="100" w:afterAutospacing="1" w:line="240" w:lineRule="auto"/>
+        <w:rPr>
+          <w:rFonts w:ascii="Times New Roman" w:eastAsia="Times New Roman" w:hAnsi="Times New Roman" w:cs="Times New Roman"/>
+          <w:sz w:val="24"/>
+          <w:szCs w:val="24"/>
+          <w:lang w:val="en-US" w:eastAsia="ru-RU"/>
+        </w:rPr>
+      </w:pPr>
+    </w:p>
+    <w:p>
+      <w:pPr>
+        <w:spacing w:before="100" w:beforeAutospacing="1" w:after="100" w:afterAutospacing="1" w:line="240" w:lineRule="auto"/>
+        <w:rPr>
+          <w:rFonts w:ascii="Times New Roman" w:eastAsia="Times New Roman" w:hAnsi="Times New Roman" w:cs="Times New Roman"/>
+          <w:sz w:val="24"/>
+          <w:szCs w:val="24"/>
+          <w:lang w:val="en-US" w:eastAsia="ru-RU"/>
+        </w:rPr>
+      </w:pPr>
+      <w:r>
+        <w:rPr>
+          <w:rFonts w:ascii="Times New Roman" w:eastAsia="Times New Roman" w:hAnsi="Times New Roman" w:cs="Times New Roman"/>
+          <w:sz w:val="24"/>
+          <w:szCs w:val="24"/>
+          <w:lang w:val="en-US" w:eastAsia="ru-RU"/>
+        </w:rPr>
+        <w:t>Storage/provider information never enters the Memory read model.</w:t>
+      </w:r>
+    </w:p>
+    <w:p>
+      <w:pPr>
         <w:spacing w:after="0" w:line="240" w:lineRule="auto"/>
         <w:rPr>
           <w:rFonts w:ascii="Times New Roman" w:eastAsia="Times New Roman" w:hAnsi="Times New Roman" w:cs="Times New Roman"/>
@@ -3323,7 +3856,7 @@
           <w:lang w:eastAsia="ru-RU"/>
         </w:rPr>
         <w:pict w14:anchorId="7F6F9F00">
-          <v:rect id="_x0000_i1125" style="width:0;height:1.5pt" o:hralign="center" o:hrstd="t" o:hr="t" fillcolor="#a0a0a0" stroked="f"/>
+          <v:rect id="_x0000_i1029" style="width:0;height:1.5pt" o:hralign="center" o:hrstd="t" o:hr="t" fillcolor="#a0a0a0" stroked="f"/>
         </w:pict>
       </w:r>
     </w:p>
@@ -3381,15 +3914,15 @@
           <w:rFonts w:ascii="Times New Roman" w:eastAsia="Times New Roman" w:hAnsi="Times New Roman" w:cs="Times New Roman"/>
           <w:sz w:val="24"/>
           <w:szCs w:val="24"/>
-          <w:lang w:eastAsia="ru-RU"/>
-        </w:rPr>
-      </w:pPr>
-      <w:r>
-        <w:rPr>
-          <w:rFonts w:ascii="Times New Roman" w:eastAsia="Times New Roman" w:hAnsi="Times New Roman" w:cs="Times New Roman"/>
-          <w:sz w:val="24"/>
-          <w:szCs w:val="24"/>
-          <w:lang w:eastAsia="ru-RU"/>
+          <w:lang w:val="en-US" w:eastAsia="ru-RU"/>
+        </w:rPr>
+      </w:pPr>
+      <w:r>
+        <w:rPr>
+          <w:rFonts w:ascii="Times New Roman" w:eastAsia="Times New Roman" w:hAnsi="Times New Roman" w:cs="Times New Roman"/>
+          <w:sz w:val="24"/>
+          <w:szCs w:val="24"/>
+          <w:lang w:val="en-US" w:eastAsia="ru-RU"/>
         </w:rPr>
         <w:t>Example:</w:t>
       </w:r>
@@ -3419,15 +3952,15 @@
           <w:rFonts w:ascii="Courier New" w:eastAsia="Times New Roman" w:hAnsi="Courier New" w:cs="Courier New"/>
           <w:sz w:val="20"/>
           <w:szCs w:val="20"/>
-          <w:lang w:eastAsia="ru-RU"/>
-        </w:rPr>
-      </w:pPr>
-      <w:r>
-        <w:rPr>
-          <w:rFonts w:ascii="Courier New" w:eastAsia="Times New Roman" w:hAnsi="Courier New" w:cs="Courier New"/>
-          <w:sz w:val="20"/>
-          <w:szCs w:val="20"/>
-          <w:lang w:eastAsia="ru-RU"/>
+          <w:lang w:val="en-US" w:eastAsia="ru-RU"/>
+        </w:rPr>
+      </w:pPr>
+      <w:r>
+        <w:rPr>
+          <w:rFonts w:ascii="Courier New" w:eastAsia="Times New Roman" w:hAnsi="Courier New" w:cs="Courier New"/>
+          <w:sz w:val="20"/>
+          <w:szCs w:val="20"/>
+          <w:lang w:val="en-US" w:eastAsia="ru-RU"/>
         </w:rPr>
         <w:t>story</w:t>
       </w:r>
@@ -3457,44 +3990,44 @@
           <w:rFonts w:ascii="Courier New" w:eastAsia="Times New Roman" w:hAnsi="Courier New" w:cs="Courier New"/>
           <w:sz w:val="20"/>
           <w:szCs w:val="20"/>
-          <w:lang w:eastAsia="ru-RU"/>
-        </w:rPr>
-      </w:pPr>
-    </w:p>
-    <w:p>
-      <w:pPr>
-        <w:tabs>
-          <w:tab w:val="left" w:pos="916"/>
-          <w:tab w:val="left" w:pos="1832"/>
-          <w:tab w:val="left" w:pos="2748"/>
-          <w:tab w:val="left" w:pos="3664"/>
-          <w:tab w:val="left" w:pos="4580"/>
-          <w:tab w:val="left" w:pos="5496"/>
-          <w:tab w:val="left" w:pos="6412"/>
-          <w:tab w:val="left" w:pos="7328"/>
-          <w:tab w:val="left" w:pos="8244"/>
-          <w:tab w:val="left" w:pos="9160"/>
-          <w:tab w:val="left" w:pos="10076"/>
-          <w:tab w:val="left" w:pos="10992"/>
-          <w:tab w:val="left" w:pos="11908"/>
-          <w:tab w:val="left" w:pos="12824"/>
-          <w:tab w:val="left" w:pos="13740"/>
-          <w:tab w:val="left" w:pos="14656"/>
-        </w:tabs>
-        <w:spacing w:after="0" w:line="240" w:lineRule="auto"/>
-        <w:rPr>
-          <w:rFonts w:ascii="Courier New" w:eastAsia="Times New Roman" w:hAnsi="Courier New" w:cs="Courier New"/>
-          <w:sz w:val="20"/>
-          <w:szCs w:val="20"/>
-          <w:lang w:eastAsia="ru-RU"/>
-        </w:rPr>
-      </w:pPr>
-      <w:r>
-        <w:rPr>
-          <w:rFonts w:ascii="Courier New" w:eastAsia="Times New Roman" w:hAnsi="Courier New" w:cs="Courier New"/>
-          <w:sz w:val="20"/>
-          <w:szCs w:val="20"/>
-          <w:lang w:eastAsia="ru-RU"/>
+          <w:lang w:val="en-US" w:eastAsia="ru-RU"/>
+        </w:rPr>
+      </w:pPr>
+    </w:p>
+    <w:p>
+      <w:pPr>
+        <w:tabs>
+          <w:tab w:val="left" w:pos="916"/>
+          <w:tab w:val="left" w:pos="1832"/>
+          <w:tab w:val="left" w:pos="2748"/>
+          <w:tab w:val="left" w:pos="3664"/>
+          <w:tab w:val="left" w:pos="4580"/>
+          <w:tab w:val="left" w:pos="5496"/>
+          <w:tab w:val="left" w:pos="6412"/>
+          <w:tab w:val="left" w:pos="7328"/>
+          <w:tab w:val="left" w:pos="8244"/>
+          <w:tab w:val="left" w:pos="9160"/>
+          <w:tab w:val="left" w:pos="10076"/>
+          <w:tab w:val="left" w:pos="10992"/>
+          <w:tab w:val="left" w:pos="11908"/>
+          <w:tab w:val="left" w:pos="12824"/>
+          <w:tab w:val="left" w:pos="13740"/>
+          <w:tab w:val="left" w:pos="14656"/>
+        </w:tabs>
+        <w:spacing w:after="0" w:line="240" w:lineRule="auto"/>
+        <w:rPr>
+          <w:rFonts w:ascii="Courier New" w:eastAsia="Times New Roman" w:hAnsi="Courier New" w:cs="Courier New"/>
+          <w:sz w:val="20"/>
+          <w:szCs w:val="20"/>
+          <w:lang w:val="en-US" w:eastAsia="ru-RU"/>
+        </w:rPr>
+      </w:pPr>
+      <w:r>
+        <w:rPr>
+          <w:rFonts w:ascii="Courier New" w:eastAsia="Times New Roman" w:hAnsi="Courier New" w:cs="Courier New"/>
+          <w:sz w:val="20"/>
+          <w:szCs w:val="20"/>
+          <w:lang w:val="en-US" w:eastAsia="ru-RU"/>
         </w:rPr>
         <w:t>├── domain</w:t>
       </w:r>
@@ -3524,15 +4057,15 @@
           <w:rFonts w:ascii="Courier New" w:eastAsia="Times New Roman" w:hAnsi="Courier New" w:cs="Courier New"/>
           <w:sz w:val="20"/>
           <w:szCs w:val="20"/>
-          <w:lang w:eastAsia="ru-RU"/>
-        </w:rPr>
-      </w:pPr>
-      <w:r>
-        <w:rPr>
-          <w:rFonts w:ascii="Courier New" w:eastAsia="Times New Roman" w:hAnsi="Courier New" w:cs="Courier New"/>
-          <w:sz w:val="20"/>
-          <w:szCs w:val="20"/>
-          <w:lang w:eastAsia="ru-RU"/>
+          <w:lang w:val="en-US" w:eastAsia="ru-RU"/>
+        </w:rPr>
+      </w:pPr>
+      <w:r>
+        <w:rPr>
+          <w:rFonts w:ascii="Courier New" w:eastAsia="Times New Roman" w:hAnsi="Courier New" w:cs="Courier New"/>
+          <w:sz w:val="20"/>
+          <w:szCs w:val="20"/>
+          <w:lang w:val="en-US" w:eastAsia="ru-RU"/>
         </w:rPr>
         <w:t>│     Story.java</w:t>
       </w:r>
@@ -3933,7 +4466,7 @@
           <w:lang w:eastAsia="ru-RU"/>
         </w:rPr>
         <w:pict w14:anchorId="7833CA05">
-          <v:rect id="_x0000_i1126" style="width:0;height:1.5pt" o:hralign="center" o:hrstd="t" o:hr="t" fillcolor="#a0a0a0" stroked="f"/>
+          <v:rect id="_x0000_i1030" style="width:0;height:1.5pt" o:hralign="center" o:hrstd="t" o:hr="t" fillcolor="#a0a0a0" stroked="f"/>
         </w:pict>
       </w:r>
     </w:p>
@@ -3966,7 +4499,7 @@
           <w:lang w:eastAsia="ru-RU"/>
         </w:rPr>
         <w:pict w14:anchorId="000CFED4">
-          <v:rect id="_x0000_i1134" style="width:0;height:1.5pt" o:hralign="center" o:hrstd="t" o:hr="t" fillcolor="#a0a0a0" stroked="f"/>
+          <v:rect id="_x0000_i1031" style="width:0;height:1.5pt" o:hralign="center" o:hrstd="t" o:hr="t" fillcolor="#a0a0a0" stroked="f"/>
         </w:pict>
       </w:r>
     </w:p>
@@ -4054,7 +4587,6 @@
           <w:szCs w:val="24"/>
           <w:lang w:val="en-US" w:eastAsia="ru-RU"/>
         </w:rPr>
-        <w:lastRenderedPageBreak/>
         <w:t>Example:</w:t>
       </w:r>
     </w:p>
@@ -4786,7 +5318,7 @@
           <w:lang w:eastAsia="ru-RU"/>
         </w:rPr>
         <w:pict w14:anchorId="0D98C337">
-          <v:rect id="_x0000_i1135" style="width:0;height:1.5pt" o:hralign="center" o:hrstd="t" o:hr="t" fillcolor="#a0a0a0" stroked="f"/>
+          <v:rect id="_x0000_i1032" style="width:0;height:1.5pt" o:hralign="center" o:hrstd="t" o:hr="t" fillcolor="#a0a0a0" stroked="f"/>
         </w:pict>
       </w:r>
     </w:p>
@@ -4874,6 +5406,7 @@
           <w:szCs w:val="24"/>
           <w:lang w:val="en-US" w:eastAsia="ru-RU"/>
         </w:rPr>
+        <w:lastRenderedPageBreak/>
         <w:t>Example:</w:t>
       </w:r>
     </w:p>
@@ -5247,7 +5780,6 @@
           <w:szCs w:val="20"/>
           <w:lang w:val="en-US" w:eastAsia="ru-RU"/>
         </w:rPr>
-        <w:lastRenderedPageBreak/>
         <w:t>}</w:t>
       </w:r>
     </w:p>
@@ -5429,7 +5961,7 @@
           <w:lang w:eastAsia="ru-RU"/>
         </w:rPr>
         <w:pict w14:anchorId="3885D14D">
-          <v:rect id="_x0000_i1136" style="width:0;height:1.5pt" o:hralign="center" o:hrstd="t" o:hr="t" fillcolor="#a0a0a0" stroked="f"/>
+          <v:rect id="_x0000_i1033" style="width:0;height:1.5pt" o:hralign="center" o:hrstd="t" o:hr="t" fillcolor="#a0a0a0" stroked="f"/>
         </w:pict>
       </w:r>
     </w:p>
@@ -6009,6 +6541,7 @@
           <w:szCs w:val="24"/>
           <w:lang w:eastAsia="ru-RU"/>
         </w:rPr>
+        <w:lastRenderedPageBreak/>
         <w:t>predictable SQL;</w:t>
       </w:r>
     </w:p>
@@ -6126,7 +6659,7 @@
           <w:lang w:eastAsia="ru-RU"/>
         </w:rPr>
         <w:pict w14:anchorId="00BB4093">
-          <v:rect id="_x0000_i1137" style="width:0;height:1.5pt" o:hralign="center" o:hrstd="t" o:hr="t" fillcolor="#a0a0a0" stroked="f"/>
+          <v:rect id="_x0000_i1034" style="width:0;height:1.5pt" o:hralign="center" o:hrstd="t" o:hr="t" fillcolor="#a0a0a0" stroked="f"/>
         </w:pict>
       </w:r>
     </w:p>
@@ -6174,7 +6707,6 @@
           <w:szCs w:val="24"/>
           <w:lang w:val="en-US" w:eastAsia="ru-RU"/>
         </w:rPr>
-        <w:lastRenderedPageBreak/>
         <w:t>Repositories follow a consistent SQL style.</w:t>
       </w:r>
     </w:p>
@@ -6678,7 +7210,7 @@
           <w:lang w:eastAsia="ru-RU"/>
         </w:rPr>
         <w:pict w14:anchorId="2AA90140">
-          <v:rect id="_x0000_i1138" style="width:0;height:1.5pt" o:hralign="center" o:hrstd="t" o:hr="t" fillcolor="#a0a0a0" stroked="f"/>
+          <v:rect id="_x0000_i1035" style="width:0;height:1.5pt" o:hralign="center" o:hrstd="t" o:hr="t" fillcolor="#a0a0a0" stroked="f"/>
         </w:pict>
       </w:r>
     </w:p>
@@ -7005,6 +7537,7 @@
           <w:szCs w:val="24"/>
           <w:lang w:val="en-US" w:eastAsia="ru-RU"/>
         </w:rPr>
+        <w:lastRenderedPageBreak/>
         <w:t>A RowMapper converts a database row into a domain object.</w:t>
       </w:r>
     </w:p>
@@ -7165,7 +7698,6 @@
           <w:szCs w:val="24"/>
           <w:lang w:eastAsia="ru-RU"/>
         </w:rPr>
-        <w:lastRenderedPageBreak/>
         <w:t>execute SQL;</w:t>
       </w:r>
     </w:p>
@@ -7395,7 +7927,7 @@
           <w:lang w:eastAsia="ru-RU"/>
         </w:rPr>
         <w:pict w14:anchorId="30A1B06B">
-          <v:rect id="_x0000_i1139" style="width:0;height:1.5pt" o:hralign="center" o:hrstd="t" o:hr="t" fillcolor="#a0a0a0" stroked="f"/>
+          <v:rect id="_x0000_i1036" style="width:0;height:1.5pt" o:hralign="center" o:hrstd="t" o:hr="t" fillcolor="#a0a0a0" stroked="f"/>
         </w:pict>
       </w:r>
     </w:p>
@@ -7815,6 +8347,7 @@
           <w:szCs w:val="24"/>
           <w:lang w:eastAsia="ru-RU"/>
         </w:rPr>
+        <w:lastRenderedPageBreak/>
         <w:t>Repositories are intentionally simple.</w:t>
       </w:r>
     </w:p>
@@ -7856,7 +8389,7 @@
           <w:lang w:eastAsia="ru-RU"/>
         </w:rPr>
         <w:pict w14:anchorId="45F9D8BE">
-          <v:rect id="_x0000_i1140" style="width:0;height:1.5pt" o:hralign="center" o:hrstd="t" o:hr="t" fillcolor="#a0a0a0" stroked="f"/>
+          <v:rect id="_x0000_i1037" style="width:0;height:1.5pt" o:hralign="center" o:hrstd="t" o:hr="t" fillcolor="#a0a0a0" stroked="f"/>
         </w:pict>
       </w:r>
     </w:p>
@@ -7924,7 +8457,6 @@
           <w:szCs w:val="24"/>
           <w:lang w:val="en-US" w:eastAsia="ru-RU"/>
         </w:rPr>
-        <w:lastRenderedPageBreak/>
         <w:t>Repositories do not start or manage transactions themselves.</w:t>
       </w:r>
     </w:p>
@@ -7986,7 +8518,7 @@
           <w:lang w:eastAsia="ru-RU"/>
         </w:rPr>
         <w:pict w14:anchorId="1A148FD1">
-          <v:rect id="_x0000_i1150" style="width:0;height:1.5pt" o:hralign="center" o:hrstd="t" o:hr="t" fillcolor="#a0a0a0" stroked="f"/>
+          <v:rect id="_x0000_i1038" style="width:0;height:1.5pt" o:hralign="center" o:hrstd="t" o:hr="t" fillcolor="#a0a0a0" stroked="f"/>
         </w:pict>
       </w:r>
     </w:p>
@@ -8492,7 +9024,7 @@
           <w:lang w:eastAsia="ru-RU"/>
         </w:rPr>
         <w:pict w14:anchorId="21DE0E35">
-          <v:rect id="_x0000_i1151" style="width:0;height:1.5pt" o:hralign="center" o:hrstd="t" o:hr="t" fillcolor="#a0a0a0" stroked="f"/>
+          <v:rect id="_x0000_i1039" style="width:0;height:1.5pt" o:hralign="center" o:hrstd="t" o:hr="t" fillcolor="#a0a0a0" stroked="f"/>
         </w:pict>
       </w:r>
     </w:p>
@@ -8598,6 +9130,7 @@
           <w:szCs w:val="20"/>
           <w:lang w:val="en-US" w:eastAsia="ru-RU"/>
         </w:rPr>
+        <w:lastRenderedPageBreak/>
         <w:t>Story</w:t>
       </w:r>
     </w:p>
@@ -8923,7 +9456,6 @@
           <w:szCs w:val="24"/>
           <w:lang w:eastAsia="ru-RU"/>
         </w:rPr>
-        <w:lastRenderedPageBreak/>
         <w:t>Memory</w:t>
       </w:r>
     </w:p>
@@ -8989,7 +9521,7 @@
           <w:lang w:eastAsia="ru-RU"/>
         </w:rPr>
         <w:pict w14:anchorId="5ED3D374">
-          <v:rect id="_x0000_i1152" style="width:0;height:1.5pt" o:hralign="center" o:hrstd="t" o:hr="t" fillcolor="#a0a0a0" stroked="f"/>
+          <v:rect id="_x0000_i1040" style="width:0;height:1.5pt" o:hralign="center" o:hrstd="t" o:hr="t" fillcolor="#a0a0a0" stroked="f"/>
         </w:pict>
       </w:r>
     </w:p>
@@ -9645,7 +10177,7 @@
           <w:lang w:eastAsia="ru-RU"/>
         </w:rPr>
         <w:pict w14:anchorId="7F63FEED">
-          <v:rect id="_x0000_i1153" style="width:0;height:1.5pt" o:hralign="center" o:hrstd="t" o:hr="t" fillcolor="#a0a0a0" stroked="f"/>
+          <v:rect id="_x0000_i1041" style="width:0;height:1.5pt" o:hralign="center" o:hrstd="t" o:hr="t" fillcolor="#a0a0a0" stroked="f"/>
         </w:pict>
       </w:r>
     </w:p>
@@ -9673,6 +10205,7 @@
           <w:szCs w:val="48"/>
           <w:lang w:val="en-US" w:eastAsia="ru-RU"/>
         </w:rPr>
+        <w:lastRenderedPageBreak/>
         <w:t>16. Memory Aggregate</w:t>
       </w:r>
     </w:p>
@@ -9970,7 +10503,6 @@
           <w:szCs w:val="20"/>
           <w:lang w:val="en-US" w:eastAsia="ru-RU"/>
         </w:rPr>
-        <w:lastRenderedPageBreak/>
         <w:t>description</w:t>
       </w:r>
     </w:p>
@@ -10434,131 +10966,7 @@
           <w:lang w:eastAsia="ru-RU"/>
         </w:rPr>
         <w:pict w14:anchorId="3A37B89E">
-          <v:rect id="_x0000_i1154" style="width:0;height:1.5pt" o:hralign="center" o:hrstd="t" o:hr="t" fillcolor="#a0a0a0" stroked="f"/>
-        </w:pict>
-      </w:r>
-    </w:p>
-    <w:p>
-      <w:pPr/>
-      <w:r>
-        <w:t>17. Media Aggregate</w:t>
-      </w:r>
-    </w:p>
-    <w:p>
-      <w:pPr/>
-      <w:r>
-        <w:t>Media metadata is stored separately from physical files.</w:t>
-      </w:r>
-    </w:p>
-    <w:p>
-      <w:pPr/>
-      <w:r>
-        <w:t>Current PHOTO model:</w:t>
-      </w:r>
-    </w:p>
-    <w:p>
-      <w:pPr/>
-      <w:r>
-        <w:t>MediaFile</w:t>
-      </w:r>
-    </w:p>
-    <w:p>
-      <w:pPr/>
-      <w:r>
-        <w:t>id</w:t>
-      </w:r>
-    </w:p>
-    <w:p>
-      <w:pPr/>
-      <w:r>
-        <w:t>memoryId</w:t>
-      </w:r>
-    </w:p>
-    <w:p>
-      <w:pPr/>
-      <w:r>
-        <w:t>type</w:t>
-      </w:r>
-    </w:p>
-    <w:p>
-      <w:pPr/>
-      <w:r>
-        <w:t>displayStorageKey</w:t>
-      </w:r>
-    </w:p>
-    <w:p>
-      <w:pPr/>
-      <w:r>
-        <w:t>displayFileSize</w:t>
-      </w:r>
-    </w:p>
-    <w:p>
-      <w:pPr/>
-      <w:r>
-        <w:t>thumbnailStorageKey</w:t>
-      </w:r>
-    </w:p>
-    <w:p>
-      <w:pPr/>
-      <w:r>
-        <w:t>thumbnailFileSize</w:t>
-      </w:r>
-    </w:p>
-    <w:p>
-      <w:pPr/>
-      <w:r>
-        <w:t>mimeType</w:t>
-      </w:r>
-    </w:p>
-    <w:p>
-      <w:pPr/>
-      <w:r>
-        <w:t>createdAt</w:t>
-      </w:r>
-    </w:p>
-    <w:p>
-      <w:pPr/>
-      <w:r>
-        <w:t>One logical PHOTO has two permanent representations: DISPLAY and THUMBNAIL.</w:t>
-      </w:r>
-    </w:p>
-    <w:p>
-      <w:pPr/>
-      <w:r>
-        <w:t>No permanent ORIGINAL representation is stored in MVP.</w:t>
-      </w:r>
-    </w:p>
-    <w:p>
-      <w:pPr/>
-      <w:r>
-        <w:t>Physical files are stored in private MinIO through StorageService.</w:t>
-      </w:r>
-    </w:p>
-    <w:p>
-      <w:pPr/>
-      <w:r>
-        <w:t>The database stores only metadata. Repositories never upload or download binary content.</w:t>
-      </w:r>
-    </w:p>
-    <w:p>
-      <w:pPr>
-        <w:spacing w:after="0" w:line="240" w:lineRule="auto"/>
-        <w:rPr>
-          <w:rFonts w:ascii="Times New Roman" w:eastAsia="Times New Roman" w:hAnsi="Times New Roman" w:cs="Times New Roman"/>
-          <w:sz w:val="24"/>
-          <w:szCs w:val="24"/>
-          <w:lang w:eastAsia="ru-RU"/>
-        </w:rPr>
-      </w:pPr>
-      <w:r>
-        <w:rPr>
-          <w:rFonts w:ascii="Times New Roman" w:eastAsia="Times New Roman" w:hAnsi="Times New Roman" w:cs="Times New Roman"/>
-          <w:sz w:val="24"/>
-          <w:szCs w:val="24"/>
-          <w:lang w:eastAsia="ru-RU"/>
-        </w:rPr>
-        <w:pict w14:anchorId="06B25C3F">
-          <v:rect id="_x0000_i1155" style="width:0;height:1.5pt" o:hralign="center" o:hrstd="t" o:hr="t" fillcolor="#a0a0a0" stroked="f"/>
+          <v:rect id="_x0000_i1042" style="width:0;height:1.5pt" o:hralign="center" o:hrstd="t" o:hr="t" fillcolor="#a0a0a0" stroked="f"/>
         </w:pict>
       </w:r>
     </w:p>
@@ -10586,27 +10994,400 @@
           <w:szCs w:val="48"/>
           <w:lang w:val="en-US" w:eastAsia="ru-RU"/>
         </w:rPr>
-        <w:t>18. Invite Aggregate</w:t>
-      </w:r>
-    </w:p>
-    <w:p>
-      <w:pPr>
-        <w:spacing w:before="100" w:beforeAutospacing="1" w:after="100" w:afterAutospacing="1" w:line="240" w:lineRule="auto"/>
-        <w:rPr>
-          <w:rFonts w:ascii="Times New Roman" w:eastAsia="Times New Roman" w:hAnsi="Times New Roman" w:cs="Times New Roman"/>
-          <w:sz w:val="24"/>
-          <w:szCs w:val="24"/>
-          <w:lang w:val="en-US" w:eastAsia="ru-RU"/>
-        </w:rPr>
-      </w:pPr>
-      <w:r>
-        <w:rPr>
-          <w:rFonts w:ascii="Times New Roman" w:eastAsia="Times New Roman" w:hAnsi="Times New Roman" w:cs="Times New Roman"/>
-          <w:sz w:val="24"/>
-          <w:szCs w:val="24"/>
-          <w:lang w:val="en-US" w:eastAsia="ru-RU"/>
-        </w:rPr>
-        <w:t>Invitations are persisted independently from Stories.</w:t>
+        <w:t>17. Media Aggregate</w:t>
+      </w:r>
+    </w:p>
+    <w:p>
+      <w:pPr>
+        <w:spacing w:before="100" w:beforeAutospacing="1" w:after="100" w:afterAutospacing="1" w:line="240" w:lineRule="auto"/>
+        <w:rPr>
+          <w:rFonts w:ascii="Times New Roman" w:eastAsia="Times New Roman" w:hAnsi="Times New Roman" w:cs="Times New Roman"/>
+          <w:sz w:val="24"/>
+          <w:szCs w:val="24"/>
+          <w:lang w:val="en-US" w:eastAsia="ru-RU"/>
+        </w:rPr>
+      </w:pPr>
+      <w:r>
+        <w:rPr>
+          <w:rFonts w:ascii="Times New Roman" w:eastAsia="Times New Roman" w:hAnsi="Times New Roman" w:cs="Times New Roman"/>
+          <w:sz w:val="24"/>
+          <w:szCs w:val="24"/>
+          <w:lang w:val="en-US" w:eastAsia="ru-RU"/>
+        </w:rPr>
+        <w:t>Media metadata is stored separately from physical files.</w:t>
+      </w:r>
+    </w:p>
+    <w:p>
+      <w:pPr>
+        <w:spacing w:before="100" w:beforeAutospacing="1" w:after="100" w:afterAutospacing="1" w:line="240" w:lineRule="auto"/>
+        <w:rPr>
+          <w:rFonts w:ascii="Times New Roman" w:eastAsia="Times New Roman" w:hAnsi="Times New Roman" w:cs="Times New Roman"/>
+          <w:sz w:val="24"/>
+          <w:szCs w:val="24"/>
+          <w:lang w:val="en-US" w:eastAsia="ru-RU"/>
+        </w:rPr>
+      </w:pPr>
+      <w:r>
+        <w:rPr>
+          <w:rFonts w:ascii="Times New Roman" w:eastAsia="Times New Roman" w:hAnsi="Times New Roman" w:cs="Times New Roman"/>
+          <w:sz w:val="24"/>
+          <w:szCs w:val="24"/>
+          <w:lang w:val="en-US" w:eastAsia="ru-RU"/>
+        </w:rPr>
+        <w:t>Current model:</w:t>
+      </w:r>
+    </w:p>
+    <w:p>
+      <w:pPr>
+        <w:tabs>
+          <w:tab w:val="left" w:pos="916"/>
+          <w:tab w:val="left" w:pos="1832"/>
+          <w:tab w:val="left" w:pos="2748"/>
+          <w:tab w:val="left" w:pos="3664"/>
+          <w:tab w:val="left" w:pos="4580"/>
+          <w:tab w:val="left" w:pos="5496"/>
+          <w:tab w:val="left" w:pos="6412"/>
+          <w:tab w:val="left" w:pos="7328"/>
+          <w:tab w:val="left" w:pos="8244"/>
+          <w:tab w:val="left" w:pos="9160"/>
+          <w:tab w:val="left" w:pos="10076"/>
+          <w:tab w:val="left" w:pos="10992"/>
+          <w:tab w:val="left" w:pos="11908"/>
+          <w:tab w:val="left" w:pos="12824"/>
+          <w:tab w:val="left" w:pos="13740"/>
+          <w:tab w:val="left" w:pos="14656"/>
+        </w:tabs>
+        <w:spacing w:after="0" w:line="240" w:lineRule="auto"/>
+        <w:rPr>
+          <w:rFonts w:ascii="Courier New" w:eastAsia="Times New Roman" w:hAnsi="Courier New" w:cs="Courier New"/>
+          <w:sz w:val="20"/>
+          <w:szCs w:val="20"/>
+          <w:lang w:val="en-US" w:eastAsia="ru-RU"/>
+        </w:rPr>
+      </w:pPr>
+      <w:r>
+        <w:rPr>
+          <w:rFonts w:ascii="Courier New" w:eastAsia="Times New Roman" w:hAnsi="Courier New" w:cs="Courier New"/>
+          <w:sz w:val="20"/>
+          <w:szCs w:val="20"/>
+          <w:lang w:val="en-US" w:eastAsia="ru-RU"/>
+        </w:rPr>
+        <w:t>MediaFile</w:t>
+      </w:r>
+    </w:p>
+    <w:p>
+      <w:pPr>
+        <w:tabs>
+          <w:tab w:val="left" w:pos="916"/>
+          <w:tab w:val="left" w:pos="1832"/>
+          <w:tab w:val="left" w:pos="2748"/>
+          <w:tab w:val="left" w:pos="3664"/>
+          <w:tab w:val="left" w:pos="4580"/>
+          <w:tab w:val="left" w:pos="5496"/>
+          <w:tab w:val="left" w:pos="6412"/>
+          <w:tab w:val="left" w:pos="7328"/>
+          <w:tab w:val="left" w:pos="8244"/>
+          <w:tab w:val="left" w:pos="9160"/>
+          <w:tab w:val="left" w:pos="10076"/>
+          <w:tab w:val="left" w:pos="10992"/>
+          <w:tab w:val="left" w:pos="11908"/>
+          <w:tab w:val="left" w:pos="12824"/>
+          <w:tab w:val="left" w:pos="13740"/>
+          <w:tab w:val="left" w:pos="14656"/>
+        </w:tabs>
+        <w:spacing w:after="0" w:line="240" w:lineRule="auto"/>
+        <w:rPr>
+          <w:rFonts w:ascii="Courier New" w:eastAsia="Times New Roman" w:hAnsi="Courier New" w:cs="Courier New"/>
+          <w:sz w:val="20"/>
+          <w:szCs w:val="20"/>
+          <w:lang w:val="en-US" w:eastAsia="ru-RU"/>
+        </w:rPr>
+      </w:pPr>
+    </w:p>
+    <w:p>
+      <w:pPr>
+        <w:tabs>
+          <w:tab w:val="left" w:pos="916"/>
+          <w:tab w:val="left" w:pos="1832"/>
+          <w:tab w:val="left" w:pos="2748"/>
+          <w:tab w:val="left" w:pos="3664"/>
+          <w:tab w:val="left" w:pos="4580"/>
+          <w:tab w:val="left" w:pos="5496"/>
+          <w:tab w:val="left" w:pos="6412"/>
+          <w:tab w:val="left" w:pos="7328"/>
+          <w:tab w:val="left" w:pos="8244"/>
+          <w:tab w:val="left" w:pos="9160"/>
+          <w:tab w:val="left" w:pos="10076"/>
+          <w:tab w:val="left" w:pos="10992"/>
+          <w:tab w:val="left" w:pos="11908"/>
+          <w:tab w:val="left" w:pos="12824"/>
+          <w:tab w:val="left" w:pos="13740"/>
+          <w:tab w:val="left" w:pos="14656"/>
+        </w:tabs>
+        <w:spacing w:after="0" w:line="240" w:lineRule="auto"/>
+        <w:rPr>
+          <w:rFonts w:ascii="Courier New" w:eastAsia="Times New Roman" w:hAnsi="Courier New" w:cs="Courier New"/>
+          <w:sz w:val="20"/>
+          <w:szCs w:val="20"/>
+          <w:lang w:val="en-US" w:eastAsia="ru-RU"/>
+        </w:rPr>
+      </w:pPr>
+      <w:r>
+        <w:rPr>
+          <w:rFonts w:ascii="Courier New" w:eastAsia="Times New Roman" w:hAnsi="Courier New" w:cs="Courier New"/>
+          <w:sz w:val="20"/>
+          <w:szCs w:val="20"/>
+          <w:lang w:val="en-US" w:eastAsia="ru-RU"/>
+        </w:rPr>
+        <w:t>id</w:t>
+      </w:r>
+    </w:p>
+    <w:p>
+      <w:pPr>
+        <w:tabs>
+          <w:tab w:val="left" w:pos="916"/>
+          <w:tab w:val="left" w:pos="1832"/>
+          <w:tab w:val="left" w:pos="2748"/>
+          <w:tab w:val="left" w:pos="3664"/>
+          <w:tab w:val="left" w:pos="4580"/>
+          <w:tab w:val="left" w:pos="5496"/>
+          <w:tab w:val="left" w:pos="6412"/>
+          <w:tab w:val="left" w:pos="7328"/>
+          <w:tab w:val="left" w:pos="8244"/>
+          <w:tab w:val="left" w:pos="9160"/>
+          <w:tab w:val="left" w:pos="10076"/>
+          <w:tab w:val="left" w:pos="10992"/>
+          <w:tab w:val="left" w:pos="11908"/>
+          <w:tab w:val="left" w:pos="12824"/>
+          <w:tab w:val="left" w:pos="13740"/>
+          <w:tab w:val="left" w:pos="14656"/>
+        </w:tabs>
+        <w:spacing w:after="0" w:line="240" w:lineRule="auto"/>
+        <w:rPr>
+          <w:rFonts w:ascii="Courier New" w:eastAsia="Times New Roman" w:hAnsi="Courier New" w:cs="Courier New"/>
+          <w:sz w:val="20"/>
+          <w:szCs w:val="20"/>
+          <w:lang w:val="en-US" w:eastAsia="ru-RU"/>
+        </w:rPr>
+      </w:pPr>
+      <w:r>
+        <w:rPr>
+          <w:rFonts w:ascii="Courier New" w:eastAsia="Times New Roman" w:hAnsi="Courier New" w:cs="Courier New"/>
+          <w:sz w:val="20"/>
+          <w:szCs w:val="20"/>
+          <w:lang w:val="en-US" w:eastAsia="ru-RU"/>
+        </w:rPr>
+        <w:t>memoryId</w:t>
+      </w:r>
+    </w:p>
+    <w:p>
+      <w:pPr>
+        <w:tabs>
+          <w:tab w:val="left" w:pos="916"/>
+          <w:tab w:val="left" w:pos="1832"/>
+          <w:tab w:val="left" w:pos="2748"/>
+          <w:tab w:val="left" w:pos="3664"/>
+          <w:tab w:val="left" w:pos="4580"/>
+          <w:tab w:val="left" w:pos="5496"/>
+          <w:tab w:val="left" w:pos="6412"/>
+          <w:tab w:val="left" w:pos="7328"/>
+          <w:tab w:val="left" w:pos="8244"/>
+          <w:tab w:val="left" w:pos="9160"/>
+          <w:tab w:val="left" w:pos="10076"/>
+          <w:tab w:val="left" w:pos="10992"/>
+          <w:tab w:val="left" w:pos="11908"/>
+          <w:tab w:val="left" w:pos="12824"/>
+          <w:tab w:val="left" w:pos="13740"/>
+          <w:tab w:val="left" w:pos="14656"/>
+        </w:tabs>
+        <w:spacing w:after="0" w:line="240" w:lineRule="auto"/>
+        <w:rPr>
+          <w:rFonts w:ascii="Courier New" w:eastAsia="Times New Roman" w:hAnsi="Courier New" w:cs="Courier New"/>
+          <w:sz w:val="20"/>
+          <w:szCs w:val="20"/>
+          <w:lang w:val="en-US" w:eastAsia="ru-RU"/>
+        </w:rPr>
+      </w:pPr>
+      <w:r>
+        <w:rPr>
+          <w:rFonts w:ascii="Courier New" w:eastAsia="Times New Roman" w:hAnsi="Courier New" w:cs="Courier New"/>
+          <w:sz w:val="20"/>
+          <w:szCs w:val="20"/>
+          <w:lang w:val="en-US" w:eastAsia="ru-RU"/>
+        </w:rPr>
+        <w:t>type</w:t>
+      </w:r>
+    </w:p>
+    <w:p>
+      <w:pPr>
+        <w:tabs>
+          <w:tab w:val="left" w:pos="916"/>
+          <w:tab w:val="left" w:pos="1832"/>
+          <w:tab w:val="left" w:pos="2748"/>
+          <w:tab w:val="left" w:pos="3664"/>
+          <w:tab w:val="left" w:pos="4580"/>
+          <w:tab w:val="left" w:pos="5496"/>
+          <w:tab w:val="left" w:pos="6412"/>
+          <w:tab w:val="left" w:pos="7328"/>
+          <w:tab w:val="left" w:pos="8244"/>
+          <w:tab w:val="left" w:pos="9160"/>
+          <w:tab w:val="left" w:pos="10076"/>
+          <w:tab w:val="left" w:pos="10992"/>
+          <w:tab w:val="left" w:pos="11908"/>
+          <w:tab w:val="left" w:pos="12824"/>
+          <w:tab w:val="left" w:pos="13740"/>
+          <w:tab w:val="left" w:pos="14656"/>
+        </w:tabs>
+        <w:spacing w:after="0" w:line="240" w:lineRule="auto"/>
+        <w:rPr>
+          <w:rFonts w:ascii="Courier New" w:eastAsia="Times New Roman" w:hAnsi="Courier New" w:cs="Courier New"/>
+          <w:sz w:val="20"/>
+          <w:szCs w:val="20"/>
+          <w:lang w:val="en-US" w:eastAsia="ru-RU"/>
+        </w:rPr>
+      </w:pPr>
+      <w:r>
+        <w:rPr>
+          <w:rFonts w:ascii="Courier New" w:eastAsia="Times New Roman" w:hAnsi="Courier New" w:cs="Courier New"/>
+          <w:sz w:val="20"/>
+          <w:szCs w:val="20"/>
+          <w:lang w:val="en-US" w:eastAsia="ru-RU"/>
+        </w:rPr>
+        <w:t>fileSize</w:t>
+      </w:r>
+    </w:p>
+    <w:p>
+      <w:pPr>
+        <w:tabs>
+          <w:tab w:val="left" w:pos="916"/>
+          <w:tab w:val="left" w:pos="1832"/>
+          <w:tab w:val="left" w:pos="2748"/>
+          <w:tab w:val="left" w:pos="3664"/>
+          <w:tab w:val="left" w:pos="4580"/>
+          <w:tab w:val="left" w:pos="5496"/>
+          <w:tab w:val="left" w:pos="6412"/>
+          <w:tab w:val="left" w:pos="7328"/>
+          <w:tab w:val="left" w:pos="8244"/>
+          <w:tab w:val="left" w:pos="9160"/>
+          <w:tab w:val="left" w:pos="10076"/>
+          <w:tab w:val="left" w:pos="10992"/>
+          <w:tab w:val="left" w:pos="11908"/>
+          <w:tab w:val="left" w:pos="12824"/>
+          <w:tab w:val="left" w:pos="13740"/>
+          <w:tab w:val="left" w:pos="14656"/>
+        </w:tabs>
+        <w:spacing w:after="0" w:line="240" w:lineRule="auto"/>
+        <w:rPr>
+          <w:rFonts w:ascii="Courier New" w:eastAsia="Times New Roman" w:hAnsi="Courier New" w:cs="Courier New"/>
+          <w:sz w:val="20"/>
+          <w:szCs w:val="20"/>
+          <w:lang w:val="en-US" w:eastAsia="ru-RU"/>
+        </w:rPr>
+      </w:pPr>
+      <w:r>
+        <w:rPr>
+          <w:rFonts w:ascii="Courier New" w:eastAsia="Times New Roman" w:hAnsi="Courier New" w:cs="Courier New"/>
+          <w:sz w:val="20"/>
+          <w:szCs w:val="20"/>
+          <w:lang w:val="en-US" w:eastAsia="ru-RU"/>
+        </w:rPr>
+        <w:t>mimeType</w:t>
+      </w:r>
+    </w:p>
+    <w:p>
+      <w:pPr>
+        <w:tabs>
+          <w:tab w:val="left" w:pos="916"/>
+          <w:tab w:val="left" w:pos="1832"/>
+          <w:tab w:val="left" w:pos="2748"/>
+          <w:tab w:val="left" w:pos="3664"/>
+          <w:tab w:val="left" w:pos="4580"/>
+          <w:tab w:val="left" w:pos="5496"/>
+          <w:tab w:val="left" w:pos="6412"/>
+          <w:tab w:val="left" w:pos="7328"/>
+          <w:tab w:val="left" w:pos="8244"/>
+          <w:tab w:val="left" w:pos="9160"/>
+          <w:tab w:val="left" w:pos="10076"/>
+          <w:tab w:val="left" w:pos="10992"/>
+          <w:tab w:val="left" w:pos="11908"/>
+          <w:tab w:val="left" w:pos="12824"/>
+          <w:tab w:val="left" w:pos="13740"/>
+          <w:tab w:val="left" w:pos="14656"/>
+        </w:tabs>
+        <w:spacing w:after="0" w:line="240" w:lineRule="auto"/>
+        <w:rPr>
+          <w:rFonts w:ascii="Courier New" w:eastAsia="Times New Roman" w:hAnsi="Courier New" w:cs="Courier New"/>
+          <w:sz w:val="20"/>
+          <w:szCs w:val="20"/>
+          <w:lang w:val="en-US" w:eastAsia="ru-RU"/>
+        </w:rPr>
+      </w:pPr>
+      <w:r>
+        <w:rPr>
+          <w:rFonts w:ascii="Courier New" w:eastAsia="Times New Roman" w:hAnsi="Courier New" w:cs="Courier New"/>
+          <w:sz w:val="20"/>
+          <w:szCs w:val="20"/>
+          <w:lang w:val="en-US" w:eastAsia="ru-RU"/>
+        </w:rPr>
+        <w:t>storageKey</w:t>
+      </w:r>
+    </w:p>
+    <w:p>
+      <w:pPr>
+        <w:tabs>
+          <w:tab w:val="left" w:pos="916"/>
+          <w:tab w:val="left" w:pos="1832"/>
+          <w:tab w:val="left" w:pos="2748"/>
+          <w:tab w:val="left" w:pos="3664"/>
+          <w:tab w:val="left" w:pos="4580"/>
+          <w:tab w:val="left" w:pos="5496"/>
+          <w:tab w:val="left" w:pos="6412"/>
+          <w:tab w:val="left" w:pos="7328"/>
+          <w:tab w:val="left" w:pos="8244"/>
+          <w:tab w:val="left" w:pos="9160"/>
+          <w:tab w:val="left" w:pos="10076"/>
+          <w:tab w:val="left" w:pos="10992"/>
+          <w:tab w:val="left" w:pos="11908"/>
+          <w:tab w:val="left" w:pos="12824"/>
+          <w:tab w:val="left" w:pos="13740"/>
+          <w:tab w:val="left" w:pos="14656"/>
+        </w:tabs>
+        <w:spacing w:after="0" w:line="240" w:lineRule="auto"/>
+        <w:rPr>
+          <w:rFonts w:ascii="Courier New" w:eastAsia="Times New Roman" w:hAnsi="Courier New" w:cs="Courier New"/>
+          <w:sz w:val="20"/>
+          <w:szCs w:val="20"/>
+          <w:lang w:val="en-US" w:eastAsia="ru-RU"/>
+        </w:rPr>
+      </w:pPr>
+      <w:r>
+        <w:rPr>
+          <w:rFonts w:ascii="Courier New" w:eastAsia="Times New Roman" w:hAnsi="Courier New" w:cs="Courier New"/>
+          <w:sz w:val="20"/>
+          <w:szCs w:val="20"/>
+          <w:lang w:val="en-US" w:eastAsia="ru-RU"/>
+        </w:rPr>
+        <w:t>createdAt</w:t>
+      </w:r>
+    </w:p>
+    <w:p>
+      <w:pPr>
+        <w:spacing w:before="100" w:beforeAutospacing="1" w:after="100" w:afterAutospacing="1" w:line="240" w:lineRule="auto"/>
+        <w:rPr>
+          <w:rFonts w:ascii="Times New Roman" w:eastAsia="Times New Roman" w:hAnsi="Times New Roman" w:cs="Times New Roman"/>
+          <w:sz w:val="24"/>
+          <w:szCs w:val="24"/>
+          <w:lang w:val="en-US" w:eastAsia="ru-RU"/>
+        </w:rPr>
+      </w:pPr>
+      <w:r>
+        <w:rPr>
+          <w:rFonts w:ascii="Times New Roman" w:eastAsia="Times New Roman" w:hAnsi="Times New Roman" w:cs="Times New Roman"/>
+          <w:sz w:val="24"/>
+          <w:szCs w:val="24"/>
+          <w:lang w:val="en-US" w:eastAsia="ru-RU"/>
+        </w:rPr>
+        <w:t>Physical files are stored in MinIO.</w:t>
       </w:r>
     </w:p>
     <w:p>
@@ -10627,421 +11408,48 @@
           <w:lang w:val="en-US" w:eastAsia="ru-RU"/>
         </w:rPr>
         <w:lastRenderedPageBreak/>
-        <w:t>Current model:</w:t>
-      </w:r>
-    </w:p>
-    <w:p>
-      <w:pPr>
-        <w:tabs>
-          <w:tab w:val="left" w:pos="916"/>
-          <w:tab w:val="left" w:pos="1832"/>
-          <w:tab w:val="left" w:pos="2748"/>
-          <w:tab w:val="left" w:pos="3664"/>
-          <w:tab w:val="left" w:pos="4580"/>
-          <w:tab w:val="left" w:pos="5496"/>
-          <w:tab w:val="left" w:pos="6412"/>
-          <w:tab w:val="left" w:pos="7328"/>
-          <w:tab w:val="left" w:pos="8244"/>
-          <w:tab w:val="left" w:pos="9160"/>
-          <w:tab w:val="left" w:pos="10076"/>
-          <w:tab w:val="left" w:pos="10992"/>
-          <w:tab w:val="left" w:pos="11908"/>
-          <w:tab w:val="left" w:pos="12824"/>
-          <w:tab w:val="left" w:pos="13740"/>
-          <w:tab w:val="left" w:pos="14656"/>
-        </w:tabs>
-        <w:spacing w:after="0" w:line="240" w:lineRule="auto"/>
-        <w:rPr>
-          <w:rFonts w:ascii="Courier New" w:eastAsia="Times New Roman" w:hAnsi="Courier New" w:cs="Courier New"/>
-          <w:sz w:val="20"/>
-          <w:szCs w:val="20"/>
-          <w:lang w:val="en-US" w:eastAsia="ru-RU"/>
-        </w:rPr>
-      </w:pPr>
-      <w:r>
-        <w:rPr>
-          <w:rFonts w:ascii="Courier New" w:eastAsia="Times New Roman" w:hAnsi="Courier New" w:cs="Courier New"/>
-          <w:sz w:val="20"/>
-          <w:szCs w:val="20"/>
-          <w:lang w:val="en-US" w:eastAsia="ru-RU"/>
-        </w:rPr>
-        <w:t>Invite</w:t>
-      </w:r>
-    </w:p>
-    <w:p>
-      <w:pPr>
-        <w:tabs>
-          <w:tab w:val="left" w:pos="916"/>
-          <w:tab w:val="left" w:pos="1832"/>
-          <w:tab w:val="left" w:pos="2748"/>
-          <w:tab w:val="left" w:pos="3664"/>
-          <w:tab w:val="left" w:pos="4580"/>
-          <w:tab w:val="left" w:pos="5496"/>
-          <w:tab w:val="left" w:pos="6412"/>
-          <w:tab w:val="left" w:pos="7328"/>
-          <w:tab w:val="left" w:pos="8244"/>
-          <w:tab w:val="left" w:pos="9160"/>
-          <w:tab w:val="left" w:pos="10076"/>
-          <w:tab w:val="left" w:pos="10992"/>
-          <w:tab w:val="left" w:pos="11908"/>
-          <w:tab w:val="left" w:pos="12824"/>
-          <w:tab w:val="left" w:pos="13740"/>
-          <w:tab w:val="left" w:pos="14656"/>
-        </w:tabs>
-        <w:spacing w:after="0" w:line="240" w:lineRule="auto"/>
-        <w:rPr>
-          <w:rFonts w:ascii="Courier New" w:eastAsia="Times New Roman" w:hAnsi="Courier New" w:cs="Courier New"/>
-          <w:sz w:val="20"/>
-          <w:szCs w:val="20"/>
-          <w:lang w:val="en-US" w:eastAsia="ru-RU"/>
-        </w:rPr>
-      </w:pPr>
-    </w:p>
-    <w:p>
-      <w:pPr>
-        <w:tabs>
-          <w:tab w:val="left" w:pos="916"/>
-          <w:tab w:val="left" w:pos="1832"/>
-          <w:tab w:val="left" w:pos="2748"/>
-          <w:tab w:val="left" w:pos="3664"/>
-          <w:tab w:val="left" w:pos="4580"/>
-          <w:tab w:val="left" w:pos="5496"/>
-          <w:tab w:val="left" w:pos="6412"/>
-          <w:tab w:val="left" w:pos="7328"/>
-          <w:tab w:val="left" w:pos="8244"/>
-          <w:tab w:val="left" w:pos="9160"/>
-          <w:tab w:val="left" w:pos="10076"/>
-          <w:tab w:val="left" w:pos="10992"/>
-          <w:tab w:val="left" w:pos="11908"/>
-          <w:tab w:val="left" w:pos="12824"/>
-          <w:tab w:val="left" w:pos="13740"/>
-          <w:tab w:val="left" w:pos="14656"/>
-        </w:tabs>
-        <w:spacing w:after="0" w:line="240" w:lineRule="auto"/>
-        <w:rPr>
-          <w:rFonts w:ascii="Courier New" w:eastAsia="Times New Roman" w:hAnsi="Courier New" w:cs="Courier New"/>
-          <w:sz w:val="20"/>
-          <w:szCs w:val="20"/>
-          <w:lang w:val="en-US" w:eastAsia="ru-RU"/>
-        </w:rPr>
-      </w:pPr>
-      <w:r>
-        <w:rPr>
-          <w:rFonts w:ascii="Courier New" w:eastAsia="Times New Roman" w:hAnsi="Courier New" w:cs="Courier New"/>
-          <w:sz w:val="20"/>
-          <w:szCs w:val="20"/>
-          <w:lang w:val="en-US" w:eastAsia="ru-RU"/>
-        </w:rPr>
-        <w:t>id</w:t>
-      </w:r>
-    </w:p>
-    <w:p>
-      <w:pPr>
-        <w:tabs>
-          <w:tab w:val="left" w:pos="916"/>
-          <w:tab w:val="left" w:pos="1832"/>
-          <w:tab w:val="left" w:pos="2748"/>
-          <w:tab w:val="left" w:pos="3664"/>
-          <w:tab w:val="left" w:pos="4580"/>
-          <w:tab w:val="left" w:pos="5496"/>
-          <w:tab w:val="left" w:pos="6412"/>
-          <w:tab w:val="left" w:pos="7328"/>
-          <w:tab w:val="left" w:pos="8244"/>
-          <w:tab w:val="left" w:pos="9160"/>
-          <w:tab w:val="left" w:pos="10076"/>
-          <w:tab w:val="left" w:pos="10992"/>
-          <w:tab w:val="left" w:pos="11908"/>
-          <w:tab w:val="left" w:pos="12824"/>
-          <w:tab w:val="left" w:pos="13740"/>
-          <w:tab w:val="left" w:pos="14656"/>
-        </w:tabs>
-        <w:spacing w:after="0" w:line="240" w:lineRule="auto"/>
-        <w:rPr>
-          <w:rFonts w:ascii="Courier New" w:eastAsia="Times New Roman" w:hAnsi="Courier New" w:cs="Courier New"/>
-          <w:sz w:val="20"/>
-          <w:szCs w:val="20"/>
-          <w:lang w:val="en-US" w:eastAsia="ru-RU"/>
-        </w:rPr>
-      </w:pPr>
-      <w:r>
-        <w:rPr>
-          <w:rFonts w:ascii="Courier New" w:eastAsia="Times New Roman" w:hAnsi="Courier New" w:cs="Courier New"/>
-          <w:sz w:val="20"/>
-          <w:szCs w:val="20"/>
-          <w:lang w:val="en-US" w:eastAsia="ru-RU"/>
-        </w:rPr>
-        <w:t>storyId</w:t>
-      </w:r>
-    </w:p>
-    <w:p>
-      <w:pPr>
-        <w:tabs>
-          <w:tab w:val="left" w:pos="916"/>
-          <w:tab w:val="left" w:pos="1832"/>
-          <w:tab w:val="left" w:pos="2748"/>
-          <w:tab w:val="left" w:pos="3664"/>
-          <w:tab w:val="left" w:pos="4580"/>
-          <w:tab w:val="left" w:pos="5496"/>
-          <w:tab w:val="left" w:pos="6412"/>
-          <w:tab w:val="left" w:pos="7328"/>
-          <w:tab w:val="left" w:pos="8244"/>
-          <w:tab w:val="left" w:pos="9160"/>
-          <w:tab w:val="left" w:pos="10076"/>
-          <w:tab w:val="left" w:pos="10992"/>
-          <w:tab w:val="left" w:pos="11908"/>
-          <w:tab w:val="left" w:pos="12824"/>
-          <w:tab w:val="left" w:pos="13740"/>
-          <w:tab w:val="left" w:pos="14656"/>
-        </w:tabs>
-        <w:spacing w:after="0" w:line="240" w:lineRule="auto"/>
-        <w:rPr>
-          <w:rFonts w:ascii="Courier New" w:eastAsia="Times New Roman" w:hAnsi="Courier New" w:cs="Courier New"/>
-          <w:sz w:val="20"/>
-          <w:szCs w:val="20"/>
-          <w:lang w:val="en-US" w:eastAsia="ru-RU"/>
-        </w:rPr>
-      </w:pPr>
-      <w:r>
-        <w:rPr>
-          <w:rFonts w:ascii="Courier New" w:eastAsia="Times New Roman" w:hAnsi="Courier New" w:cs="Courier New"/>
-          <w:sz w:val="20"/>
-          <w:szCs w:val="20"/>
-          <w:lang w:val="en-US" w:eastAsia="ru-RU"/>
-        </w:rPr>
-        <w:t>tokenHash</w:t>
-      </w:r>
-    </w:p>
-    <w:p>
-      <w:pPr>
-        <w:tabs>
-          <w:tab w:val="left" w:pos="916"/>
-          <w:tab w:val="left" w:pos="1832"/>
-          <w:tab w:val="left" w:pos="2748"/>
-          <w:tab w:val="left" w:pos="3664"/>
-          <w:tab w:val="left" w:pos="4580"/>
-          <w:tab w:val="left" w:pos="5496"/>
-          <w:tab w:val="left" w:pos="6412"/>
-          <w:tab w:val="left" w:pos="7328"/>
-          <w:tab w:val="left" w:pos="8244"/>
-          <w:tab w:val="left" w:pos="9160"/>
-          <w:tab w:val="left" w:pos="10076"/>
-          <w:tab w:val="left" w:pos="10992"/>
-          <w:tab w:val="left" w:pos="11908"/>
-          <w:tab w:val="left" w:pos="12824"/>
-          <w:tab w:val="left" w:pos="13740"/>
-          <w:tab w:val="left" w:pos="14656"/>
-        </w:tabs>
-        <w:spacing w:after="0" w:line="240" w:lineRule="auto"/>
-        <w:rPr>
-          <w:rFonts w:ascii="Courier New" w:eastAsia="Times New Roman" w:hAnsi="Courier New" w:cs="Courier New"/>
-          <w:sz w:val="20"/>
-          <w:szCs w:val="20"/>
-          <w:lang w:val="en-US" w:eastAsia="ru-RU"/>
-        </w:rPr>
-      </w:pPr>
-      <w:r>
-        <w:rPr>
-          <w:rFonts w:ascii="Courier New" w:eastAsia="Times New Roman" w:hAnsi="Courier New" w:cs="Courier New"/>
-          <w:sz w:val="20"/>
-          <w:szCs w:val="20"/>
-          <w:lang w:val="en-US" w:eastAsia="ru-RU"/>
-        </w:rPr>
-        <w:t>createdBy</w:t>
-      </w:r>
-    </w:p>
-    <w:p>
-      <w:pPr>
-        <w:tabs>
-          <w:tab w:val="left" w:pos="916"/>
-          <w:tab w:val="left" w:pos="1832"/>
-          <w:tab w:val="left" w:pos="2748"/>
-          <w:tab w:val="left" w:pos="3664"/>
-          <w:tab w:val="left" w:pos="4580"/>
-          <w:tab w:val="left" w:pos="5496"/>
-          <w:tab w:val="left" w:pos="6412"/>
-          <w:tab w:val="left" w:pos="7328"/>
-          <w:tab w:val="left" w:pos="8244"/>
-          <w:tab w:val="left" w:pos="9160"/>
-          <w:tab w:val="left" w:pos="10076"/>
-          <w:tab w:val="left" w:pos="10992"/>
-          <w:tab w:val="left" w:pos="11908"/>
-          <w:tab w:val="left" w:pos="12824"/>
-          <w:tab w:val="left" w:pos="13740"/>
-          <w:tab w:val="left" w:pos="14656"/>
-        </w:tabs>
-        <w:spacing w:after="0" w:line="240" w:lineRule="auto"/>
-        <w:rPr>
-          <w:rFonts w:ascii="Courier New" w:eastAsia="Times New Roman" w:hAnsi="Courier New" w:cs="Courier New"/>
-          <w:sz w:val="20"/>
-          <w:szCs w:val="20"/>
-          <w:lang w:val="en-US" w:eastAsia="ru-RU"/>
-        </w:rPr>
-      </w:pPr>
-      <w:r>
-        <w:rPr>
-          <w:rFonts w:ascii="Courier New" w:eastAsia="Times New Roman" w:hAnsi="Courier New" w:cs="Courier New"/>
-          <w:sz w:val="20"/>
-          <w:szCs w:val="20"/>
-          <w:lang w:val="en-US" w:eastAsia="ru-RU"/>
-        </w:rPr>
-        <w:t>createdAt</w:t>
-      </w:r>
-    </w:p>
-    <w:p>
-      <w:pPr>
-        <w:tabs>
-          <w:tab w:val="left" w:pos="916"/>
-          <w:tab w:val="left" w:pos="1832"/>
-          <w:tab w:val="left" w:pos="2748"/>
-          <w:tab w:val="left" w:pos="3664"/>
-          <w:tab w:val="left" w:pos="4580"/>
-          <w:tab w:val="left" w:pos="5496"/>
-          <w:tab w:val="left" w:pos="6412"/>
-          <w:tab w:val="left" w:pos="7328"/>
-          <w:tab w:val="left" w:pos="8244"/>
-          <w:tab w:val="left" w:pos="9160"/>
-          <w:tab w:val="left" w:pos="10076"/>
-          <w:tab w:val="left" w:pos="10992"/>
-          <w:tab w:val="left" w:pos="11908"/>
-          <w:tab w:val="left" w:pos="12824"/>
-          <w:tab w:val="left" w:pos="13740"/>
-          <w:tab w:val="left" w:pos="14656"/>
-        </w:tabs>
-        <w:spacing w:after="0" w:line="240" w:lineRule="auto"/>
-        <w:rPr>
-          <w:rFonts w:ascii="Courier New" w:eastAsia="Times New Roman" w:hAnsi="Courier New" w:cs="Courier New"/>
-          <w:sz w:val="20"/>
-          <w:szCs w:val="20"/>
-          <w:lang w:val="en-US" w:eastAsia="ru-RU"/>
-        </w:rPr>
-      </w:pPr>
-      <w:r>
-        <w:rPr>
-          <w:rFonts w:ascii="Courier New" w:eastAsia="Times New Roman" w:hAnsi="Courier New" w:cs="Courier New"/>
-          <w:sz w:val="20"/>
-          <w:szCs w:val="20"/>
-          <w:lang w:val="en-US" w:eastAsia="ru-RU"/>
-        </w:rPr>
-        <w:t>expiresAt</w:t>
-      </w:r>
-    </w:p>
-    <w:p>
-      <w:pPr>
-        <w:tabs>
-          <w:tab w:val="left" w:pos="916"/>
-          <w:tab w:val="left" w:pos="1832"/>
-          <w:tab w:val="left" w:pos="2748"/>
-          <w:tab w:val="left" w:pos="3664"/>
-          <w:tab w:val="left" w:pos="4580"/>
-          <w:tab w:val="left" w:pos="5496"/>
-          <w:tab w:val="left" w:pos="6412"/>
-          <w:tab w:val="left" w:pos="7328"/>
-          <w:tab w:val="left" w:pos="8244"/>
-          <w:tab w:val="left" w:pos="9160"/>
-          <w:tab w:val="left" w:pos="10076"/>
-          <w:tab w:val="left" w:pos="10992"/>
-          <w:tab w:val="left" w:pos="11908"/>
-          <w:tab w:val="left" w:pos="12824"/>
-          <w:tab w:val="left" w:pos="13740"/>
-          <w:tab w:val="left" w:pos="14656"/>
-        </w:tabs>
-        <w:spacing w:after="0" w:line="240" w:lineRule="auto"/>
-        <w:rPr>
-          <w:rFonts w:ascii="Courier New" w:eastAsia="Times New Roman" w:hAnsi="Courier New" w:cs="Courier New"/>
-          <w:sz w:val="20"/>
-          <w:szCs w:val="20"/>
-          <w:lang w:val="en-US" w:eastAsia="ru-RU"/>
-        </w:rPr>
-      </w:pPr>
-      <w:r>
-        <w:rPr>
-          <w:rFonts w:ascii="Courier New" w:eastAsia="Times New Roman" w:hAnsi="Courier New" w:cs="Courier New"/>
-          <w:sz w:val="20"/>
-          <w:szCs w:val="20"/>
-          <w:lang w:val="en-US" w:eastAsia="ru-RU"/>
-        </w:rPr>
-        <w:t>usedAt</w:t>
-      </w:r>
-    </w:p>
-    <w:p>
-      <w:pPr>
-        <w:spacing w:before="100" w:beforeAutospacing="1" w:after="100" w:afterAutospacing="1" w:line="240" w:lineRule="auto"/>
-        <w:rPr>
-          <w:rFonts w:ascii="Times New Roman" w:eastAsia="Times New Roman" w:hAnsi="Times New Roman" w:cs="Times New Roman"/>
-          <w:sz w:val="24"/>
-          <w:szCs w:val="24"/>
-          <w:lang w:val="en-US" w:eastAsia="ru-RU"/>
-        </w:rPr>
-      </w:pPr>
-      <w:r>
-        <w:rPr>
-          <w:rFonts w:ascii="Times New Roman" w:eastAsia="Times New Roman" w:hAnsi="Times New Roman" w:cs="Times New Roman"/>
-          <w:sz w:val="24"/>
-          <w:szCs w:val="24"/>
-          <w:lang w:val="en-US" w:eastAsia="ru-RU"/>
-        </w:rPr>
-        <w:t>Only the hashed token is stored.</w:t>
-      </w:r>
-    </w:p>
-    <w:p>
-      <w:pPr>
-        <w:spacing w:before="100" w:beforeAutospacing="1" w:after="100" w:afterAutospacing="1" w:line="240" w:lineRule="auto"/>
-        <w:rPr>
-          <w:rFonts w:ascii="Times New Roman" w:eastAsia="Times New Roman" w:hAnsi="Times New Roman" w:cs="Times New Roman"/>
-          <w:sz w:val="24"/>
-          <w:szCs w:val="24"/>
-          <w:lang w:val="en-US" w:eastAsia="ru-RU"/>
-        </w:rPr>
-      </w:pPr>
-      <w:r>
-        <w:rPr>
-          <w:rFonts w:ascii="Times New Roman" w:eastAsia="Times New Roman" w:hAnsi="Times New Roman" w:cs="Times New Roman"/>
-          <w:sz w:val="24"/>
-          <w:szCs w:val="24"/>
-          <w:lang w:val="en-US" w:eastAsia="ru-RU"/>
-        </w:rPr>
-        <w:t>Raw invitation tokens exist only during generation and are never persisted.</w:t>
-      </w:r>
-    </w:p>
-    <w:p>
-      <w:pPr>
-        <w:spacing w:before="100" w:beforeAutospacing="1" w:after="100" w:afterAutospacing="1" w:line="240" w:lineRule="auto"/>
-        <w:rPr>
-          <w:rFonts w:ascii="Times New Roman" w:eastAsia="Times New Roman" w:hAnsi="Times New Roman" w:cs="Times New Roman"/>
-          <w:sz w:val="24"/>
-          <w:szCs w:val="24"/>
-          <w:lang w:val="en-US" w:eastAsia="ru-RU"/>
-        </w:rPr>
-      </w:pPr>
-      <w:r>
-        <w:rPr>
-          <w:rFonts w:ascii="Times New Roman" w:eastAsia="Times New Roman" w:hAnsi="Times New Roman" w:cs="Times New Roman"/>
-          <w:sz w:val="24"/>
-          <w:szCs w:val="24"/>
-          <w:lang w:val="en-US" w:eastAsia="ru-RU"/>
-        </w:rPr>
-        <w:t>Invite repositories never generate or hash tokens.</w:t>
-      </w:r>
-    </w:p>
-    <w:p>
-      <w:pPr>
-        <w:spacing w:after="0" w:line="240" w:lineRule="auto"/>
-        <w:rPr>
-          <w:rFonts w:ascii="Times New Roman" w:eastAsia="Times New Roman" w:hAnsi="Times New Roman" w:cs="Times New Roman"/>
-          <w:sz w:val="24"/>
-          <w:szCs w:val="24"/>
-          <w:lang w:eastAsia="ru-RU"/>
-        </w:rPr>
-      </w:pPr>
-      <w:r>
-        <w:rPr>
-          <w:rFonts w:ascii="Times New Roman" w:eastAsia="Times New Roman" w:hAnsi="Times New Roman" w:cs="Times New Roman"/>
-          <w:sz w:val="24"/>
-          <w:szCs w:val="24"/>
-          <w:lang w:eastAsia="ru-RU"/>
-        </w:rPr>
-        <w:pict w14:anchorId="03897E02">
-          <v:rect id="_x0000_i1156" style="width:0;height:1.5pt" o:hralign="center" o:hrstd="t" o:hr="t" fillcolor="#a0a0a0" stroked="f"/>
+        <w:t>The database stores only metadata.</w:t>
+      </w:r>
+    </w:p>
+    <w:p>
+      <w:pPr>
+        <w:spacing w:before="100" w:beforeAutospacing="1" w:after="100" w:afterAutospacing="1" w:line="240" w:lineRule="auto"/>
+        <w:rPr>
+          <w:rFonts w:ascii="Times New Roman" w:eastAsia="Times New Roman" w:hAnsi="Times New Roman" w:cs="Times New Roman"/>
+          <w:sz w:val="24"/>
+          <w:szCs w:val="24"/>
+          <w:lang w:val="en-US" w:eastAsia="ru-RU"/>
+        </w:rPr>
+      </w:pPr>
+      <w:r>
+        <w:rPr>
+          <w:rFonts w:ascii="Times New Roman" w:eastAsia="Times New Roman" w:hAnsi="Times New Roman" w:cs="Times New Roman"/>
+          <w:sz w:val="24"/>
+          <w:szCs w:val="24"/>
+          <w:lang w:val="en-US" w:eastAsia="ru-RU"/>
+        </w:rPr>
+        <w:t>Repositories never upload or download binary content.</w:t>
+      </w:r>
+    </w:p>
+    <w:p>
+      <w:pPr>
+        <w:spacing w:after="0" w:line="240" w:lineRule="auto"/>
+        <w:rPr>
+          <w:rFonts w:ascii="Times New Roman" w:eastAsia="Times New Roman" w:hAnsi="Times New Roman" w:cs="Times New Roman"/>
+          <w:sz w:val="24"/>
+          <w:szCs w:val="24"/>
+          <w:lang w:eastAsia="ru-RU"/>
+        </w:rPr>
+      </w:pPr>
+      <w:r>
+        <w:rPr>
+          <w:rFonts w:ascii="Times New Roman" w:eastAsia="Times New Roman" w:hAnsi="Times New Roman" w:cs="Times New Roman"/>
+          <w:sz w:val="24"/>
+          <w:szCs w:val="24"/>
+          <w:lang w:eastAsia="ru-RU"/>
+        </w:rPr>
+        <w:pict w14:anchorId="06B25C3F">
+          <v:rect id="_x0000_i1043" style="width:0;height:1.5pt" o:hralign="center" o:hrstd="t" o:hr="t" fillcolor="#a0a0a0" stroked="f"/>
         </w:pict>
       </w:r>
     </w:p>
@@ -11069,27 +11477,27 @@
           <w:szCs w:val="48"/>
           <w:lang w:val="en-US" w:eastAsia="ru-RU"/>
         </w:rPr>
-        <w:t>19. Refresh Token Aggregate</w:t>
-      </w:r>
-    </w:p>
-    <w:p>
-      <w:pPr>
-        <w:spacing w:before="100" w:beforeAutospacing="1" w:after="100" w:afterAutospacing="1" w:line="240" w:lineRule="auto"/>
-        <w:rPr>
-          <w:rFonts w:ascii="Times New Roman" w:eastAsia="Times New Roman" w:hAnsi="Times New Roman" w:cs="Times New Roman"/>
-          <w:sz w:val="24"/>
-          <w:szCs w:val="24"/>
-          <w:lang w:val="en-US" w:eastAsia="ru-RU"/>
-        </w:rPr>
-      </w:pPr>
-      <w:r>
-        <w:rPr>
-          <w:rFonts w:ascii="Times New Roman" w:eastAsia="Times New Roman" w:hAnsi="Times New Roman" w:cs="Times New Roman"/>
-          <w:sz w:val="24"/>
-          <w:szCs w:val="24"/>
-          <w:lang w:val="en-US" w:eastAsia="ru-RU"/>
-        </w:rPr>
-        <w:t>Refresh Tokens belong to the Authentication module.</w:t>
+        <w:t>18. Invite Aggregate</w:t>
+      </w:r>
+    </w:p>
+    <w:p>
+      <w:pPr>
+        <w:spacing w:before="100" w:beforeAutospacing="1" w:after="100" w:afterAutospacing="1" w:line="240" w:lineRule="auto"/>
+        <w:rPr>
+          <w:rFonts w:ascii="Times New Roman" w:eastAsia="Times New Roman" w:hAnsi="Times New Roman" w:cs="Times New Roman"/>
+          <w:sz w:val="24"/>
+          <w:szCs w:val="24"/>
+          <w:lang w:val="en-US" w:eastAsia="ru-RU"/>
+        </w:rPr>
+      </w:pPr>
+      <w:r>
+        <w:rPr>
+          <w:rFonts w:ascii="Times New Roman" w:eastAsia="Times New Roman" w:hAnsi="Times New Roman" w:cs="Times New Roman"/>
+          <w:sz w:val="24"/>
+          <w:szCs w:val="24"/>
+          <w:lang w:val="en-US" w:eastAsia="ru-RU"/>
+        </w:rPr>
+        <w:t>Invitations are persisted independently from Stories.</w:t>
       </w:r>
     </w:p>
     <w:p>
@@ -11147,7 +11555,7 @@
           <w:szCs w:val="20"/>
           <w:lang w:val="en-US" w:eastAsia="ru-RU"/>
         </w:rPr>
-        <w:t>RefreshToken</w:t>
+        <w:t>Invite</w:t>
       </w:r>
     </w:p>
     <w:p>
@@ -11252,7 +11660,7 @@
           <w:szCs w:val="20"/>
           <w:lang w:val="en-US" w:eastAsia="ru-RU"/>
         </w:rPr>
-        <w:t>userId</w:t>
+        <w:t>storyId</w:t>
       </w:r>
     </w:p>
     <w:p>
@@ -11328,6 +11736,44 @@
           <w:szCs w:val="20"/>
           <w:lang w:val="en-US" w:eastAsia="ru-RU"/>
         </w:rPr>
+        <w:t>createdBy</w:t>
+      </w:r>
+    </w:p>
+    <w:p>
+      <w:pPr>
+        <w:tabs>
+          <w:tab w:val="left" w:pos="916"/>
+          <w:tab w:val="left" w:pos="1832"/>
+          <w:tab w:val="left" w:pos="2748"/>
+          <w:tab w:val="left" w:pos="3664"/>
+          <w:tab w:val="left" w:pos="4580"/>
+          <w:tab w:val="left" w:pos="5496"/>
+          <w:tab w:val="left" w:pos="6412"/>
+          <w:tab w:val="left" w:pos="7328"/>
+          <w:tab w:val="left" w:pos="8244"/>
+          <w:tab w:val="left" w:pos="9160"/>
+          <w:tab w:val="left" w:pos="10076"/>
+          <w:tab w:val="left" w:pos="10992"/>
+          <w:tab w:val="left" w:pos="11908"/>
+          <w:tab w:val="left" w:pos="12824"/>
+          <w:tab w:val="left" w:pos="13740"/>
+          <w:tab w:val="left" w:pos="14656"/>
+        </w:tabs>
+        <w:spacing w:after="0" w:line="240" w:lineRule="auto"/>
+        <w:rPr>
+          <w:rFonts w:ascii="Courier New" w:eastAsia="Times New Roman" w:hAnsi="Courier New" w:cs="Courier New"/>
+          <w:sz w:val="20"/>
+          <w:szCs w:val="20"/>
+          <w:lang w:val="en-US" w:eastAsia="ru-RU"/>
+        </w:rPr>
+      </w:pPr>
+      <w:r>
+        <w:rPr>
+          <w:rFonts w:ascii="Courier New" w:eastAsia="Times New Roman" w:hAnsi="Courier New" w:cs="Courier New"/>
+          <w:sz w:val="20"/>
+          <w:szCs w:val="20"/>
+          <w:lang w:val="en-US" w:eastAsia="ru-RU"/>
+        </w:rPr>
         <w:t>createdAt</w:t>
       </w:r>
     </w:p>
@@ -11404,88 +11850,88 @@
           <w:szCs w:val="20"/>
           <w:lang w:val="en-US" w:eastAsia="ru-RU"/>
         </w:rPr>
-        <w:t>revokedAt</w:t>
-      </w:r>
-    </w:p>
-    <w:p>
-      <w:pPr>
-        <w:spacing w:before="100" w:beforeAutospacing="1" w:after="100" w:afterAutospacing="1" w:line="240" w:lineRule="auto"/>
-        <w:rPr>
-          <w:rFonts w:ascii="Times New Roman" w:eastAsia="Times New Roman" w:hAnsi="Times New Roman" w:cs="Times New Roman"/>
-          <w:sz w:val="24"/>
-          <w:szCs w:val="24"/>
-          <w:lang w:val="en-US" w:eastAsia="ru-RU"/>
-        </w:rPr>
-      </w:pPr>
-      <w:r>
-        <w:rPr>
-          <w:rFonts w:ascii="Times New Roman" w:eastAsia="Times New Roman" w:hAnsi="Times New Roman" w:cs="Times New Roman"/>
-          <w:sz w:val="24"/>
-          <w:szCs w:val="24"/>
-          <w:lang w:val="en-US" w:eastAsia="ru-RU"/>
-        </w:rPr>
-        <w:t>Only hashed refresh tokens are stored.</w:t>
-      </w:r>
-    </w:p>
-    <w:p>
-      <w:pPr>
-        <w:spacing w:before="100" w:beforeAutospacing="1" w:after="100" w:afterAutospacing="1" w:line="240" w:lineRule="auto"/>
-        <w:rPr>
-          <w:rFonts w:ascii="Times New Roman" w:eastAsia="Times New Roman" w:hAnsi="Times New Roman" w:cs="Times New Roman"/>
-          <w:sz w:val="24"/>
-          <w:szCs w:val="24"/>
-          <w:lang w:val="en-US" w:eastAsia="ru-RU"/>
-        </w:rPr>
-      </w:pPr>
-      <w:r>
-        <w:rPr>
-          <w:rFonts w:ascii="Times New Roman" w:eastAsia="Times New Roman" w:hAnsi="Times New Roman" w:cs="Times New Roman"/>
-          <w:sz w:val="24"/>
-          <w:szCs w:val="24"/>
-          <w:lang w:val="en-US" w:eastAsia="ru-RU"/>
-        </w:rPr>
-        <w:t>Repositories never create JWTs or perform token rotation.</w:t>
-      </w:r>
-    </w:p>
-    <w:p>
-      <w:pPr>
-        <w:spacing w:before="100" w:beforeAutospacing="1" w:after="100" w:afterAutospacing="1" w:line="240" w:lineRule="auto"/>
-        <w:rPr>
-          <w:rFonts w:ascii="Times New Roman" w:eastAsia="Times New Roman" w:hAnsi="Times New Roman" w:cs="Times New Roman"/>
-          <w:sz w:val="24"/>
-          <w:szCs w:val="24"/>
-          <w:lang w:val="en-US" w:eastAsia="ru-RU"/>
-        </w:rPr>
-      </w:pPr>
-      <w:r>
-        <w:rPr>
-          <w:rFonts w:ascii="Times New Roman" w:eastAsia="Times New Roman" w:hAnsi="Times New Roman" w:cs="Times New Roman"/>
-          <w:sz w:val="24"/>
-          <w:szCs w:val="24"/>
-          <w:lang w:val="en-US" w:eastAsia="ru-RU"/>
-        </w:rPr>
-        <w:t>Authentication logic belongs to future Application Services.</w:t>
-      </w:r>
-    </w:p>
-    <w:p>
-      <w:pPr>
-        <w:spacing w:after="0" w:line="240" w:lineRule="auto"/>
-        <w:rPr>
-          <w:rFonts w:ascii="Times New Roman" w:eastAsia="Times New Roman" w:hAnsi="Times New Roman" w:cs="Times New Roman"/>
-          <w:sz w:val="24"/>
-          <w:szCs w:val="24"/>
-          <w:lang w:eastAsia="ru-RU"/>
-        </w:rPr>
-      </w:pPr>
-      <w:r>
-        <w:rPr>
-          <w:rFonts w:ascii="Times New Roman" w:eastAsia="Times New Roman" w:hAnsi="Times New Roman" w:cs="Times New Roman"/>
-          <w:sz w:val="24"/>
-          <w:szCs w:val="24"/>
-          <w:lang w:eastAsia="ru-RU"/>
-        </w:rPr>
-        <w:pict w14:anchorId="4CB3D124">
-          <v:rect id="_x0000_i1157" style="width:0;height:1.5pt" o:hralign="center" o:hrstd="t" o:hr="t" fillcolor="#a0a0a0" stroked="f"/>
+        <w:t>usedAt</w:t>
+      </w:r>
+    </w:p>
+    <w:p>
+      <w:pPr>
+        <w:spacing w:before="100" w:beforeAutospacing="1" w:after="100" w:afterAutospacing="1" w:line="240" w:lineRule="auto"/>
+        <w:rPr>
+          <w:rFonts w:ascii="Times New Roman" w:eastAsia="Times New Roman" w:hAnsi="Times New Roman" w:cs="Times New Roman"/>
+          <w:sz w:val="24"/>
+          <w:szCs w:val="24"/>
+          <w:lang w:val="en-US" w:eastAsia="ru-RU"/>
+        </w:rPr>
+      </w:pPr>
+      <w:r>
+        <w:rPr>
+          <w:rFonts w:ascii="Times New Roman" w:eastAsia="Times New Roman" w:hAnsi="Times New Roman" w:cs="Times New Roman"/>
+          <w:sz w:val="24"/>
+          <w:szCs w:val="24"/>
+          <w:lang w:val="en-US" w:eastAsia="ru-RU"/>
+        </w:rPr>
+        <w:t>Only the hashed token is stored.</w:t>
+      </w:r>
+    </w:p>
+    <w:p>
+      <w:pPr>
+        <w:spacing w:before="100" w:beforeAutospacing="1" w:after="100" w:afterAutospacing="1" w:line="240" w:lineRule="auto"/>
+        <w:rPr>
+          <w:rFonts w:ascii="Times New Roman" w:eastAsia="Times New Roman" w:hAnsi="Times New Roman" w:cs="Times New Roman"/>
+          <w:sz w:val="24"/>
+          <w:szCs w:val="24"/>
+          <w:lang w:val="en-US" w:eastAsia="ru-RU"/>
+        </w:rPr>
+      </w:pPr>
+      <w:r>
+        <w:rPr>
+          <w:rFonts w:ascii="Times New Roman" w:eastAsia="Times New Roman" w:hAnsi="Times New Roman" w:cs="Times New Roman"/>
+          <w:sz w:val="24"/>
+          <w:szCs w:val="24"/>
+          <w:lang w:val="en-US" w:eastAsia="ru-RU"/>
+        </w:rPr>
+        <w:t>Raw invitation tokens exist only during generation and are never persisted.</w:t>
+      </w:r>
+    </w:p>
+    <w:p>
+      <w:pPr>
+        <w:spacing w:before="100" w:beforeAutospacing="1" w:after="100" w:afterAutospacing="1" w:line="240" w:lineRule="auto"/>
+        <w:rPr>
+          <w:rFonts w:ascii="Times New Roman" w:eastAsia="Times New Roman" w:hAnsi="Times New Roman" w:cs="Times New Roman"/>
+          <w:sz w:val="24"/>
+          <w:szCs w:val="24"/>
+          <w:lang w:val="en-US" w:eastAsia="ru-RU"/>
+        </w:rPr>
+      </w:pPr>
+      <w:r>
+        <w:rPr>
+          <w:rFonts w:ascii="Times New Roman" w:eastAsia="Times New Roman" w:hAnsi="Times New Roman" w:cs="Times New Roman"/>
+          <w:sz w:val="24"/>
+          <w:szCs w:val="24"/>
+          <w:lang w:val="en-US" w:eastAsia="ru-RU"/>
+        </w:rPr>
+        <w:t>Invite repositories never generate or hash tokens.</w:t>
+      </w:r>
+    </w:p>
+    <w:p>
+      <w:pPr>
+        <w:spacing w:after="0" w:line="240" w:lineRule="auto"/>
+        <w:rPr>
+          <w:rFonts w:ascii="Times New Roman" w:eastAsia="Times New Roman" w:hAnsi="Times New Roman" w:cs="Times New Roman"/>
+          <w:sz w:val="24"/>
+          <w:szCs w:val="24"/>
+          <w:lang w:eastAsia="ru-RU"/>
+        </w:rPr>
+      </w:pPr>
+      <w:r>
+        <w:rPr>
+          <w:rFonts w:ascii="Times New Roman" w:eastAsia="Times New Roman" w:hAnsi="Times New Roman" w:cs="Times New Roman"/>
+          <w:sz w:val="24"/>
+          <w:szCs w:val="24"/>
+          <w:lang w:eastAsia="ru-RU"/>
+        </w:rPr>
+        <w:pict w14:anchorId="03897E02">
+          <v:rect id="_x0000_i1044" style="width:0;height:1.5pt" o:hralign="center" o:hrstd="t" o:hr="t" fillcolor="#a0a0a0" stroked="f"/>
         </w:pict>
       </w:r>
     </w:p>
@@ -11513,615 +11959,423 @@
           <w:szCs w:val="48"/>
           <w:lang w:val="en-US" w:eastAsia="ru-RU"/>
         </w:rPr>
-        <w:t>20. Flyway</w:t>
-      </w:r>
-    </w:p>
-    <w:p>
-      <w:pPr>
-        <w:spacing w:before="100" w:beforeAutospacing="1" w:after="100" w:afterAutospacing="1" w:line="240" w:lineRule="auto"/>
-        <w:rPr>
-          <w:rFonts w:ascii="Times New Roman" w:eastAsia="Times New Roman" w:hAnsi="Times New Roman" w:cs="Times New Roman"/>
-          <w:sz w:val="24"/>
-          <w:szCs w:val="24"/>
-          <w:lang w:val="en-US" w:eastAsia="ru-RU"/>
-        </w:rPr>
-      </w:pPr>
-      <w:r>
-        <w:rPr>
-          <w:rFonts w:ascii="Times New Roman" w:eastAsia="Times New Roman" w:hAnsi="Times New Roman" w:cs="Times New Roman"/>
-          <w:sz w:val="24"/>
-          <w:szCs w:val="24"/>
-          <w:lang w:val="en-US" w:eastAsia="ru-RU"/>
-        </w:rPr>
-        <w:t>Database schema changes are versioned using Flyway.</w:t>
-      </w:r>
-    </w:p>
-    <w:p>
-      <w:pPr>
-        <w:spacing w:before="100" w:beforeAutospacing="1" w:after="100" w:afterAutospacing="1" w:line="240" w:lineRule="auto"/>
-        <w:rPr>
-          <w:rFonts w:ascii="Times New Roman" w:eastAsia="Times New Roman" w:hAnsi="Times New Roman" w:cs="Times New Roman"/>
-          <w:sz w:val="24"/>
-          <w:szCs w:val="24"/>
-          <w:lang w:val="en-US" w:eastAsia="ru-RU"/>
-        </w:rPr>
-      </w:pPr>
-      <w:r>
-        <w:rPr>
-          <w:rFonts w:ascii="Times New Roman" w:eastAsia="Times New Roman" w:hAnsi="Times New Roman" w:cs="Times New Roman"/>
-          <w:sz w:val="24"/>
-          <w:szCs w:val="24"/>
-          <w:lang w:val="en-US" w:eastAsia="ru-RU"/>
-        </w:rPr>
-        <w:t>Current migrations:</w:t>
-      </w:r>
-    </w:p>
-    <w:p>
-      <w:pPr>
-        <w:tabs>
-          <w:tab w:val="left" w:pos="916"/>
-          <w:tab w:val="left" w:pos="1832"/>
-          <w:tab w:val="left" w:pos="2748"/>
-          <w:tab w:val="left" w:pos="3664"/>
-          <w:tab w:val="left" w:pos="4580"/>
-          <w:tab w:val="left" w:pos="5496"/>
-          <w:tab w:val="left" w:pos="6412"/>
-          <w:tab w:val="left" w:pos="7328"/>
-          <w:tab w:val="left" w:pos="8244"/>
-          <w:tab w:val="left" w:pos="9160"/>
-          <w:tab w:val="left" w:pos="10076"/>
-          <w:tab w:val="left" w:pos="10992"/>
-          <w:tab w:val="left" w:pos="11908"/>
-          <w:tab w:val="left" w:pos="12824"/>
-          <w:tab w:val="left" w:pos="13740"/>
-          <w:tab w:val="left" w:pos="14656"/>
-        </w:tabs>
-        <w:spacing w:after="0" w:line="240" w:lineRule="auto"/>
-        <w:rPr>
-          <w:rFonts w:ascii="Courier New" w:eastAsia="Times New Roman" w:hAnsi="Courier New" w:cs="Courier New"/>
-          <w:sz w:val="20"/>
-          <w:szCs w:val="20"/>
-          <w:lang w:val="en-US" w:eastAsia="ru-RU"/>
-        </w:rPr>
-      </w:pPr>
-      <w:r>
-        <w:rPr>
-          <w:rFonts w:ascii="Courier New" w:eastAsia="Times New Roman" w:hAnsi="Courier New" w:cs="Courier New"/>
-          <w:sz w:val="20"/>
-          <w:szCs w:val="20"/>
-          <w:lang w:val="en-US" w:eastAsia="ru-RU"/>
-        </w:rPr>
-        <w:t>V1__initialize_database.sql</w:t>
-      </w:r>
-    </w:p>
-    <w:p>
-      <w:pPr>
-        <w:tabs>
-          <w:tab w:val="left" w:pos="916"/>
-          <w:tab w:val="left" w:pos="1832"/>
-          <w:tab w:val="left" w:pos="2748"/>
-          <w:tab w:val="left" w:pos="3664"/>
-          <w:tab w:val="left" w:pos="4580"/>
-          <w:tab w:val="left" w:pos="5496"/>
-          <w:tab w:val="left" w:pos="6412"/>
-          <w:tab w:val="left" w:pos="7328"/>
-          <w:tab w:val="left" w:pos="8244"/>
-          <w:tab w:val="left" w:pos="9160"/>
-          <w:tab w:val="left" w:pos="10076"/>
-          <w:tab w:val="left" w:pos="10992"/>
-          <w:tab w:val="left" w:pos="11908"/>
-          <w:tab w:val="left" w:pos="12824"/>
-          <w:tab w:val="left" w:pos="13740"/>
-          <w:tab w:val="left" w:pos="14656"/>
-        </w:tabs>
-        <w:spacing w:after="0" w:line="240" w:lineRule="auto"/>
-        <w:rPr>
-          <w:rFonts w:ascii="Courier New" w:eastAsia="Times New Roman" w:hAnsi="Courier New" w:cs="Courier New"/>
-          <w:sz w:val="20"/>
-          <w:szCs w:val="20"/>
-          <w:lang w:val="en-US" w:eastAsia="ru-RU"/>
-        </w:rPr>
-      </w:pPr>
-    </w:p>
-    <w:p>
-      <w:pPr>
-        <w:tabs>
-          <w:tab w:val="left" w:pos="916"/>
-          <w:tab w:val="left" w:pos="1832"/>
-          <w:tab w:val="left" w:pos="2748"/>
-          <w:tab w:val="left" w:pos="3664"/>
-          <w:tab w:val="left" w:pos="4580"/>
-          <w:tab w:val="left" w:pos="5496"/>
-          <w:tab w:val="left" w:pos="6412"/>
-          <w:tab w:val="left" w:pos="7328"/>
-          <w:tab w:val="left" w:pos="8244"/>
-          <w:tab w:val="left" w:pos="9160"/>
-          <w:tab w:val="left" w:pos="10076"/>
-          <w:tab w:val="left" w:pos="10992"/>
-          <w:tab w:val="left" w:pos="11908"/>
-          <w:tab w:val="left" w:pos="12824"/>
-          <w:tab w:val="left" w:pos="13740"/>
-          <w:tab w:val="left" w:pos="14656"/>
-        </w:tabs>
-        <w:spacing w:after="0" w:line="240" w:lineRule="auto"/>
-        <w:rPr>
-          <w:rFonts w:ascii="Courier New" w:eastAsia="Times New Roman" w:hAnsi="Courier New" w:cs="Courier New"/>
-          <w:sz w:val="20"/>
-          <w:szCs w:val="20"/>
-          <w:lang w:val="en-US" w:eastAsia="ru-RU"/>
-        </w:rPr>
-      </w:pPr>
-      <w:r>
-        <w:rPr>
-          <w:rFonts w:ascii="Courier New" w:eastAsia="Times New Roman" w:hAnsi="Courier New" w:cs="Courier New"/>
-          <w:sz w:val="20"/>
-          <w:szCs w:val="20"/>
-          <w:lang w:val="en-US" w:eastAsia="ru-RU"/>
-        </w:rPr>
-        <w:t>V2__create_users.sql</w:t>
-      </w:r>
-    </w:p>
-    <w:p>
-      <w:pPr>
-        <w:tabs>
-          <w:tab w:val="left" w:pos="916"/>
-          <w:tab w:val="left" w:pos="1832"/>
-          <w:tab w:val="left" w:pos="2748"/>
-          <w:tab w:val="left" w:pos="3664"/>
-          <w:tab w:val="left" w:pos="4580"/>
-          <w:tab w:val="left" w:pos="5496"/>
-          <w:tab w:val="left" w:pos="6412"/>
-          <w:tab w:val="left" w:pos="7328"/>
-          <w:tab w:val="left" w:pos="8244"/>
-          <w:tab w:val="left" w:pos="9160"/>
-          <w:tab w:val="left" w:pos="10076"/>
-          <w:tab w:val="left" w:pos="10992"/>
-          <w:tab w:val="left" w:pos="11908"/>
-          <w:tab w:val="left" w:pos="12824"/>
-          <w:tab w:val="left" w:pos="13740"/>
-          <w:tab w:val="left" w:pos="14656"/>
-        </w:tabs>
-        <w:spacing w:after="0" w:line="240" w:lineRule="auto"/>
-        <w:rPr>
-          <w:rFonts w:ascii="Courier New" w:eastAsia="Times New Roman" w:hAnsi="Courier New" w:cs="Courier New"/>
-          <w:sz w:val="20"/>
-          <w:szCs w:val="20"/>
-          <w:lang w:val="en-US" w:eastAsia="ru-RU"/>
-        </w:rPr>
-      </w:pPr>
-    </w:p>
-    <w:p>
-      <w:pPr>
-        <w:tabs>
-          <w:tab w:val="left" w:pos="916"/>
-          <w:tab w:val="left" w:pos="1832"/>
-          <w:tab w:val="left" w:pos="2748"/>
-          <w:tab w:val="left" w:pos="3664"/>
-          <w:tab w:val="left" w:pos="4580"/>
-          <w:tab w:val="left" w:pos="5496"/>
-          <w:tab w:val="left" w:pos="6412"/>
-          <w:tab w:val="left" w:pos="7328"/>
-          <w:tab w:val="left" w:pos="8244"/>
-          <w:tab w:val="left" w:pos="9160"/>
-          <w:tab w:val="left" w:pos="10076"/>
-          <w:tab w:val="left" w:pos="10992"/>
-          <w:tab w:val="left" w:pos="11908"/>
-          <w:tab w:val="left" w:pos="12824"/>
-          <w:tab w:val="left" w:pos="13740"/>
-          <w:tab w:val="left" w:pos="14656"/>
-        </w:tabs>
-        <w:spacing w:after="0" w:line="240" w:lineRule="auto"/>
-        <w:rPr>
-          <w:rFonts w:ascii="Courier New" w:eastAsia="Times New Roman" w:hAnsi="Courier New" w:cs="Courier New"/>
-          <w:sz w:val="20"/>
-          <w:szCs w:val="20"/>
-          <w:lang w:val="en-US" w:eastAsia="ru-RU"/>
-        </w:rPr>
-      </w:pPr>
-      <w:r>
-        <w:rPr>
-          <w:rFonts w:ascii="Courier New" w:eastAsia="Times New Roman" w:hAnsi="Courier New" w:cs="Courier New"/>
-          <w:sz w:val="20"/>
-          <w:szCs w:val="20"/>
-          <w:lang w:val="en-US" w:eastAsia="ru-RU"/>
-        </w:rPr>
-        <w:t>V3__create_stories.sql</w:t>
-      </w:r>
-    </w:p>
-    <w:p>
-      <w:pPr>
-        <w:tabs>
-          <w:tab w:val="left" w:pos="916"/>
-          <w:tab w:val="left" w:pos="1832"/>
-          <w:tab w:val="left" w:pos="2748"/>
-          <w:tab w:val="left" w:pos="3664"/>
-          <w:tab w:val="left" w:pos="4580"/>
-          <w:tab w:val="left" w:pos="5496"/>
-          <w:tab w:val="left" w:pos="6412"/>
-          <w:tab w:val="left" w:pos="7328"/>
-          <w:tab w:val="left" w:pos="8244"/>
-          <w:tab w:val="left" w:pos="9160"/>
-          <w:tab w:val="left" w:pos="10076"/>
-          <w:tab w:val="left" w:pos="10992"/>
-          <w:tab w:val="left" w:pos="11908"/>
-          <w:tab w:val="left" w:pos="12824"/>
-          <w:tab w:val="left" w:pos="13740"/>
-          <w:tab w:val="left" w:pos="14656"/>
-        </w:tabs>
-        <w:spacing w:after="0" w:line="240" w:lineRule="auto"/>
-        <w:rPr>
-          <w:rFonts w:ascii="Courier New" w:eastAsia="Times New Roman" w:hAnsi="Courier New" w:cs="Courier New"/>
-          <w:sz w:val="20"/>
-          <w:szCs w:val="20"/>
-          <w:lang w:val="en-US" w:eastAsia="ru-RU"/>
-        </w:rPr>
-      </w:pPr>
-    </w:p>
-    <w:p>
-      <w:pPr>
-        <w:tabs>
-          <w:tab w:val="left" w:pos="916"/>
-          <w:tab w:val="left" w:pos="1832"/>
-          <w:tab w:val="left" w:pos="2748"/>
-          <w:tab w:val="left" w:pos="3664"/>
-          <w:tab w:val="left" w:pos="4580"/>
-          <w:tab w:val="left" w:pos="5496"/>
-          <w:tab w:val="left" w:pos="6412"/>
-          <w:tab w:val="left" w:pos="7328"/>
-          <w:tab w:val="left" w:pos="8244"/>
-          <w:tab w:val="left" w:pos="9160"/>
-          <w:tab w:val="left" w:pos="10076"/>
-          <w:tab w:val="left" w:pos="10992"/>
-          <w:tab w:val="left" w:pos="11908"/>
-          <w:tab w:val="left" w:pos="12824"/>
-          <w:tab w:val="left" w:pos="13740"/>
-          <w:tab w:val="left" w:pos="14656"/>
-        </w:tabs>
-        <w:spacing w:after="0" w:line="240" w:lineRule="auto"/>
-        <w:rPr>
-          <w:rFonts w:ascii="Courier New" w:eastAsia="Times New Roman" w:hAnsi="Courier New" w:cs="Courier New"/>
-          <w:sz w:val="20"/>
-          <w:szCs w:val="20"/>
-          <w:lang w:val="en-US" w:eastAsia="ru-RU"/>
-        </w:rPr>
-      </w:pPr>
-      <w:r>
-        <w:rPr>
-          <w:rFonts w:ascii="Courier New" w:eastAsia="Times New Roman" w:hAnsi="Courier New" w:cs="Courier New"/>
-          <w:sz w:val="20"/>
-          <w:szCs w:val="20"/>
-          <w:lang w:val="en-US" w:eastAsia="ru-RU"/>
-        </w:rPr>
-        <w:t>V4__create_story_participants.sql</w:t>
-      </w:r>
-    </w:p>
-    <w:p>
-      <w:pPr>
-        <w:tabs>
-          <w:tab w:val="left" w:pos="916"/>
-          <w:tab w:val="left" w:pos="1832"/>
-          <w:tab w:val="left" w:pos="2748"/>
-          <w:tab w:val="left" w:pos="3664"/>
-          <w:tab w:val="left" w:pos="4580"/>
-          <w:tab w:val="left" w:pos="5496"/>
-          <w:tab w:val="left" w:pos="6412"/>
-          <w:tab w:val="left" w:pos="7328"/>
-          <w:tab w:val="left" w:pos="8244"/>
-          <w:tab w:val="left" w:pos="9160"/>
-          <w:tab w:val="left" w:pos="10076"/>
-          <w:tab w:val="left" w:pos="10992"/>
-          <w:tab w:val="left" w:pos="11908"/>
-          <w:tab w:val="left" w:pos="12824"/>
-          <w:tab w:val="left" w:pos="13740"/>
-          <w:tab w:val="left" w:pos="14656"/>
-        </w:tabs>
-        <w:spacing w:after="0" w:line="240" w:lineRule="auto"/>
-        <w:rPr>
-          <w:rFonts w:ascii="Courier New" w:eastAsia="Times New Roman" w:hAnsi="Courier New" w:cs="Courier New"/>
-          <w:sz w:val="20"/>
-          <w:szCs w:val="20"/>
-          <w:lang w:val="en-US" w:eastAsia="ru-RU"/>
-        </w:rPr>
-      </w:pPr>
-    </w:p>
-    <w:p>
-      <w:pPr>
-        <w:tabs>
-          <w:tab w:val="left" w:pos="916"/>
-          <w:tab w:val="left" w:pos="1832"/>
-          <w:tab w:val="left" w:pos="2748"/>
-          <w:tab w:val="left" w:pos="3664"/>
-          <w:tab w:val="left" w:pos="4580"/>
-          <w:tab w:val="left" w:pos="5496"/>
-          <w:tab w:val="left" w:pos="6412"/>
-          <w:tab w:val="left" w:pos="7328"/>
-          <w:tab w:val="left" w:pos="8244"/>
-          <w:tab w:val="left" w:pos="9160"/>
-          <w:tab w:val="left" w:pos="10076"/>
-          <w:tab w:val="left" w:pos="10992"/>
-          <w:tab w:val="left" w:pos="11908"/>
-          <w:tab w:val="left" w:pos="12824"/>
-          <w:tab w:val="left" w:pos="13740"/>
-          <w:tab w:val="left" w:pos="14656"/>
-        </w:tabs>
-        <w:spacing w:after="0" w:line="240" w:lineRule="auto"/>
-        <w:rPr>
-          <w:rFonts w:ascii="Courier New" w:eastAsia="Times New Roman" w:hAnsi="Courier New" w:cs="Courier New"/>
-          <w:sz w:val="20"/>
-          <w:szCs w:val="20"/>
-          <w:lang w:val="en-US" w:eastAsia="ru-RU"/>
-        </w:rPr>
-      </w:pPr>
-      <w:r>
-        <w:rPr>
-          <w:rFonts w:ascii="Courier New" w:eastAsia="Times New Roman" w:hAnsi="Courier New" w:cs="Courier New"/>
-          <w:sz w:val="20"/>
-          <w:szCs w:val="20"/>
-          <w:lang w:val="en-US" w:eastAsia="ru-RU"/>
-        </w:rPr>
-        <w:t>V5__create_memories.sql</w:t>
-      </w:r>
-    </w:p>
-    <w:p>
-      <w:pPr>
-        <w:tabs>
-          <w:tab w:val="left" w:pos="916"/>
-          <w:tab w:val="left" w:pos="1832"/>
-          <w:tab w:val="left" w:pos="2748"/>
-          <w:tab w:val="left" w:pos="3664"/>
-          <w:tab w:val="left" w:pos="4580"/>
-          <w:tab w:val="left" w:pos="5496"/>
-          <w:tab w:val="left" w:pos="6412"/>
-          <w:tab w:val="left" w:pos="7328"/>
-          <w:tab w:val="left" w:pos="8244"/>
-          <w:tab w:val="left" w:pos="9160"/>
-          <w:tab w:val="left" w:pos="10076"/>
-          <w:tab w:val="left" w:pos="10992"/>
-          <w:tab w:val="left" w:pos="11908"/>
-          <w:tab w:val="left" w:pos="12824"/>
-          <w:tab w:val="left" w:pos="13740"/>
-          <w:tab w:val="left" w:pos="14656"/>
-        </w:tabs>
-        <w:spacing w:after="0" w:line="240" w:lineRule="auto"/>
-        <w:rPr>
-          <w:rFonts w:ascii="Courier New" w:eastAsia="Times New Roman" w:hAnsi="Courier New" w:cs="Courier New"/>
-          <w:sz w:val="20"/>
-          <w:szCs w:val="20"/>
-          <w:lang w:val="en-US" w:eastAsia="ru-RU"/>
-        </w:rPr>
-      </w:pPr>
-    </w:p>
-    <w:p>
-      <w:pPr>
-        <w:tabs>
-          <w:tab w:val="left" w:pos="916"/>
-          <w:tab w:val="left" w:pos="1832"/>
-          <w:tab w:val="left" w:pos="2748"/>
-          <w:tab w:val="left" w:pos="3664"/>
-          <w:tab w:val="left" w:pos="4580"/>
-          <w:tab w:val="left" w:pos="5496"/>
-          <w:tab w:val="left" w:pos="6412"/>
-          <w:tab w:val="left" w:pos="7328"/>
-          <w:tab w:val="left" w:pos="8244"/>
-          <w:tab w:val="left" w:pos="9160"/>
-          <w:tab w:val="left" w:pos="10076"/>
-          <w:tab w:val="left" w:pos="10992"/>
-          <w:tab w:val="left" w:pos="11908"/>
-          <w:tab w:val="left" w:pos="12824"/>
-          <w:tab w:val="left" w:pos="13740"/>
-          <w:tab w:val="left" w:pos="14656"/>
-        </w:tabs>
-        <w:spacing w:after="0" w:line="240" w:lineRule="auto"/>
-        <w:rPr>
-          <w:rFonts w:ascii="Courier New" w:eastAsia="Times New Roman" w:hAnsi="Courier New" w:cs="Courier New"/>
-          <w:sz w:val="20"/>
-          <w:szCs w:val="20"/>
-          <w:lang w:val="en-US" w:eastAsia="ru-RU"/>
-        </w:rPr>
-      </w:pPr>
-      <w:r>
-        <w:rPr>
-          <w:rFonts w:ascii="Courier New" w:eastAsia="Times New Roman" w:hAnsi="Courier New" w:cs="Courier New"/>
-          <w:sz w:val="20"/>
-          <w:szCs w:val="20"/>
-          <w:lang w:val="en-US" w:eastAsia="ru-RU"/>
-        </w:rPr>
-        <w:t>V6__create_media_files.sql</w:t>
-      </w:r>
-    </w:p>
-    <w:p>
-      <w:pPr>
-        <w:tabs>
-          <w:tab w:val="left" w:pos="916"/>
-          <w:tab w:val="left" w:pos="1832"/>
-          <w:tab w:val="left" w:pos="2748"/>
-          <w:tab w:val="left" w:pos="3664"/>
-          <w:tab w:val="left" w:pos="4580"/>
-          <w:tab w:val="left" w:pos="5496"/>
-          <w:tab w:val="left" w:pos="6412"/>
-          <w:tab w:val="left" w:pos="7328"/>
-          <w:tab w:val="left" w:pos="8244"/>
-          <w:tab w:val="left" w:pos="9160"/>
-          <w:tab w:val="left" w:pos="10076"/>
-          <w:tab w:val="left" w:pos="10992"/>
-          <w:tab w:val="left" w:pos="11908"/>
-          <w:tab w:val="left" w:pos="12824"/>
-          <w:tab w:val="left" w:pos="13740"/>
-          <w:tab w:val="left" w:pos="14656"/>
-        </w:tabs>
-        <w:spacing w:after="0" w:line="240" w:lineRule="auto"/>
-        <w:rPr>
-          <w:rFonts w:ascii="Courier New" w:eastAsia="Times New Roman" w:hAnsi="Courier New" w:cs="Courier New"/>
-          <w:sz w:val="20"/>
-          <w:szCs w:val="20"/>
-          <w:lang w:val="en-US" w:eastAsia="ru-RU"/>
-        </w:rPr>
-      </w:pPr>
-    </w:p>
-    <w:p>
-      <w:pPr>
-        <w:tabs>
-          <w:tab w:val="left" w:pos="916"/>
-          <w:tab w:val="left" w:pos="1832"/>
-          <w:tab w:val="left" w:pos="2748"/>
-          <w:tab w:val="left" w:pos="3664"/>
-          <w:tab w:val="left" w:pos="4580"/>
-          <w:tab w:val="left" w:pos="5496"/>
-          <w:tab w:val="left" w:pos="6412"/>
-          <w:tab w:val="left" w:pos="7328"/>
-          <w:tab w:val="left" w:pos="8244"/>
-          <w:tab w:val="left" w:pos="9160"/>
-          <w:tab w:val="left" w:pos="10076"/>
-          <w:tab w:val="left" w:pos="10992"/>
-          <w:tab w:val="left" w:pos="11908"/>
-          <w:tab w:val="left" w:pos="12824"/>
-          <w:tab w:val="left" w:pos="13740"/>
-          <w:tab w:val="left" w:pos="14656"/>
-        </w:tabs>
-        <w:spacing w:after="0" w:line="240" w:lineRule="auto"/>
-        <w:rPr>
-          <w:rFonts w:ascii="Courier New" w:eastAsia="Times New Roman" w:hAnsi="Courier New" w:cs="Courier New"/>
-          <w:sz w:val="20"/>
-          <w:szCs w:val="20"/>
-          <w:lang w:val="en-US" w:eastAsia="ru-RU"/>
-        </w:rPr>
-      </w:pPr>
-      <w:r>
-        <w:rPr>
-          <w:rFonts w:ascii="Courier New" w:eastAsia="Times New Roman" w:hAnsi="Courier New" w:cs="Courier New"/>
-          <w:sz w:val="20"/>
-          <w:szCs w:val="20"/>
-          <w:lang w:val="en-US" w:eastAsia="ru-RU"/>
-        </w:rPr>
-        <w:t>V7__create_invites.sql</w:t>
-      </w:r>
-    </w:p>
-    <w:p>
-      <w:pPr>
-        <w:tabs>
-          <w:tab w:val="left" w:pos="916"/>
-          <w:tab w:val="left" w:pos="1832"/>
-          <w:tab w:val="left" w:pos="2748"/>
-          <w:tab w:val="left" w:pos="3664"/>
-          <w:tab w:val="left" w:pos="4580"/>
-          <w:tab w:val="left" w:pos="5496"/>
-          <w:tab w:val="left" w:pos="6412"/>
-          <w:tab w:val="left" w:pos="7328"/>
-          <w:tab w:val="left" w:pos="8244"/>
-          <w:tab w:val="left" w:pos="9160"/>
-          <w:tab w:val="left" w:pos="10076"/>
-          <w:tab w:val="left" w:pos="10992"/>
-          <w:tab w:val="left" w:pos="11908"/>
-          <w:tab w:val="left" w:pos="12824"/>
-          <w:tab w:val="left" w:pos="13740"/>
-          <w:tab w:val="left" w:pos="14656"/>
-        </w:tabs>
-        <w:spacing w:after="0" w:line="240" w:lineRule="auto"/>
-        <w:rPr>
-          <w:rFonts w:ascii="Courier New" w:eastAsia="Times New Roman" w:hAnsi="Courier New" w:cs="Courier New"/>
-          <w:sz w:val="20"/>
-          <w:szCs w:val="20"/>
-          <w:lang w:val="en-US" w:eastAsia="ru-RU"/>
-        </w:rPr>
-      </w:pPr>
-    </w:p>
-    <w:p>
-      <w:pPr>
-        <w:tabs>
-          <w:tab w:val="left" w:pos="916"/>
-          <w:tab w:val="left" w:pos="1832"/>
-          <w:tab w:val="left" w:pos="2748"/>
-          <w:tab w:val="left" w:pos="3664"/>
-          <w:tab w:val="left" w:pos="4580"/>
-          <w:tab w:val="left" w:pos="5496"/>
-          <w:tab w:val="left" w:pos="6412"/>
-          <w:tab w:val="left" w:pos="7328"/>
-          <w:tab w:val="left" w:pos="8244"/>
-          <w:tab w:val="left" w:pos="9160"/>
-          <w:tab w:val="left" w:pos="10076"/>
-          <w:tab w:val="left" w:pos="10992"/>
-          <w:tab w:val="left" w:pos="11908"/>
-          <w:tab w:val="left" w:pos="12824"/>
-          <w:tab w:val="left" w:pos="13740"/>
-          <w:tab w:val="left" w:pos="14656"/>
-        </w:tabs>
-        <w:spacing w:after="0" w:line="240" w:lineRule="auto"/>
-        <w:rPr>
-          <w:rFonts w:ascii="Courier New" w:eastAsia="Times New Roman" w:hAnsi="Courier New" w:cs="Courier New"/>
-          <w:sz w:val="20"/>
-          <w:szCs w:val="20"/>
-          <w:lang w:val="en-US" w:eastAsia="ru-RU"/>
-        </w:rPr>
-      </w:pPr>
-      <w:r>
-        <w:rPr>
-          <w:rFonts w:ascii="Courier New" w:eastAsia="Times New Roman" w:hAnsi="Courier New" w:cs="Courier New"/>
-          <w:sz w:val="20"/>
-          <w:szCs w:val="20"/>
-          <w:lang w:val="en-US" w:eastAsia="ru-RU"/>
-        </w:rPr>
-        <w:t>V8__create_refresh_tokens.sql</w:t>
-      </w:r>
-    </w:p>
-    <w:p>
-      <w:pPr>
-        <w:spacing w:before="100" w:beforeAutospacing="1" w:after="100" w:afterAutospacing="1" w:line="240" w:lineRule="auto"/>
-        <w:rPr>
-          <w:rFonts w:ascii="Times New Roman" w:eastAsia="Times New Roman" w:hAnsi="Times New Roman" w:cs="Times New Roman"/>
-          <w:sz w:val="24"/>
-          <w:szCs w:val="24"/>
-          <w:lang w:val="en-US" w:eastAsia="ru-RU"/>
-        </w:rPr>
-      </w:pPr>
-      <w:r>
-        <w:rPr>
-          <w:rFonts w:ascii="Times New Roman" w:eastAsia="Times New Roman" w:hAnsi="Times New Roman" w:cs="Times New Roman"/>
-          <w:sz w:val="24"/>
-          <w:szCs w:val="24"/>
-          <w:lang w:val="en-US" w:eastAsia="ru-RU"/>
-        </w:rPr>
-        <w:t>Existing migrations are immutable.</w:t>
-      </w:r>
-    </w:p>
-    <w:p>
-      <w:pPr>
-        <w:spacing w:before="100" w:beforeAutospacing="1" w:after="100" w:afterAutospacing="1" w:line="240" w:lineRule="auto"/>
-        <w:rPr>
-          <w:rFonts w:ascii="Times New Roman" w:eastAsia="Times New Roman" w:hAnsi="Times New Roman" w:cs="Times New Roman"/>
-          <w:sz w:val="24"/>
-          <w:szCs w:val="24"/>
-          <w:lang w:val="en-US" w:eastAsia="ru-RU"/>
-        </w:rPr>
-      </w:pPr>
-      <w:r>
-        <w:rPr>
-          <w:rFonts w:ascii="Times New Roman" w:eastAsia="Times New Roman" w:hAnsi="Times New Roman" w:cs="Times New Roman"/>
-          <w:sz w:val="24"/>
-          <w:szCs w:val="24"/>
-          <w:lang w:val="en-US" w:eastAsia="ru-RU"/>
-        </w:rPr>
-        <w:t>Schema evolution is performed only by creating new migration files.</w:t>
-      </w:r>
-    </w:p>
-    <w:p>
-      <w:pPr>
-        <w:spacing w:after="0" w:line="240" w:lineRule="auto"/>
-        <w:rPr>
-          <w:rFonts w:ascii="Times New Roman" w:eastAsia="Times New Roman" w:hAnsi="Times New Roman" w:cs="Times New Roman"/>
-          <w:sz w:val="24"/>
-          <w:szCs w:val="24"/>
-          <w:lang w:eastAsia="ru-RU"/>
-        </w:rPr>
-      </w:pPr>
-      <w:r>
-        <w:rPr>
-          <w:rFonts w:ascii="Times New Roman" w:eastAsia="Times New Roman" w:hAnsi="Times New Roman" w:cs="Times New Roman"/>
-          <w:sz w:val="24"/>
-          <w:szCs w:val="24"/>
-          <w:lang w:eastAsia="ru-RU"/>
-        </w:rPr>
-        <w:pict w14:anchorId="296B37AF">
-          <v:rect id="_x0000_i1158" style="width:0;height:1.5pt" o:hralign="center" o:hrstd="t" o:hr="t" fillcolor="#a0a0a0" stroked="f"/>
+        <w:t>19. Refresh Token Aggregate</w:t>
+      </w:r>
+    </w:p>
+    <w:p>
+      <w:pPr>
+        <w:spacing w:before="100" w:beforeAutospacing="1" w:after="100" w:afterAutospacing="1" w:line="240" w:lineRule="auto"/>
+        <w:rPr>
+          <w:rFonts w:ascii="Times New Roman" w:eastAsia="Times New Roman" w:hAnsi="Times New Roman" w:cs="Times New Roman"/>
+          <w:sz w:val="24"/>
+          <w:szCs w:val="24"/>
+          <w:lang w:val="en-US" w:eastAsia="ru-RU"/>
+        </w:rPr>
+      </w:pPr>
+      <w:r>
+        <w:rPr>
+          <w:rFonts w:ascii="Times New Roman" w:eastAsia="Times New Roman" w:hAnsi="Times New Roman" w:cs="Times New Roman"/>
+          <w:sz w:val="24"/>
+          <w:szCs w:val="24"/>
+          <w:lang w:val="en-US" w:eastAsia="ru-RU"/>
+        </w:rPr>
+        <w:t>Refresh Tokens belong to the Authentication module.</w:t>
+      </w:r>
+    </w:p>
+    <w:p>
+      <w:pPr>
+        <w:spacing w:before="100" w:beforeAutospacing="1" w:after="100" w:afterAutospacing="1" w:line="240" w:lineRule="auto"/>
+        <w:rPr>
+          <w:rFonts w:ascii="Times New Roman" w:eastAsia="Times New Roman" w:hAnsi="Times New Roman" w:cs="Times New Roman"/>
+          <w:sz w:val="24"/>
+          <w:szCs w:val="24"/>
+          <w:lang w:val="en-US" w:eastAsia="ru-RU"/>
+        </w:rPr>
+      </w:pPr>
+      <w:r>
+        <w:rPr>
+          <w:rFonts w:ascii="Times New Roman" w:eastAsia="Times New Roman" w:hAnsi="Times New Roman" w:cs="Times New Roman"/>
+          <w:sz w:val="24"/>
+          <w:szCs w:val="24"/>
+          <w:lang w:val="en-US" w:eastAsia="ru-RU"/>
+        </w:rPr>
+        <w:t>Current model:</w:t>
+      </w:r>
+    </w:p>
+    <w:p>
+      <w:pPr>
+        <w:tabs>
+          <w:tab w:val="left" w:pos="916"/>
+          <w:tab w:val="left" w:pos="1832"/>
+          <w:tab w:val="left" w:pos="2748"/>
+          <w:tab w:val="left" w:pos="3664"/>
+          <w:tab w:val="left" w:pos="4580"/>
+          <w:tab w:val="left" w:pos="5496"/>
+          <w:tab w:val="left" w:pos="6412"/>
+          <w:tab w:val="left" w:pos="7328"/>
+          <w:tab w:val="left" w:pos="8244"/>
+          <w:tab w:val="left" w:pos="9160"/>
+          <w:tab w:val="left" w:pos="10076"/>
+          <w:tab w:val="left" w:pos="10992"/>
+          <w:tab w:val="left" w:pos="11908"/>
+          <w:tab w:val="left" w:pos="12824"/>
+          <w:tab w:val="left" w:pos="13740"/>
+          <w:tab w:val="left" w:pos="14656"/>
+        </w:tabs>
+        <w:spacing w:after="0" w:line="240" w:lineRule="auto"/>
+        <w:rPr>
+          <w:rFonts w:ascii="Courier New" w:eastAsia="Times New Roman" w:hAnsi="Courier New" w:cs="Courier New"/>
+          <w:sz w:val="20"/>
+          <w:szCs w:val="20"/>
+          <w:lang w:val="en-US" w:eastAsia="ru-RU"/>
+        </w:rPr>
+      </w:pPr>
+      <w:r>
+        <w:rPr>
+          <w:rFonts w:ascii="Courier New" w:eastAsia="Times New Roman" w:hAnsi="Courier New" w:cs="Courier New"/>
+          <w:sz w:val="20"/>
+          <w:szCs w:val="20"/>
+          <w:lang w:val="en-US" w:eastAsia="ru-RU"/>
+        </w:rPr>
+        <w:t>RefreshToken</w:t>
+      </w:r>
+    </w:p>
+    <w:p>
+      <w:pPr>
+        <w:tabs>
+          <w:tab w:val="left" w:pos="916"/>
+          <w:tab w:val="left" w:pos="1832"/>
+          <w:tab w:val="left" w:pos="2748"/>
+          <w:tab w:val="left" w:pos="3664"/>
+          <w:tab w:val="left" w:pos="4580"/>
+          <w:tab w:val="left" w:pos="5496"/>
+          <w:tab w:val="left" w:pos="6412"/>
+          <w:tab w:val="left" w:pos="7328"/>
+          <w:tab w:val="left" w:pos="8244"/>
+          <w:tab w:val="left" w:pos="9160"/>
+          <w:tab w:val="left" w:pos="10076"/>
+          <w:tab w:val="left" w:pos="10992"/>
+          <w:tab w:val="left" w:pos="11908"/>
+          <w:tab w:val="left" w:pos="12824"/>
+          <w:tab w:val="left" w:pos="13740"/>
+          <w:tab w:val="left" w:pos="14656"/>
+        </w:tabs>
+        <w:spacing w:after="0" w:line="240" w:lineRule="auto"/>
+        <w:rPr>
+          <w:rFonts w:ascii="Courier New" w:eastAsia="Times New Roman" w:hAnsi="Courier New" w:cs="Courier New"/>
+          <w:sz w:val="20"/>
+          <w:szCs w:val="20"/>
+          <w:lang w:val="en-US" w:eastAsia="ru-RU"/>
+        </w:rPr>
+      </w:pPr>
+    </w:p>
+    <w:p>
+      <w:pPr>
+        <w:tabs>
+          <w:tab w:val="left" w:pos="916"/>
+          <w:tab w:val="left" w:pos="1832"/>
+          <w:tab w:val="left" w:pos="2748"/>
+          <w:tab w:val="left" w:pos="3664"/>
+          <w:tab w:val="left" w:pos="4580"/>
+          <w:tab w:val="left" w:pos="5496"/>
+          <w:tab w:val="left" w:pos="6412"/>
+          <w:tab w:val="left" w:pos="7328"/>
+          <w:tab w:val="left" w:pos="8244"/>
+          <w:tab w:val="left" w:pos="9160"/>
+          <w:tab w:val="left" w:pos="10076"/>
+          <w:tab w:val="left" w:pos="10992"/>
+          <w:tab w:val="left" w:pos="11908"/>
+          <w:tab w:val="left" w:pos="12824"/>
+          <w:tab w:val="left" w:pos="13740"/>
+          <w:tab w:val="left" w:pos="14656"/>
+        </w:tabs>
+        <w:spacing w:after="0" w:line="240" w:lineRule="auto"/>
+        <w:rPr>
+          <w:rFonts w:ascii="Courier New" w:eastAsia="Times New Roman" w:hAnsi="Courier New" w:cs="Courier New"/>
+          <w:sz w:val="20"/>
+          <w:szCs w:val="20"/>
+          <w:lang w:val="en-US" w:eastAsia="ru-RU"/>
+        </w:rPr>
+      </w:pPr>
+      <w:r>
+        <w:rPr>
+          <w:rFonts w:ascii="Courier New" w:eastAsia="Times New Roman" w:hAnsi="Courier New" w:cs="Courier New"/>
+          <w:sz w:val="20"/>
+          <w:szCs w:val="20"/>
+          <w:lang w:val="en-US" w:eastAsia="ru-RU"/>
+        </w:rPr>
+        <w:t>id</w:t>
+      </w:r>
+    </w:p>
+    <w:p>
+      <w:pPr>
+        <w:tabs>
+          <w:tab w:val="left" w:pos="916"/>
+          <w:tab w:val="left" w:pos="1832"/>
+          <w:tab w:val="left" w:pos="2748"/>
+          <w:tab w:val="left" w:pos="3664"/>
+          <w:tab w:val="left" w:pos="4580"/>
+          <w:tab w:val="left" w:pos="5496"/>
+          <w:tab w:val="left" w:pos="6412"/>
+          <w:tab w:val="left" w:pos="7328"/>
+          <w:tab w:val="left" w:pos="8244"/>
+          <w:tab w:val="left" w:pos="9160"/>
+          <w:tab w:val="left" w:pos="10076"/>
+          <w:tab w:val="left" w:pos="10992"/>
+          <w:tab w:val="left" w:pos="11908"/>
+          <w:tab w:val="left" w:pos="12824"/>
+          <w:tab w:val="left" w:pos="13740"/>
+          <w:tab w:val="left" w:pos="14656"/>
+        </w:tabs>
+        <w:spacing w:after="0" w:line="240" w:lineRule="auto"/>
+        <w:rPr>
+          <w:rFonts w:ascii="Courier New" w:eastAsia="Times New Roman" w:hAnsi="Courier New" w:cs="Courier New"/>
+          <w:sz w:val="20"/>
+          <w:szCs w:val="20"/>
+          <w:lang w:val="en-US" w:eastAsia="ru-RU"/>
+        </w:rPr>
+      </w:pPr>
+      <w:r>
+        <w:rPr>
+          <w:rFonts w:ascii="Courier New" w:eastAsia="Times New Roman" w:hAnsi="Courier New" w:cs="Courier New"/>
+          <w:sz w:val="20"/>
+          <w:szCs w:val="20"/>
+          <w:lang w:val="en-US" w:eastAsia="ru-RU"/>
+        </w:rPr>
+        <w:t>userId</w:t>
+      </w:r>
+    </w:p>
+    <w:p>
+      <w:pPr>
+        <w:tabs>
+          <w:tab w:val="left" w:pos="916"/>
+          <w:tab w:val="left" w:pos="1832"/>
+          <w:tab w:val="left" w:pos="2748"/>
+          <w:tab w:val="left" w:pos="3664"/>
+          <w:tab w:val="left" w:pos="4580"/>
+          <w:tab w:val="left" w:pos="5496"/>
+          <w:tab w:val="left" w:pos="6412"/>
+          <w:tab w:val="left" w:pos="7328"/>
+          <w:tab w:val="left" w:pos="8244"/>
+          <w:tab w:val="left" w:pos="9160"/>
+          <w:tab w:val="left" w:pos="10076"/>
+          <w:tab w:val="left" w:pos="10992"/>
+          <w:tab w:val="left" w:pos="11908"/>
+          <w:tab w:val="left" w:pos="12824"/>
+          <w:tab w:val="left" w:pos="13740"/>
+          <w:tab w:val="left" w:pos="14656"/>
+        </w:tabs>
+        <w:spacing w:after="0" w:line="240" w:lineRule="auto"/>
+        <w:rPr>
+          <w:rFonts w:ascii="Courier New" w:eastAsia="Times New Roman" w:hAnsi="Courier New" w:cs="Courier New"/>
+          <w:sz w:val="20"/>
+          <w:szCs w:val="20"/>
+          <w:lang w:val="en-US" w:eastAsia="ru-RU"/>
+        </w:rPr>
+      </w:pPr>
+      <w:r>
+        <w:rPr>
+          <w:rFonts w:ascii="Courier New" w:eastAsia="Times New Roman" w:hAnsi="Courier New" w:cs="Courier New"/>
+          <w:sz w:val="20"/>
+          <w:szCs w:val="20"/>
+          <w:lang w:val="en-US" w:eastAsia="ru-RU"/>
+        </w:rPr>
+        <w:t>tokenHash</w:t>
+      </w:r>
+    </w:p>
+    <w:p>
+      <w:pPr>
+        <w:tabs>
+          <w:tab w:val="left" w:pos="916"/>
+          <w:tab w:val="left" w:pos="1832"/>
+          <w:tab w:val="left" w:pos="2748"/>
+          <w:tab w:val="left" w:pos="3664"/>
+          <w:tab w:val="left" w:pos="4580"/>
+          <w:tab w:val="left" w:pos="5496"/>
+          <w:tab w:val="left" w:pos="6412"/>
+          <w:tab w:val="left" w:pos="7328"/>
+          <w:tab w:val="left" w:pos="8244"/>
+          <w:tab w:val="left" w:pos="9160"/>
+          <w:tab w:val="left" w:pos="10076"/>
+          <w:tab w:val="left" w:pos="10992"/>
+          <w:tab w:val="left" w:pos="11908"/>
+          <w:tab w:val="left" w:pos="12824"/>
+          <w:tab w:val="left" w:pos="13740"/>
+          <w:tab w:val="left" w:pos="14656"/>
+        </w:tabs>
+        <w:spacing w:after="0" w:line="240" w:lineRule="auto"/>
+        <w:rPr>
+          <w:rFonts w:ascii="Courier New" w:eastAsia="Times New Roman" w:hAnsi="Courier New" w:cs="Courier New"/>
+          <w:sz w:val="20"/>
+          <w:szCs w:val="20"/>
+          <w:lang w:val="en-US" w:eastAsia="ru-RU"/>
+        </w:rPr>
+      </w:pPr>
+      <w:r>
+        <w:rPr>
+          <w:rFonts w:ascii="Courier New" w:eastAsia="Times New Roman" w:hAnsi="Courier New" w:cs="Courier New"/>
+          <w:sz w:val="20"/>
+          <w:szCs w:val="20"/>
+          <w:lang w:val="en-US" w:eastAsia="ru-RU"/>
+        </w:rPr>
+        <w:t>createdAt</w:t>
+      </w:r>
+    </w:p>
+    <w:p>
+      <w:pPr>
+        <w:tabs>
+          <w:tab w:val="left" w:pos="916"/>
+          <w:tab w:val="left" w:pos="1832"/>
+          <w:tab w:val="left" w:pos="2748"/>
+          <w:tab w:val="left" w:pos="3664"/>
+          <w:tab w:val="left" w:pos="4580"/>
+          <w:tab w:val="left" w:pos="5496"/>
+          <w:tab w:val="left" w:pos="6412"/>
+          <w:tab w:val="left" w:pos="7328"/>
+          <w:tab w:val="left" w:pos="8244"/>
+          <w:tab w:val="left" w:pos="9160"/>
+          <w:tab w:val="left" w:pos="10076"/>
+          <w:tab w:val="left" w:pos="10992"/>
+          <w:tab w:val="left" w:pos="11908"/>
+          <w:tab w:val="left" w:pos="12824"/>
+          <w:tab w:val="left" w:pos="13740"/>
+          <w:tab w:val="left" w:pos="14656"/>
+        </w:tabs>
+        <w:spacing w:after="0" w:line="240" w:lineRule="auto"/>
+        <w:rPr>
+          <w:rFonts w:ascii="Courier New" w:eastAsia="Times New Roman" w:hAnsi="Courier New" w:cs="Courier New"/>
+          <w:sz w:val="20"/>
+          <w:szCs w:val="20"/>
+          <w:lang w:val="en-US" w:eastAsia="ru-RU"/>
+        </w:rPr>
+      </w:pPr>
+      <w:r>
+        <w:rPr>
+          <w:rFonts w:ascii="Courier New" w:eastAsia="Times New Roman" w:hAnsi="Courier New" w:cs="Courier New"/>
+          <w:sz w:val="20"/>
+          <w:szCs w:val="20"/>
+          <w:lang w:val="en-US" w:eastAsia="ru-RU"/>
+        </w:rPr>
+        <w:t>expiresAt</w:t>
+      </w:r>
+    </w:p>
+    <w:p>
+      <w:pPr>
+        <w:tabs>
+          <w:tab w:val="left" w:pos="916"/>
+          <w:tab w:val="left" w:pos="1832"/>
+          <w:tab w:val="left" w:pos="2748"/>
+          <w:tab w:val="left" w:pos="3664"/>
+          <w:tab w:val="left" w:pos="4580"/>
+          <w:tab w:val="left" w:pos="5496"/>
+          <w:tab w:val="left" w:pos="6412"/>
+          <w:tab w:val="left" w:pos="7328"/>
+          <w:tab w:val="left" w:pos="8244"/>
+          <w:tab w:val="left" w:pos="9160"/>
+          <w:tab w:val="left" w:pos="10076"/>
+          <w:tab w:val="left" w:pos="10992"/>
+          <w:tab w:val="left" w:pos="11908"/>
+          <w:tab w:val="left" w:pos="12824"/>
+          <w:tab w:val="left" w:pos="13740"/>
+          <w:tab w:val="left" w:pos="14656"/>
+        </w:tabs>
+        <w:spacing w:after="0" w:line="240" w:lineRule="auto"/>
+        <w:rPr>
+          <w:rFonts w:ascii="Courier New" w:eastAsia="Times New Roman" w:hAnsi="Courier New" w:cs="Courier New"/>
+          <w:sz w:val="20"/>
+          <w:szCs w:val="20"/>
+          <w:lang w:val="en-US" w:eastAsia="ru-RU"/>
+        </w:rPr>
+      </w:pPr>
+      <w:r>
+        <w:rPr>
+          <w:rFonts w:ascii="Courier New" w:eastAsia="Times New Roman" w:hAnsi="Courier New" w:cs="Courier New"/>
+          <w:sz w:val="20"/>
+          <w:szCs w:val="20"/>
+          <w:lang w:val="en-US" w:eastAsia="ru-RU"/>
+        </w:rPr>
+        <w:t>revokedAt</w:t>
+      </w:r>
+    </w:p>
+    <w:p>
+      <w:pPr>
+        <w:spacing w:before="100" w:beforeAutospacing="1" w:after="100" w:afterAutospacing="1" w:line="240" w:lineRule="auto"/>
+        <w:rPr>
+          <w:rFonts w:ascii="Times New Roman" w:eastAsia="Times New Roman" w:hAnsi="Times New Roman" w:cs="Times New Roman"/>
+          <w:sz w:val="24"/>
+          <w:szCs w:val="24"/>
+          <w:lang w:val="en-US" w:eastAsia="ru-RU"/>
+        </w:rPr>
+      </w:pPr>
+      <w:r>
+        <w:rPr>
+          <w:rFonts w:ascii="Times New Roman" w:eastAsia="Times New Roman" w:hAnsi="Times New Roman" w:cs="Times New Roman"/>
+          <w:sz w:val="24"/>
+          <w:szCs w:val="24"/>
+          <w:lang w:val="en-US" w:eastAsia="ru-RU"/>
+        </w:rPr>
+        <w:t>Only hashed refresh tokens are stored.</w:t>
+      </w:r>
+    </w:p>
+    <w:p>
+      <w:pPr>
+        <w:spacing w:before="100" w:beforeAutospacing="1" w:after="100" w:afterAutospacing="1" w:line="240" w:lineRule="auto"/>
+        <w:rPr>
+          <w:rFonts w:ascii="Times New Roman" w:eastAsia="Times New Roman" w:hAnsi="Times New Roman" w:cs="Times New Roman"/>
+          <w:sz w:val="24"/>
+          <w:szCs w:val="24"/>
+          <w:lang w:val="en-US" w:eastAsia="ru-RU"/>
+        </w:rPr>
+      </w:pPr>
+      <w:r>
+        <w:rPr>
+          <w:rFonts w:ascii="Times New Roman" w:eastAsia="Times New Roman" w:hAnsi="Times New Roman" w:cs="Times New Roman"/>
+          <w:sz w:val="24"/>
+          <w:szCs w:val="24"/>
+          <w:lang w:val="en-US" w:eastAsia="ru-RU"/>
+        </w:rPr>
+        <w:t>Repositories never create JWTs or perform token rotation.</w:t>
+      </w:r>
+    </w:p>
+    <w:p>
+      <w:pPr>
+        <w:spacing w:before="100" w:beforeAutospacing="1" w:after="100" w:afterAutospacing="1" w:line="240" w:lineRule="auto"/>
+        <w:rPr>
+          <w:rFonts w:ascii="Times New Roman" w:eastAsia="Times New Roman" w:hAnsi="Times New Roman" w:cs="Times New Roman"/>
+          <w:sz w:val="24"/>
+          <w:szCs w:val="24"/>
+          <w:lang w:val="en-US" w:eastAsia="ru-RU"/>
+        </w:rPr>
+      </w:pPr>
+      <w:r>
+        <w:rPr>
+          <w:rFonts w:ascii="Times New Roman" w:eastAsia="Times New Roman" w:hAnsi="Times New Roman" w:cs="Times New Roman"/>
+          <w:sz w:val="24"/>
+          <w:szCs w:val="24"/>
+          <w:lang w:val="en-US" w:eastAsia="ru-RU"/>
+        </w:rPr>
+        <w:t>Authentication logic belongs to future Application Services.</w:t>
+      </w:r>
+    </w:p>
+    <w:p>
+      <w:pPr>
+        <w:spacing w:after="0" w:line="240" w:lineRule="auto"/>
+        <w:rPr>
+          <w:rFonts w:ascii="Times New Roman" w:eastAsia="Times New Roman" w:hAnsi="Times New Roman" w:cs="Times New Roman"/>
+          <w:sz w:val="24"/>
+          <w:szCs w:val="24"/>
+          <w:lang w:eastAsia="ru-RU"/>
+        </w:rPr>
+      </w:pPr>
+      <w:r>
+        <w:rPr>
+          <w:rFonts w:ascii="Times New Roman" w:eastAsia="Times New Roman" w:hAnsi="Times New Roman" w:cs="Times New Roman"/>
+          <w:sz w:val="24"/>
+          <w:szCs w:val="24"/>
+          <w:lang w:eastAsia="ru-RU"/>
+        </w:rPr>
+        <w:pict w14:anchorId="4CB3D124">
+          <v:rect id="_x0000_i1045" style="width:0;height:1.5pt" o:hralign="center" o:hrstd="t" o:hr="t" fillcolor="#a0a0a0" stroked="f"/>
         </w:pict>
       </w:r>
     </w:p>
@@ -12149,257 +12403,616 @@
           <w:szCs w:val="48"/>
           <w:lang w:val="en-US" w:eastAsia="ru-RU"/>
         </w:rPr>
-        <w:t>21. PostgreSQL</w:t>
-      </w:r>
-    </w:p>
-    <w:p>
-      <w:pPr>
-        <w:spacing w:before="100" w:beforeAutospacing="1" w:after="100" w:afterAutospacing="1" w:line="240" w:lineRule="auto"/>
-        <w:rPr>
-          <w:rFonts w:ascii="Times New Roman" w:eastAsia="Times New Roman" w:hAnsi="Times New Roman" w:cs="Times New Roman"/>
-          <w:sz w:val="24"/>
-          <w:szCs w:val="24"/>
-          <w:lang w:val="en-US" w:eastAsia="ru-RU"/>
-        </w:rPr>
-      </w:pPr>
-      <w:r>
-        <w:rPr>
-          <w:rFonts w:ascii="Times New Roman" w:eastAsia="Times New Roman" w:hAnsi="Times New Roman" w:cs="Times New Roman"/>
-          <w:sz w:val="24"/>
-          <w:szCs w:val="24"/>
-          <w:lang w:val="en-US" w:eastAsia="ru-RU"/>
-        </w:rPr>
-        <w:t>PostgreSQL is the primary persistence layer.</w:t>
-      </w:r>
-    </w:p>
-    <w:p>
-      <w:pPr>
-        <w:spacing w:before="100" w:beforeAutospacing="1" w:after="100" w:afterAutospacing="1" w:line="240" w:lineRule="auto"/>
-        <w:rPr>
-          <w:rFonts w:ascii="Times New Roman" w:eastAsia="Times New Roman" w:hAnsi="Times New Roman" w:cs="Times New Roman"/>
-          <w:sz w:val="24"/>
-          <w:szCs w:val="24"/>
-          <w:lang w:eastAsia="ru-RU"/>
-        </w:rPr>
-      </w:pPr>
-      <w:r>
-        <w:rPr>
-          <w:rFonts w:ascii="Times New Roman" w:eastAsia="Times New Roman" w:hAnsi="Times New Roman" w:cs="Times New Roman"/>
-          <w:sz w:val="24"/>
-          <w:szCs w:val="24"/>
-          <w:lang w:eastAsia="ru-RU"/>
-        </w:rPr>
-        <w:t>Responsibilities:</w:t>
-      </w:r>
-    </w:p>
-    <w:p>
-      <w:pPr>
-        <w:numPr>
-          <w:ilvl w:val="0"/>
-          <w:numId w:val="23"/>
-        </w:numPr>
-        <w:spacing w:before="100" w:beforeAutospacing="1" w:after="100" w:afterAutospacing="1" w:line="240" w:lineRule="auto"/>
-        <w:rPr>
-          <w:rFonts w:ascii="Times New Roman" w:eastAsia="Times New Roman" w:hAnsi="Times New Roman" w:cs="Times New Roman"/>
-          <w:sz w:val="24"/>
-          <w:szCs w:val="24"/>
-          <w:lang w:eastAsia="ru-RU"/>
-        </w:rPr>
-      </w:pPr>
-      <w:r>
-        <w:rPr>
-          <w:rFonts w:ascii="Times New Roman" w:eastAsia="Times New Roman" w:hAnsi="Times New Roman" w:cs="Times New Roman"/>
-          <w:sz w:val="24"/>
-          <w:szCs w:val="24"/>
-          <w:lang w:eastAsia="ru-RU"/>
-        </w:rPr>
-        <w:t>relational storage;</w:t>
-      </w:r>
-    </w:p>
-    <w:p>
-      <w:pPr>
-        <w:numPr>
-          <w:ilvl w:val="0"/>
-          <w:numId w:val="23"/>
-        </w:numPr>
-        <w:spacing w:before="100" w:beforeAutospacing="1" w:after="100" w:afterAutospacing="1" w:line="240" w:lineRule="auto"/>
-        <w:rPr>
-          <w:rFonts w:ascii="Times New Roman" w:eastAsia="Times New Roman" w:hAnsi="Times New Roman" w:cs="Times New Roman"/>
-          <w:sz w:val="24"/>
-          <w:szCs w:val="24"/>
-          <w:lang w:eastAsia="ru-RU"/>
-        </w:rPr>
-      </w:pPr>
-      <w:r>
-        <w:rPr>
-          <w:rFonts w:ascii="Times New Roman" w:eastAsia="Times New Roman" w:hAnsi="Times New Roman" w:cs="Times New Roman"/>
-          <w:sz w:val="24"/>
-          <w:szCs w:val="24"/>
-          <w:lang w:eastAsia="ru-RU"/>
-        </w:rPr>
-        <w:t>transactions;</w:t>
-      </w:r>
-    </w:p>
-    <w:p>
-      <w:pPr>
-        <w:numPr>
-          <w:ilvl w:val="0"/>
-          <w:numId w:val="23"/>
-        </w:numPr>
-        <w:spacing w:before="100" w:beforeAutospacing="1" w:after="100" w:afterAutospacing="1" w:line="240" w:lineRule="auto"/>
-        <w:rPr>
-          <w:rFonts w:ascii="Times New Roman" w:eastAsia="Times New Roman" w:hAnsi="Times New Roman" w:cs="Times New Roman"/>
-          <w:sz w:val="24"/>
-          <w:szCs w:val="24"/>
-          <w:lang w:eastAsia="ru-RU"/>
-        </w:rPr>
-      </w:pPr>
-      <w:r>
-        <w:rPr>
-          <w:rFonts w:ascii="Times New Roman" w:eastAsia="Times New Roman" w:hAnsi="Times New Roman" w:cs="Times New Roman"/>
-          <w:sz w:val="24"/>
-          <w:szCs w:val="24"/>
-          <w:lang w:eastAsia="ru-RU"/>
-        </w:rPr>
-        <w:t>foreign keys;</w:t>
-      </w:r>
-    </w:p>
-    <w:p>
-      <w:pPr>
-        <w:numPr>
-          <w:ilvl w:val="0"/>
-          <w:numId w:val="23"/>
-        </w:numPr>
-        <w:spacing w:before="100" w:beforeAutospacing="1" w:after="100" w:afterAutospacing="1" w:line="240" w:lineRule="auto"/>
-        <w:rPr>
-          <w:rFonts w:ascii="Times New Roman" w:eastAsia="Times New Roman" w:hAnsi="Times New Roman" w:cs="Times New Roman"/>
-          <w:sz w:val="24"/>
-          <w:szCs w:val="24"/>
-          <w:lang w:eastAsia="ru-RU"/>
-        </w:rPr>
-      </w:pPr>
-      <w:r>
-        <w:rPr>
-          <w:rFonts w:ascii="Times New Roman" w:eastAsia="Times New Roman" w:hAnsi="Times New Roman" w:cs="Times New Roman"/>
-          <w:sz w:val="24"/>
-          <w:szCs w:val="24"/>
-          <w:lang w:eastAsia="ru-RU"/>
-        </w:rPr>
-        <w:t>indexes;</w:t>
-      </w:r>
-    </w:p>
-    <w:p>
-      <w:pPr>
-        <w:numPr>
-          <w:ilvl w:val="0"/>
-          <w:numId w:val="23"/>
-        </w:numPr>
-        <w:spacing w:before="100" w:beforeAutospacing="1" w:after="100" w:afterAutospacing="1" w:line="240" w:lineRule="auto"/>
-        <w:rPr>
-          <w:rFonts w:ascii="Times New Roman" w:eastAsia="Times New Roman" w:hAnsi="Times New Roman" w:cs="Times New Roman"/>
-          <w:sz w:val="24"/>
-          <w:szCs w:val="24"/>
-          <w:lang w:eastAsia="ru-RU"/>
-        </w:rPr>
-      </w:pPr>
-      <w:r>
-        <w:rPr>
-          <w:rFonts w:ascii="Times New Roman" w:eastAsia="Times New Roman" w:hAnsi="Times New Roman" w:cs="Times New Roman"/>
-          <w:sz w:val="24"/>
-          <w:szCs w:val="24"/>
-          <w:lang w:eastAsia="ru-RU"/>
-        </w:rPr>
-        <w:t>PostGIS spatial data.</w:t>
-      </w:r>
-    </w:p>
-    <w:p>
-      <w:pPr>
-        <w:spacing w:before="100" w:beforeAutospacing="1" w:after="100" w:afterAutospacing="1" w:line="240" w:lineRule="auto"/>
-        <w:rPr>
-          <w:rFonts w:ascii="Times New Roman" w:eastAsia="Times New Roman" w:hAnsi="Times New Roman" w:cs="Times New Roman"/>
-          <w:sz w:val="24"/>
-          <w:szCs w:val="24"/>
-          <w:lang w:val="en-US" w:eastAsia="ru-RU"/>
-        </w:rPr>
-      </w:pPr>
-      <w:r>
-        <w:rPr>
-          <w:rFonts w:ascii="Times New Roman" w:eastAsia="Times New Roman" w:hAnsi="Times New Roman" w:cs="Times New Roman"/>
-          <w:sz w:val="24"/>
-          <w:szCs w:val="24"/>
-          <w:lang w:val="en-US" w:eastAsia="ru-RU"/>
-        </w:rPr>
-        <w:t>Business logic is intentionally not implemented inside the database.</w:t>
-      </w:r>
-    </w:p>
-    <w:p>
-      <w:pPr/>
-      <w:r>
-        <w:t>22. MinIO</w:t>
-      </w:r>
-    </w:p>
-    <w:p>
-      <w:pPr/>
-      <w:r>
-        <w:t>MinIO is used as private object storage behind the provider-neutral StorageService abstraction.</w:t>
-      </w:r>
-    </w:p>
-    <w:p>
-      <w:pPr/>
-      <w:r>
-        <w:t>Current stored PHOTO objects are backend-generated JPEG representations:</w:t>
-      </w:r>
-    </w:p>
-    <w:p>
-      <w:pPr/>
-      <w:r>
-        <w:t>media/{mediaId}/display</w:t>
-      </w:r>
-    </w:p>
-    <w:p>
-      <w:pPr/>
-      <w:r>
-        <w:t>media/{mediaId}/thumbnail</w:t>
-      </w:r>
-    </w:p>
-    <w:p>
-      <w:pPr/>
-      <w:r>
-        <w:t>MinIO-specific types are isolated in media.storage.minio.</w:t>
-      </w:r>
-    </w:p>
-    <w:p>
-      <w:pPr/>
-      <w:r>
-        <w:t>Application/domain layers depend on StorageService, StorageKey, StoredObject and StorageObjectWrite, not on MinIO APIs.</w:t>
-      </w:r>
-    </w:p>
-    <w:p>
-      <w:pPr/>
-      <w:r>
-        <w:t>No public URLs, signed URLs, bucket names or storage keys are exposed through REST or Flutter domain models.</w:t>
-      </w:r>
-    </w:p>
-    <w:p>
-      <w:pPr>
-        <w:spacing w:after="0" w:line="240" w:lineRule="auto"/>
-        <w:rPr>
-          <w:rFonts w:ascii="Times New Roman" w:eastAsia="Times New Roman" w:hAnsi="Times New Roman" w:cs="Times New Roman"/>
-          <w:sz w:val="24"/>
-          <w:szCs w:val="24"/>
-          <w:lang w:eastAsia="ru-RU"/>
-        </w:rPr>
-      </w:pPr>
-      <w:r>
-        <w:rPr>
-          <w:rFonts w:ascii="Times New Roman" w:eastAsia="Times New Roman" w:hAnsi="Times New Roman" w:cs="Times New Roman"/>
-          <w:sz w:val="24"/>
-          <w:szCs w:val="24"/>
-          <w:lang w:eastAsia="ru-RU"/>
-        </w:rPr>
         <w:lastRenderedPageBreak/>
-        <w:pict w14:anchorId="76EA7837">
-          <v:rect id="_x0000_i1160" style="width:0;height:1.5pt" o:hralign="center" o:hrstd="t" o:hr="t" fillcolor="#a0a0a0" stroked="f"/>
+        <w:t>20. Flyway</w:t>
+      </w:r>
+    </w:p>
+    <w:p>
+      <w:pPr>
+        <w:spacing w:before="100" w:beforeAutospacing="1" w:after="100" w:afterAutospacing="1" w:line="240" w:lineRule="auto"/>
+        <w:rPr>
+          <w:rFonts w:ascii="Times New Roman" w:eastAsia="Times New Roman" w:hAnsi="Times New Roman" w:cs="Times New Roman"/>
+          <w:sz w:val="24"/>
+          <w:szCs w:val="24"/>
+          <w:lang w:val="en-US" w:eastAsia="ru-RU"/>
+        </w:rPr>
+      </w:pPr>
+      <w:r>
+        <w:rPr>
+          <w:rFonts w:ascii="Times New Roman" w:eastAsia="Times New Roman" w:hAnsi="Times New Roman" w:cs="Times New Roman"/>
+          <w:sz w:val="24"/>
+          <w:szCs w:val="24"/>
+          <w:lang w:val="en-US" w:eastAsia="ru-RU"/>
+        </w:rPr>
+        <w:t>Database schema changes are versioned using Flyway.</w:t>
+      </w:r>
+    </w:p>
+    <w:p>
+      <w:pPr>
+        <w:spacing w:before="100" w:beforeAutospacing="1" w:after="100" w:afterAutospacing="1" w:line="240" w:lineRule="auto"/>
+        <w:rPr>
+          <w:rFonts w:ascii="Times New Roman" w:eastAsia="Times New Roman" w:hAnsi="Times New Roman" w:cs="Times New Roman"/>
+          <w:sz w:val="24"/>
+          <w:szCs w:val="24"/>
+          <w:lang w:val="en-US" w:eastAsia="ru-RU"/>
+        </w:rPr>
+      </w:pPr>
+      <w:r>
+        <w:rPr>
+          <w:rFonts w:ascii="Times New Roman" w:eastAsia="Times New Roman" w:hAnsi="Times New Roman" w:cs="Times New Roman"/>
+          <w:sz w:val="24"/>
+          <w:szCs w:val="24"/>
+          <w:lang w:val="en-US" w:eastAsia="ru-RU"/>
+        </w:rPr>
+        <w:t>Current migrations:</w:t>
+      </w:r>
+    </w:p>
+    <w:p>
+      <w:pPr>
+        <w:tabs>
+          <w:tab w:val="left" w:pos="916"/>
+          <w:tab w:val="left" w:pos="1832"/>
+          <w:tab w:val="left" w:pos="2748"/>
+          <w:tab w:val="left" w:pos="3664"/>
+          <w:tab w:val="left" w:pos="4580"/>
+          <w:tab w:val="left" w:pos="5496"/>
+          <w:tab w:val="left" w:pos="6412"/>
+          <w:tab w:val="left" w:pos="7328"/>
+          <w:tab w:val="left" w:pos="8244"/>
+          <w:tab w:val="left" w:pos="9160"/>
+          <w:tab w:val="left" w:pos="10076"/>
+          <w:tab w:val="left" w:pos="10992"/>
+          <w:tab w:val="left" w:pos="11908"/>
+          <w:tab w:val="left" w:pos="12824"/>
+          <w:tab w:val="left" w:pos="13740"/>
+          <w:tab w:val="left" w:pos="14656"/>
+        </w:tabs>
+        <w:spacing w:after="0" w:line="240" w:lineRule="auto"/>
+        <w:rPr>
+          <w:rFonts w:ascii="Courier New" w:eastAsia="Times New Roman" w:hAnsi="Courier New" w:cs="Courier New"/>
+          <w:sz w:val="20"/>
+          <w:szCs w:val="20"/>
+          <w:lang w:val="en-US" w:eastAsia="ru-RU"/>
+        </w:rPr>
+      </w:pPr>
+      <w:r>
+        <w:rPr>
+          <w:rFonts w:ascii="Courier New" w:eastAsia="Times New Roman" w:hAnsi="Courier New" w:cs="Courier New"/>
+          <w:sz w:val="20"/>
+          <w:szCs w:val="20"/>
+          <w:lang w:val="en-US" w:eastAsia="ru-RU"/>
+        </w:rPr>
+        <w:t>V1__initialize_database.sql</w:t>
+      </w:r>
+    </w:p>
+    <w:p>
+      <w:pPr>
+        <w:tabs>
+          <w:tab w:val="left" w:pos="916"/>
+          <w:tab w:val="left" w:pos="1832"/>
+          <w:tab w:val="left" w:pos="2748"/>
+          <w:tab w:val="left" w:pos="3664"/>
+          <w:tab w:val="left" w:pos="4580"/>
+          <w:tab w:val="left" w:pos="5496"/>
+          <w:tab w:val="left" w:pos="6412"/>
+          <w:tab w:val="left" w:pos="7328"/>
+          <w:tab w:val="left" w:pos="8244"/>
+          <w:tab w:val="left" w:pos="9160"/>
+          <w:tab w:val="left" w:pos="10076"/>
+          <w:tab w:val="left" w:pos="10992"/>
+          <w:tab w:val="left" w:pos="11908"/>
+          <w:tab w:val="left" w:pos="12824"/>
+          <w:tab w:val="left" w:pos="13740"/>
+          <w:tab w:val="left" w:pos="14656"/>
+        </w:tabs>
+        <w:spacing w:after="0" w:line="240" w:lineRule="auto"/>
+        <w:rPr>
+          <w:rFonts w:ascii="Courier New" w:eastAsia="Times New Roman" w:hAnsi="Courier New" w:cs="Courier New"/>
+          <w:sz w:val="20"/>
+          <w:szCs w:val="20"/>
+          <w:lang w:val="en-US" w:eastAsia="ru-RU"/>
+        </w:rPr>
+      </w:pPr>
+    </w:p>
+    <w:p>
+      <w:pPr>
+        <w:tabs>
+          <w:tab w:val="left" w:pos="916"/>
+          <w:tab w:val="left" w:pos="1832"/>
+          <w:tab w:val="left" w:pos="2748"/>
+          <w:tab w:val="left" w:pos="3664"/>
+          <w:tab w:val="left" w:pos="4580"/>
+          <w:tab w:val="left" w:pos="5496"/>
+          <w:tab w:val="left" w:pos="6412"/>
+          <w:tab w:val="left" w:pos="7328"/>
+          <w:tab w:val="left" w:pos="8244"/>
+          <w:tab w:val="left" w:pos="9160"/>
+          <w:tab w:val="left" w:pos="10076"/>
+          <w:tab w:val="left" w:pos="10992"/>
+          <w:tab w:val="left" w:pos="11908"/>
+          <w:tab w:val="left" w:pos="12824"/>
+          <w:tab w:val="left" w:pos="13740"/>
+          <w:tab w:val="left" w:pos="14656"/>
+        </w:tabs>
+        <w:spacing w:after="0" w:line="240" w:lineRule="auto"/>
+        <w:rPr>
+          <w:rFonts w:ascii="Courier New" w:eastAsia="Times New Roman" w:hAnsi="Courier New" w:cs="Courier New"/>
+          <w:sz w:val="20"/>
+          <w:szCs w:val="20"/>
+          <w:lang w:val="en-US" w:eastAsia="ru-RU"/>
+        </w:rPr>
+      </w:pPr>
+      <w:r>
+        <w:rPr>
+          <w:rFonts w:ascii="Courier New" w:eastAsia="Times New Roman" w:hAnsi="Courier New" w:cs="Courier New"/>
+          <w:sz w:val="20"/>
+          <w:szCs w:val="20"/>
+          <w:lang w:val="en-US" w:eastAsia="ru-RU"/>
+        </w:rPr>
+        <w:t>V2__create_users.sql</w:t>
+      </w:r>
+    </w:p>
+    <w:p>
+      <w:pPr>
+        <w:tabs>
+          <w:tab w:val="left" w:pos="916"/>
+          <w:tab w:val="left" w:pos="1832"/>
+          <w:tab w:val="left" w:pos="2748"/>
+          <w:tab w:val="left" w:pos="3664"/>
+          <w:tab w:val="left" w:pos="4580"/>
+          <w:tab w:val="left" w:pos="5496"/>
+          <w:tab w:val="left" w:pos="6412"/>
+          <w:tab w:val="left" w:pos="7328"/>
+          <w:tab w:val="left" w:pos="8244"/>
+          <w:tab w:val="left" w:pos="9160"/>
+          <w:tab w:val="left" w:pos="10076"/>
+          <w:tab w:val="left" w:pos="10992"/>
+          <w:tab w:val="left" w:pos="11908"/>
+          <w:tab w:val="left" w:pos="12824"/>
+          <w:tab w:val="left" w:pos="13740"/>
+          <w:tab w:val="left" w:pos="14656"/>
+        </w:tabs>
+        <w:spacing w:after="0" w:line="240" w:lineRule="auto"/>
+        <w:rPr>
+          <w:rFonts w:ascii="Courier New" w:eastAsia="Times New Roman" w:hAnsi="Courier New" w:cs="Courier New"/>
+          <w:sz w:val="20"/>
+          <w:szCs w:val="20"/>
+          <w:lang w:val="en-US" w:eastAsia="ru-RU"/>
+        </w:rPr>
+      </w:pPr>
+    </w:p>
+    <w:p>
+      <w:pPr>
+        <w:tabs>
+          <w:tab w:val="left" w:pos="916"/>
+          <w:tab w:val="left" w:pos="1832"/>
+          <w:tab w:val="left" w:pos="2748"/>
+          <w:tab w:val="left" w:pos="3664"/>
+          <w:tab w:val="left" w:pos="4580"/>
+          <w:tab w:val="left" w:pos="5496"/>
+          <w:tab w:val="left" w:pos="6412"/>
+          <w:tab w:val="left" w:pos="7328"/>
+          <w:tab w:val="left" w:pos="8244"/>
+          <w:tab w:val="left" w:pos="9160"/>
+          <w:tab w:val="left" w:pos="10076"/>
+          <w:tab w:val="left" w:pos="10992"/>
+          <w:tab w:val="left" w:pos="11908"/>
+          <w:tab w:val="left" w:pos="12824"/>
+          <w:tab w:val="left" w:pos="13740"/>
+          <w:tab w:val="left" w:pos="14656"/>
+        </w:tabs>
+        <w:spacing w:after="0" w:line="240" w:lineRule="auto"/>
+        <w:rPr>
+          <w:rFonts w:ascii="Courier New" w:eastAsia="Times New Roman" w:hAnsi="Courier New" w:cs="Courier New"/>
+          <w:sz w:val="20"/>
+          <w:szCs w:val="20"/>
+          <w:lang w:val="en-US" w:eastAsia="ru-RU"/>
+        </w:rPr>
+      </w:pPr>
+      <w:r>
+        <w:rPr>
+          <w:rFonts w:ascii="Courier New" w:eastAsia="Times New Roman" w:hAnsi="Courier New" w:cs="Courier New"/>
+          <w:sz w:val="20"/>
+          <w:szCs w:val="20"/>
+          <w:lang w:val="en-US" w:eastAsia="ru-RU"/>
+        </w:rPr>
+        <w:t>V3__create_stories.sql</w:t>
+      </w:r>
+    </w:p>
+    <w:p>
+      <w:pPr>
+        <w:tabs>
+          <w:tab w:val="left" w:pos="916"/>
+          <w:tab w:val="left" w:pos="1832"/>
+          <w:tab w:val="left" w:pos="2748"/>
+          <w:tab w:val="left" w:pos="3664"/>
+          <w:tab w:val="left" w:pos="4580"/>
+          <w:tab w:val="left" w:pos="5496"/>
+          <w:tab w:val="left" w:pos="6412"/>
+          <w:tab w:val="left" w:pos="7328"/>
+          <w:tab w:val="left" w:pos="8244"/>
+          <w:tab w:val="left" w:pos="9160"/>
+          <w:tab w:val="left" w:pos="10076"/>
+          <w:tab w:val="left" w:pos="10992"/>
+          <w:tab w:val="left" w:pos="11908"/>
+          <w:tab w:val="left" w:pos="12824"/>
+          <w:tab w:val="left" w:pos="13740"/>
+          <w:tab w:val="left" w:pos="14656"/>
+        </w:tabs>
+        <w:spacing w:after="0" w:line="240" w:lineRule="auto"/>
+        <w:rPr>
+          <w:rFonts w:ascii="Courier New" w:eastAsia="Times New Roman" w:hAnsi="Courier New" w:cs="Courier New"/>
+          <w:sz w:val="20"/>
+          <w:szCs w:val="20"/>
+          <w:lang w:val="en-US" w:eastAsia="ru-RU"/>
+        </w:rPr>
+      </w:pPr>
+    </w:p>
+    <w:p>
+      <w:pPr>
+        <w:tabs>
+          <w:tab w:val="left" w:pos="916"/>
+          <w:tab w:val="left" w:pos="1832"/>
+          <w:tab w:val="left" w:pos="2748"/>
+          <w:tab w:val="left" w:pos="3664"/>
+          <w:tab w:val="left" w:pos="4580"/>
+          <w:tab w:val="left" w:pos="5496"/>
+          <w:tab w:val="left" w:pos="6412"/>
+          <w:tab w:val="left" w:pos="7328"/>
+          <w:tab w:val="left" w:pos="8244"/>
+          <w:tab w:val="left" w:pos="9160"/>
+          <w:tab w:val="left" w:pos="10076"/>
+          <w:tab w:val="left" w:pos="10992"/>
+          <w:tab w:val="left" w:pos="11908"/>
+          <w:tab w:val="left" w:pos="12824"/>
+          <w:tab w:val="left" w:pos="13740"/>
+          <w:tab w:val="left" w:pos="14656"/>
+        </w:tabs>
+        <w:spacing w:after="0" w:line="240" w:lineRule="auto"/>
+        <w:rPr>
+          <w:rFonts w:ascii="Courier New" w:eastAsia="Times New Roman" w:hAnsi="Courier New" w:cs="Courier New"/>
+          <w:sz w:val="20"/>
+          <w:szCs w:val="20"/>
+          <w:lang w:val="en-US" w:eastAsia="ru-RU"/>
+        </w:rPr>
+      </w:pPr>
+      <w:r>
+        <w:rPr>
+          <w:rFonts w:ascii="Courier New" w:eastAsia="Times New Roman" w:hAnsi="Courier New" w:cs="Courier New"/>
+          <w:sz w:val="20"/>
+          <w:szCs w:val="20"/>
+          <w:lang w:val="en-US" w:eastAsia="ru-RU"/>
+        </w:rPr>
+        <w:t>V4__create_story_participants.sql</w:t>
+      </w:r>
+    </w:p>
+    <w:p>
+      <w:pPr>
+        <w:tabs>
+          <w:tab w:val="left" w:pos="916"/>
+          <w:tab w:val="left" w:pos="1832"/>
+          <w:tab w:val="left" w:pos="2748"/>
+          <w:tab w:val="left" w:pos="3664"/>
+          <w:tab w:val="left" w:pos="4580"/>
+          <w:tab w:val="left" w:pos="5496"/>
+          <w:tab w:val="left" w:pos="6412"/>
+          <w:tab w:val="left" w:pos="7328"/>
+          <w:tab w:val="left" w:pos="8244"/>
+          <w:tab w:val="left" w:pos="9160"/>
+          <w:tab w:val="left" w:pos="10076"/>
+          <w:tab w:val="left" w:pos="10992"/>
+          <w:tab w:val="left" w:pos="11908"/>
+          <w:tab w:val="left" w:pos="12824"/>
+          <w:tab w:val="left" w:pos="13740"/>
+          <w:tab w:val="left" w:pos="14656"/>
+        </w:tabs>
+        <w:spacing w:after="0" w:line="240" w:lineRule="auto"/>
+        <w:rPr>
+          <w:rFonts w:ascii="Courier New" w:eastAsia="Times New Roman" w:hAnsi="Courier New" w:cs="Courier New"/>
+          <w:sz w:val="20"/>
+          <w:szCs w:val="20"/>
+          <w:lang w:val="en-US" w:eastAsia="ru-RU"/>
+        </w:rPr>
+      </w:pPr>
+    </w:p>
+    <w:p>
+      <w:pPr>
+        <w:tabs>
+          <w:tab w:val="left" w:pos="916"/>
+          <w:tab w:val="left" w:pos="1832"/>
+          <w:tab w:val="left" w:pos="2748"/>
+          <w:tab w:val="left" w:pos="3664"/>
+          <w:tab w:val="left" w:pos="4580"/>
+          <w:tab w:val="left" w:pos="5496"/>
+          <w:tab w:val="left" w:pos="6412"/>
+          <w:tab w:val="left" w:pos="7328"/>
+          <w:tab w:val="left" w:pos="8244"/>
+          <w:tab w:val="left" w:pos="9160"/>
+          <w:tab w:val="left" w:pos="10076"/>
+          <w:tab w:val="left" w:pos="10992"/>
+          <w:tab w:val="left" w:pos="11908"/>
+          <w:tab w:val="left" w:pos="12824"/>
+          <w:tab w:val="left" w:pos="13740"/>
+          <w:tab w:val="left" w:pos="14656"/>
+        </w:tabs>
+        <w:spacing w:after="0" w:line="240" w:lineRule="auto"/>
+        <w:rPr>
+          <w:rFonts w:ascii="Courier New" w:eastAsia="Times New Roman" w:hAnsi="Courier New" w:cs="Courier New"/>
+          <w:sz w:val="20"/>
+          <w:szCs w:val="20"/>
+          <w:lang w:val="en-US" w:eastAsia="ru-RU"/>
+        </w:rPr>
+      </w:pPr>
+      <w:r>
+        <w:rPr>
+          <w:rFonts w:ascii="Courier New" w:eastAsia="Times New Roman" w:hAnsi="Courier New" w:cs="Courier New"/>
+          <w:sz w:val="20"/>
+          <w:szCs w:val="20"/>
+          <w:lang w:val="en-US" w:eastAsia="ru-RU"/>
+        </w:rPr>
+        <w:t>V5__create_memories.sql</w:t>
+      </w:r>
+    </w:p>
+    <w:p>
+      <w:pPr>
+        <w:tabs>
+          <w:tab w:val="left" w:pos="916"/>
+          <w:tab w:val="left" w:pos="1832"/>
+          <w:tab w:val="left" w:pos="2748"/>
+          <w:tab w:val="left" w:pos="3664"/>
+          <w:tab w:val="left" w:pos="4580"/>
+          <w:tab w:val="left" w:pos="5496"/>
+          <w:tab w:val="left" w:pos="6412"/>
+          <w:tab w:val="left" w:pos="7328"/>
+          <w:tab w:val="left" w:pos="8244"/>
+          <w:tab w:val="left" w:pos="9160"/>
+          <w:tab w:val="left" w:pos="10076"/>
+          <w:tab w:val="left" w:pos="10992"/>
+          <w:tab w:val="left" w:pos="11908"/>
+          <w:tab w:val="left" w:pos="12824"/>
+          <w:tab w:val="left" w:pos="13740"/>
+          <w:tab w:val="left" w:pos="14656"/>
+        </w:tabs>
+        <w:spacing w:after="0" w:line="240" w:lineRule="auto"/>
+        <w:rPr>
+          <w:rFonts w:ascii="Courier New" w:eastAsia="Times New Roman" w:hAnsi="Courier New" w:cs="Courier New"/>
+          <w:sz w:val="20"/>
+          <w:szCs w:val="20"/>
+          <w:lang w:val="en-US" w:eastAsia="ru-RU"/>
+        </w:rPr>
+      </w:pPr>
+    </w:p>
+    <w:p>
+      <w:pPr>
+        <w:tabs>
+          <w:tab w:val="left" w:pos="916"/>
+          <w:tab w:val="left" w:pos="1832"/>
+          <w:tab w:val="left" w:pos="2748"/>
+          <w:tab w:val="left" w:pos="3664"/>
+          <w:tab w:val="left" w:pos="4580"/>
+          <w:tab w:val="left" w:pos="5496"/>
+          <w:tab w:val="left" w:pos="6412"/>
+          <w:tab w:val="left" w:pos="7328"/>
+          <w:tab w:val="left" w:pos="8244"/>
+          <w:tab w:val="left" w:pos="9160"/>
+          <w:tab w:val="left" w:pos="10076"/>
+          <w:tab w:val="left" w:pos="10992"/>
+          <w:tab w:val="left" w:pos="11908"/>
+          <w:tab w:val="left" w:pos="12824"/>
+          <w:tab w:val="left" w:pos="13740"/>
+          <w:tab w:val="left" w:pos="14656"/>
+        </w:tabs>
+        <w:spacing w:after="0" w:line="240" w:lineRule="auto"/>
+        <w:rPr>
+          <w:rFonts w:ascii="Courier New" w:eastAsia="Times New Roman" w:hAnsi="Courier New" w:cs="Courier New"/>
+          <w:sz w:val="20"/>
+          <w:szCs w:val="20"/>
+          <w:lang w:val="en-US" w:eastAsia="ru-RU"/>
+        </w:rPr>
+      </w:pPr>
+      <w:r>
+        <w:rPr>
+          <w:rFonts w:ascii="Courier New" w:eastAsia="Times New Roman" w:hAnsi="Courier New" w:cs="Courier New"/>
+          <w:sz w:val="20"/>
+          <w:szCs w:val="20"/>
+          <w:lang w:val="en-US" w:eastAsia="ru-RU"/>
+        </w:rPr>
+        <w:t>V6__create_media_files.sql</w:t>
+      </w:r>
+    </w:p>
+    <w:p>
+      <w:pPr>
+        <w:tabs>
+          <w:tab w:val="left" w:pos="916"/>
+          <w:tab w:val="left" w:pos="1832"/>
+          <w:tab w:val="left" w:pos="2748"/>
+          <w:tab w:val="left" w:pos="3664"/>
+          <w:tab w:val="left" w:pos="4580"/>
+          <w:tab w:val="left" w:pos="5496"/>
+          <w:tab w:val="left" w:pos="6412"/>
+          <w:tab w:val="left" w:pos="7328"/>
+          <w:tab w:val="left" w:pos="8244"/>
+          <w:tab w:val="left" w:pos="9160"/>
+          <w:tab w:val="left" w:pos="10076"/>
+          <w:tab w:val="left" w:pos="10992"/>
+          <w:tab w:val="left" w:pos="11908"/>
+          <w:tab w:val="left" w:pos="12824"/>
+          <w:tab w:val="left" w:pos="13740"/>
+          <w:tab w:val="left" w:pos="14656"/>
+        </w:tabs>
+        <w:spacing w:after="0" w:line="240" w:lineRule="auto"/>
+        <w:rPr>
+          <w:rFonts w:ascii="Courier New" w:eastAsia="Times New Roman" w:hAnsi="Courier New" w:cs="Courier New"/>
+          <w:sz w:val="20"/>
+          <w:szCs w:val="20"/>
+          <w:lang w:val="en-US" w:eastAsia="ru-RU"/>
+        </w:rPr>
+      </w:pPr>
+    </w:p>
+    <w:p>
+      <w:pPr>
+        <w:tabs>
+          <w:tab w:val="left" w:pos="916"/>
+          <w:tab w:val="left" w:pos="1832"/>
+          <w:tab w:val="left" w:pos="2748"/>
+          <w:tab w:val="left" w:pos="3664"/>
+          <w:tab w:val="left" w:pos="4580"/>
+          <w:tab w:val="left" w:pos="5496"/>
+          <w:tab w:val="left" w:pos="6412"/>
+          <w:tab w:val="left" w:pos="7328"/>
+          <w:tab w:val="left" w:pos="8244"/>
+          <w:tab w:val="left" w:pos="9160"/>
+          <w:tab w:val="left" w:pos="10076"/>
+          <w:tab w:val="left" w:pos="10992"/>
+          <w:tab w:val="left" w:pos="11908"/>
+          <w:tab w:val="left" w:pos="12824"/>
+          <w:tab w:val="left" w:pos="13740"/>
+          <w:tab w:val="left" w:pos="14656"/>
+        </w:tabs>
+        <w:spacing w:after="0" w:line="240" w:lineRule="auto"/>
+        <w:rPr>
+          <w:rFonts w:ascii="Courier New" w:eastAsia="Times New Roman" w:hAnsi="Courier New" w:cs="Courier New"/>
+          <w:sz w:val="20"/>
+          <w:szCs w:val="20"/>
+          <w:lang w:val="en-US" w:eastAsia="ru-RU"/>
+        </w:rPr>
+      </w:pPr>
+      <w:r>
+        <w:rPr>
+          <w:rFonts w:ascii="Courier New" w:eastAsia="Times New Roman" w:hAnsi="Courier New" w:cs="Courier New"/>
+          <w:sz w:val="20"/>
+          <w:szCs w:val="20"/>
+          <w:lang w:val="en-US" w:eastAsia="ru-RU"/>
+        </w:rPr>
+        <w:t>V7__create_invites.sql</w:t>
+      </w:r>
+    </w:p>
+    <w:p>
+      <w:pPr>
+        <w:tabs>
+          <w:tab w:val="left" w:pos="916"/>
+          <w:tab w:val="left" w:pos="1832"/>
+          <w:tab w:val="left" w:pos="2748"/>
+          <w:tab w:val="left" w:pos="3664"/>
+          <w:tab w:val="left" w:pos="4580"/>
+          <w:tab w:val="left" w:pos="5496"/>
+          <w:tab w:val="left" w:pos="6412"/>
+          <w:tab w:val="left" w:pos="7328"/>
+          <w:tab w:val="left" w:pos="8244"/>
+          <w:tab w:val="left" w:pos="9160"/>
+          <w:tab w:val="left" w:pos="10076"/>
+          <w:tab w:val="left" w:pos="10992"/>
+          <w:tab w:val="left" w:pos="11908"/>
+          <w:tab w:val="left" w:pos="12824"/>
+          <w:tab w:val="left" w:pos="13740"/>
+          <w:tab w:val="left" w:pos="14656"/>
+        </w:tabs>
+        <w:spacing w:after="0" w:line="240" w:lineRule="auto"/>
+        <w:rPr>
+          <w:rFonts w:ascii="Courier New" w:eastAsia="Times New Roman" w:hAnsi="Courier New" w:cs="Courier New"/>
+          <w:sz w:val="20"/>
+          <w:szCs w:val="20"/>
+          <w:lang w:val="en-US" w:eastAsia="ru-RU"/>
+        </w:rPr>
+      </w:pPr>
+    </w:p>
+    <w:p>
+      <w:pPr>
+        <w:tabs>
+          <w:tab w:val="left" w:pos="916"/>
+          <w:tab w:val="left" w:pos="1832"/>
+          <w:tab w:val="left" w:pos="2748"/>
+          <w:tab w:val="left" w:pos="3664"/>
+          <w:tab w:val="left" w:pos="4580"/>
+          <w:tab w:val="left" w:pos="5496"/>
+          <w:tab w:val="left" w:pos="6412"/>
+          <w:tab w:val="left" w:pos="7328"/>
+          <w:tab w:val="left" w:pos="8244"/>
+          <w:tab w:val="left" w:pos="9160"/>
+          <w:tab w:val="left" w:pos="10076"/>
+          <w:tab w:val="left" w:pos="10992"/>
+          <w:tab w:val="left" w:pos="11908"/>
+          <w:tab w:val="left" w:pos="12824"/>
+          <w:tab w:val="left" w:pos="13740"/>
+          <w:tab w:val="left" w:pos="14656"/>
+        </w:tabs>
+        <w:spacing w:after="0" w:line="240" w:lineRule="auto"/>
+        <w:rPr>
+          <w:rFonts w:ascii="Courier New" w:eastAsia="Times New Roman" w:hAnsi="Courier New" w:cs="Courier New"/>
+          <w:sz w:val="20"/>
+          <w:szCs w:val="20"/>
+          <w:lang w:val="en-US" w:eastAsia="ru-RU"/>
+        </w:rPr>
+      </w:pPr>
+      <w:r>
+        <w:rPr>
+          <w:rFonts w:ascii="Courier New" w:eastAsia="Times New Roman" w:hAnsi="Courier New" w:cs="Courier New"/>
+          <w:sz w:val="20"/>
+          <w:szCs w:val="20"/>
+          <w:lang w:val="en-US" w:eastAsia="ru-RU"/>
+        </w:rPr>
+        <w:t>V8__create_refresh_tokens.sql</w:t>
+      </w:r>
+    </w:p>
+    <w:p>
+      <w:pPr>
+        <w:spacing w:before="100" w:beforeAutospacing="1" w:after="100" w:afterAutospacing="1" w:line="240" w:lineRule="auto"/>
+        <w:rPr>
+          <w:rFonts w:ascii="Times New Roman" w:eastAsia="Times New Roman" w:hAnsi="Times New Roman" w:cs="Times New Roman"/>
+          <w:sz w:val="24"/>
+          <w:szCs w:val="24"/>
+          <w:lang w:val="en-US" w:eastAsia="ru-RU"/>
+        </w:rPr>
+      </w:pPr>
+      <w:r>
+        <w:rPr>
+          <w:rFonts w:ascii="Times New Roman" w:eastAsia="Times New Roman" w:hAnsi="Times New Roman" w:cs="Times New Roman"/>
+          <w:sz w:val="24"/>
+          <w:szCs w:val="24"/>
+          <w:lang w:val="en-US" w:eastAsia="ru-RU"/>
+        </w:rPr>
+        <w:t>Existing migrations are immutable.</w:t>
+      </w:r>
+    </w:p>
+    <w:p>
+      <w:pPr>
+        <w:spacing w:before="100" w:beforeAutospacing="1" w:after="100" w:afterAutospacing="1" w:line="240" w:lineRule="auto"/>
+        <w:rPr>
+          <w:rFonts w:ascii="Times New Roman" w:eastAsia="Times New Roman" w:hAnsi="Times New Roman" w:cs="Times New Roman"/>
+          <w:sz w:val="24"/>
+          <w:szCs w:val="24"/>
+          <w:lang w:val="en-US" w:eastAsia="ru-RU"/>
+        </w:rPr>
+      </w:pPr>
+      <w:r>
+        <w:rPr>
+          <w:rFonts w:ascii="Times New Roman" w:eastAsia="Times New Roman" w:hAnsi="Times New Roman" w:cs="Times New Roman"/>
+          <w:sz w:val="24"/>
+          <w:szCs w:val="24"/>
+          <w:lang w:val="en-US" w:eastAsia="ru-RU"/>
+        </w:rPr>
+        <w:t>Schema evolution is performed only by creating new migration files.</w:t>
+      </w:r>
+    </w:p>
+    <w:p>
+      <w:pPr>
+        <w:spacing w:after="0" w:line="240" w:lineRule="auto"/>
+        <w:rPr>
+          <w:rFonts w:ascii="Times New Roman" w:eastAsia="Times New Roman" w:hAnsi="Times New Roman" w:cs="Times New Roman"/>
+          <w:sz w:val="24"/>
+          <w:szCs w:val="24"/>
+          <w:lang w:eastAsia="ru-RU"/>
+        </w:rPr>
+      </w:pPr>
+      <w:r>
+        <w:rPr>
+          <w:rFonts w:ascii="Times New Roman" w:eastAsia="Times New Roman" w:hAnsi="Times New Roman" w:cs="Times New Roman"/>
+          <w:sz w:val="24"/>
+          <w:szCs w:val="24"/>
+          <w:lang w:eastAsia="ru-RU"/>
+        </w:rPr>
+        <w:pict w14:anchorId="296B37AF">
+          <v:rect id="_x0000_i1046" style="width:0;height:1.5pt" o:hralign="center" o:hrstd="t" o:hr="t" fillcolor="#a0a0a0" stroked="f"/>
         </w:pict>
       </w:r>
     </w:p>
@@ -12427,54 +13040,54 @@
           <w:szCs w:val="48"/>
           <w:lang w:val="en-US" w:eastAsia="ru-RU"/>
         </w:rPr>
-        <w:t>23. Testing Strategy</w:t>
-      </w:r>
-    </w:p>
-    <w:p>
-      <w:pPr>
-        <w:spacing w:before="100" w:beforeAutospacing="1" w:after="100" w:afterAutospacing="1" w:line="240" w:lineRule="auto"/>
-        <w:rPr>
-          <w:rFonts w:ascii="Times New Roman" w:eastAsia="Times New Roman" w:hAnsi="Times New Roman" w:cs="Times New Roman"/>
-          <w:sz w:val="24"/>
-          <w:szCs w:val="24"/>
-          <w:lang w:val="en-US" w:eastAsia="ru-RU"/>
-        </w:rPr>
-      </w:pPr>
-      <w:r>
-        <w:rPr>
-          <w:rFonts w:ascii="Times New Roman" w:eastAsia="Times New Roman" w:hAnsi="Times New Roman" w:cs="Times New Roman"/>
-          <w:sz w:val="24"/>
-          <w:szCs w:val="24"/>
-          <w:lang w:val="en-US" w:eastAsia="ru-RU"/>
-        </w:rPr>
-        <w:t>Repository implementations are verified using integration tests.</w:t>
-      </w:r>
-    </w:p>
-    <w:p>
-      <w:pPr>
-        <w:spacing w:before="100" w:beforeAutospacing="1" w:after="100" w:afterAutospacing="1" w:line="240" w:lineRule="auto"/>
-        <w:rPr>
-          <w:rFonts w:ascii="Times New Roman" w:eastAsia="Times New Roman" w:hAnsi="Times New Roman" w:cs="Times New Roman"/>
-          <w:sz w:val="24"/>
-          <w:szCs w:val="24"/>
-          <w:lang w:eastAsia="ru-RU"/>
-        </w:rPr>
-      </w:pPr>
-      <w:r>
-        <w:rPr>
-          <w:rFonts w:ascii="Times New Roman" w:eastAsia="Times New Roman" w:hAnsi="Times New Roman" w:cs="Times New Roman"/>
-          <w:sz w:val="24"/>
-          <w:szCs w:val="24"/>
-          <w:lang w:eastAsia="ru-RU"/>
-        </w:rPr>
-        <w:t>Tests use:</w:t>
+        <w:t>21. PostgreSQL</w:t>
+      </w:r>
+    </w:p>
+    <w:p>
+      <w:pPr>
+        <w:spacing w:before="100" w:beforeAutospacing="1" w:after="100" w:afterAutospacing="1" w:line="240" w:lineRule="auto"/>
+        <w:rPr>
+          <w:rFonts w:ascii="Times New Roman" w:eastAsia="Times New Roman" w:hAnsi="Times New Roman" w:cs="Times New Roman"/>
+          <w:sz w:val="24"/>
+          <w:szCs w:val="24"/>
+          <w:lang w:val="en-US" w:eastAsia="ru-RU"/>
+        </w:rPr>
+      </w:pPr>
+      <w:r>
+        <w:rPr>
+          <w:rFonts w:ascii="Times New Roman" w:eastAsia="Times New Roman" w:hAnsi="Times New Roman" w:cs="Times New Roman"/>
+          <w:sz w:val="24"/>
+          <w:szCs w:val="24"/>
+          <w:lang w:val="en-US" w:eastAsia="ru-RU"/>
+        </w:rPr>
+        <w:t>PostgreSQL is the primary persistence layer.</w:t>
+      </w:r>
+    </w:p>
+    <w:p>
+      <w:pPr>
+        <w:spacing w:before="100" w:beforeAutospacing="1" w:after="100" w:afterAutospacing="1" w:line="240" w:lineRule="auto"/>
+        <w:rPr>
+          <w:rFonts w:ascii="Times New Roman" w:eastAsia="Times New Roman" w:hAnsi="Times New Roman" w:cs="Times New Roman"/>
+          <w:sz w:val="24"/>
+          <w:szCs w:val="24"/>
+          <w:lang w:eastAsia="ru-RU"/>
+        </w:rPr>
+      </w:pPr>
+      <w:r>
+        <w:rPr>
+          <w:rFonts w:ascii="Times New Roman" w:eastAsia="Times New Roman" w:hAnsi="Times New Roman" w:cs="Times New Roman"/>
+          <w:sz w:val="24"/>
+          <w:szCs w:val="24"/>
+          <w:lang w:eastAsia="ru-RU"/>
+        </w:rPr>
+        <w:t>Responsibilities:</w:t>
       </w:r>
     </w:p>
     <w:p>
       <w:pPr>
         <w:numPr>
           <w:ilvl w:val="0"/>
-          <w:numId w:val="25"/>
+          <w:numId w:val="23"/>
         </w:numPr>
         <w:spacing w:before="100" w:beforeAutospacing="1" w:after="100" w:afterAutospacing="1" w:line="240" w:lineRule="auto"/>
         <w:rPr>
@@ -12491,14 +13104,14 @@
           <w:szCs w:val="24"/>
           <w:lang w:eastAsia="ru-RU"/>
         </w:rPr>
-        <w:t>PostgreSQL;</w:t>
+        <w:t>relational storage;</w:t>
       </w:r>
     </w:p>
     <w:p>
       <w:pPr>
         <w:numPr>
           <w:ilvl w:val="0"/>
-          <w:numId w:val="25"/>
+          <w:numId w:val="23"/>
         </w:numPr>
         <w:spacing w:before="100" w:beforeAutospacing="1" w:after="100" w:afterAutospacing="1" w:line="240" w:lineRule="auto"/>
         <w:rPr>
@@ -12515,14 +13128,14 @@
           <w:szCs w:val="24"/>
           <w:lang w:eastAsia="ru-RU"/>
         </w:rPr>
-        <w:t>Testcontainers;</w:t>
+        <w:t>transactions;</w:t>
       </w:r>
     </w:p>
     <w:p>
       <w:pPr>
         <w:numPr>
           <w:ilvl w:val="0"/>
-          <w:numId w:val="25"/>
+          <w:numId w:val="23"/>
         </w:numPr>
         <w:spacing w:before="100" w:beforeAutospacing="1" w:after="100" w:afterAutospacing="1" w:line="240" w:lineRule="auto"/>
         <w:rPr>
@@ -12539,14 +13152,14 @@
           <w:szCs w:val="24"/>
           <w:lang w:eastAsia="ru-RU"/>
         </w:rPr>
-        <w:t>Flyway migrations;</w:t>
+        <w:t>foreign keys;</w:t>
       </w:r>
     </w:p>
     <w:p>
       <w:pPr>
         <w:numPr>
           <w:ilvl w:val="0"/>
-          <w:numId w:val="25"/>
+          <w:numId w:val="23"/>
         </w:numPr>
         <w:spacing w:before="100" w:beforeAutospacing="1" w:after="100" w:afterAutospacing="1" w:line="240" w:lineRule="auto"/>
         <w:rPr>
@@ -12563,68 +13176,92 @@
           <w:szCs w:val="24"/>
           <w:lang w:eastAsia="ru-RU"/>
         </w:rPr>
-        <w:t>real SQL queries.</w:t>
-      </w:r>
-    </w:p>
-    <w:p>
-      <w:pPr>
-        <w:spacing w:before="100" w:beforeAutospacing="1" w:after="100" w:afterAutospacing="1" w:line="240" w:lineRule="auto"/>
-        <w:rPr>
-          <w:rFonts w:ascii="Times New Roman" w:eastAsia="Times New Roman" w:hAnsi="Times New Roman" w:cs="Times New Roman"/>
-          <w:sz w:val="24"/>
-          <w:szCs w:val="24"/>
-          <w:lang w:val="en-US" w:eastAsia="ru-RU"/>
-        </w:rPr>
-      </w:pPr>
-      <w:r>
-        <w:rPr>
-          <w:rFonts w:ascii="Times New Roman" w:eastAsia="Times New Roman" w:hAnsi="Times New Roman" w:cs="Times New Roman"/>
-          <w:sz w:val="24"/>
-          <w:szCs w:val="24"/>
-          <w:lang w:val="en-US" w:eastAsia="ru-RU"/>
-        </w:rPr>
-        <w:t>Repositories are not tested using mocks.</w:t>
-      </w:r>
-    </w:p>
-    <w:p>
-      <w:pPr>
-        <w:spacing w:before="100" w:beforeAutospacing="1" w:after="100" w:afterAutospacing="1" w:line="240" w:lineRule="auto"/>
-        <w:rPr>
-          <w:rFonts w:ascii="Times New Roman" w:eastAsia="Times New Roman" w:hAnsi="Times New Roman" w:cs="Times New Roman"/>
-          <w:sz w:val="24"/>
-          <w:szCs w:val="24"/>
-          <w:lang w:val="en-US" w:eastAsia="ru-RU"/>
-        </w:rPr>
-      </w:pPr>
-      <w:r>
-        <w:rPr>
-          <w:rFonts w:ascii="Times New Roman" w:eastAsia="Times New Roman" w:hAnsi="Times New Roman" w:cs="Times New Roman"/>
-          <w:sz w:val="24"/>
-          <w:szCs w:val="24"/>
-          <w:lang w:val="en-US" w:eastAsia="ru-RU"/>
-        </w:rPr>
-        <w:t>The goal is to verify actual database behaviour.</w:t>
-      </w:r>
-    </w:p>
-    <w:p>
-      <w:pPr>
-        <w:spacing w:after="0" w:line="240" w:lineRule="auto"/>
-        <w:rPr>
-          <w:rFonts w:ascii="Times New Roman" w:eastAsia="Times New Roman" w:hAnsi="Times New Roman" w:cs="Times New Roman"/>
-          <w:sz w:val="24"/>
-          <w:szCs w:val="24"/>
-          <w:lang w:eastAsia="ru-RU"/>
-        </w:rPr>
-      </w:pPr>
-      <w:r>
-        <w:rPr>
-          <w:rFonts w:ascii="Times New Roman" w:eastAsia="Times New Roman" w:hAnsi="Times New Roman" w:cs="Times New Roman"/>
-          <w:sz w:val="24"/>
-          <w:szCs w:val="24"/>
-          <w:lang w:eastAsia="ru-RU"/>
-        </w:rPr>
-        <w:pict w14:anchorId="1C12DF07">
-          <v:rect id="_x0000_i1161" style="width:0;height:1.5pt" o:hralign="center" o:hrstd="t" o:hr="t" fillcolor="#a0a0a0" stroked="f"/>
+        <w:t>indexes;</w:t>
+      </w:r>
+    </w:p>
+    <w:p>
+      <w:pPr>
+        <w:numPr>
+          <w:ilvl w:val="0"/>
+          <w:numId w:val="23"/>
+        </w:numPr>
+        <w:spacing w:before="100" w:beforeAutospacing="1" w:after="100" w:afterAutospacing="1" w:line="240" w:lineRule="auto"/>
+        <w:rPr>
+          <w:rFonts w:ascii="Times New Roman" w:eastAsia="Times New Roman" w:hAnsi="Times New Roman" w:cs="Times New Roman"/>
+          <w:sz w:val="24"/>
+          <w:szCs w:val="24"/>
+          <w:lang w:eastAsia="ru-RU"/>
+        </w:rPr>
+      </w:pPr>
+      <w:r>
+        <w:rPr>
+          <w:rFonts w:ascii="Times New Roman" w:eastAsia="Times New Roman" w:hAnsi="Times New Roman" w:cs="Times New Roman"/>
+          <w:sz w:val="24"/>
+          <w:szCs w:val="24"/>
+          <w:lang w:eastAsia="ru-RU"/>
+        </w:rPr>
+        <w:t>PostGIS spatial data.</w:t>
+      </w:r>
+    </w:p>
+    <w:p>
+      <w:pPr>
+        <w:spacing w:before="100" w:beforeAutospacing="1" w:after="100" w:afterAutospacing="1" w:line="240" w:lineRule="auto"/>
+        <w:rPr>
+          <w:rFonts w:ascii="Times New Roman" w:eastAsia="Times New Roman" w:hAnsi="Times New Roman" w:cs="Times New Roman"/>
+          <w:sz w:val="24"/>
+          <w:szCs w:val="24"/>
+          <w:lang w:val="en-US" w:eastAsia="ru-RU"/>
+        </w:rPr>
+      </w:pPr>
+      <w:r>
+        <w:rPr>
+          <w:rFonts w:ascii="Times New Roman" w:eastAsia="Times New Roman" w:hAnsi="Times New Roman" w:cs="Times New Roman"/>
+          <w:sz w:val="24"/>
+          <w:szCs w:val="24"/>
+          <w:lang w:val="en-US" w:eastAsia="ru-RU"/>
+        </w:rPr>
+        <w:t>Business logic is intentionally not implemented inside the database.</w:t>
+      </w:r>
+    </w:p>
+    <w:p>
+      <w:pPr>
+        <w:spacing w:before="100" w:beforeAutospacing="1" w:after="100" w:afterAutospacing="1" w:line="240" w:lineRule="auto"/>
+        <w:rPr>
+          <w:rFonts w:ascii="Times New Roman" w:eastAsia="Times New Roman" w:hAnsi="Times New Roman" w:cs="Times New Roman"/>
+          <w:sz w:val="24"/>
+          <w:szCs w:val="24"/>
+          <w:lang w:val="en-US" w:eastAsia="ru-RU"/>
+        </w:rPr>
+      </w:pPr>
+      <w:r>
+        <w:rPr>
+          <w:rFonts w:ascii="Times New Roman" w:eastAsia="Times New Roman" w:hAnsi="Times New Roman" w:cs="Times New Roman"/>
+          <w:sz w:val="24"/>
+          <w:szCs w:val="24"/>
+          <w:lang w:val="en-US" w:eastAsia="ru-RU"/>
+        </w:rPr>
+        <w:t>Triggers, stored procedures and database-generated business behaviour are avoided.</w:t>
+      </w:r>
+    </w:p>
+    <w:p>
+      <w:pPr>
+        <w:spacing w:after="0" w:line="240" w:lineRule="auto"/>
+        <w:rPr>
+          <w:rFonts w:ascii="Times New Roman" w:eastAsia="Times New Roman" w:hAnsi="Times New Roman" w:cs="Times New Roman"/>
+          <w:sz w:val="24"/>
+          <w:szCs w:val="24"/>
+          <w:lang w:eastAsia="ru-RU"/>
+        </w:rPr>
+      </w:pPr>
+      <w:r>
+        <w:rPr>
+          <w:rFonts w:ascii="Times New Roman" w:eastAsia="Times New Roman" w:hAnsi="Times New Roman" w:cs="Times New Roman"/>
+          <w:sz w:val="24"/>
+          <w:szCs w:val="24"/>
+          <w:lang w:eastAsia="ru-RU"/>
+        </w:rPr>
+        <w:pict w14:anchorId="1143F3BE">
+          <v:rect id="_x0000_i1047" style="width:0;height:1.5pt" o:hralign="center" o:hrstd="t" o:hr="t" fillcolor="#a0a0a0" stroked="f"/>
         </w:pict>
       </w:r>
     </w:p>
@@ -12652,696 +13289,239 @@
           <w:szCs w:val="48"/>
           <w:lang w:val="en-US" w:eastAsia="ru-RU"/>
         </w:rPr>
-        <w:t>24. Dependency Rules</w:t>
-      </w:r>
-    </w:p>
-    <w:p>
-      <w:pPr>
-        <w:spacing w:before="100" w:beforeAutospacing="1" w:after="100" w:afterAutospacing="1" w:line="240" w:lineRule="auto"/>
-        <w:rPr>
-          <w:rFonts w:ascii="Times New Roman" w:eastAsia="Times New Roman" w:hAnsi="Times New Roman" w:cs="Times New Roman"/>
-          <w:sz w:val="24"/>
-          <w:szCs w:val="24"/>
-          <w:lang w:val="en-US" w:eastAsia="ru-RU"/>
-        </w:rPr>
-      </w:pPr>
-      <w:r>
-        <w:rPr>
-          <w:rFonts w:ascii="Times New Roman" w:eastAsia="Times New Roman" w:hAnsi="Times New Roman" w:cs="Times New Roman"/>
-          <w:sz w:val="24"/>
-          <w:szCs w:val="24"/>
-          <w:lang w:val="en-US" w:eastAsia="ru-RU"/>
-        </w:rPr>
-        <w:t>Allowed dependency direction:</w:t>
-      </w:r>
-    </w:p>
-    <w:p>
-      <w:pPr>
-        <w:tabs>
-          <w:tab w:val="left" w:pos="916"/>
-          <w:tab w:val="left" w:pos="1832"/>
-          <w:tab w:val="left" w:pos="2748"/>
-          <w:tab w:val="left" w:pos="3664"/>
-          <w:tab w:val="left" w:pos="4580"/>
-          <w:tab w:val="left" w:pos="5496"/>
-          <w:tab w:val="left" w:pos="6412"/>
-          <w:tab w:val="left" w:pos="7328"/>
-          <w:tab w:val="left" w:pos="8244"/>
-          <w:tab w:val="left" w:pos="9160"/>
-          <w:tab w:val="left" w:pos="10076"/>
-          <w:tab w:val="left" w:pos="10992"/>
-          <w:tab w:val="left" w:pos="11908"/>
-          <w:tab w:val="left" w:pos="12824"/>
-          <w:tab w:val="left" w:pos="13740"/>
-          <w:tab w:val="left" w:pos="14656"/>
-        </w:tabs>
-        <w:spacing w:after="0" w:line="240" w:lineRule="auto"/>
-        <w:rPr>
-          <w:rFonts w:ascii="Courier New" w:eastAsia="Times New Roman" w:hAnsi="Courier New" w:cs="Courier New"/>
-          <w:sz w:val="20"/>
-          <w:szCs w:val="20"/>
-          <w:lang w:val="en-US" w:eastAsia="ru-RU"/>
-        </w:rPr>
-      </w:pPr>
-      <w:r>
-        <w:rPr>
-          <w:rFonts w:ascii="Courier New" w:eastAsia="Times New Roman" w:hAnsi="Courier New" w:cs="Courier New"/>
-          <w:sz w:val="20"/>
-          <w:szCs w:val="20"/>
-          <w:lang w:val="en-US" w:eastAsia="ru-RU"/>
-        </w:rPr>
-        <w:t>Controller</w:t>
-      </w:r>
-    </w:p>
-    <w:p>
-      <w:pPr>
-        <w:tabs>
-          <w:tab w:val="left" w:pos="916"/>
-          <w:tab w:val="left" w:pos="1832"/>
-          <w:tab w:val="left" w:pos="2748"/>
-          <w:tab w:val="left" w:pos="3664"/>
-          <w:tab w:val="left" w:pos="4580"/>
-          <w:tab w:val="left" w:pos="5496"/>
-          <w:tab w:val="left" w:pos="6412"/>
-          <w:tab w:val="left" w:pos="7328"/>
-          <w:tab w:val="left" w:pos="8244"/>
-          <w:tab w:val="left" w:pos="9160"/>
-          <w:tab w:val="left" w:pos="10076"/>
-          <w:tab w:val="left" w:pos="10992"/>
-          <w:tab w:val="left" w:pos="11908"/>
-          <w:tab w:val="left" w:pos="12824"/>
-          <w:tab w:val="left" w:pos="13740"/>
-          <w:tab w:val="left" w:pos="14656"/>
-        </w:tabs>
-        <w:spacing w:after="0" w:line="240" w:lineRule="auto"/>
-        <w:rPr>
-          <w:rFonts w:ascii="Courier New" w:eastAsia="Times New Roman" w:hAnsi="Courier New" w:cs="Courier New"/>
-          <w:sz w:val="20"/>
-          <w:szCs w:val="20"/>
-          <w:lang w:val="en-US" w:eastAsia="ru-RU"/>
-        </w:rPr>
-      </w:pPr>
-      <w:r>
-        <w:rPr>
-          <w:rFonts w:ascii="Courier New" w:eastAsia="Times New Roman" w:hAnsi="Courier New" w:cs="Courier New"/>
-          <w:sz w:val="20"/>
-          <w:szCs w:val="20"/>
-          <w:lang w:val="en-US" w:eastAsia="ru-RU"/>
-        </w:rPr>
-        <w:t xml:space="preserve">        │</w:t>
-      </w:r>
-    </w:p>
-    <w:p>
-      <w:pPr>
-        <w:tabs>
-          <w:tab w:val="left" w:pos="916"/>
-          <w:tab w:val="left" w:pos="1832"/>
-          <w:tab w:val="left" w:pos="2748"/>
-          <w:tab w:val="left" w:pos="3664"/>
-          <w:tab w:val="left" w:pos="4580"/>
-          <w:tab w:val="left" w:pos="5496"/>
-          <w:tab w:val="left" w:pos="6412"/>
-          <w:tab w:val="left" w:pos="7328"/>
-          <w:tab w:val="left" w:pos="8244"/>
-          <w:tab w:val="left" w:pos="9160"/>
-          <w:tab w:val="left" w:pos="10076"/>
-          <w:tab w:val="left" w:pos="10992"/>
-          <w:tab w:val="left" w:pos="11908"/>
-          <w:tab w:val="left" w:pos="12824"/>
-          <w:tab w:val="left" w:pos="13740"/>
-          <w:tab w:val="left" w:pos="14656"/>
-        </w:tabs>
-        <w:spacing w:after="0" w:line="240" w:lineRule="auto"/>
-        <w:rPr>
-          <w:rFonts w:ascii="Courier New" w:eastAsia="Times New Roman" w:hAnsi="Courier New" w:cs="Courier New"/>
-          <w:sz w:val="20"/>
-          <w:szCs w:val="20"/>
-          <w:lang w:val="en-US" w:eastAsia="ru-RU"/>
-        </w:rPr>
-      </w:pPr>
-      <w:r>
-        <w:rPr>
-          <w:rFonts w:ascii="Courier New" w:eastAsia="Times New Roman" w:hAnsi="Courier New" w:cs="Courier New"/>
-          <w:sz w:val="20"/>
-          <w:szCs w:val="20"/>
-          <w:lang w:val="en-US" w:eastAsia="ru-RU"/>
-        </w:rPr>
-        <w:t xml:space="preserve">        ▼</w:t>
-      </w:r>
-    </w:p>
-    <w:p>
-      <w:pPr>
-        <w:tabs>
-          <w:tab w:val="left" w:pos="916"/>
-          <w:tab w:val="left" w:pos="1832"/>
-          <w:tab w:val="left" w:pos="2748"/>
-          <w:tab w:val="left" w:pos="3664"/>
-          <w:tab w:val="left" w:pos="4580"/>
-          <w:tab w:val="left" w:pos="5496"/>
-          <w:tab w:val="left" w:pos="6412"/>
-          <w:tab w:val="left" w:pos="7328"/>
-          <w:tab w:val="left" w:pos="8244"/>
-          <w:tab w:val="left" w:pos="9160"/>
-          <w:tab w:val="left" w:pos="10076"/>
-          <w:tab w:val="left" w:pos="10992"/>
-          <w:tab w:val="left" w:pos="11908"/>
-          <w:tab w:val="left" w:pos="12824"/>
-          <w:tab w:val="left" w:pos="13740"/>
-          <w:tab w:val="left" w:pos="14656"/>
-        </w:tabs>
-        <w:spacing w:after="0" w:line="240" w:lineRule="auto"/>
-        <w:rPr>
-          <w:rFonts w:ascii="Courier New" w:eastAsia="Times New Roman" w:hAnsi="Courier New" w:cs="Courier New"/>
-          <w:sz w:val="20"/>
-          <w:szCs w:val="20"/>
-          <w:lang w:val="en-US" w:eastAsia="ru-RU"/>
-        </w:rPr>
-      </w:pPr>
-      <w:r>
-        <w:rPr>
-          <w:rFonts w:ascii="Courier New" w:eastAsia="Times New Roman" w:hAnsi="Courier New" w:cs="Courier New"/>
-          <w:sz w:val="20"/>
-          <w:szCs w:val="20"/>
-          <w:lang w:val="en-US" w:eastAsia="ru-RU"/>
-        </w:rPr>
-        <w:t>Application Service</w:t>
-      </w:r>
-    </w:p>
-    <w:p>
-      <w:pPr>
-        <w:tabs>
-          <w:tab w:val="left" w:pos="916"/>
-          <w:tab w:val="left" w:pos="1832"/>
-          <w:tab w:val="left" w:pos="2748"/>
-          <w:tab w:val="left" w:pos="3664"/>
-          <w:tab w:val="left" w:pos="4580"/>
-          <w:tab w:val="left" w:pos="5496"/>
-          <w:tab w:val="left" w:pos="6412"/>
-          <w:tab w:val="left" w:pos="7328"/>
-          <w:tab w:val="left" w:pos="8244"/>
-          <w:tab w:val="left" w:pos="9160"/>
-          <w:tab w:val="left" w:pos="10076"/>
-          <w:tab w:val="left" w:pos="10992"/>
-          <w:tab w:val="left" w:pos="11908"/>
-          <w:tab w:val="left" w:pos="12824"/>
-          <w:tab w:val="left" w:pos="13740"/>
-          <w:tab w:val="left" w:pos="14656"/>
-        </w:tabs>
-        <w:spacing w:after="0" w:line="240" w:lineRule="auto"/>
-        <w:rPr>
-          <w:rFonts w:ascii="Courier New" w:eastAsia="Times New Roman" w:hAnsi="Courier New" w:cs="Courier New"/>
-          <w:sz w:val="20"/>
-          <w:szCs w:val="20"/>
-          <w:lang w:val="en-US" w:eastAsia="ru-RU"/>
-        </w:rPr>
-      </w:pPr>
-      <w:r>
-        <w:rPr>
-          <w:rFonts w:ascii="Courier New" w:eastAsia="Times New Roman" w:hAnsi="Courier New" w:cs="Courier New"/>
-          <w:sz w:val="20"/>
-          <w:szCs w:val="20"/>
-          <w:lang w:val="en-US" w:eastAsia="ru-RU"/>
-        </w:rPr>
-        <w:t xml:space="preserve">        │</w:t>
-      </w:r>
-    </w:p>
-    <w:p>
-      <w:pPr>
-        <w:tabs>
-          <w:tab w:val="left" w:pos="916"/>
-          <w:tab w:val="left" w:pos="1832"/>
-          <w:tab w:val="left" w:pos="2748"/>
-          <w:tab w:val="left" w:pos="3664"/>
-          <w:tab w:val="left" w:pos="4580"/>
-          <w:tab w:val="left" w:pos="5496"/>
-          <w:tab w:val="left" w:pos="6412"/>
-          <w:tab w:val="left" w:pos="7328"/>
-          <w:tab w:val="left" w:pos="8244"/>
-          <w:tab w:val="left" w:pos="9160"/>
-          <w:tab w:val="left" w:pos="10076"/>
-          <w:tab w:val="left" w:pos="10992"/>
-          <w:tab w:val="left" w:pos="11908"/>
-          <w:tab w:val="left" w:pos="12824"/>
-          <w:tab w:val="left" w:pos="13740"/>
-          <w:tab w:val="left" w:pos="14656"/>
-        </w:tabs>
-        <w:spacing w:after="0" w:line="240" w:lineRule="auto"/>
-        <w:rPr>
-          <w:rFonts w:ascii="Courier New" w:eastAsia="Times New Roman" w:hAnsi="Courier New" w:cs="Courier New"/>
-          <w:sz w:val="20"/>
-          <w:szCs w:val="20"/>
-          <w:lang w:val="en-US" w:eastAsia="ru-RU"/>
-        </w:rPr>
-      </w:pPr>
-      <w:r>
-        <w:rPr>
-          <w:rFonts w:ascii="Courier New" w:eastAsia="Times New Roman" w:hAnsi="Courier New" w:cs="Courier New"/>
-          <w:sz w:val="20"/>
-          <w:szCs w:val="20"/>
-          <w:lang w:val="en-US" w:eastAsia="ru-RU"/>
-        </w:rPr>
-        <w:t xml:space="preserve">        ▼</w:t>
-      </w:r>
-    </w:p>
-    <w:p>
-      <w:pPr>
-        <w:tabs>
-          <w:tab w:val="left" w:pos="916"/>
-          <w:tab w:val="left" w:pos="1832"/>
-          <w:tab w:val="left" w:pos="2748"/>
-          <w:tab w:val="left" w:pos="3664"/>
-          <w:tab w:val="left" w:pos="4580"/>
-          <w:tab w:val="left" w:pos="5496"/>
-          <w:tab w:val="left" w:pos="6412"/>
-          <w:tab w:val="left" w:pos="7328"/>
-          <w:tab w:val="left" w:pos="8244"/>
-          <w:tab w:val="left" w:pos="9160"/>
-          <w:tab w:val="left" w:pos="10076"/>
-          <w:tab w:val="left" w:pos="10992"/>
-          <w:tab w:val="left" w:pos="11908"/>
-          <w:tab w:val="left" w:pos="12824"/>
-          <w:tab w:val="left" w:pos="13740"/>
-          <w:tab w:val="left" w:pos="14656"/>
-        </w:tabs>
-        <w:spacing w:after="0" w:line="240" w:lineRule="auto"/>
-        <w:rPr>
-          <w:rFonts w:ascii="Courier New" w:eastAsia="Times New Roman" w:hAnsi="Courier New" w:cs="Courier New"/>
-          <w:sz w:val="20"/>
-          <w:szCs w:val="20"/>
-          <w:lang w:val="en-US" w:eastAsia="ru-RU"/>
-        </w:rPr>
-      </w:pPr>
-      <w:r>
-        <w:rPr>
-          <w:rFonts w:ascii="Courier New" w:eastAsia="Times New Roman" w:hAnsi="Courier New" w:cs="Courier New"/>
-          <w:sz w:val="20"/>
-          <w:szCs w:val="20"/>
-          <w:lang w:val="en-US" w:eastAsia="ru-RU"/>
-        </w:rPr>
-        <w:t>Domain</w:t>
-      </w:r>
-    </w:p>
-    <w:p>
-      <w:pPr>
-        <w:tabs>
-          <w:tab w:val="left" w:pos="916"/>
-          <w:tab w:val="left" w:pos="1832"/>
-          <w:tab w:val="left" w:pos="2748"/>
-          <w:tab w:val="left" w:pos="3664"/>
-          <w:tab w:val="left" w:pos="4580"/>
-          <w:tab w:val="left" w:pos="5496"/>
-          <w:tab w:val="left" w:pos="6412"/>
-          <w:tab w:val="left" w:pos="7328"/>
-          <w:tab w:val="left" w:pos="8244"/>
-          <w:tab w:val="left" w:pos="9160"/>
-          <w:tab w:val="left" w:pos="10076"/>
-          <w:tab w:val="left" w:pos="10992"/>
-          <w:tab w:val="left" w:pos="11908"/>
-          <w:tab w:val="left" w:pos="12824"/>
-          <w:tab w:val="left" w:pos="13740"/>
-          <w:tab w:val="left" w:pos="14656"/>
-        </w:tabs>
-        <w:spacing w:after="0" w:line="240" w:lineRule="auto"/>
-        <w:rPr>
-          <w:rFonts w:ascii="Courier New" w:eastAsia="Times New Roman" w:hAnsi="Courier New" w:cs="Courier New"/>
-          <w:sz w:val="20"/>
-          <w:szCs w:val="20"/>
-          <w:lang w:val="en-US" w:eastAsia="ru-RU"/>
-        </w:rPr>
-      </w:pPr>
-      <w:r>
-        <w:rPr>
-          <w:rFonts w:ascii="Courier New" w:eastAsia="Times New Roman" w:hAnsi="Courier New" w:cs="Courier New"/>
-          <w:sz w:val="20"/>
-          <w:szCs w:val="20"/>
-          <w:lang w:val="en-US" w:eastAsia="ru-RU"/>
-        </w:rPr>
-        <w:t xml:space="preserve">        │</w:t>
-      </w:r>
-    </w:p>
-    <w:p>
-      <w:pPr>
-        <w:tabs>
-          <w:tab w:val="left" w:pos="916"/>
-          <w:tab w:val="left" w:pos="1832"/>
-          <w:tab w:val="left" w:pos="2748"/>
-          <w:tab w:val="left" w:pos="3664"/>
-          <w:tab w:val="left" w:pos="4580"/>
-          <w:tab w:val="left" w:pos="5496"/>
-          <w:tab w:val="left" w:pos="6412"/>
-          <w:tab w:val="left" w:pos="7328"/>
-          <w:tab w:val="left" w:pos="8244"/>
-          <w:tab w:val="left" w:pos="9160"/>
-          <w:tab w:val="left" w:pos="10076"/>
-          <w:tab w:val="left" w:pos="10992"/>
-          <w:tab w:val="left" w:pos="11908"/>
-          <w:tab w:val="left" w:pos="12824"/>
-          <w:tab w:val="left" w:pos="13740"/>
-          <w:tab w:val="left" w:pos="14656"/>
-        </w:tabs>
-        <w:spacing w:after="0" w:line="240" w:lineRule="auto"/>
-        <w:rPr>
-          <w:rFonts w:ascii="Courier New" w:eastAsia="Times New Roman" w:hAnsi="Courier New" w:cs="Courier New"/>
-          <w:sz w:val="20"/>
-          <w:szCs w:val="20"/>
-          <w:lang w:val="en-US" w:eastAsia="ru-RU"/>
-        </w:rPr>
-      </w:pPr>
-      <w:r>
-        <w:rPr>
-          <w:rFonts w:ascii="Courier New" w:eastAsia="Times New Roman" w:hAnsi="Courier New" w:cs="Courier New"/>
-          <w:sz w:val="20"/>
-          <w:szCs w:val="20"/>
-          <w:lang w:val="en-US" w:eastAsia="ru-RU"/>
-        </w:rPr>
-        <w:t xml:space="preserve">        ▼</w:t>
-      </w:r>
-    </w:p>
-    <w:p>
-      <w:pPr>
-        <w:tabs>
-          <w:tab w:val="left" w:pos="916"/>
-          <w:tab w:val="left" w:pos="1832"/>
-          <w:tab w:val="left" w:pos="2748"/>
-          <w:tab w:val="left" w:pos="3664"/>
-          <w:tab w:val="left" w:pos="4580"/>
-          <w:tab w:val="left" w:pos="5496"/>
-          <w:tab w:val="left" w:pos="6412"/>
-          <w:tab w:val="left" w:pos="7328"/>
-          <w:tab w:val="left" w:pos="8244"/>
-          <w:tab w:val="left" w:pos="9160"/>
-          <w:tab w:val="left" w:pos="10076"/>
-          <w:tab w:val="left" w:pos="10992"/>
-          <w:tab w:val="left" w:pos="11908"/>
-          <w:tab w:val="left" w:pos="12824"/>
-          <w:tab w:val="left" w:pos="13740"/>
-          <w:tab w:val="left" w:pos="14656"/>
-        </w:tabs>
-        <w:spacing w:after="0" w:line="240" w:lineRule="auto"/>
-        <w:rPr>
-          <w:rFonts w:ascii="Courier New" w:eastAsia="Times New Roman" w:hAnsi="Courier New" w:cs="Courier New"/>
-          <w:sz w:val="20"/>
-          <w:szCs w:val="20"/>
-          <w:lang w:val="en-US" w:eastAsia="ru-RU"/>
-        </w:rPr>
-      </w:pPr>
-      <w:r>
-        <w:rPr>
-          <w:rFonts w:ascii="Courier New" w:eastAsia="Times New Roman" w:hAnsi="Courier New" w:cs="Courier New"/>
-          <w:sz w:val="20"/>
-          <w:szCs w:val="20"/>
-          <w:lang w:val="en-US" w:eastAsia="ru-RU"/>
-        </w:rPr>
-        <w:t>Repository Contract</w:t>
-      </w:r>
-    </w:p>
-    <w:p>
-      <w:pPr>
-        <w:tabs>
-          <w:tab w:val="left" w:pos="916"/>
-          <w:tab w:val="left" w:pos="1832"/>
-          <w:tab w:val="left" w:pos="2748"/>
-          <w:tab w:val="left" w:pos="3664"/>
-          <w:tab w:val="left" w:pos="4580"/>
-          <w:tab w:val="left" w:pos="5496"/>
-          <w:tab w:val="left" w:pos="6412"/>
-          <w:tab w:val="left" w:pos="7328"/>
-          <w:tab w:val="left" w:pos="8244"/>
-          <w:tab w:val="left" w:pos="9160"/>
-          <w:tab w:val="left" w:pos="10076"/>
-          <w:tab w:val="left" w:pos="10992"/>
-          <w:tab w:val="left" w:pos="11908"/>
-          <w:tab w:val="left" w:pos="12824"/>
-          <w:tab w:val="left" w:pos="13740"/>
-          <w:tab w:val="left" w:pos="14656"/>
-        </w:tabs>
-        <w:spacing w:after="0" w:line="240" w:lineRule="auto"/>
-        <w:rPr>
-          <w:rFonts w:ascii="Courier New" w:eastAsia="Times New Roman" w:hAnsi="Courier New" w:cs="Courier New"/>
-          <w:sz w:val="20"/>
-          <w:szCs w:val="20"/>
-          <w:lang w:val="en-US" w:eastAsia="ru-RU"/>
-        </w:rPr>
-      </w:pPr>
-      <w:r>
-        <w:rPr>
-          <w:rFonts w:ascii="Courier New" w:eastAsia="Times New Roman" w:hAnsi="Courier New" w:cs="Courier New"/>
-          <w:sz w:val="20"/>
-          <w:szCs w:val="20"/>
-          <w:lang w:val="en-US" w:eastAsia="ru-RU"/>
-        </w:rPr>
-        <w:t xml:space="preserve">        │</w:t>
-      </w:r>
-    </w:p>
-    <w:p>
-      <w:pPr>
-        <w:tabs>
-          <w:tab w:val="left" w:pos="916"/>
-          <w:tab w:val="left" w:pos="1832"/>
-          <w:tab w:val="left" w:pos="2748"/>
-          <w:tab w:val="left" w:pos="3664"/>
-          <w:tab w:val="left" w:pos="4580"/>
-          <w:tab w:val="left" w:pos="5496"/>
-          <w:tab w:val="left" w:pos="6412"/>
-          <w:tab w:val="left" w:pos="7328"/>
-          <w:tab w:val="left" w:pos="8244"/>
-          <w:tab w:val="left" w:pos="9160"/>
-          <w:tab w:val="left" w:pos="10076"/>
-          <w:tab w:val="left" w:pos="10992"/>
-          <w:tab w:val="left" w:pos="11908"/>
-          <w:tab w:val="left" w:pos="12824"/>
-          <w:tab w:val="left" w:pos="13740"/>
-          <w:tab w:val="left" w:pos="14656"/>
-        </w:tabs>
-        <w:spacing w:after="0" w:line="240" w:lineRule="auto"/>
-        <w:rPr>
-          <w:rFonts w:ascii="Courier New" w:eastAsia="Times New Roman" w:hAnsi="Courier New" w:cs="Courier New"/>
-          <w:sz w:val="20"/>
-          <w:szCs w:val="20"/>
-          <w:lang w:val="en-US" w:eastAsia="ru-RU"/>
-        </w:rPr>
-      </w:pPr>
-      <w:r>
-        <w:rPr>
-          <w:rFonts w:ascii="Courier New" w:eastAsia="Times New Roman" w:hAnsi="Courier New" w:cs="Courier New"/>
-          <w:sz w:val="20"/>
-          <w:szCs w:val="20"/>
-          <w:lang w:val="en-US" w:eastAsia="ru-RU"/>
-        </w:rPr>
-        <w:t xml:space="preserve">        ▼</w:t>
-      </w:r>
-    </w:p>
-    <w:p>
-      <w:pPr>
-        <w:tabs>
-          <w:tab w:val="left" w:pos="916"/>
-          <w:tab w:val="left" w:pos="1832"/>
-          <w:tab w:val="left" w:pos="2748"/>
-          <w:tab w:val="left" w:pos="3664"/>
-          <w:tab w:val="left" w:pos="4580"/>
-          <w:tab w:val="left" w:pos="5496"/>
-          <w:tab w:val="left" w:pos="6412"/>
-          <w:tab w:val="left" w:pos="7328"/>
-          <w:tab w:val="left" w:pos="8244"/>
-          <w:tab w:val="left" w:pos="9160"/>
-          <w:tab w:val="left" w:pos="10076"/>
-          <w:tab w:val="left" w:pos="10992"/>
-          <w:tab w:val="left" w:pos="11908"/>
-          <w:tab w:val="left" w:pos="12824"/>
-          <w:tab w:val="left" w:pos="13740"/>
-          <w:tab w:val="left" w:pos="14656"/>
-        </w:tabs>
-        <w:spacing w:after="0" w:line="240" w:lineRule="auto"/>
-        <w:rPr>
-          <w:rFonts w:ascii="Courier New" w:eastAsia="Times New Roman" w:hAnsi="Courier New" w:cs="Courier New"/>
-          <w:sz w:val="20"/>
-          <w:szCs w:val="20"/>
-          <w:lang w:val="en-US" w:eastAsia="ru-RU"/>
-        </w:rPr>
-      </w:pPr>
-      <w:r>
-        <w:rPr>
-          <w:rFonts w:ascii="Courier New" w:eastAsia="Times New Roman" w:hAnsi="Courier New" w:cs="Courier New"/>
-          <w:sz w:val="20"/>
-          <w:szCs w:val="20"/>
-          <w:lang w:val="en-US" w:eastAsia="ru-RU"/>
-        </w:rPr>
-        <w:t>Jdbc Repository</w:t>
-      </w:r>
-    </w:p>
-    <w:p>
-      <w:pPr>
-        <w:tabs>
-          <w:tab w:val="left" w:pos="916"/>
-          <w:tab w:val="left" w:pos="1832"/>
-          <w:tab w:val="left" w:pos="2748"/>
-          <w:tab w:val="left" w:pos="3664"/>
-          <w:tab w:val="left" w:pos="4580"/>
-          <w:tab w:val="left" w:pos="5496"/>
-          <w:tab w:val="left" w:pos="6412"/>
-          <w:tab w:val="left" w:pos="7328"/>
-          <w:tab w:val="left" w:pos="8244"/>
-          <w:tab w:val="left" w:pos="9160"/>
-          <w:tab w:val="left" w:pos="10076"/>
-          <w:tab w:val="left" w:pos="10992"/>
-          <w:tab w:val="left" w:pos="11908"/>
-          <w:tab w:val="left" w:pos="12824"/>
-          <w:tab w:val="left" w:pos="13740"/>
-          <w:tab w:val="left" w:pos="14656"/>
-        </w:tabs>
-        <w:spacing w:after="0" w:line="240" w:lineRule="auto"/>
-        <w:rPr>
-          <w:rFonts w:ascii="Courier New" w:eastAsia="Times New Roman" w:hAnsi="Courier New" w:cs="Courier New"/>
-          <w:sz w:val="20"/>
-          <w:szCs w:val="20"/>
-          <w:lang w:val="en-US" w:eastAsia="ru-RU"/>
-        </w:rPr>
-      </w:pPr>
-      <w:r>
-        <w:rPr>
-          <w:rFonts w:ascii="Courier New" w:eastAsia="Times New Roman" w:hAnsi="Courier New" w:cs="Courier New"/>
-          <w:sz w:val="20"/>
-          <w:szCs w:val="20"/>
-          <w:lang w:val="en-US" w:eastAsia="ru-RU"/>
-        </w:rPr>
-        <w:t xml:space="preserve">        │</w:t>
-      </w:r>
-    </w:p>
-    <w:p>
-      <w:pPr>
-        <w:tabs>
-          <w:tab w:val="left" w:pos="916"/>
-          <w:tab w:val="left" w:pos="1832"/>
-          <w:tab w:val="left" w:pos="2748"/>
-          <w:tab w:val="left" w:pos="3664"/>
-          <w:tab w:val="left" w:pos="4580"/>
-          <w:tab w:val="left" w:pos="5496"/>
-          <w:tab w:val="left" w:pos="6412"/>
-          <w:tab w:val="left" w:pos="7328"/>
-          <w:tab w:val="left" w:pos="8244"/>
-          <w:tab w:val="left" w:pos="9160"/>
-          <w:tab w:val="left" w:pos="10076"/>
-          <w:tab w:val="left" w:pos="10992"/>
-          <w:tab w:val="left" w:pos="11908"/>
-          <w:tab w:val="left" w:pos="12824"/>
-          <w:tab w:val="left" w:pos="13740"/>
-          <w:tab w:val="left" w:pos="14656"/>
-        </w:tabs>
-        <w:spacing w:after="0" w:line="240" w:lineRule="auto"/>
-        <w:rPr>
-          <w:rFonts w:ascii="Courier New" w:eastAsia="Times New Roman" w:hAnsi="Courier New" w:cs="Courier New"/>
-          <w:sz w:val="20"/>
-          <w:szCs w:val="20"/>
-          <w:lang w:val="en-US" w:eastAsia="ru-RU"/>
-        </w:rPr>
-      </w:pPr>
-      <w:r>
-        <w:rPr>
-          <w:rFonts w:ascii="Courier New" w:eastAsia="Times New Roman" w:hAnsi="Courier New" w:cs="Courier New"/>
-          <w:sz w:val="20"/>
-          <w:szCs w:val="20"/>
-          <w:lang w:val="en-US" w:eastAsia="ru-RU"/>
-        </w:rPr>
-        <w:t xml:space="preserve">        ▼</w:t>
-      </w:r>
-    </w:p>
-    <w:p>
-      <w:pPr>
-        <w:tabs>
-          <w:tab w:val="left" w:pos="916"/>
-          <w:tab w:val="left" w:pos="1832"/>
-          <w:tab w:val="left" w:pos="2748"/>
-          <w:tab w:val="left" w:pos="3664"/>
-          <w:tab w:val="left" w:pos="4580"/>
-          <w:tab w:val="left" w:pos="5496"/>
-          <w:tab w:val="left" w:pos="6412"/>
-          <w:tab w:val="left" w:pos="7328"/>
-          <w:tab w:val="left" w:pos="8244"/>
-          <w:tab w:val="left" w:pos="9160"/>
-          <w:tab w:val="left" w:pos="10076"/>
-          <w:tab w:val="left" w:pos="10992"/>
-          <w:tab w:val="left" w:pos="11908"/>
-          <w:tab w:val="left" w:pos="12824"/>
-          <w:tab w:val="left" w:pos="13740"/>
-          <w:tab w:val="left" w:pos="14656"/>
-        </w:tabs>
-        <w:spacing w:after="0" w:line="240" w:lineRule="auto"/>
-        <w:rPr>
-          <w:rFonts w:ascii="Courier New" w:eastAsia="Times New Roman" w:hAnsi="Courier New" w:cs="Courier New"/>
-          <w:sz w:val="20"/>
-          <w:szCs w:val="20"/>
-          <w:lang w:val="en-US" w:eastAsia="ru-RU"/>
-        </w:rPr>
-      </w:pPr>
-      <w:r>
-        <w:rPr>
-          <w:rFonts w:ascii="Courier New" w:eastAsia="Times New Roman" w:hAnsi="Courier New" w:cs="Courier New"/>
-          <w:sz w:val="20"/>
-          <w:szCs w:val="20"/>
-          <w:lang w:val="en-US" w:eastAsia="ru-RU"/>
-        </w:rPr>
-        <w:t>PostgreSQL</w:t>
-      </w:r>
-    </w:p>
-    <w:p>
-      <w:pPr>
-        <w:spacing w:before="100" w:beforeAutospacing="1" w:after="100" w:afterAutospacing="1" w:line="240" w:lineRule="auto"/>
-        <w:rPr>
-          <w:rFonts w:ascii="Times New Roman" w:eastAsia="Times New Roman" w:hAnsi="Times New Roman" w:cs="Times New Roman"/>
-          <w:sz w:val="24"/>
-          <w:szCs w:val="24"/>
-          <w:lang w:val="en-US" w:eastAsia="ru-RU"/>
-        </w:rPr>
-      </w:pPr>
-      <w:r>
-        <w:rPr>
-          <w:rFonts w:ascii="Times New Roman" w:eastAsia="Times New Roman" w:hAnsi="Times New Roman" w:cs="Times New Roman"/>
-          <w:sz w:val="24"/>
-          <w:szCs w:val="24"/>
-          <w:lang w:val="en-US" w:eastAsia="ru-RU"/>
-        </w:rPr>
-        <w:t>Reverse dependencies are prohibited.</w:t>
-      </w:r>
-    </w:p>
-    <w:p>
-      <w:pPr>
-        <w:spacing w:before="100" w:beforeAutospacing="1" w:after="100" w:afterAutospacing="1" w:line="240" w:lineRule="auto"/>
-        <w:rPr>
-          <w:rFonts w:ascii="Times New Roman" w:eastAsia="Times New Roman" w:hAnsi="Times New Roman" w:cs="Times New Roman"/>
-          <w:sz w:val="24"/>
-          <w:szCs w:val="24"/>
-          <w:lang w:val="en-US" w:eastAsia="ru-RU"/>
-        </w:rPr>
-      </w:pPr>
-      <w:r>
-        <w:rPr>
-          <w:rFonts w:ascii="Times New Roman" w:eastAsia="Times New Roman" w:hAnsi="Times New Roman" w:cs="Times New Roman"/>
-          <w:sz w:val="24"/>
-          <w:szCs w:val="24"/>
-          <w:lang w:val="en-US" w:eastAsia="ru-RU"/>
-        </w:rPr>
-        <w:t>Domain must never depend on Spring Boot or infrastructure.</w:t>
-      </w:r>
-    </w:p>
-    <w:p>
-      <w:pPr>
-        <w:spacing w:after="0" w:line="240" w:lineRule="auto"/>
-        <w:rPr>
-          <w:rFonts w:ascii="Times New Roman" w:eastAsia="Times New Roman" w:hAnsi="Times New Roman" w:cs="Times New Roman"/>
-          <w:sz w:val="24"/>
-          <w:szCs w:val="24"/>
-          <w:lang w:eastAsia="ru-RU"/>
-        </w:rPr>
-      </w:pPr>
-      <w:r>
-        <w:rPr>
-          <w:rFonts w:ascii="Times New Roman" w:eastAsia="Times New Roman" w:hAnsi="Times New Roman" w:cs="Times New Roman"/>
-          <w:sz w:val="24"/>
-          <w:szCs w:val="24"/>
-          <w:lang w:eastAsia="ru-RU"/>
-        </w:rPr>
-        <w:pict w14:anchorId="1B02CB90">
-          <v:rect id="_x0000_i1162" style="width:0;height:1.5pt" o:hralign="center" o:hrstd="t" o:hr="t" fillcolor="#a0a0a0" stroked="f"/>
+        <w:t>22. MinIO</w:t>
+      </w:r>
+    </w:p>
+    <w:p>
+      <w:pPr>
+        <w:spacing w:before="100" w:beforeAutospacing="1" w:after="100" w:afterAutospacing="1" w:line="240" w:lineRule="auto"/>
+        <w:rPr>
+          <w:rFonts w:ascii="Times New Roman" w:eastAsia="Times New Roman" w:hAnsi="Times New Roman" w:cs="Times New Roman"/>
+          <w:sz w:val="24"/>
+          <w:szCs w:val="24"/>
+          <w:lang w:val="en-US" w:eastAsia="ru-RU"/>
+        </w:rPr>
+      </w:pPr>
+      <w:r>
+        <w:rPr>
+          <w:rFonts w:ascii="Times New Roman" w:eastAsia="Times New Roman" w:hAnsi="Times New Roman" w:cs="Times New Roman"/>
+          <w:sz w:val="24"/>
+          <w:szCs w:val="24"/>
+          <w:lang w:val="en-US" w:eastAsia="ru-RU"/>
+        </w:rPr>
+        <w:t>MinIO is used for object storage.</w:t>
+      </w:r>
+    </w:p>
+    <w:p>
+      <w:pPr>
+        <w:spacing w:before="100" w:beforeAutospacing="1" w:after="100" w:afterAutospacing="1" w:line="240" w:lineRule="auto"/>
+        <w:rPr>
+          <w:rFonts w:ascii="Times New Roman" w:eastAsia="Times New Roman" w:hAnsi="Times New Roman" w:cs="Times New Roman"/>
+          <w:sz w:val="24"/>
+          <w:szCs w:val="24"/>
+          <w:lang w:eastAsia="ru-RU"/>
+        </w:rPr>
+      </w:pPr>
+      <w:r>
+        <w:rPr>
+          <w:rFonts w:ascii="Times New Roman" w:eastAsia="Times New Roman" w:hAnsi="Times New Roman" w:cs="Times New Roman"/>
+          <w:sz w:val="24"/>
+          <w:szCs w:val="24"/>
+          <w:lang w:eastAsia="ru-RU"/>
+        </w:rPr>
+        <w:t>Stored objects include:</w:t>
+      </w:r>
+    </w:p>
+    <w:p>
+      <w:pPr>
+        <w:numPr>
+          <w:ilvl w:val="0"/>
+          <w:numId w:val="24"/>
+        </w:numPr>
+        <w:spacing w:before="100" w:beforeAutospacing="1" w:after="100" w:afterAutospacing="1" w:line="240" w:lineRule="auto"/>
+        <w:rPr>
+          <w:rFonts w:ascii="Times New Roman" w:eastAsia="Times New Roman" w:hAnsi="Times New Roman" w:cs="Times New Roman"/>
+          <w:sz w:val="24"/>
+          <w:szCs w:val="24"/>
+          <w:lang w:eastAsia="ru-RU"/>
+        </w:rPr>
+      </w:pPr>
+      <w:r>
+        <w:rPr>
+          <w:rFonts w:ascii="Times New Roman" w:eastAsia="Times New Roman" w:hAnsi="Times New Roman" w:cs="Times New Roman"/>
+          <w:sz w:val="24"/>
+          <w:szCs w:val="24"/>
+          <w:lang w:eastAsia="ru-RU"/>
+        </w:rPr>
+        <w:lastRenderedPageBreak/>
+        <w:t>photographs;</w:t>
+      </w:r>
+    </w:p>
+    <w:p>
+      <w:pPr>
+        <w:numPr>
+          <w:ilvl w:val="0"/>
+          <w:numId w:val="24"/>
+        </w:numPr>
+        <w:spacing w:before="100" w:beforeAutospacing="1" w:after="100" w:afterAutospacing="1" w:line="240" w:lineRule="auto"/>
+        <w:rPr>
+          <w:rFonts w:ascii="Times New Roman" w:eastAsia="Times New Roman" w:hAnsi="Times New Roman" w:cs="Times New Roman"/>
+          <w:sz w:val="24"/>
+          <w:szCs w:val="24"/>
+          <w:lang w:eastAsia="ru-RU"/>
+        </w:rPr>
+      </w:pPr>
+      <w:r>
+        <w:rPr>
+          <w:rFonts w:ascii="Times New Roman" w:eastAsia="Times New Roman" w:hAnsi="Times New Roman" w:cs="Times New Roman"/>
+          <w:sz w:val="24"/>
+          <w:szCs w:val="24"/>
+          <w:lang w:eastAsia="ru-RU"/>
+        </w:rPr>
+        <w:t>voice recordings;</w:t>
+      </w:r>
+    </w:p>
+    <w:p>
+      <w:pPr>
+        <w:numPr>
+          <w:ilvl w:val="0"/>
+          <w:numId w:val="24"/>
+        </w:numPr>
+        <w:spacing w:before="100" w:beforeAutospacing="1" w:after="100" w:afterAutospacing="1" w:line="240" w:lineRule="auto"/>
+        <w:rPr>
+          <w:rFonts w:ascii="Times New Roman" w:eastAsia="Times New Roman" w:hAnsi="Times New Roman" w:cs="Times New Roman"/>
+          <w:sz w:val="24"/>
+          <w:szCs w:val="24"/>
+          <w:lang w:eastAsia="ru-RU"/>
+        </w:rPr>
+      </w:pPr>
+      <w:r>
+        <w:rPr>
+          <w:rFonts w:ascii="Times New Roman" w:eastAsia="Times New Roman" w:hAnsi="Times New Roman" w:cs="Times New Roman"/>
+          <w:sz w:val="24"/>
+          <w:szCs w:val="24"/>
+          <w:lang w:eastAsia="ru-RU"/>
+        </w:rPr>
+        <w:t>videos.</w:t>
+      </w:r>
+    </w:p>
+    <w:p>
+      <w:pPr>
+        <w:spacing w:before="100" w:beforeAutospacing="1" w:after="100" w:afterAutospacing="1" w:line="240" w:lineRule="auto"/>
+        <w:rPr>
+          <w:rFonts w:ascii="Times New Roman" w:eastAsia="Times New Roman" w:hAnsi="Times New Roman" w:cs="Times New Roman"/>
+          <w:sz w:val="24"/>
+          <w:szCs w:val="24"/>
+          <w:lang w:val="en-US" w:eastAsia="ru-RU"/>
+        </w:rPr>
+      </w:pPr>
+      <w:r>
+        <w:rPr>
+          <w:rFonts w:ascii="Times New Roman" w:eastAsia="Times New Roman" w:hAnsi="Times New Roman" w:cs="Times New Roman"/>
+          <w:sz w:val="24"/>
+          <w:szCs w:val="24"/>
+          <w:lang w:val="en-US" w:eastAsia="ru-RU"/>
+        </w:rPr>
+        <w:t>The database stores only object metadata.</w:t>
+      </w:r>
+    </w:p>
+    <w:p>
+      <w:pPr>
+        <w:spacing w:before="100" w:beforeAutospacing="1" w:after="100" w:afterAutospacing="1" w:line="240" w:lineRule="auto"/>
+        <w:rPr>
+          <w:rFonts w:ascii="Times New Roman" w:eastAsia="Times New Roman" w:hAnsi="Times New Roman" w:cs="Times New Roman"/>
+          <w:sz w:val="24"/>
+          <w:szCs w:val="24"/>
+          <w:lang w:val="en-US" w:eastAsia="ru-RU"/>
+        </w:rPr>
+      </w:pPr>
+      <w:r>
+        <w:rPr>
+          <w:rFonts w:ascii="Times New Roman" w:eastAsia="Times New Roman" w:hAnsi="Times New Roman" w:cs="Times New Roman"/>
+          <w:sz w:val="24"/>
+          <w:szCs w:val="24"/>
+          <w:lang w:val="en-US" w:eastAsia="ru-RU"/>
+        </w:rPr>
+        <w:t>The object storage key is persisted as:</w:t>
+      </w:r>
+    </w:p>
+    <w:p>
+      <w:pPr>
+        <w:tabs>
+          <w:tab w:val="left" w:pos="916"/>
+          <w:tab w:val="left" w:pos="1832"/>
+          <w:tab w:val="left" w:pos="2748"/>
+          <w:tab w:val="left" w:pos="3664"/>
+          <w:tab w:val="left" w:pos="4580"/>
+          <w:tab w:val="left" w:pos="5496"/>
+          <w:tab w:val="left" w:pos="6412"/>
+          <w:tab w:val="left" w:pos="7328"/>
+          <w:tab w:val="left" w:pos="8244"/>
+          <w:tab w:val="left" w:pos="9160"/>
+          <w:tab w:val="left" w:pos="10076"/>
+          <w:tab w:val="left" w:pos="10992"/>
+          <w:tab w:val="left" w:pos="11908"/>
+          <w:tab w:val="left" w:pos="12824"/>
+          <w:tab w:val="left" w:pos="13740"/>
+          <w:tab w:val="left" w:pos="14656"/>
+        </w:tabs>
+        <w:spacing w:after="0" w:line="240" w:lineRule="auto"/>
+        <w:rPr>
+          <w:rFonts w:ascii="Courier New" w:eastAsia="Times New Roman" w:hAnsi="Courier New" w:cs="Courier New"/>
+          <w:sz w:val="20"/>
+          <w:szCs w:val="20"/>
+          <w:lang w:val="en-US" w:eastAsia="ru-RU"/>
+        </w:rPr>
+      </w:pPr>
+      <w:r>
+        <w:rPr>
+          <w:rFonts w:ascii="Courier New" w:eastAsia="Times New Roman" w:hAnsi="Courier New" w:cs="Courier New"/>
+          <w:sz w:val="20"/>
+          <w:szCs w:val="20"/>
+          <w:lang w:val="en-US" w:eastAsia="ru-RU"/>
+        </w:rPr>
+        <w:t>storageKey</w:t>
+      </w:r>
+    </w:p>
+    <w:p>
+      <w:pPr>
+        <w:spacing w:before="100" w:beforeAutospacing="1" w:after="100" w:afterAutospacing="1" w:line="240" w:lineRule="auto"/>
+        <w:rPr>
+          <w:rFonts w:ascii="Times New Roman" w:eastAsia="Times New Roman" w:hAnsi="Times New Roman" w:cs="Times New Roman"/>
+          <w:sz w:val="24"/>
+          <w:szCs w:val="24"/>
+          <w:lang w:val="en-US" w:eastAsia="ru-RU"/>
+        </w:rPr>
+      </w:pPr>
+      <w:r>
+        <w:rPr>
+          <w:rFonts w:ascii="Times New Roman" w:eastAsia="Times New Roman" w:hAnsi="Times New Roman" w:cs="Times New Roman"/>
+          <w:sz w:val="24"/>
+          <w:szCs w:val="24"/>
+          <w:lang w:val="en-US" w:eastAsia="ru-RU"/>
+        </w:rPr>
+        <w:t>No public URLs or signed URLs are stored.</w:t>
+      </w:r>
+    </w:p>
+    <w:p>
+      <w:pPr>
+        <w:spacing w:after="0" w:line="240" w:lineRule="auto"/>
+        <w:rPr>
+          <w:rFonts w:ascii="Times New Roman" w:eastAsia="Times New Roman" w:hAnsi="Times New Roman" w:cs="Times New Roman"/>
+          <w:sz w:val="24"/>
+          <w:szCs w:val="24"/>
+          <w:lang w:eastAsia="ru-RU"/>
+        </w:rPr>
+      </w:pPr>
+      <w:r>
+        <w:rPr>
+          <w:rFonts w:ascii="Times New Roman" w:eastAsia="Times New Roman" w:hAnsi="Times New Roman" w:cs="Times New Roman"/>
+          <w:sz w:val="24"/>
+          <w:szCs w:val="24"/>
+          <w:lang w:eastAsia="ru-RU"/>
+        </w:rPr>
+        <w:pict w14:anchorId="76EA7837">
+          <v:rect id="_x0000_i1048" style="width:0;height:1.5pt" o:hralign="center" o:hrstd="t" o:hr="t" fillcolor="#a0a0a0" stroked="f"/>
         </w:pict>
       </w:r>
     </w:p>
@@ -13369,34 +13549,54 @@
           <w:szCs w:val="48"/>
           <w:lang w:val="en-US" w:eastAsia="ru-RU"/>
         </w:rPr>
-        <w:t>25. Architecture Principles</w:t>
-      </w:r>
-    </w:p>
-    <w:p>
-      <w:pPr>
-        <w:spacing w:before="100" w:beforeAutospacing="1" w:after="100" w:afterAutospacing="1" w:line="240" w:lineRule="auto"/>
-        <w:rPr>
-          <w:rFonts w:ascii="Times New Roman" w:eastAsia="Times New Roman" w:hAnsi="Times New Roman" w:cs="Times New Roman"/>
-          <w:sz w:val="24"/>
-          <w:szCs w:val="24"/>
-          <w:lang w:val="en-US" w:eastAsia="ru-RU"/>
-        </w:rPr>
-      </w:pPr>
-      <w:r>
-        <w:rPr>
-          <w:rFonts w:ascii="Times New Roman" w:eastAsia="Times New Roman" w:hAnsi="Times New Roman" w:cs="Times New Roman"/>
-          <w:sz w:val="24"/>
-          <w:szCs w:val="24"/>
-          <w:lang w:val="en-US" w:eastAsia="ru-RU"/>
-        </w:rPr>
-        <w:t>The backend follows the following principles:</w:t>
+        <w:t>23. Testing Strategy</w:t>
+      </w:r>
+    </w:p>
+    <w:p>
+      <w:pPr>
+        <w:spacing w:before="100" w:beforeAutospacing="1" w:after="100" w:afterAutospacing="1" w:line="240" w:lineRule="auto"/>
+        <w:rPr>
+          <w:rFonts w:ascii="Times New Roman" w:eastAsia="Times New Roman" w:hAnsi="Times New Roman" w:cs="Times New Roman"/>
+          <w:sz w:val="24"/>
+          <w:szCs w:val="24"/>
+          <w:lang w:val="en-US" w:eastAsia="ru-RU"/>
+        </w:rPr>
+      </w:pPr>
+      <w:r>
+        <w:rPr>
+          <w:rFonts w:ascii="Times New Roman" w:eastAsia="Times New Roman" w:hAnsi="Times New Roman" w:cs="Times New Roman"/>
+          <w:sz w:val="24"/>
+          <w:szCs w:val="24"/>
+          <w:lang w:val="en-US" w:eastAsia="ru-RU"/>
+        </w:rPr>
+        <w:t>Repository implementations are verified using integration tests.</w:t>
+      </w:r>
+    </w:p>
+    <w:p>
+      <w:pPr>
+        <w:spacing w:before="100" w:beforeAutospacing="1" w:after="100" w:afterAutospacing="1" w:line="240" w:lineRule="auto"/>
+        <w:rPr>
+          <w:rFonts w:ascii="Times New Roman" w:eastAsia="Times New Roman" w:hAnsi="Times New Roman" w:cs="Times New Roman"/>
+          <w:sz w:val="24"/>
+          <w:szCs w:val="24"/>
+          <w:lang w:eastAsia="ru-RU"/>
+        </w:rPr>
+      </w:pPr>
+      <w:r>
+        <w:rPr>
+          <w:rFonts w:ascii="Times New Roman" w:eastAsia="Times New Roman" w:hAnsi="Times New Roman" w:cs="Times New Roman"/>
+          <w:sz w:val="24"/>
+          <w:szCs w:val="24"/>
+          <w:lang w:eastAsia="ru-RU"/>
+        </w:rPr>
+        <w:t>Tests use:</w:t>
       </w:r>
     </w:p>
     <w:p>
       <w:pPr>
         <w:numPr>
           <w:ilvl w:val="0"/>
-          <w:numId w:val="26"/>
+          <w:numId w:val="25"/>
         </w:numPr>
         <w:spacing w:before="100" w:beforeAutospacing="1" w:after="100" w:afterAutospacing="1" w:line="240" w:lineRule="auto"/>
         <w:rPr>
@@ -13413,14 +13613,14 @@
           <w:szCs w:val="24"/>
           <w:lang w:eastAsia="ru-RU"/>
         </w:rPr>
-        <w:t>Documentation First;</w:t>
+        <w:t>PostgreSQL;</w:t>
       </w:r>
     </w:p>
     <w:p>
       <w:pPr>
         <w:numPr>
           <w:ilvl w:val="0"/>
-          <w:numId w:val="26"/>
+          <w:numId w:val="25"/>
         </w:numPr>
         <w:spacing w:before="100" w:beforeAutospacing="1" w:after="100" w:afterAutospacing="1" w:line="240" w:lineRule="auto"/>
         <w:rPr>
@@ -13437,14 +13637,14 @@
           <w:szCs w:val="24"/>
           <w:lang w:eastAsia="ru-RU"/>
         </w:rPr>
-        <w:t>Feature-Based Architecture;</w:t>
+        <w:t>Testcontainers;</w:t>
       </w:r>
     </w:p>
     <w:p>
       <w:pPr>
         <w:numPr>
           <w:ilvl w:val="0"/>
-          <w:numId w:val="26"/>
+          <w:numId w:val="25"/>
         </w:numPr>
         <w:spacing w:before="100" w:beforeAutospacing="1" w:after="100" w:afterAutospacing="1" w:line="240" w:lineRule="auto"/>
         <w:rPr>
@@ -13461,15 +13661,14 @@
           <w:szCs w:val="24"/>
           <w:lang w:eastAsia="ru-RU"/>
         </w:rPr>
-        <w:lastRenderedPageBreak/>
-        <w:t>DDD Lite;</w:t>
+        <w:t>Flyway migrations;</w:t>
       </w:r>
     </w:p>
     <w:p>
       <w:pPr>
         <w:numPr>
           <w:ilvl w:val="0"/>
-          <w:numId w:val="26"/>
+          <w:numId w:val="25"/>
         </w:numPr>
         <w:spacing w:before="100" w:beforeAutospacing="1" w:after="100" w:afterAutospacing="1" w:line="240" w:lineRule="auto"/>
         <w:rPr>
@@ -13486,216 +13685,68 @@
           <w:szCs w:val="24"/>
           <w:lang w:eastAsia="ru-RU"/>
         </w:rPr>
-        <w:t>SOLID;</w:t>
-      </w:r>
-    </w:p>
-    <w:p>
-      <w:pPr>
-        <w:numPr>
-          <w:ilvl w:val="0"/>
-          <w:numId w:val="26"/>
-        </w:numPr>
-        <w:spacing w:before="100" w:beforeAutospacing="1" w:after="100" w:afterAutospacing="1" w:line="240" w:lineRule="auto"/>
-        <w:rPr>
-          <w:rFonts w:ascii="Times New Roman" w:eastAsia="Times New Roman" w:hAnsi="Times New Roman" w:cs="Times New Roman"/>
-          <w:sz w:val="24"/>
-          <w:szCs w:val="24"/>
-          <w:lang w:eastAsia="ru-RU"/>
-        </w:rPr>
-      </w:pPr>
-      <w:r>
-        <w:rPr>
-          <w:rFonts w:ascii="Times New Roman" w:eastAsia="Times New Roman" w:hAnsi="Times New Roman" w:cs="Times New Roman"/>
-          <w:sz w:val="24"/>
-          <w:szCs w:val="24"/>
-          <w:lang w:eastAsia="ru-RU"/>
-        </w:rPr>
-        <w:t>KISS;</w:t>
-      </w:r>
-    </w:p>
-    <w:p>
-      <w:pPr>
-        <w:numPr>
-          <w:ilvl w:val="0"/>
-          <w:numId w:val="26"/>
-        </w:numPr>
-        <w:spacing w:before="100" w:beforeAutospacing="1" w:after="100" w:afterAutospacing="1" w:line="240" w:lineRule="auto"/>
-        <w:rPr>
-          <w:rFonts w:ascii="Times New Roman" w:eastAsia="Times New Roman" w:hAnsi="Times New Roman" w:cs="Times New Roman"/>
-          <w:sz w:val="24"/>
-          <w:szCs w:val="24"/>
-          <w:lang w:eastAsia="ru-RU"/>
-        </w:rPr>
-      </w:pPr>
-      <w:r>
-        <w:rPr>
-          <w:rFonts w:ascii="Times New Roman" w:eastAsia="Times New Roman" w:hAnsi="Times New Roman" w:cs="Times New Roman"/>
-          <w:sz w:val="24"/>
-          <w:szCs w:val="24"/>
-          <w:lang w:eastAsia="ru-RU"/>
-        </w:rPr>
-        <w:t>DRY;</w:t>
-      </w:r>
-    </w:p>
-    <w:p>
-      <w:pPr>
-        <w:numPr>
-          <w:ilvl w:val="0"/>
-          <w:numId w:val="26"/>
-        </w:numPr>
-        <w:spacing w:before="100" w:beforeAutospacing="1" w:after="100" w:afterAutospacing="1" w:line="240" w:lineRule="auto"/>
-        <w:rPr>
-          <w:rFonts w:ascii="Times New Roman" w:eastAsia="Times New Roman" w:hAnsi="Times New Roman" w:cs="Times New Roman"/>
-          <w:sz w:val="24"/>
-          <w:szCs w:val="24"/>
-          <w:lang w:eastAsia="ru-RU"/>
-        </w:rPr>
-      </w:pPr>
-      <w:r>
-        <w:rPr>
-          <w:rFonts w:ascii="Times New Roman" w:eastAsia="Times New Roman" w:hAnsi="Times New Roman" w:cs="Times New Roman"/>
-          <w:sz w:val="24"/>
-          <w:szCs w:val="24"/>
-          <w:lang w:eastAsia="ru-RU"/>
-        </w:rPr>
-        <w:t>YAGNI;</w:t>
-      </w:r>
-    </w:p>
-    <w:p>
-      <w:pPr>
-        <w:numPr>
-          <w:ilvl w:val="0"/>
-          <w:numId w:val="26"/>
-        </w:numPr>
-        <w:spacing w:before="100" w:beforeAutospacing="1" w:after="100" w:afterAutospacing="1" w:line="240" w:lineRule="auto"/>
-        <w:rPr>
-          <w:rFonts w:ascii="Times New Roman" w:eastAsia="Times New Roman" w:hAnsi="Times New Roman" w:cs="Times New Roman"/>
-          <w:sz w:val="24"/>
-          <w:szCs w:val="24"/>
-          <w:lang w:eastAsia="ru-RU"/>
-        </w:rPr>
-      </w:pPr>
-      <w:r>
-        <w:rPr>
-          <w:rFonts w:ascii="Times New Roman" w:eastAsia="Times New Roman" w:hAnsi="Times New Roman" w:cs="Times New Roman"/>
-          <w:sz w:val="24"/>
-          <w:szCs w:val="24"/>
-          <w:lang w:eastAsia="ru-RU"/>
-        </w:rPr>
-        <w:t>Explicit SQL;</w:t>
-      </w:r>
-    </w:p>
-    <w:p>
-      <w:pPr>
-        <w:numPr>
-          <w:ilvl w:val="0"/>
-          <w:numId w:val="26"/>
-        </w:numPr>
-        <w:spacing w:before="100" w:beforeAutospacing="1" w:after="100" w:afterAutospacing="1" w:line="240" w:lineRule="auto"/>
-        <w:rPr>
-          <w:rFonts w:ascii="Times New Roman" w:eastAsia="Times New Roman" w:hAnsi="Times New Roman" w:cs="Times New Roman"/>
-          <w:sz w:val="24"/>
-          <w:szCs w:val="24"/>
-          <w:lang w:eastAsia="ru-RU"/>
-        </w:rPr>
-      </w:pPr>
-      <w:r>
-        <w:rPr>
-          <w:rFonts w:ascii="Times New Roman" w:eastAsia="Times New Roman" w:hAnsi="Times New Roman" w:cs="Times New Roman"/>
-          <w:sz w:val="24"/>
-          <w:szCs w:val="24"/>
-          <w:lang w:eastAsia="ru-RU"/>
-        </w:rPr>
-        <w:t>Immutable Domain Models;</w:t>
-      </w:r>
-    </w:p>
-    <w:p>
-      <w:pPr>
-        <w:numPr>
-          <w:ilvl w:val="0"/>
-          <w:numId w:val="26"/>
-        </w:numPr>
-        <w:spacing w:before="100" w:beforeAutospacing="1" w:after="100" w:afterAutospacing="1" w:line="240" w:lineRule="auto"/>
-        <w:rPr>
-          <w:rFonts w:ascii="Times New Roman" w:eastAsia="Times New Roman" w:hAnsi="Times New Roman" w:cs="Times New Roman"/>
-          <w:sz w:val="24"/>
-          <w:szCs w:val="24"/>
-          <w:lang w:eastAsia="ru-RU"/>
-        </w:rPr>
-      </w:pPr>
-      <w:r>
-        <w:rPr>
-          <w:rFonts w:ascii="Times New Roman" w:eastAsia="Times New Roman" w:hAnsi="Times New Roman" w:cs="Times New Roman"/>
-          <w:sz w:val="24"/>
-          <w:szCs w:val="24"/>
-          <w:lang w:eastAsia="ru-RU"/>
-        </w:rPr>
-        <w:t>Repository Pattern;</w:t>
-      </w:r>
-    </w:p>
-    <w:p>
-      <w:pPr>
-        <w:numPr>
-          <w:ilvl w:val="0"/>
-          <w:numId w:val="26"/>
-        </w:numPr>
-        <w:spacing w:before="100" w:beforeAutospacing="1" w:after="100" w:afterAutospacing="1" w:line="240" w:lineRule="auto"/>
-        <w:rPr>
-          <w:rFonts w:ascii="Times New Roman" w:eastAsia="Times New Roman" w:hAnsi="Times New Roman" w:cs="Times New Roman"/>
-          <w:sz w:val="24"/>
-          <w:szCs w:val="24"/>
-          <w:lang w:eastAsia="ru-RU"/>
-        </w:rPr>
-      </w:pPr>
-      <w:r>
-        <w:rPr>
-          <w:rFonts w:ascii="Times New Roman" w:eastAsia="Times New Roman" w:hAnsi="Times New Roman" w:cs="Times New Roman"/>
-          <w:sz w:val="24"/>
-          <w:szCs w:val="24"/>
-          <w:lang w:eastAsia="ru-RU"/>
-        </w:rPr>
-        <w:t>Flyway-first Database Evolution.</w:t>
-      </w:r>
-    </w:p>
-    <w:p>
-      <w:pPr>
-        <w:spacing w:before="100" w:beforeAutospacing="1" w:after="100" w:afterAutospacing="1" w:line="240" w:lineRule="auto"/>
-        <w:rPr>
-          <w:rFonts w:ascii="Times New Roman" w:eastAsia="Times New Roman" w:hAnsi="Times New Roman" w:cs="Times New Roman"/>
-          <w:sz w:val="24"/>
-          <w:szCs w:val="24"/>
-          <w:lang w:val="en-US" w:eastAsia="ru-RU"/>
-        </w:rPr>
-      </w:pPr>
-      <w:r>
-        <w:rPr>
-          <w:rFonts w:ascii="Times New Roman" w:eastAsia="Times New Roman" w:hAnsi="Times New Roman" w:cs="Times New Roman"/>
-          <w:sz w:val="24"/>
-          <w:szCs w:val="24"/>
-          <w:lang w:val="en-US" w:eastAsia="ru-RU"/>
-        </w:rPr>
-        <w:t>Every architectural decision should preserve simplicity, readability and long-term maintainability of the project.</w:t>
-      </w:r>
-    </w:p>
-    <w:p>
-      <w:pPr>
-        <w:spacing w:after="0" w:line="240" w:lineRule="auto"/>
-        <w:rPr>
-          <w:rFonts w:ascii="Times New Roman" w:eastAsia="Times New Roman" w:hAnsi="Times New Roman" w:cs="Times New Roman"/>
-          <w:sz w:val="24"/>
-          <w:szCs w:val="24"/>
-          <w:lang w:eastAsia="ru-RU"/>
-        </w:rPr>
-      </w:pPr>
-      <w:r>
-        <w:rPr>
-          <w:rFonts w:ascii="Times New Roman" w:eastAsia="Times New Roman" w:hAnsi="Times New Roman" w:cs="Times New Roman"/>
-          <w:sz w:val="24"/>
-          <w:szCs w:val="24"/>
-          <w:lang w:eastAsia="ru-RU"/>
-        </w:rPr>
-        <w:pict w14:anchorId="554819BE">
-          <v:rect id="_x0000_i1163" style="width:0;height:1.5pt" o:hralign="center" o:hrstd="t" o:hr="t" fillcolor="#a0a0a0" stroked="f"/>
+        <w:t>real SQL queries.</w:t>
+      </w:r>
+    </w:p>
+    <w:p>
+      <w:pPr>
+        <w:spacing w:before="100" w:beforeAutospacing="1" w:after="100" w:afterAutospacing="1" w:line="240" w:lineRule="auto"/>
+        <w:rPr>
+          <w:rFonts w:ascii="Times New Roman" w:eastAsia="Times New Roman" w:hAnsi="Times New Roman" w:cs="Times New Roman"/>
+          <w:sz w:val="24"/>
+          <w:szCs w:val="24"/>
+          <w:lang w:val="en-US" w:eastAsia="ru-RU"/>
+        </w:rPr>
+      </w:pPr>
+      <w:r>
+        <w:rPr>
+          <w:rFonts w:ascii="Times New Roman" w:eastAsia="Times New Roman" w:hAnsi="Times New Roman" w:cs="Times New Roman"/>
+          <w:sz w:val="24"/>
+          <w:szCs w:val="24"/>
+          <w:lang w:val="en-US" w:eastAsia="ru-RU"/>
+        </w:rPr>
+        <w:t>Repositories are not tested using mocks.</w:t>
+      </w:r>
+    </w:p>
+    <w:p>
+      <w:pPr>
+        <w:spacing w:before="100" w:beforeAutospacing="1" w:after="100" w:afterAutospacing="1" w:line="240" w:lineRule="auto"/>
+        <w:rPr>
+          <w:rFonts w:ascii="Times New Roman" w:eastAsia="Times New Roman" w:hAnsi="Times New Roman" w:cs="Times New Roman"/>
+          <w:sz w:val="24"/>
+          <w:szCs w:val="24"/>
+          <w:lang w:val="en-US" w:eastAsia="ru-RU"/>
+        </w:rPr>
+      </w:pPr>
+      <w:r>
+        <w:rPr>
+          <w:rFonts w:ascii="Times New Roman" w:eastAsia="Times New Roman" w:hAnsi="Times New Roman" w:cs="Times New Roman"/>
+          <w:sz w:val="24"/>
+          <w:szCs w:val="24"/>
+          <w:lang w:val="en-US" w:eastAsia="ru-RU"/>
+        </w:rPr>
+        <w:t>The goal is to verify actual database behaviour.</w:t>
+      </w:r>
+    </w:p>
+    <w:p>
+      <w:pPr>
+        <w:spacing w:after="0" w:line="240" w:lineRule="auto"/>
+        <w:rPr>
+          <w:rFonts w:ascii="Times New Roman" w:eastAsia="Times New Roman" w:hAnsi="Times New Roman" w:cs="Times New Roman"/>
+          <w:sz w:val="24"/>
+          <w:szCs w:val="24"/>
+          <w:lang w:eastAsia="ru-RU"/>
+        </w:rPr>
+      </w:pPr>
+      <w:r>
+        <w:rPr>
+          <w:rFonts w:ascii="Times New Roman" w:eastAsia="Times New Roman" w:hAnsi="Times New Roman" w:cs="Times New Roman"/>
+          <w:sz w:val="24"/>
+          <w:szCs w:val="24"/>
+          <w:lang w:eastAsia="ru-RU"/>
+        </w:rPr>
+        <w:pict w14:anchorId="1C12DF07">
+          <v:rect id="_x0000_i1049" style="width:0;height:1.5pt" o:hralign="center" o:hrstd="t" o:hr="t" fillcolor="#a0a0a0" stroked="f"/>
         </w:pict>
       </w:r>
     </w:p>
@@ -13723,6 +13774,1077 @@
           <w:szCs w:val="48"/>
           <w:lang w:val="en-US" w:eastAsia="ru-RU"/>
         </w:rPr>
+        <w:t>24. Dependency Rules</w:t>
+      </w:r>
+    </w:p>
+    <w:p>
+      <w:pPr>
+        <w:spacing w:before="100" w:beforeAutospacing="1" w:after="100" w:afterAutospacing="1" w:line="240" w:lineRule="auto"/>
+        <w:rPr>
+          <w:rFonts w:ascii="Times New Roman" w:eastAsia="Times New Roman" w:hAnsi="Times New Roman" w:cs="Times New Roman"/>
+          <w:sz w:val="24"/>
+          <w:szCs w:val="24"/>
+          <w:lang w:val="en-US" w:eastAsia="ru-RU"/>
+        </w:rPr>
+      </w:pPr>
+      <w:r>
+        <w:rPr>
+          <w:rFonts w:ascii="Times New Roman" w:eastAsia="Times New Roman" w:hAnsi="Times New Roman" w:cs="Times New Roman"/>
+          <w:sz w:val="24"/>
+          <w:szCs w:val="24"/>
+          <w:lang w:val="en-US" w:eastAsia="ru-RU"/>
+        </w:rPr>
+        <w:t>Allowed dependency direction:</w:t>
+      </w:r>
+    </w:p>
+    <w:p>
+      <w:pPr>
+        <w:tabs>
+          <w:tab w:val="left" w:pos="916"/>
+          <w:tab w:val="left" w:pos="1832"/>
+          <w:tab w:val="left" w:pos="2748"/>
+          <w:tab w:val="left" w:pos="3664"/>
+          <w:tab w:val="left" w:pos="4580"/>
+          <w:tab w:val="left" w:pos="5496"/>
+          <w:tab w:val="left" w:pos="6412"/>
+          <w:tab w:val="left" w:pos="7328"/>
+          <w:tab w:val="left" w:pos="8244"/>
+          <w:tab w:val="left" w:pos="9160"/>
+          <w:tab w:val="left" w:pos="10076"/>
+          <w:tab w:val="left" w:pos="10992"/>
+          <w:tab w:val="left" w:pos="11908"/>
+          <w:tab w:val="left" w:pos="12824"/>
+          <w:tab w:val="left" w:pos="13740"/>
+          <w:tab w:val="left" w:pos="14656"/>
+        </w:tabs>
+        <w:spacing w:after="0" w:line="240" w:lineRule="auto"/>
+        <w:rPr>
+          <w:rFonts w:ascii="Courier New" w:eastAsia="Times New Roman" w:hAnsi="Courier New" w:cs="Courier New"/>
+          <w:sz w:val="20"/>
+          <w:szCs w:val="20"/>
+          <w:lang w:val="en-US" w:eastAsia="ru-RU"/>
+        </w:rPr>
+      </w:pPr>
+      <w:r>
+        <w:rPr>
+          <w:rFonts w:ascii="Courier New" w:eastAsia="Times New Roman" w:hAnsi="Courier New" w:cs="Courier New"/>
+          <w:sz w:val="20"/>
+          <w:szCs w:val="20"/>
+          <w:lang w:val="en-US" w:eastAsia="ru-RU"/>
+        </w:rPr>
+        <w:t>Controller</w:t>
+      </w:r>
+    </w:p>
+    <w:p>
+      <w:pPr>
+        <w:tabs>
+          <w:tab w:val="left" w:pos="916"/>
+          <w:tab w:val="left" w:pos="1832"/>
+          <w:tab w:val="left" w:pos="2748"/>
+          <w:tab w:val="left" w:pos="3664"/>
+          <w:tab w:val="left" w:pos="4580"/>
+          <w:tab w:val="left" w:pos="5496"/>
+          <w:tab w:val="left" w:pos="6412"/>
+          <w:tab w:val="left" w:pos="7328"/>
+          <w:tab w:val="left" w:pos="8244"/>
+          <w:tab w:val="left" w:pos="9160"/>
+          <w:tab w:val="left" w:pos="10076"/>
+          <w:tab w:val="left" w:pos="10992"/>
+          <w:tab w:val="left" w:pos="11908"/>
+          <w:tab w:val="left" w:pos="12824"/>
+          <w:tab w:val="left" w:pos="13740"/>
+          <w:tab w:val="left" w:pos="14656"/>
+        </w:tabs>
+        <w:spacing w:after="0" w:line="240" w:lineRule="auto"/>
+        <w:rPr>
+          <w:rFonts w:ascii="Courier New" w:eastAsia="Times New Roman" w:hAnsi="Courier New" w:cs="Courier New"/>
+          <w:sz w:val="20"/>
+          <w:szCs w:val="20"/>
+          <w:lang w:val="en-US" w:eastAsia="ru-RU"/>
+        </w:rPr>
+      </w:pPr>
+      <w:r>
+        <w:rPr>
+          <w:rFonts w:ascii="Courier New" w:eastAsia="Times New Roman" w:hAnsi="Courier New" w:cs="Courier New"/>
+          <w:sz w:val="20"/>
+          <w:szCs w:val="20"/>
+          <w:lang w:val="en-US" w:eastAsia="ru-RU"/>
+        </w:rPr>
+        <w:t xml:space="preserve">        │</w:t>
+      </w:r>
+    </w:p>
+    <w:p>
+      <w:pPr>
+        <w:tabs>
+          <w:tab w:val="left" w:pos="916"/>
+          <w:tab w:val="left" w:pos="1832"/>
+          <w:tab w:val="left" w:pos="2748"/>
+          <w:tab w:val="left" w:pos="3664"/>
+          <w:tab w:val="left" w:pos="4580"/>
+          <w:tab w:val="left" w:pos="5496"/>
+          <w:tab w:val="left" w:pos="6412"/>
+          <w:tab w:val="left" w:pos="7328"/>
+          <w:tab w:val="left" w:pos="8244"/>
+          <w:tab w:val="left" w:pos="9160"/>
+          <w:tab w:val="left" w:pos="10076"/>
+          <w:tab w:val="left" w:pos="10992"/>
+          <w:tab w:val="left" w:pos="11908"/>
+          <w:tab w:val="left" w:pos="12824"/>
+          <w:tab w:val="left" w:pos="13740"/>
+          <w:tab w:val="left" w:pos="14656"/>
+        </w:tabs>
+        <w:spacing w:after="0" w:line="240" w:lineRule="auto"/>
+        <w:rPr>
+          <w:rFonts w:ascii="Courier New" w:eastAsia="Times New Roman" w:hAnsi="Courier New" w:cs="Courier New"/>
+          <w:sz w:val="20"/>
+          <w:szCs w:val="20"/>
+          <w:lang w:val="en-US" w:eastAsia="ru-RU"/>
+        </w:rPr>
+      </w:pPr>
+      <w:r>
+        <w:rPr>
+          <w:rFonts w:ascii="Courier New" w:eastAsia="Times New Roman" w:hAnsi="Courier New" w:cs="Courier New"/>
+          <w:sz w:val="20"/>
+          <w:szCs w:val="20"/>
+          <w:lang w:val="en-US" w:eastAsia="ru-RU"/>
+        </w:rPr>
+        <w:t xml:space="preserve">        ▼</w:t>
+      </w:r>
+    </w:p>
+    <w:p>
+      <w:pPr>
+        <w:tabs>
+          <w:tab w:val="left" w:pos="916"/>
+          <w:tab w:val="left" w:pos="1832"/>
+          <w:tab w:val="left" w:pos="2748"/>
+          <w:tab w:val="left" w:pos="3664"/>
+          <w:tab w:val="left" w:pos="4580"/>
+          <w:tab w:val="left" w:pos="5496"/>
+          <w:tab w:val="left" w:pos="6412"/>
+          <w:tab w:val="left" w:pos="7328"/>
+          <w:tab w:val="left" w:pos="8244"/>
+          <w:tab w:val="left" w:pos="9160"/>
+          <w:tab w:val="left" w:pos="10076"/>
+          <w:tab w:val="left" w:pos="10992"/>
+          <w:tab w:val="left" w:pos="11908"/>
+          <w:tab w:val="left" w:pos="12824"/>
+          <w:tab w:val="left" w:pos="13740"/>
+          <w:tab w:val="left" w:pos="14656"/>
+        </w:tabs>
+        <w:spacing w:after="0" w:line="240" w:lineRule="auto"/>
+        <w:rPr>
+          <w:rFonts w:ascii="Courier New" w:eastAsia="Times New Roman" w:hAnsi="Courier New" w:cs="Courier New"/>
+          <w:sz w:val="20"/>
+          <w:szCs w:val="20"/>
+          <w:lang w:val="en-US" w:eastAsia="ru-RU"/>
+        </w:rPr>
+      </w:pPr>
+      <w:r>
+        <w:rPr>
+          <w:rFonts w:ascii="Courier New" w:eastAsia="Times New Roman" w:hAnsi="Courier New" w:cs="Courier New"/>
+          <w:sz w:val="20"/>
+          <w:szCs w:val="20"/>
+          <w:lang w:val="en-US" w:eastAsia="ru-RU"/>
+        </w:rPr>
+        <w:t>Application Service</w:t>
+      </w:r>
+    </w:p>
+    <w:p>
+      <w:pPr>
+        <w:tabs>
+          <w:tab w:val="left" w:pos="916"/>
+          <w:tab w:val="left" w:pos="1832"/>
+          <w:tab w:val="left" w:pos="2748"/>
+          <w:tab w:val="left" w:pos="3664"/>
+          <w:tab w:val="left" w:pos="4580"/>
+          <w:tab w:val="left" w:pos="5496"/>
+          <w:tab w:val="left" w:pos="6412"/>
+          <w:tab w:val="left" w:pos="7328"/>
+          <w:tab w:val="left" w:pos="8244"/>
+          <w:tab w:val="left" w:pos="9160"/>
+          <w:tab w:val="left" w:pos="10076"/>
+          <w:tab w:val="left" w:pos="10992"/>
+          <w:tab w:val="left" w:pos="11908"/>
+          <w:tab w:val="left" w:pos="12824"/>
+          <w:tab w:val="left" w:pos="13740"/>
+          <w:tab w:val="left" w:pos="14656"/>
+        </w:tabs>
+        <w:spacing w:after="0" w:line="240" w:lineRule="auto"/>
+        <w:rPr>
+          <w:rFonts w:ascii="Courier New" w:eastAsia="Times New Roman" w:hAnsi="Courier New" w:cs="Courier New"/>
+          <w:sz w:val="20"/>
+          <w:szCs w:val="20"/>
+          <w:lang w:val="en-US" w:eastAsia="ru-RU"/>
+        </w:rPr>
+      </w:pPr>
+      <w:r>
+        <w:rPr>
+          <w:rFonts w:ascii="Courier New" w:eastAsia="Times New Roman" w:hAnsi="Courier New" w:cs="Courier New"/>
+          <w:sz w:val="20"/>
+          <w:szCs w:val="20"/>
+          <w:lang w:val="en-US" w:eastAsia="ru-RU"/>
+        </w:rPr>
+        <w:t xml:space="preserve">        │</w:t>
+      </w:r>
+    </w:p>
+    <w:p>
+      <w:pPr>
+        <w:tabs>
+          <w:tab w:val="left" w:pos="916"/>
+          <w:tab w:val="left" w:pos="1832"/>
+          <w:tab w:val="left" w:pos="2748"/>
+          <w:tab w:val="left" w:pos="3664"/>
+          <w:tab w:val="left" w:pos="4580"/>
+          <w:tab w:val="left" w:pos="5496"/>
+          <w:tab w:val="left" w:pos="6412"/>
+          <w:tab w:val="left" w:pos="7328"/>
+          <w:tab w:val="left" w:pos="8244"/>
+          <w:tab w:val="left" w:pos="9160"/>
+          <w:tab w:val="left" w:pos="10076"/>
+          <w:tab w:val="left" w:pos="10992"/>
+          <w:tab w:val="left" w:pos="11908"/>
+          <w:tab w:val="left" w:pos="12824"/>
+          <w:tab w:val="left" w:pos="13740"/>
+          <w:tab w:val="left" w:pos="14656"/>
+        </w:tabs>
+        <w:spacing w:after="0" w:line="240" w:lineRule="auto"/>
+        <w:rPr>
+          <w:rFonts w:ascii="Courier New" w:eastAsia="Times New Roman" w:hAnsi="Courier New" w:cs="Courier New"/>
+          <w:sz w:val="20"/>
+          <w:szCs w:val="20"/>
+          <w:lang w:val="en-US" w:eastAsia="ru-RU"/>
+        </w:rPr>
+      </w:pPr>
+      <w:r>
+        <w:rPr>
+          <w:rFonts w:ascii="Courier New" w:eastAsia="Times New Roman" w:hAnsi="Courier New" w:cs="Courier New"/>
+          <w:sz w:val="20"/>
+          <w:szCs w:val="20"/>
+          <w:lang w:val="en-US" w:eastAsia="ru-RU"/>
+        </w:rPr>
+        <w:t xml:space="preserve">        ▼</w:t>
+      </w:r>
+    </w:p>
+    <w:p>
+      <w:pPr>
+        <w:tabs>
+          <w:tab w:val="left" w:pos="916"/>
+          <w:tab w:val="left" w:pos="1832"/>
+          <w:tab w:val="left" w:pos="2748"/>
+          <w:tab w:val="left" w:pos="3664"/>
+          <w:tab w:val="left" w:pos="4580"/>
+          <w:tab w:val="left" w:pos="5496"/>
+          <w:tab w:val="left" w:pos="6412"/>
+          <w:tab w:val="left" w:pos="7328"/>
+          <w:tab w:val="left" w:pos="8244"/>
+          <w:tab w:val="left" w:pos="9160"/>
+          <w:tab w:val="left" w:pos="10076"/>
+          <w:tab w:val="left" w:pos="10992"/>
+          <w:tab w:val="left" w:pos="11908"/>
+          <w:tab w:val="left" w:pos="12824"/>
+          <w:tab w:val="left" w:pos="13740"/>
+          <w:tab w:val="left" w:pos="14656"/>
+        </w:tabs>
+        <w:spacing w:after="0" w:line="240" w:lineRule="auto"/>
+        <w:rPr>
+          <w:rFonts w:ascii="Courier New" w:eastAsia="Times New Roman" w:hAnsi="Courier New" w:cs="Courier New"/>
+          <w:sz w:val="20"/>
+          <w:szCs w:val="20"/>
+          <w:lang w:val="en-US" w:eastAsia="ru-RU"/>
+        </w:rPr>
+      </w:pPr>
+      <w:r>
+        <w:rPr>
+          <w:rFonts w:ascii="Courier New" w:eastAsia="Times New Roman" w:hAnsi="Courier New" w:cs="Courier New"/>
+          <w:sz w:val="20"/>
+          <w:szCs w:val="20"/>
+          <w:lang w:val="en-US" w:eastAsia="ru-RU"/>
+        </w:rPr>
+        <w:t>Domain</w:t>
+      </w:r>
+    </w:p>
+    <w:p>
+      <w:pPr>
+        <w:tabs>
+          <w:tab w:val="left" w:pos="916"/>
+          <w:tab w:val="left" w:pos="1832"/>
+          <w:tab w:val="left" w:pos="2748"/>
+          <w:tab w:val="left" w:pos="3664"/>
+          <w:tab w:val="left" w:pos="4580"/>
+          <w:tab w:val="left" w:pos="5496"/>
+          <w:tab w:val="left" w:pos="6412"/>
+          <w:tab w:val="left" w:pos="7328"/>
+          <w:tab w:val="left" w:pos="8244"/>
+          <w:tab w:val="left" w:pos="9160"/>
+          <w:tab w:val="left" w:pos="10076"/>
+          <w:tab w:val="left" w:pos="10992"/>
+          <w:tab w:val="left" w:pos="11908"/>
+          <w:tab w:val="left" w:pos="12824"/>
+          <w:tab w:val="left" w:pos="13740"/>
+          <w:tab w:val="left" w:pos="14656"/>
+        </w:tabs>
+        <w:spacing w:after="0" w:line="240" w:lineRule="auto"/>
+        <w:rPr>
+          <w:rFonts w:ascii="Courier New" w:eastAsia="Times New Roman" w:hAnsi="Courier New" w:cs="Courier New"/>
+          <w:sz w:val="20"/>
+          <w:szCs w:val="20"/>
+          <w:lang w:val="en-US" w:eastAsia="ru-RU"/>
+        </w:rPr>
+      </w:pPr>
+      <w:r>
+        <w:rPr>
+          <w:rFonts w:ascii="Courier New" w:eastAsia="Times New Roman" w:hAnsi="Courier New" w:cs="Courier New"/>
+          <w:sz w:val="20"/>
+          <w:szCs w:val="20"/>
+          <w:lang w:val="en-US" w:eastAsia="ru-RU"/>
+        </w:rPr>
+        <w:t xml:space="preserve">        │</w:t>
+      </w:r>
+    </w:p>
+    <w:p>
+      <w:pPr>
+        <w:tabs>
+          <w:tab w:val="left" w:pos="916"/>
+          <w:tab w:val="left" w:pos="1832"/>
+          <w:tab w:val="left" w:pos="2748"/>
+          <w:tab w:val="left" w:pos="3664"/>
+          <w:tab w:val="left" w:pos="4580"/>
+          <w:tab w:val="left" w:pos="5496"/>
+          <w:tab w:val="left" w:pos="6412"/>
+          <w:tab w:val="left" w:pos="7328"/>
+          <w:tab w:val="left" w:pos="8244"/>
+          <w:tab w:val="left" w:pos="9160"/>
+          <w:tab w:val="left" w:pos="10076"/>
+          <w:tab w:val="left" w:pos="10992"/>
+          <w:tab w:val="left" w:pos="11908"/>
+          <w:tab w:val="left" w:pos="12824"/>
+          <w:tab w:val="left" w:pos="13740"/>
+          <w:tab w:val="left" w:pos="14656"/>
+        </w:tabs>
+        <w:spacing w:after="0" w:line="240" w:lineRule="auto"/>
+        <w:rPr>
+          <w:rFonts w:ascii="Courier New" w:eastAsia="Times New Roman" w:hAnsi="Courier New" w:cs="Courier New"/>
+          <w:sz w:val="20"/>
+          <w:szCs w:val="20"/>
+          <w:lang w:val="en-US" w:eastAsia="ru-RU"/>
+        </w:rPr>
+      </w:pPr>
+      <w:r>
+        <w:rPr>
+          <w:rFonts w:ascii="Courier New" w:eastAsia="Times New Roman" w:hAnsi="Courier New" w:cs="Courier New"/>
+          <w:sz w:val="20"/>
+          <w:szCs w:val="20"/>
+          <w:lang w:val="en-US" w:eastAsia="ru-RU"/>
+        </w:rPr>
+        <w:t xml:space="preserve">        ▼</w:t>
+      </w:r>
+    </w:p>
+    <w:p>
+      <w:pPr>
+        <w:tabs>
+          <w:tab w:val="left" w:pos="916"/>
+          <w:tab w:val="left" w:pos="1832"/>
+          <w:tab w:val="left" w:pos="2748"/>
+          <w:tab w:val="left" w:pos="3664"/>
+          <w:tab w:val="left" w:pos="4580"/>
+          <w:tab w:val="left" w:pos="5496"/>
+          <w:tab w:val="left" w:pos="6412"/>
+          <w:tab w:val="left" w:pos="7328"/>
+          <w:tab w:val="left" w:pos="8244"/>
+          <w:tab w:val="left" w:pos="9160"/>
+          <w:tab w:val="left" w:pos="10076"/>
+          <w:tab w:val="left" w:pos="10992"/>
+          <w:tab w:val="left" w:pos="11908"/>
+          <w:tab w:val="left" w:pos="12824"/>
+          <w:tab w:val="left" w:pos="13740"/>
+          <w:tab w:val="left" w:pos="14656"/>
+        </w:tabs>
+        <w:spacing w:after="0" w:line="240" w:lineRule="auto"/>
+        <w:rPr>
+          <w:rFonts w:ascii="Courier New" w:eastAsia="Times New Roman" w:hAnsi="Courier New" w:cs="Courier New"/>
+          <w:sz w:val="20"/>
+          <w:szCs w:val="20"/>
+          <w:lang w:val="en-US" w:eastAsia="ru-RU"/>
+        </w:rPr>
+      </w:pPr>
+      <w:r>
+        <w:rPr>
+          <w:rFonts w:ascii="Courier New" w:eastAsia="Times New Roman" w:hAnsi="Courier New" w:cs="Courier New"/>
+          <w:sz w:val="20"/>
+          <w:szCs w:val="20"/>
+          <w:lang w:val="en-US" w:eastAsia="ru-RU"/>
+        </w:rPr>
+        <w:t>Repository Contract</w:t>
+      </w:r>
+    </w:p>
+    <w:p>
+      <w:pPr>
+        <w:tabs>
+          <w:tab w:val="left" w:pos="916"/>
+          <w:tab w:val="left" w:pos="1832"/>
+          <w:tab w:val="left" w:pos="2748"/>
+          <w:tab w:val="left" w:pos="3664"/>
+          <w:tab w:val="left" w:pos="4580"/>
+          <w:tab w:val="left" w:pos="5496"/>
+          <w:tab w:val="left" w:pos="6412"/>
+          <w:tab w:val="left" w:pos="7328"/>
+          <w:tab w:val="left" w:pos="8244"/>
+          <w:tab w:val="left" w:pos="9160"/>
+          <w:tab w:val="left" w:pos="10076"/>
+          <w:tab w:val="left" w:pos="10992"/>
+          <w:tab w:val="left" w:pos="11908"/>
+          <w:tab w:val="left" w:pos="12824"/>
+          <w:tab w:val="left" w:pos="13740"/>
+          <w:tab w:val="left" w:pos="14656"/>
+        </w:tabs>
+        <w:spacing w:after="0" w:line="240" w:lineRule="auto"/>
+        <w:rPr>
+          <w:rFonts w:ascii="Courier New" w:eastAsia="Times New Roman" w:hAnsi="Courier New" w:cs="Courier New"/>
+          <w:sz w:val="20"/>
+          <w:szCs w:val="20"/>
+          <w:lang w:val="en-US" w:eastAsia="ru-RU"/>
+        </w:rPr>
+      </w:pPr>
+      <w:r>
+        <w:rPr>
+          <w:rFonts w:ascii="Courier New" w:eastAsia="Times New Roman" w:hAnsi="Courier New" w:cs="Courier New"/>
+          <w:sz w:val="20"/>
+          <w:szCs w:val="20"/>
+          <w:lang w:val="en-US" w:eastAsia="ru-RU"/>
+        </w:rPr>
+        <w:t xml:space="preserve">        │</w:t>
+      </w:r>
+    </w:p>
+    <w:p>
+      <w:pPr>
+        <w:tabs>
+          <w:tab w:val="left" w:pos="916"/>
+          <w:tab w:val="left" w:pos="1832"/>
+          <w:tab w:val="left" w:pos="2748"/>
+          <w:tab w:val="left" w:pos="3664"/>
+          <w:tab w:val="left" w:pos="4580"/>
+          <w:tab w:val="left" w:pos="5496"/>
+          <w:tab w:val="left" w:pos="6412"/>
+          <w:tab w:val="left" w:pos="7328"/>
+          <w:tab w:val="left" w:pos="8244"/>
+          <w:tab w:val="left" w:pos="9160"/>
+          <w:tab w:val="left" w:pos="10076"/>
+          <w:tab w:val="left" w:pos="10992"/>
+          <w:tab w:val="left" w:pos="11908"/>
+          <w:tab w:val="left" w:pos="12824"/>
+          <w:tab w:val="left" w:pos="13740"/>
+          <w:tab w:val="left" w:pos="14656"/>
+        </w:tabs>
+        <w:spacing w:after="0" w:line="240" w:lineRule="auto"/>
+        <w:rPr>
+          <w:rFonts w:ascii="Courier New" w:eastAsia="Times New Roman" w:hAnsi="Courier New" w:cs="Courier New"/>
+          <w:sz w:val="20"/>
+          <w:szCs w:val="20"/>
+          <w:lang w:val="en-US" w:eastAsia="ru-RU"/>
+        </w:rPr>
+      </w:pPr>
+      <w:r>
+        <w:rPr>
+          <w:rFonts w:ascii="Courier New" w:eastAsia="Times New Roman" w:hAnsi="Courier New" w:cs="Courier New"/>
+          <w:sz w:val="20"/>
+          <w:szCs w:val="20"/>
+          <w:lang w:val="en-US" w:eastAsia="ru-RU"/>
+        </w:rPr>
+        <w:t xml:space="preserve">        ▼</w:t>
+      </w:r>
+    </w:p>
+    <w:p>
+      <w:pPr>
+        <w:tabs>
+          <w:tab w:val="left" w:pos="916"/>
+          <w:tab w:val="left" w:pos="1832"/>
+          <w:tab w:val="left" w:pos="2748"/>
+          <w:tab w:val="left" w:pos="3664"/>
+          <w:tab w:val="left" w:pos="4580"/>
+          <w:tab w:val="left" w:pos="5496"/>
+          <w:tab w:val="left" w:pos="6412"/>
+          <w:tab w:val="left" w:pos="7328"/>
+          <w:tab w:val="left" w:pos="8244"/>
+          <w:tab w:val="left" w:pos="9160"/>
+          <w:tab w:val="left" w:pos="10076"/>
+          <w:tab w:val="left" w:pos="10992"/>
+          <w:tab w:val="left" w:pos="11908"/>
+          <w:tab w:val="left" w:pos="12824"/>
+          <w:tab w:val="left" w:pos="13740"/>
+          <w:tab w:val="left" w:pos="14656"/>
+        </w:tabs>
+        <w:spacing w:after="0" w:line="240" w:lineRule="auto"/>
+        <w:rPr>
+          <w:rFonts w:ascii="Courier New" w:eastAsia="Times New Roman" w:hAnsi="Courier New" w:cs="Courier New"/>
+          <w:sz w:val="20"/>
+          <w:szCs w:val="20"/>
+          <w:lang w:val="en-US" w:eastAsia="ru-RU"/>
+        </w:rPr>
+      </w:pPr>
+      <w:r>
+        <w:rPr>
+          <w:rFonts w:ascii="Courier New" w:eastAsia="Times New Roman" w:hAnsi="Courier New" w:cs="Courier New"/>
+          <w:sz w:val="20"/>
+          <w:szCs w:val="20"/>
+          <w:lang w:val="en-US" w:eastAsia="ru-RU"/>
+        </w:rPr>
+        <w:t>Jdbc Repository</w:t>
+      </w:r>
+    </w:p>
+    <w:p>
+      <w:pPr>
+        <w:tabs>
+          <w:tab w:val="left" w:pos="916"/>
+          <w:tab w:val="left" w:pos="1832"/>
+          <w:tab w:val="left" w:pos="2748"/>
+          <w:tab w:val="left" w:pos="3664"/>
+          <w:tab w:val="left" w:pos="4580"/>
+          <w:tab w:val="left" w:pos="5496"/>
+          <w:tab w:val="left" w:pos="6412"/>
+          <w:tab w:val="left" w:pos="7328"/>
+          <w:tab w:val="left" w:pos="8244"/>
+          <w:tab w:val="left" w:pos="9160"/>
+          <w:tab w:val="left" w:pos="10076"/>
+          <w:tab w:val="left" w:pos="10992"/>
+          <w:tab w:val="left" w:pos="11908"/>
+          <w:tab w:val="left" w:pos="12824"/>
+          <w:tab w:val="left" w:pos="13740"/>
+          <w:tab w:val="left" w:pos="14656"/>
+        </w:tabs>
+        <w:spacing w:after="0" w:line="240" w:lineRule="auto"/>
+        <w:rPr>
+          <w:rFonts w:ascii="Courier New" w:eastAsia="Times New Roman" w:hAnsi="Courier New" w:cs="Courier New"/>
+          <w:sz w:val="20"/>
+          <w:szCs w:val="20"/>
+          <w:lang w:val="en-US" w:eastAsia="ru-RU"/>
+        </w:rPr>
+      </w:pPr>
+      <w:r>
+        <w:rPr>
+          <w:rFonts w:ascii="Courier New" w:eastAsia="Times New Roman" w:hAnsi="Courier New" w:cs="Courier New"/>
+          <w:sz w:val="20"/>
+          <w:szCs w:val="20"/>
+          <w:lang w:val="en-US" w:eastAsia="ru-RU"/>
+        </w:rPr>
+        <w:t xml:space="preserve">        │</w:t>
+      </w:r>
+    </w:p>
+    <w:p>
+      <w:pPr>
+        <w:tabs>
+          <w:tab w:val="left" w:pos="916"/>
+          <w:tab w:val="left" w:pos="1832"/>
+          <w:tab w:val="left" w:pos="2748"/>
+          <w:tab w:val="left" w:pos="3664"/>
+          <w:tab w:val="left" w:pos="4580"/>
+          <w:tab w:val="left" w:pos="5496"/>
+          <w:tab w:val="left" w:pos="6412"/>
+          <w:tab w:val="left" w:pos="7328"/>
+          <w:tab w:val="left" w:pos="8244"/>
+          <w:tab w:val="left" w:pos="9160"/>
+          <w:tab w:val="left" w:pos="10076"/>
+          <w:tab w:val="left" w:pos="10992"/>
+          <w:tab w:val="left" w:pos="11908"/>
+          <w:tab w:val="left" w:pos="12824"/>
+          <w:tab w:val="left" w:pos="13740"/>
+          <w:tab w:val="left" w:pos="14656"/>
+        </w:tabs>
+        <w:spacing w:after="0" w:line="240" w:lineRule="auto"/>
+        <w:rPr>
+          <w:rFonts w:ascii="Courier New" w:eastAsia="Times New Roman" w:hAnsi="Courier New" w:cs="Courier New"/>
+          <w:sz w:val="20"/>
+          <w:szCs w:val="20"/>
+          <w:lang w:val="en-US" w:eastAsia="ru-RU"/>
+        </w:rPr>
+      </w:pPr>
+      <w:r>
+        <w:rPr>
+          <w:rFonts w:ascii="Courier New" w:eastAsia="Times New Roman" w:hAnsi="Courier New" w:cs="Courier New"/>
+          <w:sz w:val="20"/>
+          <w:szCs w:val="20"/>
+          <w:lang w:val="en-US" w:eastAsia="ru-RU"/>
+        </w:rPr>
+        <w:t xml:space="preserve">        ▼</w:t>
+      </w:r>
+    </w:p>
+    <w:p>
+      <w:pPr>
+        <w:tabs>
+          <w:tab w:val="left" w:pos="916"/>
+          <w:tab w:val="left" w:pos="1832"/>
+          <w:tab w:val="left" w:pos="2748"/>
+          <w:tab w:val="left" w:pos="3664"/>
+          <w:tab w:val="left" w:pos="4580"/>
+          <w:tab w:val="left" w:pos="5496"/>
+          <w:tab w:val="left" w:pos="6412"/>
+          <w:tab w:val="left" w:pos="7328"/>
+          <w:tab w:val="left" w:pos="8244"/>
+          <w:tab w:val="left" w:pos="9160"/>
+          <w:tab w:val="left" w:pos="10076"/>
+          <w:tab w:val="left" w:pos="10992"/>
+          <w:tab w:val="left" w:pos="11908"/>
+          <w:tab w:val="left" w:pos="12824"/>
+          <w:tab w:val="left" w:pos="13740"/>
+          <w:tab w:val="left" w:pos="14656"/>
+        </w:tabs>
+        <w:spacing w:after="0" w:line="240" w:lineRule="auto"/>
+        <w:rPr>
+          <w:rFonts w:ascii="Courier New" w:eastAsia="Times New Roman" w:hAnsi="Courier New" w:cs="Courier New"/>
+          <w:sz w:val="20"/>
+          <w:szCs w:val="20"/>
+          <w:lang w:val="en-US" w:eastAsia="ru-RU"/>
+        </w:rPr>
+      </w:pPr>
+      <w:r>
+        <w:rPr>
+          <w:rFonts w:ascii="Courier New" w:eastAsia="Times New Roman" w:hAnsi="Courier New" w:cs="Courier New"/>
+          <w:sz w:val="20"/>
+          <w:szCs w:val="20"/>
+          <w:lang w:val="en-US" w:eastAsia="ru-RU"/>
+        </w:rPr>
+        <w:t>PostgreSQL</w:t>
+      </w:r>
+    </w:p>
+    <w:p>
+      <w:pPr>
+        <w:spacing w:before="100" w:beforeAutospacing="1" w:after="100" w:afterAutospacing="1" w:line="240" w:lineRule="auto"/>
+        <w:rPr>
+          <w:rFonts w:ascii="Times New Roman" w:eastAsia="Times New Roman" w:hAnsi="Times New Roman" w:cs="Times New Roman"/>
+          <w:sz w:val="24"/>
+          <w:szCs w:val="24"/>
+          <w:lang w:val="en-US" w:eastAsia="ru-RU"/>
+        </w:rPr>
+      </w:pPr>
+      <w:r>
+        <w:rPr>
+          <w:rFonts w:ascii="Times New Roman" w:eastAsia="Times New Roman" w:hAnsi="Times New Roman" w:cs="Times New Roman"/>
+          <w:sz w:val="24"/>
+          <w:szCs w:val="24"/>
+          <w:lang w:val="en-US" w:eastAsia="ru-RU"/>
+        </w:rPr>
+        <w:t>Reverse dependencies are prohibited.</w:t>
+      </w:r>
+    </w:p>
+    <w:p>
+      <w:pPr>
+        <w:spacing w:before="100" w:beforeAutospacing="1" w:after="100" w:afterAutospacing="1" w:line="240" w:lineRule="auto"/>
+        <w:rPr>
+          <w:rFonts w:ascii="Times New Roman" w:eastAsia="Times New Roman" w:hAnsi="Times New Roman" w:cs="Times New Roman"/>
+          <w:sz w:val="24"/>
+          <w:szCs w:val="24"/>
+          <w:lang w:val="en-US" w:eastAsia="ru-RU"/>
+        </w:rPr>
+      </w:pPr>
+      <w:r>
+        <w:rPr>
+          <w:rFonts w:ascii="Times New Roman" w:eastAsia="Times New Roman" w:hAnsi="Times New Roman" w:cs="Times New Roman"/>
+          <w:sz w:val="24"/>
+          <w:szCs w:val="24"/>
+          <w:lang w:val="en-US" w:eastAsia="ru-RU"/>
+        </w:rPr>
+        <w:lastRenderedPageBreak/>
+        <w:t>Domain must never depend on Spring Boot or infrastructure.</w:t>
+      </w:r>
+    </w:p>
+    <w:p>
+      <w:pPr>
+        <w:spacing w:after="0" w:line="240" w:lineRule="auto"/>
+        <w:rPr>
+          <w:rFonts w:ascii="Times New Roman" w:eastAsia="Times New Roman" w:hAnsi="Times New Roman" w:cs="Times New Roman"/>
+          <w:sz w:val="24"/>
+          <w:szCs w:val="24"/>
+          <w:lang w:eastAsia="ru-RU"/>
+        </w:rPr>
+      </w:pPr>
+      <w:r>
+        <w:rPr>
+          <w:rFonts w:ascii="Times New Roman" w:eastAsia="Times New Roman" w:hAnsi="Times New Roman" w:cs="Times New Roman"/>
+          <w:sz w:val="24"/>
+          <w:szCs w:val="24"/>
+          <w:lang w:eastAsia="ru-RU"/>
+        </w:rPr>
+        <w:pict w14:anchorId="1B02CB90">
+          <v:rect id="_x0000_i1050" style="width:0;height:1.5pt" o:hralign="center" o:hrstd="t" o:hr="t" fillcolor="#a0a0a0" stroked="f"/>
+        </w:pict>
+      </w:r>
+    </w:p>
+    <w:p>
+      <w:pPr>
+        <w:spacing w:before="100" w:beforeAutospacing="1" w:after="100" w:afterAutospacing="1" w:line="240" w:lineRule="auto"/>
+        <w:outlineLvl w:val="0"/>
+        <w:rPr>
+          <w:rFonts w:ascii="Times New Roman" w:eastAsia="Times New Roman" w:hAnsi="Times New Roman" w:cs="Times New Roman"/>
+          <w:b/>
+          <w:bCs/>
+          <w:kern w:val="36"/>
+          <w:sz w:val="48"/>
+          <w:szCs w:val="48"/>
+          <w:lang w:val="en-US" w:eastAsia="ru-RU"/>
+        </w:rPr>
+      </w:pPr>
+      <w:r>
+        <w:rPr>
+          <w:rFonts w:ascii="Times New Roman" w:eastAsia="Times New Roman" w:hAnsi="Times New Roman" w:cs="Times New Roman"/>
+          <w:b/>
+          <w:bCs/>
+          <w:kern w:val="36"/>
+          <w:sz w:val="48"/>
+          <w:szCs w:val="48"/>
+          <w:lang w:val="en-US" w:eastAsia="ru-RU"/>
+        </w:rPr>
+        <w:t>25. Architecture Principles</w:t>
+      </w:r>
+    </w:p>
+    <w:p>
+      <w:pPr>
+        <w:spacing w:before="100" w:beforeAutospacing="1" w:after="100" w:afterAutospacing="1" w:line="240" w:lineRule="auto"/>
+        <w:rPr>
+          <w:rFonts w:ascii="Times New Roman" w:eastAsia="Times New Roman" w:hAnsi="Times New Roman" w:cs="Times New Roman"/>
+          <w:sz w:val="24"/>
+          <w:szCs w:val="24"/>
+          <w:lang w:val="en-US" w:eastAsia="ru-RU"/>
+        </w:rPr>
+      </w:pPr>
+      <w:r>
+        <w:rPr>
+          <w:rFonts w:ascii="Times New Roman" w:eastAsia="Times New Roman" w:hAnsi="Times New Roman" w:cs="Times New Roman"/>
+          <w:sz w:val="24"/>
+          <w:szCs w:val="24"/>
+          <w:lang w:val="en-US" w:eastAsia="ru-RU"/>
+        </w:rPr>
+        <w:t>The backend follows the following principles:</w:t>
+      </w:r>
+    </w:p>
+    <w:p>
+      <w:pPr>
+        <w:numPr>
+          <w:ilvl w:val="0"/>
+          <w:numId w:val="26"/>
+        </w:numPr>
+        <w:spacing w:before="100" w:beforeAutospacing="1" w:after="100" w:afterAutospacing="1" w:line="240" w:lineRule="auto"/>
+        <w:rPr>
+          <w:rFonts w:ascii="Times New Roman" w:eastAsia="Times New Roman" w:hAnsi="Times New Roman" w:cs="Times New Roman"/>
+          <w:sz w:val="24"/>
+          <w:szCs w:val="24"/>
+          <w:lang w:eastAsia="ru-RU"/>
+        </w:rPr>
+      </w:pPr>
+      <w:r>
+        <w:rPr>
+          <w:rFonts w:ascii="Times New Roman" w:eastAsia="Times New Roman" w:hAnsi="Times New Roman" w:cs="Times New Roman"/>
+          <w:sz w:val="24"/>
+          <w:szCs w:val="24"/>
+          <w:lang w:eastAsia="ru-RU"/>
+        </w:rPr>
+        <w:t>Documentation First;</w:t>
+      </w:r>
+    </w:p>
+    <w:p>
+      <w:pPr>
+        <w:numPr>
+          <w:ilvl w:val="0"/>
+          <w:numId w:val="26"/>
+        </w:numPr>
+        <w:spacing w:before="100" w:beforeAutospacing="1" w:after="100" w:afterAutospacing="1" w:line="240" w:lineRule="auto"/>
+        <w:rPr>
+          <w:rFonts w:ascii="Times New Roman" w:eastAsia="Times New Roman" w:hAnsi="Times New Roman" w:cs="Times New Roman"/>
+          <w:sz w:val="24"/>
+          <w:szCs w:val="24"/>
+          <w:lang w:eastAsia="ru-RU"/>
+        </w:rPr>
+      </w:pPr>
+      <w:r>
+        <w:rPr>
+          <w:rFonts w:ascii="Times New Roman" w:eastAsia="Times New Roman" w:hAnsi="Times New Roman" w:cs="Times New Roman"/>
+          <w:sz w:val="24"/>
+          <w:szCs w:val="24"/>
+          <w:lang w:eastAsia="ru-RU"/>
+        </w:rPr>
+        <w:t>Feature-Based Architecture;</w:t>
+      </w:r>
+    </w:p>
+    <w:p>
+      <w:pPr>
+        <w:numPr>
+          <w:ilvl w:val="0"/>
+          <w:numId w:val="26"/>
+        </w:numPr>
+        <w:spacing w:before="100" w:beforeAutospacing="1" w:after="100" w:afterAutospacing="1" w:line="240" w:lineRule="auto"/>
+        <w:rPr>
+          <w:rFonts w:ascii="Times New Roman" w:eastAsia="Times New Roman" w:hAnsi="Times New Roman" w:cs="Times New Roman"/>
+          <w:sz w:val="24"/>
+          <w:szCs w:val="24"/>
+          <w:lang w:eastAsia="ru-RU"/>
+        </w:rPr>
+      </w:pPr>
+      <w:r>
+        <w:rPr>
+          <w:rFonts w:ascii="Times New Roman" w:eastAsia="Times New Roman" w:hAnsi="Times New Roman" w:cs="Times New Roman"/>
+          <w:sz w:val="24"/>
+          <w:szCs w:val="24"/>
+          <w:lang w:eastAsia="ru-RU"/>
+        </w:rPr>
+        <w:t>DDD Lite;</w:t>
+      </w:r>
+    </w:p>
+    <w:p>
+      <w:pPr>
+        <w:numPr>
+          <w:ilvl w:val="0"/>
+          <w:numId w:val="26"/>
+        </w:numPr>
+        <w:spacing w:before="100" w:beforeAutospacing="1" w:after="100" w:afterAutospacing="1" w:line="240" w:lineRule="auto"/>
+        <w:rPr>
+          <w:rFonts w:ascii="Times New Roman" w:eastAsia="Times New Roman" w:hAnsi="Times New Roman" w:cs="Times New Roman"/>
+          <w:sz w:val="24"/>
+          <w:szCs w:val="24"/>
+          <w:lang w:eastAsia="ru-RU"/>
+        </w:rPr>
+      </w:pPr>
+      <w:r>
+        <w:rPr>
+          <w:rFonts w:ascii="Times New Roman" w:eastAsia="Times New Roman" w:hAnsi="Times New Roman" w:cs="Times New Roman"/>
+          <w:sz w:val="24"/>
+          <w:szCs w:val="24"/>
+          <w:lang w:eastAsia="ru-RU"/>
+        </w:rPr>
+        <w:t>SOLID;</w:t>
+      </w:r>
+    </w:p>
+    <w:p>
+      <w:pPr>
+        <w:numPr>
+          <w:ilvl w:val="0"/>
+          <w:numId w:val="26"/>
+        </w:numPr>
+        <w:spacing w:before="100" w:beforeAutospacing="1" w:after="100" w:afterAutospacing="1" w:line="240" w:lineRule="auto"/>
+        <w:rPr>
+          <w:rFonts w:ascii="Times New Roman" w:eastAsia="Times New Roman" w:hAnsi="Times New Roman" w:cs="Times New Roman"/>
+          <w:sz w:val="24"/>
+          <w:szCs w:val="24"/>
+          <w:lang w:eastAsia="ru-RU"/>
+        </w:rPr>
+      </w:pPr>
+      <w:r>
+        <w:rPr>
+          <w:rFonts w:ascii="Times New Roman" w:eastAsia="Times New Roman" w:hAnsi="Times New Roman" w:cs="Times New Roman"/>
+          <w:sz w:val="24"/>
+          <w:szCs w:val="24"/>
+          <w:lang w:eastAsia="ru-RU"/>
+        </w:rPr>
+        <w:t>KISS;</w:t>
+      </w:r>
+    </w:p>
+    <w:p>
+      <w:pPr>
+        <w:numPr>
+          <w:ilvl w:val="0"/>
+          <w:numId w:val="26"/>
+        </w:numPr>
+        <w:spacing w:before="100" w:beforeAutospacing="1" w:after="100" w:afterAutospacing="1" w:line="240" w:lineRule="auto"/>
+        <w:rPr>
+          <w:rFonts w:ascii="Times New Roman" w:eastAsia="Times New Roman" w:hAnsi="Times New Roman" w:cs="Times New Roman"/>
+          <w:sz w:val="24"/>
+          <w:szCs w:val="24"/>
+          <w:lang w:eastAsia="ru-RU"/>
+        </w:rPr>
+      </w:pPr>
+      <w:r>
+        <w:rPr>
+          <w:rFonts w:ascii="Times New Roman" w:eastAsia="Times New Roman" w:hAnsi="Times New Roman" w:cs="Times New Roman"/>
+          <w:sz w:val="24"/>
+          <w:szCs w:val="24"/>
+          <w:lang w:eastAsia="ru-RU"/>
+        </w:rPr>
+        <w:t>DRY;</w:t>
+      </w:r>
+    </w:p>
+    <w:p>
+      <w:pPr>
+        <w:numPr>
+          <w:ilvl w:val="0"/>
+          <w:numId w:val="26"/>
+        </w:numPr>
+        <w:spacing w:before="100" w:beforeAutospacing="1" w:after="100" w:afterAutospacing="1" w:line="240" w:lineRule="auto"/>
+        <w:rPr>
+          <w:rFonts w:ascii="Times New Roman" w:eastAsia="Times New Roman" w:hAnsi="Times New Roman" w:cs="Times New Roman"/>
+          <w:sz w:val="24"/>
+          <w:szCs w:val="24"/>
+          <w:lang w:eastAsia="ru-RU"/>
+        </w:rPr>
+      </w:pPr>
+      <w:r>
+        <w:rPr>
+          <w:rFonts w:ascii="Times New Roman" w:eastAsia="Times New Roman" w:hAnsi="Times New Roman" w:cs="Times New Roman"/>
+          <w:sz w:val="24"/>
+          <w:szCs w:val="24"/>
+          <w:lang w:eastAsia="ru-RU"/>
+        </w:rPr>
+        <w:t>YAGNI;</w:t>
+      </w:r>
+    </w:p>
+    <w:p>
+      <w:pPr>
+        <w:numPr>
+          <w:ilvl w:val="0"/>
+          <w:numId w:val="26"/>
+        </w:numPr>
+        <w:spacing w:before="100" w:beforeAutospacing="1" w:after="100" w:afterAutospacing="1" w:line="240" w:lineRule="auto"/>
+        <w:rPr>
+          <w:rFonts w:ascii="Times New Roman" w:eastAsia="Times New Roman" w:hAnsi="Times New Roman" w:cs="Times New Roman"/>
+          <w:sz w:val="24"/>
+          <w:szCs w:val="24"/>
+          <w:lang w:eastAsia="ru-RU"/>
+        </w:rPr>
+      </w:pPr>
+      <w:r>
+        <w:rPr>
+          <w:rFonts w:ascii="Times New Roman" w:eastAsia="Times New Roman" w:hAnsi="Times New Roman" w:cs="Times New Roman"/>
+          <w:sz w:val="24"/>
+          <w:szCs w:val="24"/>
+          <w:lang w:eastAsia="ru-RU"/>
+        </w:rPr>
+        <w:t>Explicit SQL;</w:t>
+      </w:r>
+    </w:p>
+    <w:p>
+      <w:pPr>
+        <w:numPr>
+          <w:ilvl w:val="0"/>
+          <w:numId w:val="26"/>
+        </w:numPr>
+        <w:spacing w:before="100" w:beforeAutospacing="1" w:after="100" w:afterAutospacing="1" w:line="240" w:lineRule="auto"/>
+        <w:rPr>
+          <w:rFonts w:ascii="Times New Roman" w:eastAsia="Times New Roman" w:hAnsi="Times New Roman" w:cs="Times New Roman"/>
+          <w:sz w:val="24"/>
+          <w:szCs w:val="24"/>
+          <w:lang w:eastAsia="ru-RU"/>
+        </w:rPr>
+      </w:pPr>
+      <w:r>
+        <w:rPr>
+          <w:rFonts w:ascii="Times New Roman" w:eastAsia="Times New Roman" w:hAnsi="Times New Roman" w:cs="Times New Roman"/>
+          <w:sz w:val="24"/>
+          <w:szCs w:val="24"/>
+          <w:lang w:eastAsia="ru-RU"/>
+        </w:rPr>
+        <w:t>Immutable Domain Models;</w:t>
+      </w:r>
+    </w:p>
+    <w:p>
+      <w:pPr>
+        <w:numPr>
+          <w:ilvl w:val="0"/>
+          <w:numId w:val="26"/>
+        </w:numPr>
+        <w:spacing w:before="100" w:beforeAutospacing="1" w:after="100" w:afterAutospacing="1" w:line="240" w:lineRule="auto"/>
+        <w:rPr>
+          <w:rFonts w:ascii="Times New Roman" w:eastAsia="Times New Roman" w:hAnsi="Times New Roman" w:cs="Times New Roman"/>
+          <w:sz w:val="24"/>
+          <w:szCs w:val="24"/>
+          <w:lang w:eastAsia="ru-RU"/>
+        </w:rPr>
+      </w:pPr>
+      <w:r>
+        <w:rPr>
+          <w:rFonts w:ascii="Times New Roman" w:eastAsia="Times New Roman" w:hAnsi="Times New Roman" w:cs="Times New Roman"/>
+          <w:sz w:val="24"/>
+          <w:szCs w:val="24"/>
+          <w:lang w:eastAsia="ru-RU"/>
+        </w:rPr>
+        <w:t>Repository Pattern;</w:t>
+      </w:r>
+    </w:p>
+    <w:p>
+      <w:pPr>
+        <w:numPr>
+          <w:ilvl w:val="0"/>
+          <w:numId w:val="26"/>
+        </w:numPr>
+        <w:spacing w:before="100" w:beforeAutospacing="1" w:after="100" w:afterAutospacing="1" w:line="240" w:lineRule="auto"/>
+        <w:rPr>
+          <w:rFonts w:ascii="Times New Roman" w:eastAsia="Times New Roman" w:hAnsi="Times New Roman" w:cs="Times New Roman"/>
+          <w:sz w:val="24"/>
+          <w:szCs w:val="24"/>
+          <w:lang w:eastAsia="ru-RU"/>
+        </w:rPr>
+      </w:pPr>
+      <w:r>
+        <w:rPr>
+          <w:rFonts w:ascii="Times New Roman" w:eastAsia="Times New Roman" w:hAnsi="Times New Roman" w:cs="Times New Roman"/>
+          <w:sz w:val="24"/>
+          <w:szCs w:val="24"/>
+          <w:lang w:eastAsia="ru-RU"/>
+        </w:rPr>
+        <w:t>Flyway-first Database Evolution.</w:t>
+      </w:r>
+    </w:p>
+    <w:p>
+      <w:pPr>
+        <w:spacing w:before="100" w:beforeAutospacing="1" w:after="100" w:afterAutospacing="1" w:line="240" w:lineRule="auto"/>
+        <w:rPr>
+          <w:rFonts w:ascii="Times New Roman" w:eastAsia="Times New Roman" w:hAnsi="Times New Roman" w:cs="Times New Roman"/>
+          <w:sz w:val="24"/>
+          <w:szCs w:val="24"/>
+          <w:lang w:val="en-US" w:eastAsia="ru-RU"/>
+        </w:rPr>
+      </w:pPr>
+      <w:r>
+        <w:rPr>
+          <w:rFonts w:ascii="Times New Roman" w:eastAsia="Times New Roman" w:hAnsi="Times New Roman" w:cs="Times New Roman"/>
+          <w:sz w:val="24"/>
+          <w:szCs w:val="24"/>
+          <w:lang w:val="en-US" w:eastAsia="ru-RU"/>
+        </w:rPr>
+        <w:t>Every architectural decision should preserve simplicity, readability and long-term maintainability of the project.</w:t>
+      </w:r>
+    </w:p>
+    <w:p>
+      <w:pPr>
+        <w:spacing w:after="0" w:line="240" w:lineRule="auto"/>
+        <w:rPr>
+          <w:rFonts w:ascii="Times New Roman" w:eastAsia="Times New Roman" w:hAnsi="Times New Roman" w:cs="Times New Roman"/>
+          <w:sz w:val="24"/>
+          <w:szCs w:val="24"/>
+          <w:lang w:eastAsia="ru-RU"/>
+        </w:rPr>
+      </w:pPr>
+      <w:r>
+        <w:rPr>
+          <w:rFonts w:ascii="Times New Roman" w:eastAsia="Times New Roman" w:hAnsi="Times New Roman" w:cs="Times New Roman"/>
+          <w:sz w:val="24"/>
+          <w:szCs w:val="24"/>
+          <w:lang w:eastAsia="ru-RU"/>
+        </w:rPr>
+        <w:pict w14:anchorId="554819BE">
+          <v:rect id="_x0000_i1051" style="width:0;height:1.5pt" o:hralign="center" o:hrstd="t" o:hr="t" fillcolor="#a0a0a0" stroked="f"/>
+        </w:pict>
+      </w:r>
+    </w:p>
+    <w:p>
+      <w:pPr>
+        <w:spacing w:before="100" w:beforeAutospacing="1" w:after="100" w:afterAutospacing="1" w:line="240" w:lineRule="auto"/>
+        <w:outlineLvl w:val="0"/>
+        <w:rPr>
+          <w:rFonts w:ascii="Times New Roman" w:eastAsia="Times New Roman" w:hAnsi="Times New Roman" w:cs="Times New Roman"/>
+          <w:b/>
+          <w:bCs/>
+          <w:kern w:val="36"/>
+          <w:sz w:val="48"/>
+          <w:szCs w:val="48"/>
+          <w:lang w:val="en-US" w:eastAsia="ru-RU"/>
+        </w:rPr>
+      </w:pPr>
+      <w:r>
+        <w:rPr>
+          <w:rFonts w:ascii="Times New Roman" w:eastAsia="Times New Roman" w:hAnsi="Times New Roman" w:cs="Times New Roman"/>
+          <w:b/>
+          <w:bCs/>
+          <w:kern w:val="36"/>
+          <w:sz w:val="48"/>
+          <w:szCs w:val="48"/>
+          <w:lang w:val="en-US" w:eastAsia="ru-RU"/>
+        </w:rPr>
         <w:t>26. Current Project Status</w:t>
       </w:r>
     </w:p>
@@ -13990,7 +15112,7 @@
           <w:lang w:eastAsia="ru-RU"/>
         </w:rPr>
         <w:pict w14:anchorId="4A108456">
-          <v:rect id="_x0000_i1164" style="width:0;height:1.5pt" o:hralign="center" o:hrstd="t" o:hr="t" fillcolor="#a0a0a0" stroked="f"/>
+          <v:rect id="_x0000_i1052" style="width:0;height:1.5pt" o:hralign="center" o:hrstd="t" o:hr="t" fillcolor="#a0a0a0" stroked="f"/>
         </w:pict>
       </w:r>
     </w:p>

--- a/docs/08-spring-boot-backend-architecture.docx
+++ b/docs/08-spring-boot-backend-architecture.docx
@@ -11441,21 +11441,2307 @@
           <w:lang w:eastAsia="ru-RU"/>
         </w:rPr>
       </w:pPr>
-      <w:r>
-        <w:rPr>
-          <w:rFonts w:ascii="Times New Roman" w:eastAsia="Times New Roman" w:hAnsi="Times New Roman" w:cs="Times New Roman"/>
-          <w:sz w:val="24"/>
-          <w:szCs w:val="24"/>
-          <w:lang w:eastAsia="ru-RU"/>
-        </w:rPr>
-        <w:pict w14:anchorId="06B25C3F">
-          <v:rect id="_x0000_i1043" style="width:0;height:1.5pt" o:hralign="center" o:hrstd="t" o:hr="t" fillcolor="#a0a0a0" stroked="f"/>
-        </w:pict>
-      </w:r>
-    </w:p>
-    <w:p>
-      <w:pPr>
-        <w:spacing w:before="100" w:beforeAutospacing="1" w:after="100" w:afterAutospacing="1" w:line="240" w:lineRule="auto"/>
+    </w:p>
+    <w:p>
+      <w:pPr>
+        <w:spacing w:after="0" w:line="240" w:lineRule="auto"/>
+        <w:rPr>
+          <w:rFonts w:ascii="Times New Roman" w:eastAsia="Times New Roman" w:hAnsi="Times New Roman" w:cs="Times New Roman"/>
+          <w:sz w:val="24"/>
+          <w:szCs w:val="24"/>
+          <w:lang w:val="en-US" w:eastAsia="ru-RU"/>
+        </w:rPr>
+      </w:pPr>
+      <w:r>
+        <w:rPr>
+          <w:rFonts w:ascii="Times New Roman" w:eastAsia="Times New Roman" w:hAnsi="Times New Roman" w:cs="Times New Roman"/>
+          <w:sz w:val="24"/>
+          <w:szCs w:val="24"/>
+          <w:lang w:val="en-US" w:eastAsia="ru-RU"/>
+        </w:rPr>
+        <w:t>Music Module</w:t>
+      </w:r>
+    </w:p>
+    <w:p>
+      <w:pPr>
+        <w:spacing w:after="0" w:line="240" w:lineRule="auto"/>
+        <w:rPr>
+          <w:rFonts w:ascii="Times New Roman" w:eastAsia="Times New Roman" w:hAnsi="Times New Roman" w:cs="Times New Roman"/>
+          <w:sz w:val="24"/>
+          <w:szCs w:val="24"/>
+          <w:lang w:val="en-US" w:eastAsia="ru-RU"/>
+        </w:rPr>
+      </w:pPr>
+    </w:p>
+    <w:p>
+      <w:pPr>
+        <w:spacing w:after="0" w:line="240" w:lineRule="auto"/>
+        <w:rPr>
+          <w:rFonts w:ascii="Times New Roman" w:eastAsia="Times New Roman" w:hAnsi="Times New Roman" w:cs="Times New Roman"/>
+          <w:sz w:val="24"/>
+          <w:szCs w:val="24"/>
+          <w:lang w:val="en-US" w:eastAsia="ru-RU"/>
+        </w:rPr>
+      </w:pPr>
+      <w:r>
+        <w:rPr>
+          <w:rFonts w:ascii="Times New Roman" w:eastAsia="Times New Roman" w:hAnsi="Times New Roman" w:cs="Times New Roman"/>
+          <w:sz w:val="24"/>
+          <w:szCs w:val="24"/>
+          <w:lang w:val="en-US" w:eastAsia="ru-RU"/>
+        </w:rPr>
+        <w:t xml:space="preserve">Music </w:t>
+      </w:r>
+      <w:r>
+        <w:rPr>
+          <w:rFonts w:ascii="Times New Roman" w:eastAsia="Times New Roman" w:hAnsi="Times New Roman" w:cs="Times New Roman"/>
+          <w:sz w:val="24"/>
+          <w:szCs w:val="24"/>
+          <w:lang w:eastAsia="ru-RU"/>
+        </w:rPr>
+        <w:t>является</w:t>
+      </w:r>
+      <w:r>
+        <w:rPr>
+          <w:rFonts w:ascii="Times New Roman" w:eastAsia="Times New Roman" w:hAnsi="Times New Roman" w:cs="Times New Roman"/>
+          <w:sz w:val="24"/>
+          <w:szCs w:val="24"/>
+          <w:lang w:val="en-US" w:eastAsia="ru-RU"/>
+        </w:rPr>
+        <w:t xml:space="preserve"> </w:t>
+      </w:r>
+      <w:r>
+        <w:rPr>
+          <w:rFonts w:ascii="Times New Roman" w:eastAsia="Times New Roman" w:hAnsi="Times New Roman" w:cs="Times New Roman"/>
+          <w:sz w:val="24"/>
+          <w:szCs w:val="24"/>
+          <w:lang w:eastAsia="ru-RU"/>
+        </w:rPr>
+        <w:t>отдельной</w:t>
+      </w:r>
+      <w:r>
+        <w:rPr>
+          <w:rFonts w:ascii="Times New Roman" w:eastAsia="Times New Roman" w:hAnsi="Times New Roman" w:cs="Times New Roman"/>
+          <w:sz w:val="24"/>
+          <w:szCs w:val="24"/>
+          <w:lang w:val="en-US" w:eastAsia="ru-RU"/>
+        </w:rPr>
+        <w:t xml:space="preserve"> feature.</w:t>
+      </w:r>
+    </w:p>
+    <w:p>
+      <w:pPr>
+        <w:spacing w:after="0" w:line="240" w:lineRule="auto"/>
+        <w:rPr>
+          <w:rFonts w:ascii="Times New Roman" w:eastAsia="Times New Roman" w:hAnsi="Times New Roman" w:cs="Times New Roman"/>
+          <w:sz w:val="24"/>
+          <w:szCs w:val="24"/>
+          <w:lang w:val="en-US" w:eastAsia="ru-RU"/>
+        </w:rPr>
+      </w:pPr>
+    </w:p>
+    <w:p>
+      <w:pPr>
+        <w:spacing w:after="0" w:line="240" w:lineRule="auto"/>
+        <w:rPr>
+          <w:rFonts w:ascii="Times New Roman" w:eastAsia="Times New Roman" w:hAnsi="Times New Roman" w:cs="Times New Roman"/>
+          <w:sz w:val="24"/>
+          <w:szCs w:val="24"/>
+          <w:lang w:val="en-US" w:eastAsia="ru-RU"/>
+        </w:rPr>
+      </w:pPr>
+      <w:r>
+        <w:rPr>
+          <w:rFonts w:ascii="Times New Roman" w:eastAsia="Times New Roman" w:hAnsi="Times New Roman" w:cs="Times New Roman"/>
+          <w:sz w:val="24"/>
+          <w:szCs w:val="24"/>
+          <w:lang w:val="en-US" w:eastAsia="ru-RU"/>
+        </w:rPr>
+        <w:t>music</w:t>
+      </w:r>
+    </w:p>
+    <w:p>
+      <w:pPr>
+        <w:spacing w:after="0" w:line="240" w:lineRule="auto"/>
+        <w:rPr>
+          <w:rFonts w:ascii="Times New Roman" w:eastAsia="Times New Roman" w:hAnsi="Times New Roman" w:cs="Times New Roman"/>
+          <w:sz w:val="24"/>
+          <w:szCs w:val="24"/>
+          <w:lang w:val="en-US" w:eastAsia="ru-RU"/>
+        </w:rPr>
+      </w:pPr>
+      <w:r>
+        <w:rPr>
+          <w:rFonts w:ascii="Times New Roman" w:eastAsia="Times New Roman" w:hAnsi="Times New Roman" w:cs="Times New Roman"/>
+          <w:sz w:val="24"/>
+          <w:szCs w:val="24"/>
+          <w:lang w:val="en-US" w:eastAsia="ru-RU"/>
+        </w:rPr>
+        <w:t>├── api</w:t>
+      </w:r>
+    </w:p>
+    <w:p>
+      <w:pPr>
+        <w:spacing w:after="0" w:line="240" w:lineRule="auto"/>
+        <w:rPr>
+          <w:rFonts w:ascii="Times New Roman" w:eastAsia="Times New Roman" w:hAnsi="Times New Roman" w:cs="Times New Roman"/>
+          <w:sz w:val="24"/>
+          <w:szCs w:val="24"/>
+          <w:lang w:val="en-US" w:eastAsia="ru-RU"/>
+        </w:rPr>
+      </w:pPr>
+      <w:r>
+        <w:rPr>
+          <w:rFonts w:ascii="Times New Roman" w:eastAsia="Times New Roman" w:hAnsi="Times New Roman" w:cs="Times New Roman"/>
+          <w:sz w:val="24"/>
+          <w:szCs w:val="24"/>
+          <w:lang w:val="en-US" w:eastAsia="ru-RU"/>
+        </w:rPr>
+        <w:t>├── application</w:t>
+      </w:r>
+    </w:p>
+    <w:p>
+      <w:pPr>
+        <w:spacing w:after="0" w:line="240" w:lineRule="auto"/>
+        <w:rPr>
+          <w:rFonts w:ascii="Times New Roman" w:eastAsia="Times New Roman" w:hAnsi="Times New Roman" w:cs="Times New Roman"/>
+          <w:sz w:val="24"/>
+          <w:szCs w:val="24"/>
+          <w:lang w:val="en-US" w:eastAsia="ru-RU"/>
+        </w:rPr>
+      </w:pPr>
+      <w:r>
+        <w:rPr>
+          <w:rFonts w:ascii="Times New Roman" w:eastAsia="Times New Roman" w:hAnsi="Times New Roman" w:cs="Times New Roman"/>
+          <w:sz w:val="24"/>
+          <w:szCs w:val="24"/>
+          <w:lang w:val="en-US" w:eastAsia="ru-RU"/>
+        </w:rPr>
+        <w:t>├── domain</w:t>
+      </w:r>
+    </w:p>
+    <w:p>
+      <w:pPr>
+        <w:spacing w:after="0" w:line="240" w:lineRule="auto"/>
+        <w:rPr>
+          <w:rFonts w:ascii="Times New Roman" w:eastAsia="Times New Roman" w:hAnsi="Times New Roman" w:cs="Times New Roman"/>
+          <w:sz w:val="24"/>
+          <w:szCs w:val="24"/>
+          <w:lang w:val="en-US" w:eastAsia="ru-RU"/>
+        </w:rPr>
+      </w:pPr>
+      <w:r>
+        <w:rPr>
+          <w:rFonts w:ascii="Times New Roman" w:eastAsia="Times New Roman" w:hAnsi="Times New Roman" w:cs="Times New Roman"/>
+          <w:sz w:val="24"/>
+          <w:szCs w:val="24"/>
+          <w:lang w:val="en-US" w:eastAsia="ru-RU"/>
+        </w:rPr>
+        <w:t>└── infrastructure</w:t>
+      </w:r>
+    </w:p>
+    <w:p>
+      <w:pPr>
+        <w:spacing w:after="0" w:line="240" w:lineRule="auto"/>
+        <w:rPr>
+          <w:rFonts w:ascii="Times New Roman" w:eastAsia="Times New Roman" w:hAnsi="Times New Roman" w:cs="Times New Roman"/>
+          <w:sz w:val="24"/>
+          <w:szCs w:val="24"/>
+          <w:lang w:val="en-US" w:eastAsia="ru-RU"/>
+        </w:rPr>
+      </w:pPr>
+    </w:p>
+    <w:p>
+      <w:pPr>
+        <w:spacing w:after="0" w:line="240" w:lineRule="auto"/>
+        <w:rPr>
+          <w:rFonts w:ascii="Times New Roman" w:eastAsia="Times New Roman" w:hAnsi="Times New Roman" w:cs="Times New Roman"/>
+          <w:sz w:val="24"/>
+          <w:szCs w:val="24"/>
+          <w:lang w:val="en-US" w:eastAsia="ru-RU"/>
+        </w:rPr>
+      </w:pPr>
+      <w:r>
+        <w:rPr>
+          <w:rFonts w:ascii="Times New Roman" w:eastAsia="Times New Roman" w:hAnsi="Times New Roman" w:cs="Times New Roman"/>
+          <w:sz w:val="24"/>
+          <w:szCs w:val="24"/>
+          <w:lang w:val="en-US" w:eastAsia="ru-RU"/>
+        </w:rPr>
+        <w:t>Responsibilities:</w:t>
+      </w:r>
+    </w:p>
+    <w:p>
+      <w:pPr>
+        <w:spacing w:after="0" w:line="240" w:lineRule="auto"/>
+        <w:rPr>
+          <w:rFonts w:ascii="Times New Roman" w:eastAsia="Times New Roman" w:hAnsi="Times New Roman" w:cs="Times New Roman"/>
+          <w:sz w:val="24"/>
+          <w:szCs w:val="24"/>
+          <w:lang w:val="en-US" w:eastAsia="ru-RU"/>
+        </w:rPr>
+      </w:pPr>
+    </w:p>
+    <w:p>
+      <w:pPr>
+        <w:spacing w:after="0" w:line="240" w:lineRule="auto"/>
+        <w:rPr>
+          <w:rFonts w:ascii="Times New Roman" w:eastAsia="Times New Roman" w:hAnsi="Times New Roman" w:cs="Times New Roman"/>
+          <w:sz w:val="24"/>
+          <w:szCs w:val="24"/>
+          <w:lang w:val="en-US" w:eastAsia="ru-RU"/>
+        </w:rPr>
+      </w:pPr>
+      <w:r>
+        <w:rPr>
+          <w:rFonts w:ascii="Times New Roman" w:eastAsia="Times New Roman" w:hAnsi="Times New Roman" w:cs="Times New Roman"/>
+          <w:sz w:val="24"/>
+          <w:szCs w:val="24"/>
+          <w:lang w:val="en-US" w:eastAsia="ru-RU"/>
+        </w:rPr>
+        <w:t>curated Music Catalog;</w:t>
+      </w:r>
+    </w:p>
+    <w:p>
+      <w:pPr>
+        <w:spacing w:after="0" w:line="240" w:lineRule="auto"/>
+        <w:rPr>
+          <w:rFonts w:ascii="Times New Roman" w:eastAsia="Times New Roman" w:hAnsi="Times New Roman" w:cs="Times New Roman"/>
+          <w:sz w:val="24"/>
+          <w:szCs w:val="24"/>
+          <w:lang w:val="en-US" w:eastAsia="ru-RU"/>
+        </w:rPr>
+      </w:pPr>
+      <w:r>
+        <w:rPr>
+          <w:rFonts w:ascii="Times New Roman" w:eastAsia="Times New Roman" w:hAnsi="Times New Roman" w:cs="Times New Roman"/>
+          <w:sz w:val="24"/>
+          <w:szCs w:val="24"/>
+          <w:lang w:val="en-US" w:eastAsia="ru-RU"/>
+        </w:rPr>
+        <w:t>MusicTrack domain;</w:t>
+      </w:r>
+    </w:p>
+    <w:p>
+      <w:pPr>
+        <w:spacing w:after="0" w:line="240" w:lineRule="auto"/>
+        <w:rPr>
+          <w:rFonts w:ascii="Times New Roman" w:eastAsia="Times New Roman" w:hAnsi="Times New Roman" w:cs="Times New Roman"/>
+          <w:sz w:val="24"/>
+          <w:szCs w:val="24"/>
+          <w:lang w:val="en-US" w:eastAsia="ru-RU"/>
+        </w:rPr>
+      </w:pPr>
+      <w:r>
+        <w:rPr>
+          <w:rFonts w:ascii="Times New Roman" w:eastAsia="Times New Roman" w:hAnsi="Times New Roman" w:cs="Times New Roman"/>
+          <w:sz w:val="24"/>
+          <w:szCs w:val="24"/>
+          <w:lang w:val="en-US" w:eastAsia="ru-RU"/>
+        </w:rPr>
+        <w:t>MusicTrack availability;</w:t>
+      </w:r>
+    </w:p>
+    <w:p>
+      <w:pPr>
+        <w:spacing w:after="0" w:line="240" w:lineRule="auto"/>
+        <w:rPr>
+          <w:rFonts w:ascii="Times New Roman" w:eastAsia="Times New Roman" w:hAnsi="Times New Roman" w:cs="Times New Roman"/>
+          <w:sz w:val="24"/>
+          <w:szCs w:val="24"/>
+          <w:lang w:val="en-US" w:eastAsia="ru-RU"/>
+        </w:rPr>
+      </w:pPr>
+      <w:r>
+        <w:rPr>
+          <w:rFonts w:ascii="Times New Roman" w:eastAsia="Times New Roman" w:hAnsi="Times New Roman" w:cs="Times New Roman"/>
+          <w:sz w:val="24"/>
+          <w:szCs w:val="24"/>
+          <w:lang w:val="en-US" w:eastAsia="ru-RU"/>
+        </w:rPr>
+        <w:t>Story soundtrack selection support;</w:t>
+      </w:r>
+    </w:p>
+    <w:p>
+      <w:pPr>
+        <w:spacing w:after="0" w:line="240" w:lineRule="auto"/>
+        <w:rPr>
+          <w:rFonts w:ascii="Times New Roman" w:eastAsia="Times New Roman" w:hAnsi="Times New Roman" w:cs="Times New Roman"/>
+          <w:sz w:val="24"/>
+          <w:szCs w:val="24"/>
+          <w:lang w:val="en-US" w:eastAsia="ru-RU"/>
+        </w:rPr>
+      </w:pPr>
+      <w:r>
+        <w:rPr>
+          <w:rFonts w:ascii="Times New Roman" w:eastAsia="Times New Roman" w:hAnsi="Times New Roman" w:cs="Times New Roman"/>
+          <w:sz w:val="24"/>
+          <w:szCs w:val="24"/>
+          <w:lang w:val="en-US" w:eastAsia="ru-RU"/>
+        </w:rPr>
+        <w:t>effective soundtrack resolution;</w:t>
+      </w:r>
+    </w:p>
+    <w:p>
+      <w:pPr>
+        <w:spacing w:after="0" w:line="240" w:lineRule="auto"/>
+        <w:rPr>
+          <w:rFonts w:ascii="Times New Roman" w:eastAsia="Times New Roman" w:hAnsi="Times New Roman" w:cs="Times New Roman"/>
+          <w:sz w:val="24"/>
+          <w:szCs w:val="24"/>
+          <w:lang w:val="en-US" w:eastAsia="ru-RU"/>
+        </w:rPr>
+      </w:pPr>
+      <w:r>
+        <w:rPr>
+          <w:rFonts w:ascii="Times New Roman" w:eastAsia="Times New Roman" w:hAnsi="Times New Roman" w:cs="Times New Roman"/>
+          <w:sz w:val="24"/>
+          <w:szCs w:val="24"/>
+          <w:lang w:val="en-US" w:eastAsia="ru-RU"/>
+        </w:rPr>
+        <w:t>authenticated soundtrack audio delivery coordination.</w:t>
+      </w:r>
+    </w:p>
+    <w:p>
+      <w:pPr>
+        <w:spacing w:after="0" w:line="240" w:lineRule="auto"/>
+        <w:rPr>
+          <w:rFonts w:ascii="Times New Roman" w:eastAsia="Times New Roman" w:hAnsi="Times New Roman" w:cs="Times New Roman"/>
+          <w:sz w:val="24"/>
+          <w:szCs w:val="24"/>
+          <w:lang w:val="en-US" w:eastAsia="ru-RU"/>
+        </w:rPr>
+      </w:pPr>
+    </w:p>
+    <w:p>
+      <w:pPr>
+        <w:spacing w:after="0" w:line="240" w:lineRule="auto"/>
+        <w:rPr>
+          <w:rFonts w:ascii="Times New Roman" w:eastAsia="Times New Roman" w:hAnsi="Times New Roman" w:cs="Times New Roman"/>
+          <w:sz w:val="24"/>
+          <w:szCs w:val="24"/>
+          <w:lang w:eastAsia="ru-RU"/>
+        </w:rPr>
+      </w:pPr>
+      <w:r>
+        <w:rPr>
+          <w:rFonts w:ascii="Times New Roman" w:eastAsia="Times New Roman" w:hAnsi="Times New Roman" w:cs="Times New Roman"/>
+          <w:sz w:val="24"/>
+          <w:szCs w:val="24"/>
+          <w:lang w:eastAsia="ru-RU"/>
+        </w:rPr>
+        <w:t>Music Module не отвечает за:</w:t>
+      </w:r>
+    </w:p>
+    <w:p>
+      <w:pPr>
+        <w:spacing w:after="0" w:line="240" w:lineRule="auto"/>
+        <w:rPr>
+          <w:rFonts w:ascii="Times New Roman" w:eastAsia="Times New Roman" w:hAnsi="Times New Roman" w:cs="Times New Roman"/>
+          <w:sz w:val="24"/>
+          <w:szCs w:val="24"/>
+          <w:lang w:eastAsia="ru-RU"/>
+        </w:rPr>
+      </w:pPr>
+    </w:p>
+    <w:p>
+      <w:pPr>
+        <w:spacing w:after="0" w:line="240" w:lineRule="auto"/>
+        <w:rPr>
+          <w:rFonts w:ascii="Times New Roman" w:eastAsia="Times New Roman" w:hAnsi="Times New Roman" w:cs="Times New Roman"/>
+          <w:sz w:val="24"/>
+          <w:szCs w:val="24"/>
+          <w:lang w:val="en-US" w:eastAsia="ru-RU"/>
+        </w:rPr>
+      </w:pPr>
+      <w:r>
+        <w:rPr>
+          <w:rFonts w:ascii="Times New Roman" w:eastAsia="Times New Roman" w:hAnsi="Times New Roman" w:cs="Times New Roman"/>
+          <w:sz w:val="24"/>
+          <w:szCs w:val="24"/>
+          <w:lang w:val="en-US" w:eastAsia="ru-RU"/>
+        </w:rPr>
+        <w:t>Story Playback state machine;</w:t>
+      </w:r>
+    </w:p>
+    <w:p>
+      <w:pPr>
+        <w:spacing w:after="0" w:line="240" w:lineRule="auto"/>
+        <w:rPr>
+          <w:rFonts w:ascii="Times New Roman" w:eastAsia="Times New Roman" w:hAnsi="Times New Roman" w:cs="Times New Roman"/>
+          <w:sz w:val="24"/>
+          <w:szCs w:val="24"/>
+          <w:lang w:val="en-US" w:eastAsia="ru-RU"/>
+        </w:rPr>
+      </w:pPr>
+      <w:r>
+        <w:rPr>
+          <w:rFonts w:ascii="Times New Roman" w:eastAsia="Times New Roman" w:hAnsi="Times New Roman" w:cs="Times New Roman"/>
+          <w:sz w:val="24"/>
+          <w:szCs w:val="24"/>
+          <w:lang w:val="en-US" w:eastAsia="ru-RU"/>
+        </w:rPr>
+        <w:t>Flutter playback animation;</w:t>
+      </w:r>
+    </w:p>
+    <w:p>
+      <w:pPr>
+        <w:spacing w:after="0" w:line="240" w:lineRule="auto"/>
+        <w:rPr>
+          <w:rFonts w:ascii="Times New Roman" w:eastAsia="Times New Roman" w:hAnsi="Times New Roman" w:cs="Times New Roman"/>
+          <w:sz w:val="24"/>
+          <w:szCs w:val="24"/>
+          <w:lang w:val="en-US" w:eastAsia="ru-RU"/>
+        </w:rPr>
+      </w:pPr>
+      <w:r>
+        <w:rPr>
+          <w:rFonts w:ascii="Times New Roman" w:eastAsia="Times New Roman" w:hAnsi="Times New Roman" w:cs="Times New Roman"/>
+          <w:sz w:val="24"/>
+          <w:szCs w:val="24"/>
+          <w:lang w:val="en-US" w:eastAsia="ru-RU"/>
+        </w:rPr>
+        <w:t>MapLibre camera movement;</w:t>
+      </w:r>
+    </w:p>
+    <w:p>
+      <w:pPr>
+        <w:spacing w:after="0" w:line="240" w:lineRule="auto"/>
+        <w:rPr>
+          <w:rFonts w:ascii="Times New Roman" w:eastAsia="Times New Roman" w:hAnsi="Times New Roman" w:cs="Times New Roman"/>
+          <w:sz w:val="24"/>
+          <w:szCs w:val="24"/>
+          <w:lang w:val="en-US" w:eastAsia="ru-RU"/>
+        </w:rPr>
+      </w:pPr>
+      <w:r>
+        <w:rPr>
+          <w:rFonts w:ascii="Times New Roman" w:eastAsia="Times New Roman" w:hAnsi="Times New Roman" w:cs="Times New Roman"/>
+          <w:sz w:val="24"/>
+          <w:szCs w:val="24"/>
+          <w:lang w:val="en-US" w:eastAsia="ru-RU"/>
+        </w:rPr>
+        <w:t>Memory chronology;</w:t>
+      </w:r>
+    </w:p>
+    <w:p>
+      <w:pPr>
+        <w:spacing w:after="0" w:line="240" w:lineRule="auto"/>
+        <w:rPr>
+          <w:rFonts w:ascii="Times New Roman" w:eastAsia="Times New Roman" w:hAnsi="Times New Roman" w:cs="Times New Roman"/>
+          <w:sz w:val="24"/>
+          <w:szCs w:val="24"/>
+          <w:lang w:val="en-US" w:eastAsia="ru-RU"/>
+        </w:rPr>
+      </w:pPr>
+      <w:r>
+        <w:rPr>
+          <w:rFonts w:ascii="Times New Roman" w:eastAsia="Times New Roman" w:hAnsi="Times New Roman" w:cs="Times New Roman"/>
+          <w:sz w:val="24"/>
+          <w:szCs w:val="24"/>
+          <w:lang w:val="en-US" w:eastAsia="ru-RU"/>
+        </w:rPr>
+        <w:t>future Shared Story Video rendering.</w:t>
+      </w:r>
+    </w:p>
+    <w:p>
+      <w:pPr>
+        <w:spacing w:after="0" w:line="240" w:lineRule="auto"/>
+        <w:rPr>
+          <w:rFonts w:ascii="Times New Roman" w:eastAsia="Times New Roman" w:hAnsi="Times New Roman" w:cs="Times New Roman"/>
+          <w:sz w:val="24"/>
+          <w:szCs w:val="24"/>
+          <w:lang w:val="en-US" w:eastAsia="ru-RU"/>
+        </w:rPr>
+      </w:pPr>
+    </w:p>
+    <w:p>
+      <w:pPr>
+        <w:spacing w:after="0" w:line="240" w:lineRule="auto"/>
+        <w:rPr>
+          <w:rFonts w:ascii="Times New Roman" w:eastAsia="Times New Roman" w:hAnsi="Times New Roman" w:cs="Times New Roman"/>
+          <w:sz w:val="24"/>
+          <w:szCs w:val="24"/>
+          <w:lang w:val="en-US" w:eastAsia="ru-RU"/>
+        </w:rPr>
+      </w:pPr>
+    </w:p>
+    <w:p>
+      <w:pPr>
+        <w:spacing w:after="0" w:line="240" w:lineRule="auto"/>
+        <w:rPr>
+          <w:rFonts w:ascii="Times New Roman" w:eastAsia="Times New Roman" w:hAnsi="Times New Roman" w:cs="Times New Roman"/>
+          <w:sz w:val="24"/>
+          <w:szCs w:val="24"/>
+          <w:lang w:val="en-US" w:eastAsia="ru-RU"/>
+        </w:rPr>
+      </w:pPr>
+      <w:r>
+        <w:rPr>
+          <w:rFonts w:ascii="Times New Roman" w:eastAsia="Times New Roman" w:hAnsi="Times New Roman" w:cs="Times New Roman"/>
+          <w:sz w:val="24"/>
+          <w:szCs w:val="24"/>
+          <w:lang w:val="en-US" w:eastAsia="ru-RU"/>
+        </w:rPr>
+        <w:t>music/domain</w:t>
+      </w:r>
+    </w:p>
+    <w:p>
+      <w:pPr>
+        <w:spacing w:after="0" w:line="240" w:lineRule="auto"/>
+        <w:rPr>
+          <w:rFonts w:ascii="Times New Roman" w:eastAsia="Times New Roman" w:hAnsi="Times New Roman" w:cs="Times New Roman"/>
+          <w:sz w:val="24"/>
+          <w:szCs w:val="24"/>
+          <w:lang w:val="en-US" w:eastAsia="ru-RU"/>
+        </w:rPr>
+      </w:pPr>
+    </w:p>
+    <w:p>
+      <w:pPr>
+        <w:spacing w:after="0" w:line="240" w:lineRule="auto"/>
+        <w:rPr>
+          <w:rFonts w:ascii="Times New Roman" w:eastAsia="Times New Roman" w:hAnsi="Times New Roman" w:cs="Times New Roman"/>
+          <w:sz w:val="24"/>
+          <w:szCs w:val="24"/>
+          <w:lang w:val="en-US" w:eastAsia="ru-RU"/>
+        </w:rPr>
+      </w:pPr>
+      <w:r>
+        <w:rPr>
+          <w:rFonts w:ascii="Times New Roman" w:eastAsia="Times New Roman" w:hAnsi="Times New Roman" w:cs="Times New Roman"/>
+          <w:sz w:val="24"/>
+          <w:szCs w:val="24"/>
+          <w:lang w:eastAsia="ru-RU"/>
+        </w:rPr>
+        <w:t>Минимальный</w:t>
+      </w:r>
+      <w:r>
+        <w:rPr>
+          <w:rFonts w:ascii="Times New Roman" w:eastAsia="Times New Roman" w:hAnsi="Times New Roman" w:cs="Times New Roman"/>
+          <w:sz w:val="24"/>
+          <w:szCs w:val="24"/>
+          <w:lang w:val="en-US" w:eastAsia="ru-RU"/>
+        </w:rPr>
+        <w:t xml:space="preserve"> domain concept:</w:t>
+      </w:r>
+    </w:p>
+    <w:p>
+      <w:pPr>
+        <w:spacing w:after="0" w:line="240" w:lineRule="auto"/>
+        <w:rPr>
+          <w:rFonts w:ascii="Times New Roman" w:eastAsia="Times New Roman" w:hAnsi="Times New Roman" w:cs="Times New Roman"/>
+          <w:sz w:val="24"/>
+          <w:szCs w:val="24"/>
+          <w:lang w:val="en-US" w:eastAsia="ru-RU"/>
+        </w:rPr>
+      </w:pPr>
+    </w:p>
+    <w:p>
+      <w:pPr>
+        <w:spacing w:after="0" w:line="240" w:lineRule="auto"/>
+        <w:rPr>
+          <w:rFonts w:ascii="Times New Roman" w:eastAsia="Times New Roman" w:hAnsi="Times New Roman" w:cs="Times New Roman"/>
+          <w:sz w:val="24"/>
+          <w:szCs w:val="24"/>
+          <w:lang w:val="en-US" w:eastAsia="ru-RU"/>
+        </w:rPr>
+      </w:pPr>
+      <w:r>
+        <w:rPr>
+          <w:rFonts w:ascii="Times New Roman" w:eastAsia="Times New Roman" w:hAnsi="Times New Roman" w:cs="Times New Roman"/>
+          <w:sz w:val="24"/>
+          <w:szCs w:val="24"/>
+          <w:lang w:val="en-US" w:eastAsia="ru-RU"/>
+        </w:rPr>
+        <w:t>MusicTrack</w:t>
+      </w:r>
+    </w:p>
+    <w:p>
+      <w:pPr>
+        <w:spacing w:after="0" w:line="240" w:lineRule="auto"/>
+        <w:rPr>
+          <w:rFonts w:ascii="Times New Roman" w:eastAsia="Times New Roman" w:hAnsi="Times New Roman" w:cs="Times New Roman"/>
+          <w:sz w:val="24"/>
+          <w:szCs w:val="24"/>
+          <w:lang w:val="en-US" w:eastAsia="ru-RU"/>
+        </w:rPr>
+      </w:pPr>
+      <w:r>
+        <w:rPr>
+          <w:rFonts w:ascii="Times New Roman" w:eastAsia="Times New Roman" w:hAnsi="Times New Roman" w:cs="Times New Roman"/>
+          <w:sz w:val="24"/>
+          <w:szCs w:val="24"/>
+          <w:lang w:val="en-US" w:eastAsia="ru-RU"/>
+        </w:rPr>
+        <w:t>MusicTrackStatus</w:t>
+      </w:r>
+    </w:p>
+    <w:p>
+      <w:pPr>
+        <w:spacing w:after="0" w:line="240" w:lineRule="auto"/>
+        <w:rPr>
+          <w:rFonts w:ascii="Times New Roman" w:eastAsia="Times New Roman" w:hAnsi="Times New Roman" w:cs="Times New Roman"/>
+          <w:sz w:val="24"/>
+          <w:szCs w:val="24"/>
+          <w:lang w:val="en-US" w:eastAsia="ru-RU"/>
+        </w:rPr>
+      </w:pPr>
+    </w:p>
+    <w:p>
+      <w:pPr>
+        <w:spacing w:after="0" w:line="240" w:lineRule="auto"/>
+        <w:rPr>
+          <w:rFonts w:ascii="Times New Roman" w:eastAsia="Times New Roman" w:hAnsi="Times New Roman" w:cs="Times New Roman"/>
+          <w:sz w:val="24"/>
+          <w:szCs w:val="24"/>
+          <w:lang w:val="en-US" w:eastAsia="ru-RU"/>
+        </w:rPr>
+      </w:pPr>
+      <w:r>
+        <w:rPr>
+          <w:rFonts w:ascii="Times New Roman" w:eastAsia="Times New Roman" w:hAnsi="Times New Roman" w:cs="Times New Roman"/>
+          <w:sz w:val="24"/>
+          <w:szCs w:val="24"/>
+          <w:lang w:val="en-US" w:eastAsia="ru-RU"/>
+        </w:rPr>
+        <w:t xml:space="preserve">Story </w:t>
+      </w:r>
+      <w:r>
+        <w:rPr>
+          <w:rFonts w:ascii="Times New Roman" w:eastAsia="Times New Roman" w:hAnsi="Times New Roman" w:cs="Times New Roman"/>
+          <w:sz w:val="24"/>
+          <w:szCs w:val="24"/>
+          <w:lang w:eastAsia="ru-RU"/>
+        </w:rPr>
+        <w:t>остаётся</w:t>
+      </w:r>
+      <w:r>
+        <w:rPr>
+          <w:rFonts w:ascii="Times New Roman" w:eastAsia="Times New Roman" w:hAnsi="Times New Roman" w:cs="Times New Roman"/>
+          <w:sz w:val="24"/>
+          <w:szCs w:val="24"/>
+          <w:lang w:val="en-US" w:eastAsia="ru-RU"/>
+        </w:rPr>
+        <w:t xml:space="preserve"> </w:t>
+      </w:r>
+      <w:r>
+        <w:rPr>
+          <w:rFonts w:ascii="Times New Roman" w:eastAsia="Times New Roman" w:hAnsi="Times New Roman" w:cs="Times New Roman"/>
+          <w:sz w:val="24"/>
+          <w:szCs w:val="24"/>
+          <w:lang w:eastAsia="ru-RU"/>
+        </w:rPr>
+        <w:t>владельцем</w:t>
+      </w:r>
+      <w:r>
+        <w:rPr>
+          <w:rFonts w:ascii="Times New Roman" w:eastAsia="Times New Roman" w:hAnsi="Times New Roman" w:cs="Times New Roman"/>
+          <w:sz w:val="24"/>
+          <w:szCs w:val="24"/>
+          <w:lang w:val="en-US" w:eastAsia="ru-RU"/>
+        </w:rPr>
+        <w:t xml:space="preserve"> selected soundtrack relation.</w:t>
+      </w:r>
+    </w:p>
+    <w:p>
+      <w:pPr>
+        <w:spacing w:after="0" w:line="240" w:lineRule="auto"/>
+        <w:rPr>
+          <w:rFonts w:ascii="Times New Roman" w:eastAsia="Times New Roman" w:hAnsi="Times New Roman" w:cs="Times New Roman"/>
+          <w:sz w:val="24"/>
+          <w:szCs w:val="24"/>
+          <w:lang w:val="en-US" w:eastAsia="ru-RU"/>
+        </w:rPr>
+      </w:pPr>
+    </w:p>
+    <w:p>
+      <w:pPr>
+        <w:spacing w:after="0" w:line="240" w:lineRule="auto"/>
+        <w:rPr>
+          <w:rFonts w:ascii="Times New Roman" w:eastAsia="Times New Roman" w:hAnsi="Times New Roman" w:cs="Times New Roman"/>
+          <w:sz w:val="24"/>
+          <w:szCs w:val="24"/>
+          <w:lang w:val="en-US" w:eastAsia="ru-RU"/>
+        </w:rPr>
+      </w:pPr>
+    </w:p>
+    <w:p>
+      <w:pPr>
+        <w:spacing w:after="0" w:line="240" w:lineRule="auto"/>
+        <w:rPr>
+          <w:rFonts w:ascii="Times New Roman" w:eastAsia="Times New Roman" w:hAnsi="Times New Roman" w:cs="Times New Roman"/>
+          <w:sz w:val="24"/>
+          <w:szCs w:val="24"/>
+          <w:lang w:val="en-US" w:eastAsia="ru-RU"/>
+        </w:rPr>
+      </w:pPr>
+      <w:r>
+        <w:rPr>
+          <w:rFonts w:ascii="Times New Roman" w:eastAsia="Times New Roman" w:hAnsi="Times New Roman" w:cs="Times New Roman"/>
+          <w:sz w:val="24"/>
+          <w:szCs w:val="24"/>
+          <w:lang w:val="en-US" w:eastAsia="ru-RU"/>
+        </w:rPr>
+        <w:t>music/application</w:t>
+      </w:r>
+    </w:p>
+    <w:p>
+      <w:pPr>
+        <w:spacing w:after="0" w:line="240" w:lineRule="auto"/>
+        <w:rPr>
+          <w:rFonts w:ascii="Times New Roman" w:eastAsia="Times New Roman" w:hAnsi="Times New Roman" w:cs="Times New Roman"/>
+          <w:sz w:val="24"/>
+          <w:szCs w:val="24"/>
+          <w:lang w:val="en-US" w:eastAsia="ru-RU"/>
+        </w:rPr>
+      </w:pPr>
+    </w:p>
+    <w:p>
+      <w:pPr>
+        <w:spacing w:after="0" w:line="240" w:lineRule="auto"/>
+        <w:rPr>
+          <w:rFonts w:ascii="Times New Roman" w:eastAsia="Times New Roman" w:hAnsi="Times New Roman" w:cs="Times New Roman"/>
+          <w:sz w:val="24"/>
+          <w:szCs w:val="24"/>
+          <w:lang w:val="en-US" w:eastAsia="ru-RU"/>
+        </w:rPr>
+      </w:pPr>
+      <w:r>
+        <w:rPr>
+          <w:rFonts w:ascii="Times New Roman" w:eastAsia="Times New Roman" w:hAnsi="Times New Roman" w:cs="Times New Roman"/>
+          <w:sz w:val="24"/>
+          <w:szCs w:val="24"/>
+          <w:lang w:val="en-US" w:eastAsia="ru-RU"/>
+        </w:rPr>
+        <w:t>Conceptual use cases:</w:t>
+      </w:r>
+    </w:p>
+    <w:p>
+      <w:pPr>
+        <w:spacing w:after="0" w:line="240" w:lineRule="auto"/>
+        <w:rPr>
+          <w:rFonts w:ascii="Times New Roman" w:eastAsia="Times New Roman" w:hAnsi="Times New Roman" w:cs="Times New Roman"/>
+          <w:sz w:val="24"/>
+          <w:szCs w:val="24"/>
+          <w:lang w:val="en-US" w:eastAsia="ru-RU"/>
+        </w:rPr>
+      </w:pPr>
+    </w:p>
+    <w:p>
+      <w:pPr>
+        <w:spacing w:after="0" w:line="240" w:lineRule="auto"/>
+        <w:rPr>
+          <w:rFonts w:ascii="Times New Roman" w:eastAsia="Times New Roman" w:hAnsi="Times New Roman" w:cs="Times New Roman"/>
+          <w:sz w:val="24"/>
+          <w:szCs w:val="24"/>
+          <w:lang w:val="en-US" w:eastAsia="ru-RU"/>
+        </w:rPr>
+      </w:pPr>
+      <w:r>
+        <w:rPr>
+          <w:rFonts w:ascii="Times New Roman" w:eastAsia="Times New Roman" w:hAnsi="Times New Roman" w:cs="Times New Roman"/>
+          <w:sz w:val="24"/>
+          <w:szCs w:val="24"/>
+          <w:lang w:val="en-US" w:eastAsia="ru-RU"/>
+        </w:rPr>
+        <w:t>ListAvailableMusicTracksUseCase</w:t>
+      </w:r>
+    </w:p>
+    <w:p>
+      <w:pPr>
+        <w:spacing w:after="0" w:line="240" w:lineRule="auto"/>
+        <w:rPr>
+          <w:rFonts w:ascii="Times New Roman" w:eastAsia="Times New Roman" w:hAnsi="Times New Roman" w:cs="Times New Roman"/>
+          <w:sz w:val="24"/>
+          <w:szCs w:val="24"/>
+          <w:lang w:val="en-US" w:eastAsia="ru-RU"/>
+        </w:rPr>
+      </w:pPr>
+      <w:r>
+        <w:rPr>
+          <w:rFonts w:ascii="Times New Roman" w:eastAsia="Times New Roman" w:hAnsi="Times New Roman" w:cs="Times New Roman"/>
+          <w:sz w:val="24"/>
+          <w:szCs w:val="24"/>
+          <w:lang w:val="en-US" w:eastAsia="ru-RU"/>
+        </w:rPr>
+        <w:t>ResolveStorySoundtrackUseCase</w:t>
+      </w:r>
+    </w:p>
+    <w:p>
+      <w:pPr>
+        <w:spacing w:after="0" w:line="240" w:lineRule="auto"/>
+        <w:rPr>
+          <w:rFonts w:ascii="Times New Roman" w:eastAsia="Times New Roman" w:hAnsi="Times New Roman" w:cs="Times New Roman"/>
+          <w:sz w:val="24"/>
+          <w:szCs w:val="24"/>
+          <w:lang w:val="en-US" w:eastAsia="ru-RU"/>
+        </w:rPr>
+      </w:pPr>
+    </w:p>
+    <w:p>
+      <w:pPr>
+        <w:spacing w:after="0" w:line="240" w:lineRule="auto"/>
+        <w:rPr>
+          <w:rFonts w:ascii="Times New Roman" w:eastAsia="Times New Roman" w:hAnsi="Times New Roman" w:cs="Times New Roman"/>
+          <w:sz w:val="24"/>
+          <w:szCs w:val="24"/>
+          <w:lang w:val="en-US" w:eastAsia="ru-RU"/>
+        </w:rPr>
+      </w:pPr>
+      <w:r>
+        <w:rPr>
+          <w:rFonts w:ascii="Times New Roman" w:eastAsia="Times New Roman" w:hAnsi="Times New Roman" w:cs="Times New Roman"/>
+          <w:sz w:val="24"/>
+          <w:szCs w:val="24"/>
+          <w:lang w:eastAsia="ru-RU"/>
+        </w:rPr>
+        <w:t>Точный</w:t>
+      </w:r>
+      <w:r>
+        <w:rPr>
+          <w:rFonts w:ascii="Times New Roman" w:eastAsia="Times New Roman" w:hAnsi="Times New Roman" w:cs="Times New Roman"/>
+          <w:sz w:val="24"/>
+          <w:szCs w:val="24"/>
+          <w:lang w:val="en-US" w:eastAsia="ru-RU"/>
+        </w:rPr>
+        <w:t xml:space="preserve"> </w:t>
+      </w:r>
+      <w:r>
+        <w:rPr>
+          <w:rFonts w:ascii="Times New Roman" w:eastAsia="Times New Roman" w:hAnsi="Times New Roman" w:cs="Times New Roman"/>
+          <w:sz w:val="24"/>
+          <w:szCs w:val="24"/>
+          <w:lang w:eastAsia="ru-RU"/>
+        </w:rPr>
+        <w:t>набор</w:t>
+      </w:r>
+      <w:r>
+        <w:rPr>
+          <w:rFonts w:ascii="Times New Roman" w:eastAsia="Times New Roman" w:hAnsi="Times New Roman" w:cs="Times New Roman"/>
+          <w:sz w:val="24"/>
+          <w:szCs w:val="24"/>
+          <w:lang w:val="en-US" w:eastAsia="ru-RU"/>
+        </w:rPr>
+        <w:t xml:space="preserve"> application services </w:t>
+      </w:r>
+      <w:r>
+        <w:rPr>
+          <w:rFonts w:ascii="Times New Roman" w:eastAsia="Times New Roman" w:hAnsi="Times New Roman" w:cs="Times New Roman"/>
+          <w:sz w:val="24"/>
+          <w:szCs w:val="24"/>
+          <w:lang w:eastAsia="ru-RU"/>
+        </w:rPr>
+        <w:t>будет</w:t>
+      </w:r>
+      <w:r>
+        <w:rPr>
+          <w:rFonts w:ascii="Times New Roman" w:eastAsia="Times New Roman" w:hAnsi="Times New Roman" w:cs="Times New Roman"/>
+          <w:sz w:val="24"/>
+          <w:szCs w:val="24"/>
+          <w:lang w:val="en-US" w:eastAsia="ru-RU"/>
+        </w:rPr>
+        <w:t xml:space="preserve"> </w:t>
+      </w:r>
+      <w:r>
+        <w:rPr>
+          <w:rFonts w:ascii="Times New Roman" w:eastAsia="Times New Roman" w:hAnsi="Times New Roman" w:cs="Times New Roman"/>
+          <w:sz w:val="24"/>
+          <w:szCs w:val="24"/>
+          <w:lang w:eastAsia="ru-RU"/>
+        </w:rPr>
+        <w:t>определён</w:t>
+      </w:r>
+    </w:p>
+    <w:p>
+      <w:pPr>
+        <w:spacing w:after="0" w:line="240" w:lineRule="auto"/>
+        <w:rPr>
+          <w:rFonts w:ascii="Times New Roman" w:eastAsia="Times New Roman" w:hAnsi="Times New Roman" w:cs="Times New Roman"/>
+          <w:sz w:val="24"/>
+          <w:szCs w:val="24"/>
+          <w:lang w:val="en-US" w:eastAsia="ru-RU"/>
+        </w:rPr>
+      </w:pPr>
+      <w:r>
+        <w:rPr>
+          <w:rFonts w:ascii="Times New Roman" w:eastAsia="Times New Roman" w:hAnsi="Times New Roman" w:cs="Times New Roman"/>
+          <w:sz w:val="24"/>
+          <w:szCs w:val="24"/>
+          <w:lang w:eastAsia="ru-RU"/>
+        </w:rPr>
+        <w:t>после</w:t>
+      </w:r>
+      <w:r>
+        <w:rPr>
+          <w:rFonts w:ascii="Times New Roman" w:eastAsia="Times New Roman" w:hAnsi="Times New Roman" w:cs="Times New Roman"/>
+          <w:sz w:val="24"/>
+          <w:szCs w:val="24"/>
+          <w:lang w:val="en-US" w:eastAsia="ru-RU"/>
+        </w:rPr>
+        <w:t xml:space="preserve"> domain/API design pass.</w:t>
+      </w:r>
+    </w:p>
+    <w:p>
+      <w:pPr>
+        <w:spacing w:after="0" w:line="240" w:lineRule="auto"/>
+        <w:rPr>
+          <w:rFonts w:ascii="Times New Roman" w:eastAsia="Times New Roman" w:hAnsi="Times New Roman" w:cs="Times New Roman"/>
+          <w:sz w:val="24"/>
+          <w:szCs w:val="24"/>
+          <w:lang w:val="en-US" w:eastAsia="ru-RU"/>
+        </w:rPr>
+      </w:pPr>
+    </w:p>
+    <w:p>
+      <w:pPr>
+        <w:spacing w:after="0" w:line="240" w:lineRule="auto"/>
+        <w:rPr>
+          <w:rFonts w:ascii="Times New Roman" w:eastAsia="Times New Roman" w:hAnsi="Times New Roman" w:cs="Times New Roman"/>
+          <w:sz w:val="24"/>
+          <w:szCs w:val="24"/>
+          <w:lang w:val="en-US" w:eastAsia="ru-RU"/>
+        </w:rPr>
+      </w:pPr>
+    </w:p>
+    <w:p>
+      <w:pPr>
+        <w:spacing w:after="0" w:line="240" w:lineRule="auto"/>
+        <w:rPr>
+          <w:rFonts w:ascii="Times New Roman" w:eastAsia="Times New Roman" w:hAnsi="Times New Roman" w:cs="Times New Roman"/>
+          <w:sz w:val="24"/>
+          <w:szCs w:val="24"/>
+          <w:lang w:eastAsia="ru-RU"/>
+        </w:rPr>
+      </w:pPr>
+      <w:r>
+        <w:rPr>
+          <w:rFonts w:ascii="Times New Roman" w:eastAsia="Times New Roman" w:hAnsi="Times New Roman" w:cs="Times New Roman"/>
+          <w:sz w:val="24"/>
+          <w:szCs w:val="24"/>
+          <w:lang w:eastAsia="ru-RU"/>
+        </w:rPr>
+        <w:t>Storage</w:t>
+      </w:r>
+    </w:p>
+    <w:p>
+      <w:pPr>
+        <w:spacing w:after="0" w:line="240" w:lineRule="auto"/>
+        <w:rPr>
+          <w:rFonts w:ascii="Times New Roman" w:eastAsia="Times New Roman" w:hAnsi="Times New Roman" w:cs="Times New Roman"/>
+          <w:sz w:val="24"/>
+          <w:szCs w:val="24"/>
+          <w:lang w:eastAsia="ru-RU"/>
+        </w:rPr>
+      </w:pPr>
+    </w:p>
+    <w:p>
+      <w:pPr>
+        <w:spacing w:after="0" w:line="240" w:lineRule="auto"/>
+        <w:rPr>
+          <w:rFonts w:ascii="Times New Roman" w:eastAsia="Times New Roman" w:hAnsi="Times New Roman" w:cs="Times New Roman"/>
+          <w:sz w:val="24"/>
+          <w:szCs w:val="24"/>
+          <w:lang w:eastAsia="ru-RU"/>
+        </w:rPr>
+      </w:pPr>
+      <w:r>
+        <w:rPr>
+          <w:rFonts w:ascii="Times New Roman" w:eastAsia="Times New Roman" w:hAnsi="Times New Roman" w:cs="Times New Roman"/>
+          <w:sz w:val="24"/>
+          <w:szCs w:val="24"/>
+          <w:lang w:eastAsia="ru-RU"/>
+        </w:rPr>
+        <w:t>Music Module не должен зависеть напрямую от MinIO.</w:t>
+      </w:r>
+    </w:p>
+    <w:p>
+      <w:pPr>
+        <w:spacing w:after="0" w:line="240" w:lineRule="auto"/>
+        <w:rPr>
+          <w:rFonts w:ascii="Times New Roman" w:eastAsia="Times New Roman" w:hAnsi="Times New Roman" w:cs="Times New Roman"/>
+          <w:sz w:val="24"/>
+          <w:szCs w:val="24"/>
+          <w:lang w:eastAsia="ru-RU"/>
+        </w:rPr>
+      </w:pPr>
+    </w:p>
+    <w:p>
+      <w:pPr>
+        <w:spacing w:after="0" w:line="240" w:lineRule="auto"/>
+        <w:rPr>
+          <w:rFonts w:ascii="Times New Roman" w:eastAsia="Times New Roman" w:hAnsi="Times New Roman" w:cs="Times New Roman"/>
+          <w:sz w:val="24"/>
+          <w:szCs w:val="24"/>
+          <w:lang w:eastAsia="ru-RU"/>
+        </w:rPr>
+      </w:pPr>
+      <w:r>
+        <w:rPr>
+          <w:rFonts w:ascii="Times New Roman" w:eastAsia="Times New Roman" w:hAnsi="Times New Roman" w:cs="Times New Roman"/>
+          <w:sz w:val="24"/>
+          <w:szCs w:val="24"/>
+          <w:lang w:eastAsia="ru-RU"/>
+        </w:rPr>
+        <w:t>Soundtrack binary storage должен использовать существующий:</w:t>
+      </w:r>
+    </w:p>
+    <w:p>
+      <w:pPr>
+        <w:spacing w:after="0" w:line="240" w:lineRule="auto"/>
+        <w:rPr>
+          <w:rFonts w:ascii="Times New Roman" w:eastAsia="Times New Roman" w:hAnsi="Times New Roman" w:cs="Times New Roman"/>
+          <w:sz w:val="24"/>
+          <w:szCs w:val="24"/>
+          <w:lang w:eastAsia="ru-RU"/>
+        </w:rPr>
+      </w:pPr>
+    </w:p>
+    <w:p>
+      <w:pPr>
+        <w:spacing w:after="0" w:line="240" w:lineRule="auto"/>
+        <w:rPr>
+          <w:rFonts w:ascii="Times New Roman" w:eastAsia="Times New Roman" w:hAnsi="Times New Roman" w:cs="Times New Roman"/>
+          <w:sz w:val="24"/>
+          <w:szCs w:val="24"/>
+          <w:lang w:val="en-US" w:eastAsia="ru-RU"/>
+        </w:rPr>
+      </w:pPr>
+      <w:r>
+        <w:rPr>
+          <w:rFonts w:ascii="Times New Roman" w:eastAsia="Times New Roman" w:hAnsi="Times New Roman" w:cs="Times New Roman"/>
+          <w:sz w:val="24"/>
+          <w:szCs w:val="24"/>
+          <w:lang w:val="en-US" w:eastAsia="ru-RU"/>
+        </w:rPr>
+        <w:t>StorageService</w:t>
+      </w:r>
+    </w:p>
+    <w:p>
+      <w:pPr>
+        <w:spacing w:after="0" w:line="240" w:lineRule="auto"/>
+        <w:rPr>
+          <w:rFonts w:ascii="Times New Roman" w:eastAsia="Times New Roman" w:hAnsi="Times New Roman" w:cs="Times New Roman"/>
+          <w:sz w:val="24"/>
+          <w:szCs w:val="24"/>
+          <w:lang w:val="en-US" w:eastAsia="ru-RU"/>
+        </w:rPr>
+      </w:pPr>
+    </w:p>
+    <w:p>
+      <w:pPr>
+        <w:spacing w:after="0" w:line="240" w:lineRule="auto"/>
+        <w:rPr>
+          <w:rFonts w:ascii="Times New Roman" w:eastAsia="Times New Roman" w:hAnsi="Times New Roman" w:cs="Times New Roman"/>
+          <w:sz w:val="24"/>
+          <w:szCs w:val="24"/>
+          <w:lang w:val="en-US" w:eastAsia="ru-RU"/>
+        </w:rPr>
+      </w:pPr>
+      <w:r>
+        <w:rPr>
+          <w:rFonts w:ascii="Times New Roman" w:eastAsia="Times New Roman" w:hAnsi="Times New Roman" w:cs="Times New Roman"/>
+          <w:sz w:val="24"/>
+          <w:szCs w:val="24"/>
+          <w:lang w:val="en-US" w:eastAsia="ru-RU"/>
+        </w:rPr>
+        <w:t>Conceptually:</w:t>
+      </w:r>
+    </w:p>
+    <w:p>
+      <w:pPr>
+        <w:spacing w:after="0" w:line="240" w:lineRule="auto"/>
+        <w:rPr>
+          <w:rFonts w:ascii="Times New Roman" w:eastAsia="Times New Roman" w:hAnsi="Times New Roman" w:cs="Times New Roman"/>
+          <w:sz w:val="24"/>
+          <w:szCs w:val="24"/>
+          <w:lang w:val="en-US" w:eastAsia="ru-RU"/>
+        </w:rPr>
+      </w:pPr>
+    </w:p>
+    <w:p>
+      <w:pPr>
+        <w:spacing w:after="0" w:line="240" w:lineRule="auto"/>
+        <w:rPr>
+          <w:rFonts w:ascii="Times New Roman" w:eastAsia="Times New Roman" w:hAnsi="Times New Roman" w:cs="Times New Roman"/>
+          <w:sz w:val="24"/>
+          <w:szCs w:val="24"/>
+          <w:lang w:val="en-US" w:eastAsia="ru-RU"/>
+        </w:rPr>
+      </w:pPr>
+      <w:r>
+        <w:rPr>
+          <w:rFonts w:ascii="Times New Roman" w:eastAsia="Times New Roman" w:hAnsi="Times New Roman" w:cs="Times New Roman"/>
+          <w:sz w:val="24"/>
+          <w:szCs w:val="24"/>
+          <w:lang w:val="en-US" w:eastAsia="ru-RU"/>
+        </w:rPr>
+        <w:t>Music Application</w:t>
+      </w:r>
+    </w:p>
+    <w:p>
+      <w:pPr>
+        <w:spacing w:after="0" w:line="240" w:lineRule="auto"/>
+        <w:rPr>
+          <w:rFonts w:ascii="Times New Roman" w:eastAsia="Times New Roman" w:hAnsi="Times New Roman" w:cs="Times New Roman"/>
+          <w:sz w:val="24"/>
+          <w:szCs w:val="24"/>
+          <w:lang w:val="en-US" w:eastAsia="ru-RU"/>
+        </w:rPr>
+      </w:pPr>
+      <w:r>
+        <w:rPr>
+          <w:rFonts w:ascii="Times New Roman" w:eastAsia="Times New Roman" w:hAnsi="Times New Roman" w:cs="Times New Roman"/>
+          <w:sz w:val="24"/>
+          <w:szCs w:val="24"/>
+          <w:lang w:val="en-US" w:eastAsia="ru-RU"/>
+        </w:rPr>
+        <w:t xml:space="preserve">      ↓</w:t>
+      </w:r>
+    </w:p>
+    <w:p>
+      <w:pPr>
+        <w:spacing w:after="0" w:line="240" w:lineRule="auto"/>
+        <w:rPr>
+          <w:rFonts w:ascii="Times New Roman" w:eastAsia="Times New Roman" w:hAnsi="Times New Roman" w:cs="Times New Roman"/>
+          <w:sz w:val="24"/>
+          <w:szCs w:val="24"/>
+          <w:lang w:val="en-US" w:eastAsia="ru-RU"/>
+        </w:rPr>
+      </w:pPr>
+      <w:r>
+        <w:rPr>
+          <w:rFonts w:ascii="Times New Roman" w:eastAsia="Times New Roman" w:hAnsi="Times New Roman" w:cs="Times New Roman"/>
+          <w:sz w:val="24"/>
+          <w:szCs w:val="24"/>
+          <w:lang w:val="en-US" w:eastAsia="ru-RU"/>
+        </w:rPr>
+        <w:t>StorageService</w:t>
+      </w:r>
+    </w:p>
+    <w:p>
+      <w:pPr>
+        <w:spacing w:after="0" w:line="240" w:lineRule="auto"/>
+        <w:rPr>
+          <w:rFonts w:ascii="Times New Roman" w:eastAsia="Times New Roman" w:hAnsi="Times New Roman" w:cs="Times New Roman"/>
+          <w:sz w:val="24"/>
+          <w:szCs w:val="24"/>
+          <w:lang w:val="en-US" w:eastAsia="ru-RU"/>
+        </w:rPr>
+      </w:pPr>
+      <w:r>
+        <w:rPr>
+          <w:rFonts w:ascii="Times New Roman" w:eastAsia="Times New Roman" w:hAnsi="Times New Roman" w:cs="Times New Roman"/>
+          <w:sz w:val="24"/>
+          <w:szCs w:val="24"/>
+          <w:lang w:val="en-US" w:eastAsia="ru-RU"/>
+        </w:rPr>
+        <w:t xml:space="preserve">      ↓</w:t>
+      </w:r>
+    </w:p>
+    <w:p>
+      <w:pPr>
+        <w:spacing w:after="0" w:line="240" w:lineRule="auto"/>
+        <w:rPr>
+          <w:rFonts w:ascii="Times New Roman" w:eastAsia="Times New Roman" w:hAnsi="Times New Roman" w:cs="Times New Roman"/>
+          <w:sz w:val="24"/>
+          <w:szCs w:val="24"/>
+          <w:lang w:val="en-US" w:eastAsia="ru-RU"/>
+        </w:rPr>
+      </w:pPr>
+      <w:r>
+        <w:rPr>
+          <w:rFonts w:ascii="Times New Roman" w:eastAsia="Times New Roman" w:hAnsi="Times New Roman" w:cs="Times New Roman"/>
+          <w:sz w:val="24"/>
+          <w:szCs w:val="24"/>
+          <w:lang w:val="en-US" w:eastAsia="ru-RU"/>
+        </w:rPr>
+        <w:t>MinioStorageService</w:t>
+      </w:r>
+    </w:p>
+    <w:p>
+      <w:pPr>
+        <w:spacing w:after="0" w:line="240" w:lineRule="auto"/>
+        <w:rPr>
+          <w:rFonts w:ascii="Times New Roman" w:eastAsia="Times New Roman" w:hAnsi="Times New Roman" w:cs="Times New Roman"/>
+          <w:sz w:val="24"/>
+          <w:szCs w:val="24"/>
+          <w:lang w:val="en-US" w:eastAsia="ru-RU"/>
+        </w:rPr>
+      </w:pPr>
+    </w:p>
+    <w:p>
+      <w:pPr>
+        <w:spacing w:after="0" w:line="240" w:lineRule="auto"/>
+        <w:rPr>
+          <w:rFonts w:ascii="Times New Roman" w:eastAsia="Times New Roman" w:hAnsi="Times New Roman" w:cs="Times New Roman"/>
+          <w:sz w:val="24"/>
+          <w:szCs w:val="24"/>
+          <w:lang w:val="en-US" w:eastAsia="ru-RU"/>
+        </w:rPr>
+      </w:pPr>
+      <w:r>
+        <w:rPr>
+          <w:rFonts w:ascii="Times New Roman" w:eastAsia="Times New Roman" w:hAnsi="Times New Roman" w:cs="Times New Roman"/>
+          <w:sz w:val="24"/>
+          <w:szCs w:val="24"/>
+          <w:lang w:val="en-US" w:eastAsia="ru-RU"/>
+        </w:rPr>
+        <w:t xml:space="preserve">Backend code </w:t>
+      </w:r>
+      <w:r>
+        <w:rPr>
+          <w:rFonts w:ascii="Times New Roman" w:eastAsia="Times New Roman" w:hAnsi="Times New Roman" w:cs="Times New Roman"/>
+          <w:sz w:val="24"/>
+          <w:szCs w:val="24"/>
+          <w:lang w:eastAsia="ru-RU"/>
+        </w:rPr>
+        <w:t>не</w:t>
+      </w:r>
+      <w:r>
+        <w:rPr>
+          <w:rFonts w:ascii="Times New Roman" w:eastAsia="Times New Roman" w:hAnsi="Times New Roman" w:cs="Times New Roman"/>
+          <w:sz w:val="24"/>
+          <w:szCs w:val="24"/>
+          <w:lang w:val="en-US" w:eastAsia="ru-RU"/>
+        </w:rPr>
+        <w:t xml:space="preserve"> </w:t>
+      </w:r>
+      <w:r>
+        <w:rPr>
+          <w:rFonts w:ascii="Times New Roman" w:eastAsia="Times New Roman" w:hAnsi="Times New Roman" w:cs="Times New Roman"/>
+          <w:sz w:val="24"/>
+          <w:szCs w:val="24"/>
+          <w:lang w:eastAsia="ru-RU"/>
+        </w:rPr>
+        <w:t>должен</w:t>
+      </w:r>
+      <w:r>
+        <w:rPr>
+          <w:rFonts w:ascii="Times New Roman" w:eastAsia="Times New Roman" w:hAnsi="Times New Roman" w:cs="Times New Roman"/>
+          <w:sz w:val="24"/>
+          <w:szCs w:val="24"/>
+          <w:lang w:val="en-US" w:eastAsia="ru-RU"/>
+        </w:rPr>
+        <w:t xml:space="preserve"> </w:t>
+      </w:r>
+      <w:r>
+        <w:rPr>
+          <w:rFonts w:ascii="Times New Roman" w:eastAsia="Times New Roman" w:hAnsi="Times New Roman" w:cs="Times New Roman"/>
+          <w:sz w:val="24"/>
+          <w:szCs w:val="24"/>
+          <w:lang w:eastAsia="ru-RU"/>
+        </w:rPr>
+        <w:t>использовать</w:t>
+      </w:r>
+      <w:r>
+        <w:rPr>
+          <w:rFonts w:ascii="Times New Roman" w:eastAsia="Times New Roman" w:hAnsi="Times New Roman" w:cs="Times New Roman"/>
+          <w:sz w:val="24"/>
+          <w:szCs w:val="24"/>
+          <w:lang w:val="en-US" w:eastAsia="ru-RU"/>
+        </w:rPr>
+        <w:t xml:space="preserve"> MinIO client </w:t>
+      </w:r>
+      <w:r>
+        <w:rPr>
+          <w:rFonts w:ascii="Times New Roman" w:eastAsia="Times New Roman" w:hAnsi="Times New Roman" w:cs="Times New Roman"/>
+          <w:sz w:val="24"/>
+          <w:szCs w:val="24"/>
+          <w:lang w:eastAsia="ru-RU"/>
+        </w:rPr>
+        <w:t>напрямую</w:t>
+      </w:r>
+    </w:p>
+    <w:p>
+      <w:pPr>
+        <w:spacing w:after="0" w:line="240" w:lineRule="auto"/>
+        <w:rPr>
+          <w:rFonts w:ascii="Times New Roman" w:eastAsia="Times New Roman" w:hAnsi="Times New Roman" w:cs="Times New Roman"/>
+          <w:sz w:val="24"/>
+          <w:szCs w:val="24"/>
+          <w:lang w:val="en-US" w:eastAsia="ru-RU"/>
+        </w:rPr>
+      </w:pPr>
+      <w:r>
+        <w:rPr>
+          <w:rFonts w:ascii="Times New Roman" w:eastAsia="Times New Roman" w:hAnsi="Times New Roman" w:cs="Times New Roman"/>
+          <w:sz w:val="24"/>
+          <w:szCs w:val="24"/>
+          <w:lang w:eastAsia="ru-RU"/>
+        </w:rPr>
+        <w:t>из</w:t>
+      </w:r>
+      <w:r>
+        <w:rPr>
+          <w:rFonts w:ascii="Times New Roman" w:eastAsia="Times New Roman" w:hAnsi="Times New Roman" w:cs="Times New Roman"/>
+          <w:sz w:val="24"/>
+          <w:szCs w:val="24"/>
+          <w:lang w:val="en-US" w:eastAsia="ru-RU"/>
+        </w:rPr>
+        <w:t xml:space="preserve"> music feature.</w:t>
+      </w:r>
+    </w:p>
+    <w:p>
+      <w:pPr>
+        <w:spacing w:after="0" w:line="240" w:lineRule="auto"/>
+        <w:rPr>
+          <w:rFonts w:ascii="Times New Roman" w:eastAsia="Times New Roman" w:hAnsi="Times New Roman" w:cs="Times New Roman"/>
+          <w:sz w:val="24"/>
+          <w:szCs w:val="24"/>
+          <w:lang w:val="en-US" w:eastAsia="ru-RU"/>
+        </w:rPr>
+      </w:pPr>
+    </w:p>
+    <w:p>
+      <w:pPr>
+        <w:spacing w:after="0" w:line="240" w:lineRule="auto"/>
+        <w:rPr>
+          <w:rFonts w:ascii="Times New Roman" w:eastAsia="Times New Roman" w:hAnsi="Times New Roman" w:cs="Times New Roman"/>
+          <w:sz w:val="24"/>
+          <w:szCs w:val="24"/>
+          <w:lang w:val="en-US" w:eastAsia="ru-RU"/>
+        </w:rPr>
+      </w:pPr>
+    </w:p>
+    <w:p>
+      <w:pPr>
+        <w:spacing w:after="0" w:line="240" w:lineRule="auto"/>
+        <w:rPr>
+          <w:rFonts w:ascii="Times New Roman" w:eastAsia="Times New Roman" w:hAnsi="Times New Roman" w:cs="Times New Roman"/>
+          <w:sz w:val="24"/>
+          <w:szCs w:val="24"/>
+          <w:lang w:val="en-US" w:eastAsia="ru-RU"/>
+        </w:rPr>
+      </w:pPr>
+      <w:r>
+        <w:rPr>
+          <w:rFonts w:ascii="Times New Roman" w:eastAsia="Times New Roman" w:hAnsi="Times New Roman" w:cs="Times New Roman"/>
+          <w:sz w:val="24"/>
+          <w:szCs w:val="24"/>
+          <w:lang w:val="en-US" w:eastAsia="ru-RU"/>
+        </w:rPr>
+        <w:t>Authorization</w:t>
+      </w:r>
+    </w:p>
+    <w:p>
+      <w:pPr>
+        <w:spacing w:after="0" w:line="240" w:lineRule="auto"/>
+        <w:rPr>
+          <w:rFonts w:ascii="Times New Roman" w:eastAsia="Times New Roman" w:hAnsi="Times New Roman" w:cs="Times New Roman"/>
+          <w:sz w:val="24"/>
+          <w:szCs w:val="24"/>
+          <w:lang w:val="en-US" w:eastAsia="ru-RU"/>
+        </w:rPr>
+      </w:pPr>
+    </w:p>
+    <w:p>
+      <w:pPr>
+        <w:spacing w:after="0" w:line="240" w:lineRule="auto"/>
+        <w:rPr>
+          <w:rFonts w:ascii="Times New Roman" w:eastAsia="Times New Roman" w:hAnsi="Times New Roman" w:cs="Times New Roman"/>
+          <w:sz w:val="24"/>
+          <w:szCs w:val="24"/>
+          <w:lang w:val="en-US" w:eastAsia="ru-RU"/>
+        </w:rPr>
+      </w:pPr>
+      <w:r>
+        <w:rPr>
+          <w:rFonts w:ascii="Times New Roman" w:eastAsia="Times New Roman" w:hAnsi="Times New Roman" w:cs="Times New Roman"/>
+          <w:sz w:val="24"/>
+          <w:szCs w:val="24"/>
+          <w:lang w:val="en-US" w:eastAsia="ru-RU"/>
+        </w:rPr>
+        <w:t xml:space="preserve">Story soundtrack mutation </w:t>
+      </w:r>
+      <w:r>
+        <w:rPr>
+          <w:rFonts w:ascii="Times New Roman" w:eastAsia="Times New Roman" w:hAnsi="Times New Roman" w:cs="Times New Roman"/>
+          <w:sz w:val="24"/>
+          <w:szCs w:val="24"/>
+          <w:lang w:eastAsia="ru-RU"/>
+        </w:rPr>
+        <w:t>использует</w:t>
+      </w:r>
+      <w:r>
+        <w:rPr>
+          <w:rFonts w:ascii="Times New Roman" w:eastAsia="Times New Roman" w:hAnsi="Times New Roman" w:cs="Times New Roman"/>
+          <w:sz w:val="24"/>
+          <w:szCs w:val="24"/>
+          <w:lang w:val="en-US" w:eastAsia="ru-RU"/>
+        </w:rPr>
+        <w:t xml:space="preserve"> </w:t>
+      </w:r>
+      <w:r>
+        <w:rPr>
+          <w:rFonts w:ascii="Times New Roman" w:eastAsia="Times New Roman" w:hAnsi="Times New Roman" w:cs="Times New Roman"/>
+          <w:sz w:val="24"/>
+          <w:szCs w:val="24"/>
+          <w:lang w:eastAsia="ru-RU"/>
+        </w:rPr>
+        <w:t>централизованный</w:t>
+      </w:r>
+      <w:r>
+        <w:rPr>
+          <w:rFonts w:ascii="Times New Roman" w:eastAsia="Times New Roman" w:hAnsi="Times New Roman" w:cs="Times New Roman"/>
+          <w:sz w:val="24"/>
+          <w:szCs w:val="24"/>
+          <w:lang w:val="en-US" w:eastAsia="ru-RU"/>
+        </w:rPr>
+        <w:t xml:space="preserve"> AccessService.</w:t>
+      </w:r>
+    </w:p>
+    <w:p>
+      <w:pPr>
+        <w:spacing w:after="0" w:line="240" w:lineRule="auto"/>
+        <w:rPr>
+          <w:rFonts w:ascii="Times New Roman" w:eastAsia="Times New Roman" w:hAnsi="Times New Roman" w:cs="Times New Roman"/>
+          <w:sz w:val="24"/>
+          <w:szCs w:val="24"/>
+          <w:lang w:val="en-US" w:eastAsia="ru-RU"/>
+        </w:rPr>
+      </w:pPr>
+    </w:p>
+    <w:p>
+      <w:pPr>
+        <w:spacing w:after="0" w:line="240" w:lineRule="auto"/>
+        <w:rPr>
+          <w:rFonts w:ascii="Times New Roman" w:eastAsia="Times New Roman" w:hAnsi="Times New Roman" w:cs="Times New Roman"/>
+          <w:sz w:val="24"/>
+          <w:szCs w:val="24"/>
+          <w:lang w:eastAsia="ru-RU"/>
+        </w:rPr>
+      </w:pPr>
+      <w:r>
+        <w:rPr>
+          <w:rFonts w:ascii="Times New Roman" w:eastAsia="Times New Roman" w:hAnsi="Times New Roman" w:cs="Times New Roman"/>
+          <w:sz w:val="24"/>
+          <w:szCs w:val="24"/>
+          <w:lang w:eastAsia="ru-RU"/>
+        </w:rPr>
+        <w:t>Проверка:</w:t>
+      </w:r>
+    </w:p>
+    <w:p>
+      <w:pPr>
+        <w:spacing w:after="0" w:line="240" w:lineRule="auto"/>
+        <w:rPr>
+          <w:rFonts w:ascii="Times New Roman" w:eastAsia="Times New Roman" w:hAnsi="Times New Roman" w:cs="Times New Roman"/>
+          <w:sz w:val="24"/>
+          <w:szCs w:val="24"/>
+          <w:lang w:eastAsia="ru-RU"/>
+        </w:rPr>
+      </w:pPr>
+    </w:p>
+    <w:p>
+      <w:pPr>
+        <w:spacing w:after="0" w:line="240" w:lineRule="auto"/>
+        <w:rPr>
+          <w:rFonts w:ascii="Times New Roman" w:eastAsia="Times New Roman" w:hAnsi="Times New Roman" w:cs="Times New Roman"/>
+          <w:sz w:val="24"/>
+          <w:szCs w:val="24"/>
+          <w:lang w:eastAsia="ru-RU"/>
+        </w:rPr>
+      </w:pPr>
+      <w:r>
+        <w:rPr>
+          <w:rFonts w:ascii="Times New Roman" w:eastAsia="Times New Roman" w:hAnsi="Times New Roman" w:cs="Times New Roman"/>
+          <w:sz w:val="24"/>
+          <w:szCs w:val="24"/>
+          <w:lang w:eastAsia="ru-RU"/>
+        </w:rPr>
+        <w:t>Current User</w:t>
+      </w:r>
+    </w:p>
+    <w:p>
+      <w:pPr>
+        <w:spacing w:after="0" w:line="240" w:lineRule="auto"/>
+        <w:rPr>
+          <w:rFonts w:ascii="Times New Roman" w:eastAsia="Times New Roman" w:hAnsi="Times New Roman" w:cs="Times New Roman"/>
+          <w:sz w:val="24"/>
+          <w:szCs w:val="24"/>
+          <w:lang w:eastAsia="ru-RU"/>
+        </w:rPr>
+      </w:pPr>
+      <w:r>
+        <w:rPr>
+          <w:rFonts w:ascii="Times New Roman" w:eastAsia="Times New Roman" w:hAnsi="Times New Roman" w:cs="Times New Roman"/>
+          <w:sz w:val="24"/>
+          <w:szCs w:val="24"/>
+          <w:lang w:eastAsia="ru-RU"/>
+        </w:rPr>
+        <w:t>↓</w:t>
+      </w:r>
+    </w:p>
+    <w:p>
+      <w:pPr>
+        <w:spacing w:after="0" w:line="240" w:lineRule="auto"/>
+        <w:rPr>
+          <w:rFonts w:ascii="Times New Roman" w:eastAsia="Times New Roman" w:hAnsi="Times New Roman" w:cs="Times New Roman"/>
+          <w:sz w:val="24"/>
+          <w:szCs w:val="24"/>
+          <w:lang w:eastAsia="ru-RU"/>
+        </w:rPr>
+      </w:pPr>
+      <w:r>
+        <w:rPr>
+          <w:rFonts w:ascii="Times New Roman" w:eastAsia="Times New Roman" w:hAnsi="Times New Roman" w:cs="Times New Roman"/>
+          <w:sz w:val="24"/>
+          <w:szCs w:val="24"/>
+          <w:lang w:eastAsia="ru-RU"/>
+        </w:rPr>
+        <w:t>StoryParticipant</w:t>
+      </w:r>
+    </w:p>
+    <w:p>
+      <w:pPr>
+        <w:spacing w:after="0" w:line="240" w:lineRule="auto"/>
+        <w:rPr>
+          <w:rFonts w:ascii="Times New Roman" w:eastAsia="Times New Roman" w:hAnsi="Times New Roman" w:cs="Times New Roman"/>
+          <w:sz w:val="24"/>
+          <w:szCs w:val="24"/>
+          <w:lang w:eastAsia="ru-RU"/>
+        </w:rPr>
+      </w:pPr>
+      <w:r>
+        <w:rPr>
+          <w:rFonts w:ascii="Times New Roman" w:eastAsia="Times New Roman" w:hAnsi="Times New Roman" w:cs="Times New Roman"/>
+          <w:sz w:val="24"/>
+          <w:szCs w:val="24"/>
+          <w:lang w:eastAsia="ru-RU"/>
+        </w:rPr>
+        <w:t>↓</w:t>
+      </w:r>
+    </w:p>
+    <w:p>
+      <w:pPr>
+        <w:spacing w:after="0" w:line="240" w:lineRule="auto"/>
+        <w:rPr>
+          <w:rFonts w:ascii="Times New Roman" w:eastAsia="Times New Roman" w:hAnsi="Times New Roman" w:cs="Times New Roman"/>
+          <w:sz w:val="24"/>
+          <w:szCs w:val="24"/>
+          <w:lang w:eastAsia="ru-RU"/>
+        </w:rPr>
+      </w:pPr>
+      <w:r>
+        <w:rPr>
+          <w:rFonts w:ascii="Times New Roman" w:eastAsia="Times New Roman" w:hAnsi="Times New Roman" w:cs="Times New Roman"/>
+          <w:sz w:val="24"/>
+          <w:szCs w:val="24"/>
+          <w:lang w:eastAsia="ru-RU"/>
+        </w:rPr>
+        <w:t>StoryRole</w:t>
+      </w:r>
+    </w:p>
+    <w:p>
+      <w:pPr>
+        <w:spacing w:after="0" w:line="240" w:lineRule="auto"/>
+        <w:rPr>
+          <w:rFonts w:ascii="Times New Roman" w:eastAsia="Times New Roman" w:hAnsi="Times New Roman" w:cs="Times New Roman"/>
+          <w:sz w:val="24"/>
+          <w:szCs w:val="24"/>
+          <w:lang w:val="en-US" w:eastAsia="ru-RU"/>
+        </w:rPr>
+      </w:pPr>
+      <w:r>
+        <w:rPr>
+          <w:rFonts w:ascii="Times New Roman" w:eastAsia="Times New Roman" w:hAnsi="Times New Roman" w:cs="Times New Roman"/>
+          <w:sz w:val="24"/>
+          <w:szCs w:val="24"/>
+          <w:lang w:val="en-US" w:eastAsia="ru-RU"/>
+        </w:rPr>
+        <w:t>↓</w:t>
+      </w:r>
+    </w:p>
+    <w:p>
+      <w:pPr>
+        <w:spacing w:after="0" w:line="240" w:lineRule="auto"/>
+        <w:rPr>
+          <w:rFonts w:ascii="Times New Roman" w:eastAsia="Times New Roman" w:hAnsi="Times New Roman" w:cs="Times New Roman"/>
+          <w:sz w:val="24"/>
+          <w:szCs w:val="24"/>
+          <w:lang w:val="en-US" w:eastAsia="ru-RU"/>
+        </w:rPr>
+      </w:pPr>
+      <w:r>
+        <w:rPr>
+          <w:rFonts w:ascii="Times New Roman" w:eastAsia="Times New Roman" w:hAnsi="Times New Roman" w:cs="Times New Roman"/>
+          <w:sz w:val="24"/>
+          <w:szCs w:val="24"/>
+          <w:lang w:val="en-US" w:eastAsia="ru-RU"/>
+        </w:rPr>
+        <w:t>Operation</w:t>
+      </w:r>
+    </w:p>
+    <w:p>
+      <w:pPr>
+        <w:spacing w:after="0" w:line="240" w:lineRule="auto"/>
+        <w:rPr>
+          <w:rFonts w:ascii="Times New Roman" w:eastAsia="Times New Roman" w:hAnsi="Times New Roman" w:cs="Times New Roman"/>
+          <w:sz w:val="24"/>
+          <w:szCs w:val="24"/>
+          <w:lang w:val="en-US" w:eastAsia="ru-RU"/>
+        </w:rPr>
+      </w:pPr>
+    </w:p>
+    <w:p>
+      <w:pPr>
+        <w:spacing w:after="0" w:line="240" w:lineRule="auto"/>
+        <w:rPr>
+          <w:rFonts w:ascii="Times New Roman" w:eastAsia="Times New Roman" w:hAnsi="Times New Roman" w:cs="Times New Roman"/>
+          <w:sz w:val="24"/>
+          <w:szCs w:val="24"/>
+          <w:lang w:val="en-US" w:eastAsia="ru-RU"/>
+        </w:rPr>
+      </w:pPr>
+      <w:r>
+        <w:rPr>
+          <w:rFonts w:ascii="Times New Roman" w:eastAsia="Times New Roman" w:hAnsi="Times New Roman" w:cs="Times New Roman"/>
+          <w:sz w:val="24"/>
+          <w:szCs w:val="24"/>
+          <w:lang w:val="en-US" w:eastAsia="ru-RU"/>
+        </w:rPr>
+        <w:t xml:space="preserve">Music Module </w:t>
+      </w:r>
+      <w:r>
+        <w:rPr>
+          <w:rFonts w:ascii="Times New Roman" w:eastAsia="Times New Roman" w:hAnsi="Times New Roman" w:cs="Times New Roman"/>
+          <w:sz w:val="24"/>
+          <w:szCs w:val="24"/>
+          <w:lang w:eastAsia="ru-RU"/>
+        </w:rPr>
+        <w:t>не</w:t>
+      </w:r>
+      <w:r>
+        <w:rPr>
+          <w:rFonts w:ascii="Times New Roman" w:eastAsia="Times New Roman" w:hAnsi="Times New Roman" w:cs="Times New Roman"/>
+          <w:sz w:val="24"/>
+          <w:szCs w:val="24"/>
+          <w:lang w:val="en-US" w:eastAsia="ru-RU"/>
+        </w:rPr>
+        <w:t xml:space="preserve"> </w:t>
+      </w:r>
+      <w:r>
+        <w:rPr>
+          <w:rFonts w:ascii="Times New Roman" w:eastAsia="Times New Roman" w:hAnsi="Times New Roman" w:cs="Times New Roman"/>
+          <w:sz w:val="24"/>
+          <w:szCs w:val="24"/>
+          <w:lang w:eastAsia="ru-RU"/>
+        </w:rPr>
+        <w:t>создаёт</w:t>
+      </w:r>
+      <w:r>
+        <w:rPr>
+          <w:rFonts w:ascii="Times New Roman" w:eastAsia="Times New Roman" w:hAnsi="Times New Roman" w:cs="Times New Roman"/>
+          <w:sz w:val="24"/>
+          <w:szCs w:val="24"/>
+          <w:lang w:val="en-US" w:eastAsia="ru-RU"/>
+        </w:rPr>
+        <w:t xml:space="preserve"> </w:t>
+      </w:r>
+      <w:r>
+        <w:rPr>
+          <w:rFonts w:ascii="Times New Roman" w:eastAsia="Times New Roman" w:hAnsi="Times New Roman" w:cs="Times New Roman"/>
+          <w:sz w:val="24"/>
+          <w:szCs w:val="24"/>
+          <w:lang w:eastAsia="ru-RU"/>
+        </w:rPr>
+        <w:t>отдельную</w:t>
+      </w:r>
+      <w:r>
+        <w:rPr>
+          <w:rFonts w:ascii="Times New Roman" w:eastAsia="Times New Roman" w:hAnsi="Times New Roman" w:cs="Times New Roman"/>
+          <w:sz w:val="24"/>
+          <w:szCs w:val="24"/>
+          <w:lang w:val="en-US" w:eastAsia="ru-RU"/>
+        </w:rPr>
+        <w:t xml:space="preserve"> user-role hierarchy.</w:t>
+      </w:r>
+    </w:p>
+    <w:p>
+      <w:pPr>
+        <w:spacing w:after="0" w:line="240" w:lineRule="auto"/>
+        <w:rPr>
+          <w:rFonts w:ascii="Times New Roman" w:eastAsia="Times New Roman" w:hAnsi="Times New Roman" w:cs="Times New Roman"/>
+          <w:sz w:val="24"/>
+          <w:szCs w:val="24"/>
+          <w:lang w:val="en-US" w:eastAsia="ru-RU"/>
+        </w:rPr>
+      </w:pPr>
+    </w:p>
+    <w:p>
+      <w:pPr>
+        <w:spacing w:after="0" w:line="240" w:lineRule="auto"/>
+        <w:rPr>
+          <w:rFonts w:ascii="Times New Roman" w:eastAsia="Times New Roman" w:hAnsi="Times New Roman" w:cs="Times New Roman"/>
+          <w:sz w:val="24"/>
+          <w:szCs w:val="24"/>
+          <w:lang w:val="en-US" w:eastAsia="ru-RU"/>
+        </w:rPr>
+      </w:pPr>
+    </w:p>
+    <w:p>
+      <w:pPr>
+        <w:spacing w:after="0" w:line="240" w:lineRule="auto"/>
+        <w:rPr>
+          <w:rFonts w:ascii="Times New Roman" w:eastAsia="Times New Roman" w:hAnsi="Times New Roman" w:cs="Times New Roman"/>
+          <w:sz w:val="24"/>
+          <w:szCs w:val="24"/>
+          <w:lang w:val="en-US" w:eastAsia="ru-RU"/>
+        </w:rPr>
+      </w:pPr>
+      <w:r>
+        <w:rPr>
+          <w:rFonts w:ascii="Times New Roman" w:eastAsia="Times New Roman" w:hAnsi="Times New Roman" w:cs="Times New Roman"/>
+          <w:sz w:val="24"/>
+          <w:szCs w:val="24"/>
+          <w:lang w:val="en-US" w:eastAsia="ru-RU"/>
+        </w:rPr>
+        <w:t>External Soundtrack Providers</w:t>
+      </w:r>
+    </w:p>
+    <w:p>
+      <w:pPr>
+        <w:spacing w:after="0" w:line="240" w:lineRule="auto"/>
+        <w:rPr>
+          <w:rFonts w:ascii="Times New Roman" w:eastAsia="Times New Roman" w:hAnsi="Times New Roman" w:cs="Times New Roman"/>
+          <w:sz w:val="24"/>
+          <w:szCs w:val="24"/>
+          <w:lang w:val="en-US" w:eastAsia="ru-RU"/>
+        </w:rPr>
+      </w:pPr>
+    </w:p>
+    <w:p>
+      <w:pPr>
+        <w:spacing w:after="0" w:line="240" w:lineRule="auto"/>
+        <w:rPr>
+          <w:rFonts w:ascii="Times New Roman" w:eastAsia="Times New Roman" w:hAnsi="Times New Roman" w:cs="Times New Roman"/>
+          <w:sz w:val="24"/>
+          <w:szCs w:val="24"/>
+          <w:lang w:val="en-US" w:eastAsia="ru-RU"/>
+        </w:rPr>
+      </w:pPr>
+      <w:r>
+        <w:rPr>
+          <w:rFonts w:ascii="Times New Roman" w:eastAsia="Times New Roman" w:hAnsi="Times New Roman" w:cs="Times New Roman"/>
+          <w:sz w:val="24"/>
+          <w:szCs w:val="24"/>
+          <w:lang w:val="en-US" w:eastAsia="ru-RU"/>
+        </w:rPr>
+        <w:t xml:space="preserve">Pixabay, FreeMusicLab </w:t>
+      </w:r>
+      <w:r>
+        <w:rPr>
+          <w:rFonts w:ascii="Times New Roman" w:eastAsia="Times New Roman" w:hAnsi="Times New Roman" w:cs="Times New Roman"/>
+          <w:sz w:val="24"/>
+          <w:szCs w:val="24"/>
+          <w:lang w:eastAsia="ru-RU"/>
+        </w:rPr>
+        <w:t>и</w:t>
+      </w:r>
+      <w:r>
+        <w:rPr>
+          <w:rFonts w:ascii="Times New Roman" w:eastAsia="Times New Roman" w:hAnsi="Times New Roman" w:cs="Times New Roman"/>
+          <w:sz w:val="24"/>
+          <w:szCs w:val="24"/>
+          <w:lang w:val="en-US" w:eastAsia="ru-RU"/>
+        </w:rPr>
+        <w:t xml:space="preserve"> </w:t>
+      </w:r>
+      <w:r>
+        <w:rPr>
+          <w:rFonts w:ascii="Times New Roman" w:eastAsia="Times New Roman" w:hAnsi="Times New Roman" w:cs="Times New Roman"/>
+          <w:sz w:val="24"/>
+          <w:szCs w:val="24"/>
+          <w:lang w:eastAsia="ru-RU"/>
+        </w:rPr>
+        <w:t>другие</w:t>
+      </w:r>
+      <w:r>
+        <w:rPr>
+          <w:rFonts w:ascii="Times New Roman" w:eastAsia="Times New Roman" w:hAnsi="Times New Roman" w:cs="Times New Roman"/>
+          <w:sz w:val="24"/>
+          <w:szCs w:val="24"/>
+          <w:lang w:val="en-US" w:eastAsia="ru-RU"/>
+        </w:rPr>
+        <w:t xml:space="preserve"> external soundtrack sources</w:t>
+      </w:r>
+    </w:p>
+    <w:p>
+      <w:pPr>
+        <w:spacing w:after="0" w:line="240" w:lineRule="auto"/>
+        <w:rPr>
+          <w:rFonts w:ascii="Times New Roman" w:eastAsia="Times New Roman" w:hAnsi="Times New Roman" w:cs="Times New Roman"/>
+          <w:sz w:val="24"/>
+          <w:szCs w:val="24"/>
+          <w:lang w:val="en-US" w:eastAsia="ru-RU"/>
+        </w:rPr>
+      </w:pPr>
+      <w:r>
+        <w:rPr>
+          <w:rFonts w:ascii="Times New Roman" w:eastAsia="Times New Roman" w:hAnsi="Times New Roman" w:cs="Times New Roman"/>
+          <w:sz w:val="24"/>
+          <w:szCs w:val="24"/>
+          <w:lang w:eastAsia="ru-RU"/>
+        </w:rPr>
+        <w:t>не</w:t>
+      </w:r>
+      <w:r>
+        <w:rPr>
+          <w:rFonts w:ascii="Times New Roman" w:eastAsia="Times New Roman" w:hAnsi="Times New Roman" w:cs="Times New Roman"/>
+          <w:sz w:val="24"/>
+          <w:szCs w:val="24"/>
+          <w:lang w:val="en-US" w:eastAsia="ru-RU"/>
+        </w:rPr>
+        <w:t xml:space="preserve"> </w:t>
+      </w:r>
+      <w:r>
+        <w:rPr>
+          <w:rFonts w:ascii="Times New Roman" w:eastAsia="Times New Roman" w:hAnsi="Times New Roman" w:cs="Times New Roman"/>
+          <w:sz w:val="24"/>
+          <w:szCs w:val="24"/>
+          <w:lang w:eastAsia="ru-RU"/>
+        </w:rPr>
+        <w:t>являются</w:t>
+      </w:r>
+      <w:r>
+        <w:rPr>
+          <w:rFonts w:ascii="Times New Roman" w:eastAsia="Times New Roman" w:hAnsi="Times New Roman" w:cs="Times New Roman"/>
+          <w:sz w:val="24"/>
+          <w:szCs w:val="24"/>
+          <w:lang w:val="en-US" w:eastAsia="ru-RU"/>
+        </w:rPr>
+        <w:t xml:space="preserve"> dependency Story Playback domain/application logic.</w:t>
+      </w:r>
+    </w:p>
+    <w:p>
+      <w:pPr>
+        <w:spacing w:after="0" w:line="240" w:lineRule="auto"/>
+        <w:rPr>
+          <w:rFonts w:ascii="Times New Roman" w:eastAsia="Times New Roman" w:hAnsi="Times New Roman" w:cs="Times New Roman"/>
+          <w:sz w:val="24"/>
+          <w:szCs w:val="24"/>
+          <w:lang w:val="en-US" w:eastAsia="ru-RU"/>
+        </w:rPr>
+      </w:pPr>
+    </w:p>
+    <w:p>
+      <w:pPr>
+        <w:spacing w:after="0" w:line="240" w:lineRule="auto"/>
+        <w:rPr>
+          <w:rFonts w:ascii="Times New Roman" w:eastAsia="Times New Roman" w:hAnsi="Times New Roman" w:cs="Times New Roman"/>
+          <w:sz w:val="24"/>
+          <w:szCs w:val="24"/>
+          <w:lang w:val="en-US" w:eastAsia="ru-RU"/>
+        </w:rPr>
+      </w:pPr>
+      <w:r>
+        <w:rPr>
+          <w:rFonts w:ascii="Times New Roman" w:eastAsia="Times New Roman" w:hAnsi="Times New Roman" w:cs="Times New Roman"/>
+          <w:sz w:val="24"/>
+          <w:szCs w:val="24"/>
+          <w:lang w:val="en-US" w:eastAsia="ru-RU"/>
+        </w:rPr>
+        <w:t xml:space="preserve">External-provider-specific import/catalog tooling </w:t>
+      </w:r>
+      <w:r>
+        <w:rPr>
+          <w:rFonts w:ascii="Times New Roman" w:eastAsia="Times New Roman" w:hAnsi="Times New Roman" w:cs="Times New Roman"/>
+          <w:sz w:val="24"/>
+          <w:szCs w:val="24"/>
+          <w:lang w:eastAsia="ru-RU"/>
+        </w:rPr>
+        <w:t>должно</w:t>
+      </w:r>
+      <w:r>
+        <w:rPr>
+          <w:rFonts w:ascii="Times New Roman" w:eastAsia="Times New Roman" w:hAnsi="Times New Roman" w:cs="Times New Roman"/>
+          <w:sz w:val="24"/>
+          <w:szCs w:val="24"/>
+          <w:lang w:val="en-US" w:eastAsia="ru-RU"/>
+        </w:rPr>
+        <w:t xml:space="preserve"> </w:t>
+      </w:r>
+      <w:r>
+        <w:rPr>
+          <w:rFonts w:ascii="Times New Roman" w:eastAsia="Times New Roman" w:hAnsi="Times New Roman" w:cs="Times New Roman"/>
+          <w:sz w:val="24"/>
+          <w:szCs w:val="24"/>
+          <w:lang w:eastAsia="ru-RU"/>
+        </w:rPr>
+        <w:t>находиться</w:t>
+      </w:r>
+    </w:p>
+    <w:p>
+      <w:pPr>
+        <w:spacing w:after="0" w:line="240" w:lineRule="auto"/>
+        <w:rPr>
+          <w:rFonts w:ascii="Times New Roman" w:eastAsia="Times New Roman" w:hAnsi="Times New Roman" w:cs="Times New Roman"/>
+          <w:sz w:val="24"/>
+          <w:szCs w:val="24"/>
+          <w:lang w:val="en-US" w:eastAsia="ru-RU"/>
+        </w:rPr>
+      </w:pPr>
+      <w:r>
+        <w:rPr>
+          <w:rFonts w:ascii="Times New Roman" w:eastAsia="Times New Roman" w:hAnsi="Times New Roman" w:cs="Times New Roman"/>
+          <w:sz w:val="24"/>
+          <w:szCs w:val="24"/>
+          <w:lang w:eastAsia="ru-RU"/>
+        </w:rPr>
+        <w:t>за</w:t>
+      </w:r>
+      <w:r>
+        <w:rPr>
+          <w:rFonts w:ascii="Times New Roman" w:eastAsia="Times New Roman" w:hAnsi="Times New Roman" w:cs="Times New Roman"/>
+          <w:sz w:val="24"/>
+          <w:szCs w:val="24"/>
+          <w:lang w:val="en-US" w:eastAsia="ru-RU"/>
+        </w:rPr>
+        <w:t xml:space="preserve"> infrastructure boundary.</w:t>
+      </w:r>
+    </w:p>
+    <w:p>
+      <w:pPr>
+        <w:spacing w:after="0" w:line="240" w:lineRule="auto"/>
+        <w:rPr>
+          <w:rFonts w:ascii="Times New Roman" w:eastAsia="Times New Roman" w:hAnsi="Times New Roman" w:cs="Times New Roman"/>
+          <w:sz w:val="24"/>
+          <w:szCs w:val="24"/>
+          <w:lang w:val="en-US" w:eastAsia="ru-RU"/>
+        </w:rPr>
+      </w:pPr>
+    </w:p>
+    <w:p>
+      <w:pPr>
+        <w:spacing w:after="0" w:line="240" w:lineRule="auto"/>
+        <w:rPr>
+          <w:rFonts w:ascii="Times New Roman" w:eastAsia="Times New Roman" w:hAnsi="Times New Roman" w:cs="Times New Roman"/>
+          <w:sz w:val="24"/>
+          <w:szCs w:val="24"/>
+          <w:lang w:val="en-US" w:eastAsia="ru-RU"/>
+        </w:rPr>
+      </w:pPr>
+    </w:p>
+    <w:p>
+      <w:pPr>
+        <w:spacing w:after="0" w:line="240" w:lineRule="auto"/>
+        <w:rPr>
+          <w:rFonts w:ascii="Times New Roman" w:eastAsia="Times New Roman" w:hAnsi="Times New Roman" w:cs="Times New Roman"/>
+          <w:sz w:val="24"/>
+          <w:szCs w:val="24"/>
+          <w:lang w:val="en-US" w:eastAsia="ru-RU"/>
+        </w:rPr>
+      </w:pPr>
+      <w:r>
+        <w:rPr>
+          <w:rFonts w:ascii="Times New Roman" w:eastAsia="Times New Roman" w:hAnsi="Times New Roman" w:cs="Times New Roman"/>
+          <w:sz w:val="24"/>
+          <w:szCs w:val="24"/>
+          <w:lang w:val="en-US" w:eastAsia="ru-RU"/>
+        </w:rPr>
+        <w:t>Transaction Boundaries</w:t>
+      </w:r>
+    </w:p>
+    <w:p>
+      <w:pPr>
+        <w:spacing w:after="0" w:line="240" w:lineRule="auto"/>
+        <w:rPr>
+          <w:rFonts w:ascii="Times New Roman" w:eastAsia="Times New Roman" w:hAnsi="Times New Roman" w:cs="Times New Roman"/>
+          <w:sz w:val="24"/>
+          <w:szCs w:val="24"/>
+          <w:lang w:val="en-US" w:eastAsia="ru-RU"/>
+        </w:rPr>
+      </w:pPr>
+    </w:p>
+    <w:p>
+      <w:pPr>
+        <w:spacing w:after="0" w:line="240" w:lineRule="auto"/>
+        <w:rPr>
+          <w:rFonts w:ascii="Times New Roman" w:eastAsia="Times New Roman" w:hAnsi="Times New Roman" w:cs="Times New Roman"/>
+          <w:sz w:val="24"/>
+          <w:szCs w:val="24"/>
+          <w:lang w:val="en-US" w:eastAsia="ru-RU"/>
+        </w:rPr>
+      </w:pPr>
+      <w:r>
+        <w:rPr>
+          <w:rFonts w:ascii="Times New Roman" w:eastAsia="Times New Roman" w:hAnsi="Times New Roman" w:cs="Times New Roman"/>
+          <w:sz w:val="24"/>
+          <w:szCs w:val="24"/>
+          <w:lang w:eastAsia="ru-RU"/>
+        </w:rPr>
+        <w:t>Изменение</w:t>
+      </w:r>
+      <w:r>
+        <w:rPr>
+          <w:rFonts w:ascii="Times New Roman" w:eastAsia="Times New Roman" w:hAnsi="Times New Roman" w:cs="Times New Roman"/>
+          <w:sz w:val="24"/>
+          <w:szCs w:val="24"/>
+          <w:lang w:val="en-US" w:eastAsia="ru-RU"/>
+        </w:rPr>
+        <w:t xml:space="preserve"> Story soundtrack </w:t>
+      </w:r>
+      <w:r>
+        <w:rPr>
+          <w:rFonts w:ascii="Times New Roman" w:eastAsia="Times New Roman" w:hAnsi="Times New Roman" w:cs="Times New Roman"/>
+          <w:sz w:val="24"/>
+          <w:szCs w:val="24"/>
+          <w:lang w:eastAsia="ru-RU"/>
+        </w:rPr>
+        <w:t>является</w:t>
+      </w:r>
+      <w:r>
+        <w:rPr>
+          <w:rFonts w:ascii="Times New Roman" w:eastAsia="Times New Roman" w:hAnsi="Times New Roman" w:cs="Times New Roman"/>
+          <w:sz w:val="24"/>
+          <w:szCs w:val="24"/>
+          <w:lang w:val="en-US" w:eastAsia="ru-RU"/>
+        </w:rPr>
+        <w:t xml:space="preserve"> business operation</w:t>
+      </w:r>
+    </w:p>
+    <w:p>
+      <w:pPr>
+        <w:spacing w:after="0" w:line="240" w:lineRule="auto"/>
+        <w:rPr>
+          <w:rFonts w:ascii="Times New Roman" w:eastAsia="Times New Roman" w:hAnsi="Times New Roman" w:cs="Times New Roman"/>
+          <w:sz w:val="24"/>
+          <w:szCs w:val="24"/>
+          <w:lang w:val="en-US" w:eastAsia="ru-RU"/>
+        </w:rPr>
+      </w:pPr>
+      <w:r>
+        <w:rPr>
+          <w:rFonts w:ascii="Times New Roman" w:eastAsia="Times New Roman" w:hAnsi="Times New Roman" w:cs="Times New Roman"/>
+          <w:sz w:val="24"/>
+          <w:szCs w:val="24"/>
+          <w:lang w:val="en-US" w:eastAsia="ru-RU"/>
+        </w:rPr>
+        <w:t>application layer.</w:t>
+      </w:r>
+    </w:p>
+    <w:p>
+      <w:pPr>
+        <w:spacing w:after="0" w:line="240" w:lineRule="auto"/>
+        <w:rPr>
+          <w:rFonts w:ascii="Times New Roman" w:eastAsia="Times New Roman" w:hAnsi="Times New Roman" w:cs="Times New Roman"/>
+          <w:sz w:val="24"/>
+          <w:szCs w:val="24"/>
+          <w:lang w:val="en-US" w:eastAsia="ru-RU"/>
+        </w:rPr>
+      </w:pPr>
+    </w:p>
+    <w:p>
+      <w:pPr>
+        <w:spacing w:after="0" w:line="240" w:lineRule="auto"/>
+        <w:rPr>
+          <w:rFonts w:ascii="Times New Roman" w:eastAsia="Times New Roman" w:hAnsi="Times New Roman" w:cs="Times New Roman"/>
+          <w:sz w:val="24"/>
+          <w:szCs w:val="24"/>
+          <w:lang w:val="en-US" w:eastAsia="ru-RU"/>
+        </w:rPr>
+      </w:pPr>
+      <w:r>
+        <w:rPr>
+          <w:rFonts w:ascii="Times New Roman" w:eastAsia="Times New Roman" w:hAnsi="Times New Roman" w:cs="Times New Roman"/>
+          <w:sz w:val="24"/>
+          <w:szCs w:val="24"/>
+          <w:lang w:val="en-US" w:eastAsia="ru-RU"/>
+        </w:rPr>
+        <w:t xml:space="preserve">Controller </w:t>
+      </w:r>
+      <w:r>
+        <w:rPr>
+          <w:rFonts w:ascii="Times New Roman" w:eastAsia="Times New Roman" w:hAnsi="Times New Roman" w:cs="Times New Roman"/>
+          <w:sz w:val="24"/>
+          <w:szCs w:val="24"/>
+          <w:lang w:eastAsia="ru-RU"/>
+        </w:rPr>
+        <w:t>и</w:t>
+      </w:r>
+      <w:r>
+        <w:rPr>
+          <w:rFonts w:ascii="Times New Roman" w:eastAsia="Times New Roman" w:hAnsi="Times New Roman" w:cs="Times New Roman"/>
+          <w:sz w:val="24"/>
+          <w:szCs w:val="24"/>
+          <w:lang w:val="en-US" w:eastAsia="ru-RU"/>
+        </w:rPr>
+        <w:t xml:space="preserve"> Repository </w:t>
+      </w:r>
+      <w:r>
+        <w:rPr>
+          <w:rFonts w:ascii="Times New Roman" w:eastAsia="Times New Roman" w:hAnsi="Times New Roman" w:cs="Times New Roman"/>
+          <w:sz w:val="24"/>
+          <w:szCs w:val="24"/>
+          <w:lang w:eastAsia="ru-RU"/>
+        </w:rPr>
+        <w:t>не</w:t>
+      </w:r>
+      <w:r>
+        <w:rPr>
+          <w:rFonts w:ascii="Times New Roman" w:eastAsia="Times New Roman" w:hAnsi="Times New Roman" w:cs="Times New Roman"/>
+          <w:sz w:val="24"/>
+          <w:szCs w:val="24"/>
+          <w:lang w:val="en-US" w:eastAsia="ru-RU"/>
+        </w:rPr>
+        <w:t xml:space="preserve"> </w:t>
+      </w:r>
+      <w:r>
+        <w:rPr>
+          <w:rFonts w:ascii="Times New Roman" w:eastAsia="Times New Roman" w:hAnsi="Times New Roman" w:cs="Times New Roman"/>
+          <w:sz w:val="24"/>
+          <w:szCs w:val="24"/>
+          <w:lang w:eastAsia="ru-RU"/>
+        </w:rPr>
+        <w:t>открывают</w:t>
+      </w:r>
+      <w:r>
+        <w:rPr>
+          <w:rFonts w:ascii="Times New Roman" w:eastAsia="Times New Roman" w:hAnsi="Times New Roman" w:cs="Times New Roman"/>
+          <w:sz w:val="24"/>
+          <w:szCs w:val="24"/>
+          <w:lang w:val="en-US" w:eastAsia="ru-RU"/>
+        </w:rPr>
+        <w:t xml:space="preserve"> transaction.</w:t>
+      </w:r>
+    </w:p>
+    <w:p>
+      <w:pPr>
+        <w:spacing w:after="0" w:line="240" w:lineRule="auto"/>
+        <w:rPr>
+          <w:rFonts w:ascii="Times New Roman" w:eastAsia="Times New Roman" w:hAnsi="Times New Roman" w:cs="Times New Roman"/>
+          <w:sz w:val="24"/>
+          <w:szCs w:val="24"/>
+          <w:lang w:val="en-US" w:eastAsia="ru-RU"/>
+        </w:rPr>
+      </w:pPr>
+    </w:p>
+    <w:p>
+      <w:pPr>
+        <w:spacing w:after="0" w:line="240" w:lineRule="auto"/>
+        <w:rPr>
+          <w:rFonts w:ascii="Times New Roman" w:eastAsia="Times New Roman" w:hAnsi="Times New Roman" w:cs="Times New Roman"/>
+          <w:sz w:val="24"/>
+          <w:szCs w:val="24"/>
+          <w:lang w:val="en-US" w:eastAsia="ru-RU"/>
+        </w:rPr>
+      </w:pPr>
+      <w:r>
+        <w:rPr>
+          <w:rFonts w:ascii="Times New Roman" w:eastAsia="Times New Roman" w:hAnsi="Times New Roman" w:cs="Times New Roman"/>
+          <w:sz w:val="24"/>
+          <w:szCs w:val="24"/>
+          <w:lang w:eastAsia="ru-RU"/>
+        </w:rPr>
+        <w:t>Точный</w:t>
+      </w:r>
+      <w:r>
+        <w:rPr>
+          <w:rFonts w:ascii="Times New Roman" w:eastAsia="Times New Roman" w:hAnsi="Times New Roman" w:cs="Times New Roman"/>
+          <w:sz w:val="24"/>
+          <w:szCs w:val="24"/>
+          <w:lang w:val="en-US" w:eastAsia="ru-RU"/>
+        </w:rPr>
+        <w:t xml:space="preserve"> transaction contract </w:t>
+      </w:r>
+      <w:r>
+        <w:rPr>
+          <w:rFonts w:ascii="Times New Roman" w:eastAsia="Times New Roman" w:hAnsi="Times New Roman" w:cs="Times New Roman"/>
+          <w:sz w:val="24"/>
+          <w:szCs w:val="24"/>
+          <w:lang w:eastAsia="ru-RU"/>
+        </w:rPr>
+        <w:t>будет</w:t>
+      </w:r>
+      <w:r>
+        <w:rPr>
+          <w:rFonts w:ascii="Times New Roman" w:eastAsia="Times New Roman" w:hAnsi="Times New Roman" w:cs="Times New Roman"/>
+          <w:sz w:val="24"/>
+          <w:szCs w:val="24"/>
+          <w:lang w:val="en-US" w:eastAsia="ru-RU"/>
+        </w:rPr>
+        <w:t xml:space="preserve"> </w:t>
+      </w:r>
+      <w:r>
+        <w:rPr>
+          <w:rFonts w:ascii="Times New Roman" w:eastAsia="Times New Roman" w:hAnsi="Times New Roman" w:cs="Times New Roman"/>
+          <w:sz w:val="24"/>
+          <w:szCs w:val="24"/>
+          <w:lang w:eastAsia="ru-RU"/>
+        </w:rPr>
+        <w:t>определён</w:t>
+      </w:r>
+      <w:r>
+        <w:rPr>
+          <w:rFonts w:ascii="Times New Roman" w:eastAsia="Times New Roman" w:hAnsi="Times New Roman" w:cs="Times New Roman"/>
+          <w:sz w:val="24"/>
+          <w:szCs w:val="24"/>
+          <w:lang w:val="en-US" w:eastAsia="ru-RU"/>
+        </w:rPr>
+        <w:t xml:space="preserve"> </w:t>
+      </w:r>
+      <w:r>
+        <w:rPr>
+          <w:rFonts w:ascii="Times New Roman" w:eastAsia="Times New Roman" w:hAnsi="Times New Roman" w:cs="Times New Roman"/>
+          <w:sz w:val="24"/>
+          <w:szCs w:val="24"/>
+          <w:lang w:eastAsia="ru-RU"/>
+        </w:rPr>
+        <w:t>вместе</w:t>
+      </w:r>
+      <w:r>
+        <w:rPr>
+          <w:rFonts w:ascii="Times New Roman" w:eastAsia="Times New Roman" w:hAnsi="Times New Roman" w:cs="Times New Roman"/>
+          <w:sz w:val="24"/>
+          <w:szCs w:val="24"/>
+          <w:lang w:val="en-US" w:eastAsia="ru-RU"/>
+        </w:rPr>
+        <w:t xml:space="preserve"> </w:t>
+      </w:r>
+      <w:r>
+        <w:rPr>
+          <w:rFonts w:ascii="Times New Roman" w:eastAsia="Times New Roman" w:hAnsi="Times New Roman" w:cs="Times New Roman"/>
+          <w:sz w:val="24"/>
+          <w:szCs w:val="24"/>
+          <w:lang w:eastAsia="ru-RU"/>
+        </w:rPr>
+        <w:t>с</w:t>
+      </w:r>
+      <w:r>
+        <w:rPr>
+          <w:rFonts w:ascii="Times New Roman" w:eastAsia="Times New Roman" w:hAnsi="Times New Roman" w:cs="Times New Roman"/>
+          <w:sz w:val="24"/>
+          <w:szCs w:val="24"/>
+          <w:lang w:val="en-US" w:eastAsia="ru-RU"/>
+        </w:rPr>
+        <w:t xml:space="preserve"> repository</w:t>
+      </w:r>
+    </w:p>
+    <w:p>
+      <w:pPr>
+        <w:spacing w:after="0" w:line="240" w:lineRule="auto"/>
+        <w:rPr>
+          <w:rFonts w:ascii="Times New Roman" w:eastAsia="Times New Roman" w:hAnsi="Times New Roman" w:cs="Times New Roman"/>
+          <w:sz w:val="24"/>
+          <w:szCs w:val="24"/>
+          <w:lang w:val="en-US" w:eastAsia="ru-RU"/>
+        </w:rPr>
+      </w:pPr>
+      <w:r>
+        <w:rPr>
+          <w:rFonts w:ascii="Times New Roman" w:eastAsia="Times New Roman" w:hAnsi="Times New Roman" w:cs="Times New Roman"/>
+          <w:sz w:val="24"/>
+          <w:szCs w:val="24"/>
+          <w:lang w:val="en-US" w:eastAsia="ru-RU"/>
+        </w:rPr>
+        <w:t>design.</w:t>
+      </w:r>
+    </w:p>
+    <w:p>
+      <w:pPr>
+        <w:spacing w:before="100" w:beforeAutospacing="1" w:after="100" w:afterAutospacing="1" w:line="240" w:lineRule="auto"/>
+        <w:ind w:left="360"/>
         <w:outlineLvl w:val="0"/>
         <w:rPr>
           <w:rFonts w:ascii="Times New Roman" w:eastAsia="Times New Roman" w:hAnsi="Times New Roman" w:cs="Times New Roman"/>
@@ -15140,6 +17426,11 @@
 
 <file path=word/numbering.xml><?xml version="1.0" encoding="utf-8"?>
 <w:numbering xmlns:wpc="http://schemas.microsoft.com/office/word/2010/wordprocessingCanvas" xmlns:cx="http://schemas.microsoft.com/office/drawing/2014/chartex" xmlns:cx1="http://schemas.microsoft.com/office/drawing/2015/9/8/chartex" xmlns:cx2="http://schemas.microsoft.com/office/drawing/2015/10/21/chartex" xmlns:cx3="http://schemas.microsoft.com/office/drawing/2016/5/9/chartex" xmlns:cx4="http://schemas.microsoft.com/office/drawing/2016/5/10/chartex" xmlns:cx5="http://schemas.microsoft.com/office/drawing/2016/5/11/chartex" xmlns:cx6="http://schemas.microsoft.com/office/drawing/2016/5/12/chartex" xmlns:cx7="http://schemas.microsoft.com/office/drawing/2016/5/13/chartex" xmlns:cx8="http://schemas.microsoft.com/office/drawing/2016/5/14/chartex" xmlns:mc="http://schemas.openxmlformats.org/markup-compatibility/2006" xmlns:aink="http://schemas.microsoft.com/office/drawing/2016/ink" xmlns:am3d="http://schemas.microsoft.com/office/drawing/2017/model3d" xmlns:o="urn:schemas-microsoft-com:office:office" xmlns:r="http://schemas.openxmlformats.org/officeDocument/2006/relationships" xmlns:m="http://schemas.openxmlformats.org/officeDocument/2006/math" xmlns:v="urn:schemas-microsoft-com:vml" xmlns:wp14="http://schemas.microsoft.com/office/word/2010/wordprocessingDrawing" xmlns:wp="http://schemas.openxmlformats.org/drawingml/2006/wordprocessingDrawing" xmlns:w10="urn:schemas-microsoft-com:office:word" xmlns:w="http://schemas.openxmlformats.org/wordprocessingml/2006/main" xmlns:w14="http://schemas.microsoft.com/office/word/2010/wordml" xmlns:w15="http://schemas.microsoft.com/office/word/2012/wordml" xmlns:w16cex="http://schemas.microsoft.com/office/word/2018/wordml/cex" xmlns:w16cid="http://schemas.microsoft.com/office/word/2016/wordml/cid" xmlns:w16="http://schemas.microsoft.com/office/word/2018/wordml" xmlns:w16sdtdh="http://schemas.microsoft.com/office/word/2020/wordml/sdtdatahash" xmlns:w16se="http://schemas.microsoft.com/office/word/2015/wordml/symex" xmlns:wpg="http://schemas.microsoft.com/office/word/2010/wordprocessingGroup" xmlns:wpi="http://schemas.microsoft.com/office/word/2010/wordprocessingInk" xmlns:wne="http://schemas.microsoft.com/office/word/2006/wordml" xmlns:wps="http://schemas.microsoft.com/office/word/2010/wordprocessingShape" mc:Ignorable="w14 w15 w16se w16cid w16 w16cex w16sdtdh wp14">
+  <w:numPicBullet w:numPicBulletId="0">
+    <w:pict>
+      <v:rect id="_x0000_i1026" style="width:0;height:1.5pt" o:hralign="center" o:bullet="t" o:hrstd="t" o:hr="t" fillcolor="#a0a0a0" stroked="f"/>
+    </w:pict>
+  </w:numPicBullet>
   <w:abstractNum w:abstractNumId="0" w15:restartNumberingAfterBreak="0">
     <w:nsid w:val="04F30433"/>
     <w:multiLevelType w:val="multilevel"/>
@@ -18121,6 +20412,147 @@
     </w:lvl>
   </w:abstractNum>
   <w:abstractNum w:abstractNumId="20" w15:restartNumberingAfterBreak="0">
+    <w:nsid w:val="58DD4F1B"/>
+    <w:multiLevelType w:val="hybridMultilevel"/>
+    <w:tmpl w:val="F0EAD150"/>
+    <w:lvl w:ilvl="0" w:tplc="7F16D5DE">
+      <w:start w:val="1"/>
+      <w:numFmt w:val="bullet"/>
+      <w:lvlText w:val=""/>
+      <w:lvlPicBulletId w:val="0"/>
+      <w:lvlJc w:val="left"/>
+      <w:pPr>
+        <w:tabs>
+          <w:tab w:val="num" w:pos="720"/>
+        </w:tabs>
+        <w:ind w:left="720" w:hanging="360"/>
+      </w:pPr>
+      <w:rPr>
+        <w:rFonts w:ascii="Symbol" w:hAnsi="Symbol" w:hint="default"/>
+      </w:rPr>
+    </w:lvl>
+    <w:lvl w:ilvl="1" w:tplc="5C0E050C" w:tentative="1">
+      <w:start w:val="1"/>
+      <w:numFmt w:val="bullet"/>
+      <w:lvlText w:val=""/>
+      <w:lvlJc w:val="left"/>
+      <w:pPr>
+        <w:tabs>
+          <w:tab w:val="num" w:pos="1440"/>
+        </w:tabs>
+        <w:ind w:left="1440" w:hanging="360"/>
+      </w:pPr>
+      <w:rPr>
+        <w:rFonts w:ascii="Symbol" w:hAnsi="Symbol" w:hint="default"/>
+      </w:rPr>
+    </w:lvl>
+    <w:lvl w:ilvl="2" w:tplc="07AC9172" w:tentative="1">
+      <w:start w:val="1"/>
+      <w:numFmt w:val="bullet"/>
+      <w:lvlText w:val=""/>
+      <w:lvlJc w:val="left"/>
+      <w:pPr>
+        <w:tabs>
+          <w:tab w:val="num" w:pos="2160"/>
+        </w:tabs>
+        <w:ind w:left="2160" w:hanging="360"/>
+      </w:pPr>
+      <w:rPr>
+        <w:rFonts w:ascii="Symbol" w:hAnsi="Symbol" w:hint="default"/>
+      </w:rPr>
+    </w:lvl>
+    <w:lvl w:ilvl="3" w:tplc="66EE3C42" w:tentative="1">
+      <w:start w:val="1"/>
+      <w:numFmt w:val="bullet"/>
+      <w:lvlText w:val=""/>
+      <w:lvlJc w:val="left"/>
+      <w:pPr>
+        <w:tabs>
+          <w:tab w:val="num" w:pos="2880"/>
+        </w:tabs>
+        <w:ind w:left="2880" w:hanging="360"/>
+      </w:pPr>
+      <w:rPr>
+        <w:rFonts w:ascii="Symbol" w:hAnsi="Symbol" w:hint="default"/>
+      </w:rPr>
+    </w:lvl>
+    <w:lvl w:ilvl="4" w:tplc="FA4E2C3A" w:tentative="1">
+      <w:start w:val="1"/>
+      <w:numFmt w:val="bullet"/>
+      <w:lvlText w:val=""/>
+      <w:lvlJc w:val="left"/>
+      <w:pPr>
+        <w:tabs>
+          <w:tab w:val="num" w:pos="3600"/>
+        </w:tabs>
+        <w:ind w:left="3600" w:hanging="360"/>
+      </w:pPr>
+      <w:rPr>
+        <w:rFonts w:ascii="Symbol" w:hAnsi="Symbol" w:hint="default"/>
+      </w:rPr>
+    </w:lvl>
+    <w:lvl w:ilvl="5" w:tplc="28B279F2" w:tentative="1">
+      <w:start w:val="1"/>
+      <w:numFmt w:val="bullet"/>
+      <w:lvlText w:val=""/>
+      <w:lvlJc w:val="left"/>
+      <w:pPr>
+        <w:tabs>
+          <w:tab w:val="num" w:pos="4320"/>
+        </w:tabs>
+        <w:ind w:left="4320" w:hanging="360"/>
+      </w:pPr>
+      <w:rPr>
+        <w:rFonts w:ascii="Symbol" w:hAnsi="Symbol" w:hint="default"/>
+      </w:rPr>
+    </w:lvl>
+    <w:lvl w:ilvl="6" w:tplc="A008FE16" w:tentative="1">
+      <w:start w:val="1"/>
+      <w:numFmt w:val="bullet"/>
+      <w:lvlText w:val=""/>
+      <w:lvlJc w:val="left"/>
+      <w:pPr>
+        <w:tabs>
+          <w:tab w:val="num" w:pos="5040"/>
+        </w:tabs>
+        <w:ind w:left="5040" w:hanging="360"/>
+      </w:pPr>
+      <w:rPr>
+        <w:rFonts w:ascii="Symbol" w:hAnsi="Symbol" w:hint="default"/>
+      </w:rPr>
+    </w:lvl>
+    <w:lvl w:ilvl="7" w:tplc="54D2836C" w:tentative="1">
+      <w:start w:val="1"/>
+      <w:numFmt w:val="bullet"/>
+      <w:lvlText w:val=""/>
+      <w:lvlJc w:val="left"/>
+      <w:pPr>
+        <w:tabs>
+          <w:tab w:val="num" w:pos="5760"/>
+        </w:tabs>
+        <w:ind w:left="5760" w:hanging="360"/>
+      </w:pPr>
+      <w:rPr>
+        <w:rFonts w:ascii="Symbol" w:hAnsi="Symbol" w:hint="default"/>
+      </w:rPr>
+    </w:lvl>
+    <w:lvl w:ilvl="8" w:tplc="44306630" w:tentative="1">
+      <w:start w:val="1"/>
+      <w:numFmt w:val="bullet"/>
+      <w:lvlText w:val=""/>
+      <w:lvlJc w:val="left"/>
+      <w:pPr>
+        <w:tabs>
+          <w:tab w:val="num" w:pos="6480"/>
+        </w:tabs>
+        <w:ind w:left="6480" w:hanging="360"/>
+      </w:pPr>
+      <w:rPr>
+        <w:rFonts w:ascii="Symbol" w:hAnsi="Symbol" w:hint="default"/>
+      </w:rPr>
+    </w:lvl>
+  </w:abstractNum>
+  <w:abstractNum w:abstractNumId="21" w15:restartNumberingAfterBreak="0">
     <w:nsid w:val="599C1170"/>
     <w:multiLevelType w:val="multilevel"/>
     <w:tmpl w:val="67F48ECC"/>
@@ -18269,7 +20701,7 @@
       </w:rPr>
     </w:lvl>
   </w:abstractNum>
-  <w:abstractNum w:abstractNumId="21" w15:restartNumberingAfterBreak="0">
+  <w:abstractNum w:abstractNumId="22" w15:restartNumberingAfterBreak="0">
     <w:nsid w:val="5B076486"/>
     <w:multiLevelType w:val="multilevel"/>
     <w:tmpl w:val="54F839D4"/>
@@ -18418,7 +20850,7 @@
       </w:rPr>
     </w:lvl>
   </w:abstractNum>
-  <w:abstractNum w:abstractNumId="22" w15:restartNumberingAfterBreak="0">
+  <w:abstractNum w:abstractNumId="23" w15:restartNumberingAfterBreak="0">
     <w:nsid w:val="5B2C03B2"/>
     <w:multiLevelType w:val="multilevel"/>
     <w:tmpl w:val="CAAE062E"/>
@@ -18567,7 +20999,7 @@
       </w:rPr>
     </w:lvl>
   </w:abstractNum>
-  <w:abstractNum w:abstractNumId="23" w15:restartNumberingAfterBreak="0">
+  <w:abstractNum w:abstractNumId="24" w15:restartNumberingAfterBreak="0">
     <w:nsid w:val="5CE635E4"/>
     <w:multiLevelType w:val="multilevel"/>
     <w:tmpl w:val="62F49542"/>
@@ -18716,7 +21148,7 @@
       </w:rPr>
     </w:lvl>
   </w:abstractNum>
-  <w:abstractNum w:abstractNumId="24" w15:restartNumberingAfterBreak="0">
+  <w:abstractNum w:abstractNumId="25" w15:restartNumberingAfterBreak="0">
     <w:nsid w:val="5E802FF2"/>
     <w:multiLevelType w:val="multilevel"/>
     <w:tmpl w:val="4CC6BEF8"/>
@@ -18865,7 +21297,7 @@
       </w:rPr>
     </w:lvl>
   </w:abstractNum>
-  <w:abstractNum w:abstractNumId="25" w15:restartNumberingAfterBreak="0">
+  <w:abstractNum w:abstractNumId="26" w15:restartNumberingAfterBreak="0">
     <w:nsid w:val="66C907A0"/>
     <w:multiLevelType w:val="multilevel"/>
     <w:tmpl w:val="637285FE"/>
@@ -19014,7 +21446,7 @@
       </w:rPr>
     </w:lvl>
   </w:abstractNum>
-  <w:abstractNum w:abstractNumId="26" w15:restartNumberingAfterBreak="0">
+  <w:abstractNum w:abstractNumId="27" w15:restartNumberingAfterBreak="0">
     <w:nsid w:val="72DE0762"/>
     <w:multiLevelType w:val="multilevel"/>
     <w:tmpl w:val="ECFE7AB6"/>
@@ -19182,13 +21614,13 @@
     <w:abstractNumId w:val="8"/>
   </w:num>
   <w:num w:numId="7">
-    <w:abstractNumId w:val="23"/>
+    <w:abstractNumId w:val="24"/>
   </w:num>
   <w:num w:numId="8">
     <w:abstractNumId w:val="17"/>
   </w:num>
   <w:num w:numId="9">
-    <w:abstractNumId w:val="26"/>
+    <w:abstractNumId w:val="27"/>
   </w:num>
   <w:num w:numId="10">
     <w:abstractNumId w:val="5"/>
@@ -19203,10 +21635,10 @@
     <w:abstractNumId w:val="1"/>
   </w:num>
   <w:num w:numId="14">
-    <w:abstractNumId w:val="24"/>
+    <w:abstractNumId w:val="25"/>
   </w:num>
   <w:num w:numId="15">
-    <w:abstractNumId w:val="22"/>
+    <w:abstractNumId w:val="23"/>
   </w:num>
   <w:num w:numId="16">
     <w:abstractNumId w:val="14"/>
@@ -19221,7 +21653,7 @@
     <w:abstractNumId w:val="10"/>
   </w:num>
   <w:num w:numId="20">
-    <w:abstractNumId w:val="21"/>
+    <w:abstractNumId w:val="22"/>
   </w:num>
   <w:num w:numId="21">
     <w:abstractNumId w:val="2"/>
@@ -19233,7 +21665,7 @@
     <w:abstractNumId w:val="16"/>
   </w:num>
   <w:num w:numId="24">
-    <w:abstractNumId w:val="20"/>
+    <w:abstractNumId w:val="21"/>
   </w:num>
   <w:num w:numId="25">
     <w:abstractNumId w:val="18"/>
@@ -19242,7 +21674,10 @@
     <w:abstractNumId w:val="6"/>
   </w:num>
   <w:num w:numId="27">
-    <w:abstractNumId w:val="25"/>
+    <w:abstractNumId w:val="26"/>
+  </w:num>
+  <w:num w:numId="28">
+    <w:abstractNumId w:val="20"/>
   </w:num>
 </w:numbering>
 </file>
@@ -19836,6 +22271,17 @@
       <w:bCs/>
     </w:rPr>
   </w:style>
+  <w:style w:type="paragraph" w:styleId="a5">
+    <w:name w:val="List Paragraph"/>
+    <w:basedOn w:val="a"/>
+    <w:uiPriority w:val="34"/>
+    <w:qFormat/>
+    <w:rsid w:val="00D74549"/>
+    <w:pPr>
+      <w:ind w:left="720"/>
+      <w:contextualSpacing/>
+    </w:pPr>
+  </w:style>
 </w:styles>
 </file>
 

--- a/docs/08-spring-boot-backend-architecture.docx
+++ b/docs/08-spring-boot-backend-architecture.docx
@@ -17414,6 +17414,179 @@
       </w:pPr>
     </w:p>
     <w:p/>
+    <w:p/>
+    <w:p>
+      <w:pPr>
+        <w:pStyle w:val="2"/>
+      </w:pPr>
+      <w:r>
+        <w:t>Music Catalog Importer Architecture</w:t>
+      </w:r>
+    </w:p>
+    <w:p>
+      <w:pPr/>
+      <w:r>
+        <w:t>Curated soundtrack catalog bootstrap is an explicit operational path, not a REST API and not ordinary backend startup behavior.</w:t>
+      </w:r>
+    </w:p>
+    <w:p>
+      <w:pPr/>
+      <w:r>
+        <w:t>Explicit operational invocation</w:t>
+      </w:r>
+    </w:p>
+    <w:p>
+      <w:pPr/>
+      <w:r>
+        <w:t xml:space="preserve">        -&gt;</w:t>
+      </w:r>
+    </w:p>
+    <w:p>
+      <w:pPr/>
+      <w:r>
+        <w:t>Manifest Loader</w:t>
+      </w:r>
+    </w:p>
+    <w:p>
+      <w:pPr/>
+      <w:r>
+        <w:t xml:space="preserve">        -&gt;</w:t>
+      </w:r>
+    </w:p>
+    <w:p>
+      <w:pPr/>
+      <w:r>
+        <w:t>Manifest Validation</w:t>
+      </w:r>
+    </w:p>
+    <w:p>
+      <w:pPr/>
+      <w:r>
+        <w:t xml:space="preserve">        -&gt;</w:t>
+      </w:r>
+    </w:p>
+    <w:p>
+      <w:pPr/>
+      <w:r>
+        <w:t>Music Catalog Import Service</w:t>
+      </w:r>
+    </w:p>
+    <w:p>
+      <w:pPr/>
+      <w:r>
+        <w:t xml:space="preserve">       / \</w:t>
+      </w:r>
+    </w:p>
+    <w:p>
+      <w:pPr/>
+      <w:r>
+        <w:t xml:space="preserve">      /   \</w:t>
+      </w:r>
+    </w:p>
+    <w:p>
+      <w:pPr/>
+      <w:r>
+        <w:t>Catalog Writer   StorageService</w:t>
+      </w:r>
+    </w:p>
+    <w:p>
+      <w:pPr/>
+      <w:r>
+        <w:t>(PostgreSQL)     (private MinIO)</w:t>
+      </w:r>
+    </w:p>
+    <w:p>
+      <w:pPr/>
+      <w:r>
+        <w:t>- The importer is enabled only by the dedicated music-catalog-import Spring profile.</w:t>
+      </w:r>
+    </w:p>
+    <w:p>
+      <w:pPr/>
+      <w:r>
+        <w:t>- A manifest path is required through --music.catalog.manifest=&lt;path&gt;.</w:t>
+      </w:r>
+    </w:p>
+    <w:p>
+      <w:pPr/>
+      <w:r>
+        <w:t>- Dry-run is supported through --dry-run or --music.catalog.dry-run=true.</w:t>
+      </w:r>
+    </w:p>
+    <w:p>
+      <w:pPr/>
+      <w:r>
+        <w:t>- The runtime MusicTrackRepository remains read-only; catalog mutation is isolated behind MusicCatalogWriter / JdbcMusicCatalogWriter.</w:t>
+      </w:r>
+    </w:p>
+    <w:p>
+      <w:pPr/>
+      <w:r>
+        <w:t>- The importer depends on StorageService and never calls the MinIO client directly.</w:t>
+      </w:r>
+    </w:p>
+    <w:p>
+      <w:pPr/>
+      <w:r>
+        <w:t>- DB and storage are coordinated explicitly. There is no distributed transaction across PostgreSQL and object storage.</w:t>
+      </w:r>
+    </w:p>
+    <w:p>
+      <w:pPr>
+        <w:pStyle w:val="2"/>
+      </w:pPr>
+      <w:r>
+        <w:t>Music Catalog Import Lifecycle</w:t>
+      </w:r>
+    </w:p>
+    <w:p>
+      <w:pPr/>
+      <w:r>
+        <w:t>Implemented lifecycle: validate manifest and local source files -&gt; reconcile/create DISABLED runtime row -&gt; upload when required -&gt; verify the private object -&gt; activate only when legalStatus is approved and desiredStatus is ACTIVE.</w:t>
+      </w:r>
+    </w:p>
+    <w:p>
+      <w:pPr/>
+      <w:r>
+        <w:t>- Dry-run validates, hashes, inspects current DB/storage state, and reports planned actions without writes.</w:t>
+      </w:r>
+    </w:p>
+    <w:p>
+      <w:pPr/>
+      <w:r>
+        <w:t>- Re-runs are idempotent for matching DB row and matching private object.</w:t>
+      </w:r>
+    </w:p>
+    <w:p>
+      <w:pPr/>
+      <w:r>
+        <w:t>- Existing object mismatch fails and is not overwritten silently.</w:t>
+      </w:r>
+    </w:p>
+    <w:p>
+      <w:pPr/>
+      <w:r>
+        <w:t>- Upload failure leaves the track unavailable as DISABLED.</w:t>
+      </w:r>
+    </w:p>
+    <w:p>
+      <w:pPr/>
+      <w:r>
+        <w:t>- Activation failure leaves the verified object and DISABLED row recoverable by a later run.</w:t>
+      </w:r>
+    </w:p>
+    <w:p>
+      <w:pPr/>
+      <w:r>
+        <w:t>- Metadata correction for title, artist, and sortOrder does not require binary replacement.</w:t>
+      </w:r>
+    </w:p>
+    <w:p>
+      <w:pPr/>
+      <w:r>
+        <w:t>- ACTIVE to DISABLED reconciliation is supported operationally; hard delete is not part of v1.</w:t>
+      </w:r>
+    </w:p>
     <w:sectPr>
       <w:pgSz w:w="11906" w:h="16838"/>
       <w:pgMar w:top="1134" w:right="850" w:bottom="1134" w:left="1701" w:header="708" w:footer="708" w:gutter="0"/>
